--- a/development/tools/run-vignette/tables/Tern_2_group.docx
+++ b/development/tools/run-vignette/tables/Tern_2_group.docx
@@ -9,8 +9,8 @@
         <w:tblLook w:firstRow="1" w:lastRow="0" w:firstColumn="0" w:lastColumn="0" w:noHBand="0" w:noVBand="1"/>
       </w:tblPr>
       <w:tblGrid>
-        <w:gridCol w:w="2515"/>
-        <w:gridCol w:w="1664"/>
+        <w:gridCol w:w="2605"/>
+        <w:gridCol w:w="1375"/>
         <w:gridCol w:w="1375"/>
         <w:gridCol w:w="1203"/>
         <w:gridCol w:w="1625"/>
@@ -18,7 +18,7 @@
       </w:tblGrid>
       <w:tr>
         <w:trPr>
-          <w:trHeight w:val="711" w:hRule="auto"/>
+          <w:trHeight w:val="842" w:hRule="auto"/>
           <w:tblHeader/>
         </w:trPr>
         <w:tc>
@@ -72,7 +72,33 @@
                 <w:szCs w:val="18"/>
                 <w:color w:val="000000"/>
               </w:rPr>
-              <w:t xml:space="preserve">Variable</w:t>
+              <w:t xml:space="preserve">Category</w:t>
+            </w:r>
+            <w:r>
+              <w:rPr>
+                <w:rFonts w:ascii="Arial" w:hAnsi="Arial" w:eastAsia="Arial" w:cs="Arial"/>
+                <w:i w:val="false"/>
+                <w:b w:val="true"/>
+                <w:u w:val="none"/>
+                <w:strike w:val="false"/>
+                <w:sz w:val="18"/>
+                <w:szCs w:val="18"/>
+                <w:color w:val="000000"/>
+              </w:rPr>
+              <w:br/>
+            </w:r>
+            <w:r>
+              <w:rPr>
+                <w:rFonts w:ascii="Arial" w:hAnsi="Arial" w:eastAsia="Arial" w:cs="Arial"/>
+                <w:i w:val="false"/>
+                <w:b w:val="true"/>
+                <w:u w:val="none"/>
+                <w:strike w:val="false"/>
+                <w:sz w:val="18"/>
+                <w:szCs w:val="18"/>
+                <w:color w:val="000000"/>
+              </w:rPr>
+              <w:t xml:space="preserve">   Variable</w:t>
             </w:r>
           </w:p>
         </w:tc>
@@ -127,7 +153,33 @@
                 <w:szCs w:val="18"/>
                 <w:color w:val="000000"/>
               </w:rPr>
-              <w:t xml:space="preserve">No Recurrence</w:t>
+              <w:t xml:space="preserve">No</w:t>
+            </w:r>
+            <w:r>
+              <w:rPr>
+                <w:rFonts w:ascii="Arial" w:hAnsi="Arial" w:eastAsia="Arial" w:cs="Arial"/>
+                <w:i w:val="false"/>
+                <w:b w:val="true"/>
+                <w:u w:val="none"/>
+                <w:strike w:val="false"/>
+                <w:sz w:val="18"/>
+                <w:szCs w:val="18"/>
+                <w:color w:val="000000"/>
+              </w:rPr>
+              <w:br/>
+            </w:r>
+            <w:r>
+              <w:rPr>
+                <w:rFonts w:ascii="Arial" w:hAnsi="Arial" w:eastAsia="Arial" w:cs="Arial"/>
+                <w:i w:val="false"/>
+                <w:b w:val="true"/>
+                <w:u w:val="none"/>
+                <w:strike w:val="false"/>
+                <w:sz w:val="18"/>
+                <w:szCs w:val="18"/>
+                <w:color w:val="000000"/>
+              </w:rPr>
+              <w:t xml:space="preserve">Recurrence</w:t>
             </w:r>
             <w:r>
               <w:rPr>
@@ -1833,12 +1885,13 @@
       </w:tr>
       <w:tr>
         <w:trPr>
-          <w:trHeight w:val="270" w:hRule="exact"/>
+          <w:trHeight w:val="369" w:hRule="exact"/>
         </w:trPr>
         <w:tc>
           <w:tcPr>
-            <w:tcBorders>
-              <w:bottom w:val="none" w:sz="0" w:space="0" w:color="000000"/>
+            <w:gridSpan w:val="6"/>
+            <w:tcBorders>
+              <w:bottom w:val="single" w:sz="4" w:space="0" w:color="000000"/>
               <w:top w:val="none" w:sz="0" w:space="0" w:color="000000"/>
               <w:left w:val="none" w:sz="0" w:space="0" w:color="000000"/>
               <w:right w:val="none" w:sz="0" w:space="0" w:color="000000"/>
@@ -1862,306 +1915,31 @@
                 <w:left w:val="none" w:sz="0" w:space="0" w:color="000000"/>
                 <w:right w:val="none" w:sz="0" w:space="0" w:color="000000"/>
               </w:pBdr>
-              <w:spacing w:after="20" w:before="0" w:line="240"/>
-              <w:ind w:left="180" w:right="120" w:firstLine="0" w:firstLineChars="0"/>
-              <w:rPr>
-                <w:rFonts w:ascii="Arial" w:hAnsi="Arial" w:eastAsia="Arial" w:cs="Arial"/>
-                <w:i w:val="false"/>
-                <w:b w:val="false"/>
-                <w:u w:val="none"/>
-                <w:strike w:val="false"/>
-                <w:sz w:val="18"/>
-                <w:szCs w:val="18"/>
-                <w:color w:val="000000"/>
-              </w:rPr>
-            </w:pPr>
-            <w:r>
-              <w:rPr>
-                <w:rFonts w:ascii="Arial" w:hAnsi="Arial" w:eastAsia="Arial" w:cs="Arial"/>
-                <w:i w:val="false"/>
-                <w:b w:val="false"/>
-                <w:u w:val="none"/>
-                <w:strike w:val="false"/>
-                <w:sz w:val="18"/>
-                <w:szCs w:val="18"/>
-                <w:color w:val="000000"/>
-              </w:rPr>
-              <w:t xml:space="preserve">Colonic obstruction</w:t>
-            </w:r>
-          </w:p>
-        </w:tc>
-        <w:tc>
-          <w:tcPr>
-            <w:tcBorders>
-              <w:bottom w:val="none" w:sz="0" w:space="0" w:color="000000"/>
-              <w:top w:val="none" w:sz="0" w:space="0" w:color="000000"/>
-              <w:left w:val="none" w:sz="0" w:space="0" w:color="000000"/>
-              <w:right w:val="none" w:sz="0" w:space="0" w:color="000000"/>
-            </w:tcBorders>
-            <w:shd w:val="clear" w:color="auto" w:fill="FFFFFF"/>
-            <w:tcMar>
-              <w:top w:w="0" w:type="dxa"/>
-              <w:bottom w:w="0" w:type="dxa"/>
-              <w:left w:w="0" w:type="dxa"/>
-              <w:right w:w="0" w:type="dxa"/>
-            </w:tcMar>
-            <w:vAlign w:val="center"/>
-          </w:tcPr>
-          <w:p>
-            <w:pPr>
-              <w:pStyle w:val="Normal"/>
-              <w:jc w:val="center"/>
-              <w:pBdr>
-                <w:bottom w:val="none" w:sz="0" w:space="0" w:color="000000"/>
-                <w:top w:val="none" w:sz="0" w:space="0" w:color="000000"/>
-                <w:left w:val="none" w:sz="0" w:space="0" w:color="000000"/>
-                <w:right w:val="none" w:sz="0" w:space="0" w:color="000000"/>
-              </w:pBdr>
-              <w:spacing w:after="20" w:before="0" w:line="240"/>
-              <w:ind w:left="0" w:right="120" w:firstLine="0" w:firstLineChars="0"/>
-              <w:rPr>
-                <w:rFonts w:ascii="Arial" w:hAnsi="Arial" w:eastAsia="Arial" w:cs="Arial"/>
-                <w:i w:val="false"/>
-                <w:b w:val="false"/>
-                <w:u w:val="none"/>
-                <w:strike w:val="false"/>
-                <w:sz w:val="18"/>
-                <w:szCs w:val="18"/>
-                <w:color w:val="000000"/>
-              </w:rPr>
-            </w:pPr>
-            <w:r>
-              <w:rPr>
-                <w:rFonts w:ascii="Arial" w:hAnsi="Arial" w:eastAsia="Arial" w:cs="Arial"/>
-                <w:i w:val="false"/>
-                <w:b w:val="false"/>
-                <w:u w:val="none"/>
-                <w:strike w:val="false"/>
-                <w:sz w:val="18"/>
-                <w:szCs w:val="18"/>
-                <w:color w:val="000000"/>
-              </w:rPr>
-              <w:t xml:space="preserve">81 (18%)</w:t>
-            </w:r>
-          </w:p>
-        </w:tc>
-        <w:tc>
-          <w:tcPr>
-            <w:tcBorders>
-              <w:bottom w:val="none" w:sz="0" w:space="0" w:color="000000"/>
-              <w:top w:val="none" w:sz="0" w:space="0" w:color="000000"/>
-              <w:left w:val="none" w:sz="0" w:space="0" w:color="000000"/>
-              <w:right w:val="none" w:sz="0" w:space="0" w:color="000000"/>
-            </w:tcBorders>
-            <w:shd w:val="clear" w:color="auto" w:fill="FFFFFF"/>
-            <w:tcMar>
-              <w:top w:w="0" w:type="dxa"/>
-              <w:bottom w:w="0" w:type="dxa"/>
-              <w:left w:w="0" w:type="dxa"/>
-              <w:right w:w="0" w:type="dxa"/>
-            </w:tcMar>
-            <w:vAlign w:val="center"/>
-          </w:tcPr>
-          <w:p>
-            <w:pPr>
-              <w:pStyle w:val="Normal"/>
-              <w:jc w:val="center"/>
-              <w:pBdr>
-                <w:bottom w:val="none" w:sz="0" w:space="0" w:color="000000"/>
-                <w:top w:val="none" w:sz="0" w:space="0" w:color="000000"/>
-                <w:left w:val="none" w:sz="0" w:space="0" w:color="000000"/>
-                <w:right w:val="none" w:sz="0" w:space="0" w:color="000000"/>
-              </w:pBdr>
-              <w:spacing w:after="20" w:before="0" w:line="240"/>
-              <w:ind w:left="0" w:right="120" w:firstLine="0" w:firstLineChars="0"/>
-              <w:rPr>
-                <w:rFonts w:ascii="Arial" w:hAnsi="Arial" w:eastAsia="Arial" w:cs="Arial"/>
-                <w:i w:val="false"/>
-                <w:b w:val="false"/>
-                <w:u w:val="none"/>
-                <w:strike w:val="false"/>
-                <w:sz w:val="18"/>
-                <w:szCs w:val="18"/>
-                <w:color w:val="000000"/>
-              </w:rPr>
-            </w:pPr>
-            <w:r>
-              <w:rPr>
-                <w:rFonts w:ascii="Arial" w:hAnsi="Arial" w:eastAsia="Arial" w:cs="Arial"/>
-                <w:i w:val="false"/>
-                <w:b w:val="false"/>
-                <w:u w:val="none"/>
-                <w:strike w:val="false"/>
-                <w:sz w:val="18"/>
-                <w:szCs w:val="18"/>
-                <w:color w:val="000000"/>
-              </w:rPr>
-              <w:t xml:space="preserve">99 (21%)</w:t>
-            </w:r>
-          </w:p>
-        </w:tc>
-        <w:tc>
-          <w:tcPr>
-            <w:tcBorders>
-              <w:bottom w:val="none" w:sz="0" w:space="0" w:color="000000"/>
-              <w:top w:val="none" w:sz="0" w:space="0" w:color="000000"/>
-              <w:left w:val="none" w:sz="0" w:space="0" w:color="000000"/>
-              <w:right w:val="none" w:sz="0" w:space="0" w:color="000000"/>
-            </w:tcBorders>
-            <w:shd w:val="clear" w:color="auto" w:fill="FFFFFF"/>
-            <w:tcMar>
-              <w:top w:w="0" w:type="dxa"/>
-              <w:bottom w:w="0" w:type="dxa"/>
-              <w:left w:w="0" w:type="dxa"/>
-              <w:right w:w="0" w:type="dxa"/>
-            </w:tcMar>
-            <w:vAlign w:val="center"/>
-          </w:tcPr>
-          <w:p>
-            <w:pPr>
-              <w:pStyle w:val="Normal"/>
-              <w:jc w:val="center"/>
-              <w:pBdr>
-                <w:bottom w:val="none" w:sz="0" w:space="0" w:color="000000"/>
-                <w:top w:val="none" w:sz="0" w:space="0" w:color="000000"/>
-                <w:left w:val="none" w:sz="0" w:space="0" w:color="000000"/>
-                <w:right w:val="none" w:sz="0" w:space="0" w:color="000000"/>
-              </w:pBdr>
-              <w:spacing w:after="20" w:before="0" w:line="240"/>
-              <w:ind w:left="0" w:right="120" w:firstLine="0" w:firstLineChars="0"/>
-              <w:rPr>
-                <w:rFonts w:ascii="Arial" w:hAnsi="Arial" w:eastAsia="Arial" w:cs="Arial"/>
-                <w:i w:val="false"/>
-                <w:b w:val="false"/>
-                <w:u w:val="none"/>
-                <w:strike w:val="false"/>
-                <w:sz w:val="18"/>
-                <w:szCs w:val="18"/>
-                <w:color w:val="000000"/>
-              </w:rPr>
-            </w:pPr>
-            <w:r>
-              <w:rPr>
-                <w:rFonts w:ascii="Arial" w:hAnsi="Arial" w:eastAsia="Arial" w:cs="Arial"/>
-                <w:i w:val="false"/>
-                <w:b w:val="false"/>
-                <w:u w:val="none"/>
-                <w:strike w:val="false"/>
-                <w:sz w:val="18"/>
-                <w:szCs w:val="18"/>
-                <w:color w:val="000000"/>
-              </w:rPr>
-              <w:t xml:space="preserve">180 (19%)</w:t>
-            </w:r>
-          </w:p>
-        </w:tc>
-        <w:tc>
-          <w:tcPr>
-            <w:tcBorders>
-              <w:bottom w:val="none" w:sz="0" w:space="0" w:color="000000"/>
-              <w:top w:val="none" w:sz="0" w:space="0" w:color="000000"/>
-              <w:left w:val="none" w:sz="0" w:space="0" w:color="000000"/>
-              <w:right w:val="none" w:sz="0" w:space="0" w:color="000000"/>
-            </w:tcBorders>
-            <w:shd w:val="clear" w:color="auto" w:fill="FFFFFF"/>
-            <w:tcMar>
-              <w:top w:w="0" w:type="dxa"/>
-              <w:bottom w:w="0" w:type="dxa"/>
-              <w:left w:w="0" w:type="dxa"/>
-              <w:right w:w="0" w:type="dxa"/>
-            </w:tcMar>
-            <w:vAlign w:val="center"/>
-          </w:tcPr>
-          <w:p>
-            <w:pPr>
-              <w:pStyle w:val="Normal"/>
-              <w:jc w:val="center"/>
-              <w:pBdr>
-                <w:bottom w:val="none" w:sz="0" w:space="0" w:color="000000"/>
-                <w:top w:val="none" w:sz="0" w:space="0" w:color="000000"/>
-                <w:left w:val="none" w:sz="0" w:space="0" w:color="000000"/>
-                <w:right w:val="none" w:sz="0" w:space="0" w:color="000000"/>
-              </w:pBdr>
-              <w:spacing w:after="20" w:before="0" w:line="240"/>
-              <w:ind w:left="0" w:right="120" w:firstLine="0" w:firstLineChars="0"/>
-              <w:rPr>
-                <w:rFonts w:ascii="Arial" w:hAnsi="Arial" w:eastAsia="Arial" w:cs="Arial"/>
-                <w:i w:val="false"/>
-                <w:b w:val="false"/>
-                <w:u w:val="none"/>
-                <w:strike w:val="false"/>
-                <w:sz w:val="18"/>
-                <w:szCs w:val="18"/>
-                <w:color w:val="000000"/>
-              </w:rPr>
-            </w:pPr>
-            <w:r>
-              <w:rPr>
-                <w:rFonts w:ascii="Arial" w:hAnsi="Arial" w:eastAsia="Arial" w:cs="Arial"/>
-                <w:i w:val="false"/>
-                <w:b w:val="false"/>
-                <w:u w:val="none"/>
-                <w:strike w:val="false"/>
-                <w:sz w:val="18"/>
-                <w:szCs w:val="18"/>
-                <w:color w:val="000000"/>
-              </w:rPr>
-              <w:t xml:space="preserve">1.26 [0.91–1.75]</w:t>
-            </w:r>
-          </w:p>
-        </w:tc>
-        <w:tc>
-          <w:tcPr>
-            <w:tcBorders>
-              <w:bottom w:val="none" w:sz="0" w:space="0" w:color="000000"/>
-              <w:top w:val="none" w:sz="0" w:space="0" w:color="000000"/>
-              <w:left w:val="none" w:sz="0" w:space="0" w:color="000000"/>
-              <w:right w:val="none" w:sz="0" w:space="0" w:color="000000"/>
-            </w:tcBorders>
-            <w:shd w:val="clear" w:color="auto" w:fill="FFFFFF"/>
-            <w:tcMar>
-              <w:top w:w="0" w:type="dxa"/>
-              <w:bottom w:w="0" w:type="dxa"/>
-              <w:left w:w="0" w:type="dxa"/>
-              <w:right w:w="0" w:type="dxa"/>
-            </w:tcMar>
-            <w:vAlign w:val="center"/>
-          </w:tcPr>
-          <w:p>
-            <w:pPr>
-              <w:pStyle w:val="Normal"/>
-              <w:jc w:val="center"/>
-              <w:pBdr>
-                <w:bottom w:val="none" w:sz="0" w:space="0" w:color="000000"/>
-                <w:top w:val="none" w:sz="0" w:space="0" w:color="000000"/>
-                <w:left w:val="none" w:sz="0" w:space="0" w:color="000000"/>
-                <w:right w:val="none" w:sz="0" w:space="0" w:color="000000"/>
-              </w:pBdr>
-              <w:spacing w:after="20" w:before="0" w:line="240"/>
-              <w:ind w:left="0" w:right="120" w:firstLine="0" w:firstLineChars="0"/>
-              <w:rPr>
-                <w:rFonts w:ascii="Arial" w:hAnsi="Arial" w:eastAsia="Arial" w:cs="Arial"/>
-                <w:i w:val="false"/>
-                <w:b w:val="false"/>
-                <w:u w:val="none"/>
-                <w:strike w:val="false"/>
-                <w:sz w:val="18"/>
-                <w:szCs w:val="18"/>
-                <w:color w:val="000000"/>
-              </w:rPr>
-            </w:pPr>
-            <w:r>
-              <w:rPr>
-                <w:rFonts w:ascii="Arial" w:hAnsi="Arial" w:eastAsia="Arial" w:cs="Arial"/>
-                <w:i w:val="false"/>
-                <w:b w:val="false"/>
-                <w:u w:val="none"/>
-                <w:strike w:val="false"/>
-                <w:sz w:val="18"/>
-                <w:szCs w:val="18"/>
-                <w:color w:val="000000"/>
-              </w:rPr>
-              <w:t xml:space="preserve">0.194</w:t>
+              <w:spacing w:after="40" w:before="40" w:line="240"/>
+              <w:ind w:left="60" w:right="120" w:firstLine="0" w:firstLineChars="0"/>
+              <w:rPr>
+                <w:rFonts w:ascii="Arial" w:hAnsi="Arial" w:eastAsia="Arial" w:cs="Arial"/>
+                <w:i w:val="false"/>
+                <w:b w:val="true"/>
+                <w:u w:val="none"/>
+                <w:strike w:val="false"/>
+                <w:sz w:val="18"/>
+                <w:szCs w:val="18"/>
+                <w:color w:val="000000"/>
+              </w:rPr>
+            </w:pPr>
+            <w:r>
+              <w:rPr>
+                <w:rFonts w:ascii="Arial" w:hAnsi="Arial" w:eastAsia="Arial" w:cs="Arial"/>
+                <w:i w:val="false"/>
+                <w:b w:val="true"/>
+                <w:u w:val="none"/>
+                <w:strike w:val="false"/>
+                <w:sz w:val="18"/>
+                <w:szCs w:val="18"/>
+                <w:color w:val="000000"/>
+              </w:rPr>
+              <w:t xml:space="preserve">Surgical Findings</w:t>
             </w:r>
           </w:p>
         </w:tc>
@@ -2174,7 +1952,7 @@
           <w:tcPr>
             <w:tcBorders>
               <w:bottom w:val="none" w:sz="0" w:space="0" w:color="000000"/>
-              <w:top w:val="none" w:sz="0" w:space="0" w:color="000000"/>
+              <w:top w:val="single" w:sz="4" w:space="0" w:color="000000"/>
               <w:left w:val="none" w:sz="0" w:space="0" w:color="000000"/>
               <w:right w:val="none" w:sz="0" w:space="0" w:color="000000"/>
             </w:tcBorders>
@@ -2221,282 +1999,282 @@
                 <w:szCs w:val="18"/>
                 <w:color w:val="000000"/>
               </w:rPr>
-              <w:t xml:space="preserve">Bowel perforation</w:t>
-            </w:r>
-          </w:p>
-        </w:tc>
-        <w:tc>
-          <w:tcPr>
-            <w:tcBorders>
-              <w:bottom w:val="none" w:sz="0" w:space="0" w:color="000000"/>
-              <w:top w:val="none" w:sz="0" w:space="0" w:color="000000"/>
-              <w:left w:val="none" w:sz="0" w:space="0" w:color="000000"/>
-              <w:right w:val="none" w:sz="0" w:space="0" w:color="000000"/>
-            </w:tcBorders>
-            <w:shd w:val="clear" w:color="auto" w:fill="FFFFFF"/>
-            <w:tcMar>
-              <w:top w:w="0" w:type="dxa"/>
-              <w:bottom w:w="0" w:type="dxa"/>
-              <w:left w:w="0" w:type="dxa"/>
-              <w:right w:w="0" w:type="dxa"/>
-            </w:tcMar>
-            <w:vAlign w:val="center"/>
-          </w:tcPr>
-          <w:p>
-            <w:pPr>
-              <w:pStyle w:val="Normal"/>
-              <w:jc w:val="center"/>
-              <w:pBdr>
-                <w:bottom w:val="none" w:sz="0" w:space="0" w:color="000000"/>
-                <w:top w:val="none" w:sz="0" w:space="0" w:color="000000"/>
-                <w:left w:val="none" w:sz="0" w:space="0" w:color="000000"/>
-                <w:right w:val="none" w:sz="0" w:space="0" w:color="000000"/>
-              </w:pBdr>
-              <w:spacing w:after="20" w:before="0" w:line="240"/>
-              <w:ind w:left="0" w:right="120" w:firstLine="0" w:firstLineChars="0"/>
-              <w:rPr>
-                <w:rFonts w:ascii="Arial" w:hAnsi="Arial" w:eastAsia="Arial" w:cs="Arial"/>
-                <w:i w:val="false"/>
-                <w:b w:val="false"/>
-                <w:u w:val="none"/>
-                <w:strike w:val="false"/>
-                <w:sz w:val="18"/>
-                <w:szCs w:val="18"/>
-                <w:color w:val="000000"/>
-              </w:rPr>
-            </w:pPr>
-            <w:r>
-              <w:rPr>
-                <w:rFonts w:ascii="Arial" w:hAnsi="Arial" w:eastAsia="Arial" w:cs="Arial"/>
-                <w:i w:val="false"/>
-                <w:b w:val="false"/>
-                <w:u w:val="none"/>
-                <w:strike w:val="false"/>
-                <w:sz w:val="18"/>
-                <w:szCs w:val="18"/>
-                <w:color w:val="000000"/>
-              </w:rPr>
-              <w:t xml:space="preserve">10 (2%)</w:t>
-            </w:r>
-          </w:p>
-        </w:tc>
-        <w:tc>
-          <w:tcPr>
-            <w:tcBorders>
-              <w:bottom w:val="none" w:sz="0" w:space="0" w:color="000000"/>
-              <w:top w:val="none" w:sz="0" w:space="0" w:color="000000"/>
-              <w:left w:val="none" w:sz="0" w:space="0" w:color="000000"/>
-              <w:right w:val="none" w:sz="0" w:space="0" w:color="000000"/>
-            </w:tcBorders>
-            <w:shd w:val="clear" w:color="auto" w:fill="FFFFFF"/>
-            <w:tcMar>
-              <w:top w:w="0" w:type="dxa"/>
-              <w:bottom w:w="0" w:type="dxa"/>
-              <w:left w:w="0" w:type="dxa"/>
-              <w:right w:w="0" w:type="dxa"/>
-            </w:tcMar>
-            <w:vAlign w:val="center"/>
-          </w:tcPr>
-          <w:p>
-            <w:pPr>
-              <w:pStyle w:val="Normal"/>
-              <w:jc w:val="center"/>
-              <w:pBdr>
-                <w:bottom w:val="none" w:sz="0" w:space="0" w:color="000000"/>
-                <w:top w:val="none" w:sz="0" w:space="0" w:color="000000"/>
-                <w:left w:val="none" w:sz="0" w:space="0" w:color="000000"/>
-                <w:right w:val="none" w:sz="0" w:space="0" w:color="000000"/>
-              </w:pBdr>
-              <w:spacing w:after="20" w:before="0" w:line="240"/>
-              <w:ind w:left="0" w:right="120" w:firstLine="0" w:firstLineChars="0"/>
-              <w:rPr>
-                <w:rFonts w:ascii="Arial" w:hAnsi="Arial" w:eastAsia="Arial" w:cs="Arial"/>
-                <w:i w:val="false"/>
-                <w:b w:val="false"/>
-                <w:u w:val="none"/>
-                <w:strike w:val="false"/>
-                <w:sz w:val="18"/>
-                <w:szCs w:val="18"/>
-                <w:color w:val="000000"/>
-              </w:rPr>
-            </w:pPr>
-            <w:r>
-              <w:rPr>
-                <w:rFonts w:ascii="Arial" w:hAnsi="Arial" w:eastAsia="Arial" w:cs="Arial"/>
-                <w:i w:val="false"/>
-                <w:b w:val="false"/>
-                <w:u w:val="none"/>
-                <w:strike w:val="false"/>
-                <w:sz w:val="18"/>
-                <w:szCs w:val="18"/>
-                <w:color w:val="000000"/>
-              </w:rPr>
-              <w:t xml:space="preserve">17 (4%)</w:t>
-            </w:r>
-          </w:p>
-        </w:tc>
-        <w:tc>
-          <w:tcPr>
-            <w:tcBorders>
-              <w:bottom w:val="none" w:sz="0" w:space="0" w:color="000000"/>
-              <w:top w:val="none" w:sz="0" w:space="0" w:color="000000"/>
-              <w:left w:val="none" w:sz="0" w:space="0" w:color="000000"/>
-              <w:right w:val="none" w:sz="0" w:space="0" w:color="000000"/>
-            </w:tcBorders>
-            <w:shd w:val="clear" w:color="auto" w:fill="FFFFFF"/>
-            <w:tcMar>
-              <w:top w:w="0" w:type="dxa"/>
-              <w:bottom w:w="0" w:type="dxa"/>
-              <w:left w:w="0" w:type="dxa"/>
-              <w:right w:w="0" w:type="dxa"/>
-            </w:tcMar>
-            <w:vAlign w:val="center"/>
-          </w:tcPr>
-          <w:p>
-            <w:pPr>
-              <w:pStyle w:val="Normal"/>
-              <w:jc w:val="center"/>
-              <w:pBdr>
-                <w:bottom w:val="none" w:sz="0" w:space="0" w:color="000000"/>
-                <w:top w:val="none" w:sz="0" w:space="0" w:color="000000"/>
-                <w:left w:val="none" w:sz="0" w:space="0" w:color="000000"/>
-                <w:right w:val="none" w:sz="0" w:space="0" w:color="000000"/>
-              </w:pBdr>
-              <w:spacing w:after="20" w:before="0" w:line="240"/>
-              <w:ind w:left="0" w:right="120" w:firstLine="0" w:firstLineChars="0"/>
-              <w:rPr>
-                <w:rFonts w:ascii="Arial" w:hAnsi="Arial" w:eastAsia="Arial" w:cs="Arial"/>
-                <w:i w:val="false"/>
-                <w:b w:val="false"/>
-                <w:u w:val="none"/>
-                <w:strike w:val="false"/>
-                <w:sz w:val="18"/>
-                <w:szCs w:val="18"/>
-                <w:color w:val="000000"/>
-              </w:rPr>
-            </w:pPr>
-            <w:r>
-              <w:rPr>
-                <w:rFonts w:ascii="Arial" w:hAnsi="Arial" w:eastAsia="Arial" w:cs="Arial"/>
-                <w:i w:val="false"/>
-                <w:b w:val="false"/>
-                <w:u w:val="none"/>
-                <w:strike w:val="false"/>
-                <w:sz w:val="18"/>
-                <w:szCs w:val="18"/>
-                <w:color w:val="000000"/>
-              </w:rPr>
-              <w:t xml:space="preserve">27 (3%)</w:t>
-            </w:r>
-          </w:p>
-        </w:tc>
-        <w:tc>
-          <w:tcPr>
-            <w:tcBorders>
-              <w:bottom w:val="none" w:sz="0" w:space="0" w:color="000000"/>
-              <w:top w:val="none" w:sz="0" w:space="0" w:color="000000"/>
-              <w:left w:val="none" w:sz="0" w:space="0" w:color="000000"/>
-              <w:right w:val="none" w:sz="0" w:space="0" w:color="000000"/>
-            </w:tcBorders>
-            <w:shd w:val="clear" w:color="auto" w:fill="FFFFFF"/>
-            <w:tcMar>
-              <w:top w:w="0" w:type="dxa"/>
-              <w:bottom w:w="0" w:type="dxa"/>
-              <w:left w:w="0" w:type="dxa"/>
-              <w:right w:w="0" w:type="dxa"/>
-            </w:tcMar>
-            <w:vAlign w:val="center"/>
-          </w:tcPr>
-          <w:p>
-            <w:pPr>
-              <w:pStyle w:val="Normal"/>
-              <w:jc w:val="center"/>
-              <w:pBdr>
-                <w:bottom w:val="none" w:sz="0" w:space="0" w:color="000000"/>
-                <w:top w:val="none" w:sz="0" w:space="0" w:color="000000"/>
-                <w:left w:val="none" w:sz="0" w:space="0" w:color="000000"/>
-                <w:right w:val="none" w:sz="0" w:space="0" w:color="000000"/>
-              </w:pBdr>
-              <w:spacing w:after="20" w:before="0" w:line="240"/>
-              <w:ind w:left="0" w:right="120" w:firstLine="0" w:firstLineChars="0"/>
-              <w:rPr>
-                <w:rFonts w:ascii="Arial" w:hAnsi="Arial" w:eastAsia="Arial" w:cs="Arial"/>
-                <w:i w:val="false"/>
-                <w:b w:val="false"/>
-                <w:u w:val="none"/>
-                <w:strike w:val="false"/>
-                <w:sz w:val="18"/>
-                <w:szCs w:val="18"/>
-                <w:color w:val="000000"/>
-              </w:rPr>
-            </w:pPr>
-            <w:r>
-              <w:rPr>
-                <w:rFonts w:ascii="Arial" w:hAnsi="Arial" w:eastAsia="Arial" w:cs="Arial"/>
-                <w:i w:val="false"/>
-                <w:b w:val="false"/>
-                <w:u w:val="none"/>
-                <w:strike w:val="false"/>
-                <w:sz w:val="18"/>
-                <w:szCs w:val="18"/>
-                <w:color w:val="000000"/>
-              </w:rPr>
-              <w:t xml:space="preserve">1.70 [0.77–3.75]</w:t>
-            </w:r>
-          </w:p>
-        </w:tc>
-        <w:tc>
-          <w:tcPr>
-            <w:tcBorders>
-              <w:bottom w:val="none" w:sz="0" w:space="0" w:color="000000"/>
-              <w:top w:val="none" w:sz="0" w:space="0" w:color="000000"/>
-              <w:left w:val="none" w:sz="0" w:space="0" w:color="000000"/>
-              <w:right w:val="none" w:sz="0" w:space="0" w:color="000000"/>
-            </w:tcBorders>
-            <w:shd w:val="clear" w:color="auto" w:fill="FFFFFF"/>
-            <w:tcMar>
-              <w:top w:w="0" w:type="dxa"/>
-              <w:bottom w:w="0" w:type="dxa"/>
-              <w:left w:w="0" w:type="dxa"/>
-              <w:right w:w="0" w:type="dxa"/>
-            </w:tcMar>
-            <w:vAlign w:val="center"/>
-          </w:tcPr>
-          <w:p>
-            <w:pPr>
-              <w:pStyle w:val="Normal"/>
-              <w:jc w:val="center"/>
-              <w:pBdr>
-                <w:bottom w:val="none" w:sz="0" w:space="0" w:color="000000"/>
-                <w:top w:val="none" w:sz="0" w:space="0" w:color="000000"/>
-                <w:left w:val="none" w:sz="0" w:space="0" w:color="000000"/>
-                <w:right w:val="none" w:sz="0" w:space="0" w:color="000000"/>
-              </w:pBdr>
-              <w:spacing w:after="20" w:before="0" w:line="240"/>
-              <w:ind w:left="0" w:right="120" w:firstLine="0" w:firstLineChars="0"/>
-              <w:rPr>
-                <w:rFonts w:ascii="Arial" w:hAnsi="Arial" w:eastAsia="Arial" w:cs="Arial"/>
-                <w:i w:val="false"/>
-                <w:b w:val="false"/>
-                <w:u w:val="none"/>
-                <w:strike w:val="false"/>
-                <w:sz w:val="18"/>
-                <w:szCs w:val="18"/>
-                <w:color w:val="000000"/>
-              </w:rPr>
-            </w:pPr>
-            <w:r>
-              <w:rPr>
-                <w:rFonts w:ascii="Arial" w:hAnsi="Arial" w:eastAsia="Arial" w:cs="Arial"/>
-                <w:i w:val="false"/>
-                <w:b w:val="false"/>
-                <w:u w:val="none"/>
-                <w:strike w:val="false"/>
-                <w:sz w:val="18"/>
-                <w:szCs w:val="18"/>
-                <w:color w:val="000000"/>
-              </w:rPr>
-              <w:t xml:space="preserve">0.258</w:t>
+              <w:t xml:space="preserve">Colonic Obstruction</w:t>
+            </w:r>
+          </w:p>
+        </w:tc>
+        <w:tc>
+          <w:tcPr>
+            <w:tcBorders>
+              <w:bottom w:val="none" w:sz="0" w:space="0" w:color="000000"/>
+              <w:top w:val="single" w:sz="4" w:space="0" w:color="000000"/>
+              <w:left w:val="none" w:sz="0" w:space="0" w:color="000000"/>
+              <w:right w:val="none" w:sz="0" w:space="0" w:color="000000"/>
+            </w:tcBorders>
+            <w:shd w:val="clear" w:color="auto" w:fill="FFFFFF"/>
+            <w:tcMar>
+              <w:top w:w="0" w:type="dxa"/>
+              <w:bottom w:w="0" w:type="dxa"/>
+              <w:left w:w="0" w:type="dxa"/>
+              <w:right w:w="0" w:type="dxa"/>
+            </w:tcMar>
+            <w:vAlign w:val="center"/>
+          </w:tcPr>
+          <w:p>
+            <w:pPr>
+              <w:pStyle w:val="Normal"/>
+              <w:jc w:val="center"/>
+              <w:pBdr>
+                <w:bottom w:val="none" w:sz="0" w:space="0" w:color="000000"/>
+                <w:top w:val="none" w:sz="0" w:space="0" w:color="000000"/>
+                <w:left w:val="none" w:sz="0" w:space="0" w:color="000000"/>
+                <w:right w:val="none" w:sz="0" w:space="0" w:color="000000"/>
+              </w:pBdr>
+              <w:spacing w:after="20" w:before="0" w:line="240"/>
+              <w:ind w:left="0" w:right="120" w:firstLine="0" w:firstLineChars="0"/>
+              <w:rPr>
+                <w:rFonts w:ascii="Arial" w:hAnsi="Arial" w:eastAsia="Arial" w:cs="Arial"/>
+                <w:i w:val="false"/>
+                <w:b w:val="false"/>
+                <w:u w:val="none"/>
+                <w:strike w:val="false"/>
+                <w:sz w:val="18"/>
+                <w:szCs w:val="18"/>
+                <w:color w:val="000000"/>
+              </w:rPr>
+            </w:pPr>
+            <w:r>
+              <w:rPr>
+                <w:rFonts w:ascii="Arial" w:hAnsi="Arial" w:eastAsia="Arial" w:cs="Arial"/>
+                <w:i w:val="false"/>
+                <w:b w:val="false"/>
+                <w:u w:val="none"/>
+                <w:strike w:val="false"/>
+                <w:sz w:val="18"/>
+                <w:szCs w:val="18"/>
+                <w:color w:val="000000"/>
+              </w:rPr>
+              <w:t xml:space="preserve">81 (18%)</w:t>
+            </w:r>
+          </w:p>
+        </w:tc>
+        <w:tc>
+          <w:tcPr>
+            <w:tcBorders>
+              <w:bottom w:val="none" w:sz="0" w:space="0" w:color="000000"/>
+              <w:top w:val="single" w:sz="4" w:space="0" w:color="000000"/>
+              <w:left w:val="none" w:sz="0" w:space="0" w:color="000000"/>
+              <w:right w:val="none" w:sz="0" w:space="0" w:color="000000"/>
+            </w:tcBorders>
+            <w:shd w:val="clear" w:color="auto" w:fill="FFFFFF"/>
+            <w:tcMar>
+              <w:top w:w="0" w:type="dxa"/>
+              <w:bottom w:w="0" w:type="dxa"/>
+              <w:left w:w="0" w:type="dxa"/>
+              <w:right w:w="0" w:type="dxa"/>
+            </w:tcMar>
+            <w:vAlign w:val="center"/>
+          </w:tcPr>
+          <w:p>
+            <w:pPr>
+              <w:pStyle w:val="Normal"/>
+              <w:jc w:val="center"/>
+              <w:pBdr>
+                <w:bottom w:val="none" w:sz="0" w:space="0" w:color="000000"/>
+                <w:top w:val="none" w:sz="0" w:space="0" w:color="000000"/>
+                <w:left w:val="none" w:sz="0" w:space="0" w:color="000000"/>
+                <w:right w:val="none" w:sz="0" w:space="0" w:color="000000"/>
+              </w:pBdr>
+              <w:spacing w:after="20" w:before="0" w:line="240"/>
+              <w:ind w:left="0" w:right="120" w:firstLine="0" w:firstLineChars="0"/>
+              <w:rPr>
+                <w:rFonts w:ascii="Arial" w:hAnsi="Arial" w:eastAsia="Arial" w:cs="Arial"/>
+                <w:i w:val="false"/>
+                <w:b w:val="false"/>
+                <w:u w:val="none"/>
+                <w:strike w:val="false"/>
+                <w:sz w:val="18"/>
+                <w:szCs w:val="18"/>
+                <w:color w:val="000000"/>
+              </w:rPr>
+            </w:pPr>
+            <w:r>
+              <w:rPr>
+                <w:rFonts w:ascii="Arial" w:hAnsi="Arial" w:eastAsia="Arial" w:cs="Arial"/>
+                <w:i w:val="false"/>
+                <w:b w:val="false"/>
+                <w:u w:val="none"/>
+                <w:strike w:val="false"/>
+                <w:sz w:val="18"/>
+                <w:szCs w:val="18"/>
+                <w:color w:val="000000"/>
+              </w:rPr>
+              <w:t xml:space="preserve">99 (21%)</w:t>
+            </w:r>
+          </w:p>
+        </w:tc>
+        <w:tc>
+          <w:tcPr>
+            <w:tcBorders>
+              <w:bottom w:val="none" w:sz="0" w:space="0" w:color="000000"/>
+              <w:top w:val="single" w:sz="4" w:space="0" w:color="000000"/>
+              <w:left w:val="none" w:sz="0" w:space="0" w:color="000000"/>
+              <w:right w:val="none" w:sz="0" w:space="0" w:color="000000"/>
+            </w:tcBorders>
+            <w:shd w:val="clear" w:color="auto" w:fill="FFFFFF"/>
+            <w:tcMar>
+              <w:top w:w="0" w:type="dxa"/>
+              <w:bottom w:w="0" w:type="dxa"/>
+              <w:left w:w="0" w:type="dxa"/>
+              <w:right w:w="0" w:type="dxa"/>
+            </w:tcMar>
+            <w:vAlign w:val="center"/>
+          </w:tcPr>
+          <w:p>
+            <w:pPr>
+              <w:pStyle w:val="Normal"/>
+              <w:jc w:val="center"/>
+              <w:pBdr>
+                <w:bottom w:val="none" w:sz="0" w:space="0" w:color="000000"/>
+                <w:top w:val="none" w:sz="0" w:space="0" w:color="000000"/>
+                <w:left w:val="none" w:sz="0" w:space="0" w:color="000000"/>
+                <w:right w:val="none" w:sz="0" w:space="0" w:color="000000"/>
+              </w:pBdr>
+              <w:spacing w:after="20" w:before="0" w:line="240"/>
+              <w:ind w:left="0" w:right="120" w:firstLine="0" w:firstLineChars="0"/>
+              <w:rPr>
+                <w:rFonts w:ascii="Arial" w:hAnsi="Arial" w:eastAsia="Arial" w:cs="Arial"/>
+                <w:i w:val="false"/>
+                <w:b w:val="false"/>
+                <w:u w:val="none"/>
+                <w:strike w:val="false"/>
+                <w:sz w:val="18"/>
+                <w:szCs w:val="18"/>
+                <w:color w:val="000000"/>
+              </w:rPr>
+            </w:pPr>
+            <w:r>
+              <w:rPr>
+                <w:rFonts w:ascii="Arial" w:hAnsi="Arial" w:eastAsia="Arial" w:cs="Arial"/>
+                <w:i w:val="false"/>
+                <w:b w:val="false"/>
+                <w:u w:val="none"/>
+                <w:strike w:val="false"/>
+                <w:sz w:val="18"/>
+                <w:szCs w:val="18"/>
+                <w:color w:val="000000"/>
+              </w:rPr>
+              <w:t xml:space="preserve">180 (19%)</w:t>
+            </w:r>
+          </w:p>
+        </w:tc>
+        <w:tc>
+          <w:tcPr>
+            <w:tcBorders>
+              <w:bottom w:val="none" w:sz="0" w:space="0" w:color="000000"/>
+              <w:top w:val="single" w:sz="4" w:space="0" w:color="000000"/>
+              <w:left w:val="none" w:sz="0" w:space="0" w:color="000000"/>
+              <w:right w:val="none" w:sz="0" w:space="0" w:color="000000"/>
+            </w:tcBorders>
+            <w:shd w:val="clear" w:color="auto" w:fill="FFFFFF"/>
+            <w:tcMar>
+              <w:top w:w="0" w:type="dxa"/>
+              <w:bottom w:w="0" w:type="dxa"/>
+              <w:left w:w="0" w:type="dxa"/>
+              <w:right w:w="0" w:type="dxa"/>
+            </w:tcMar>
+            <w:vAlign w:val="center"/>
+          </w:tcPr>
+          <w:p>
+            <w:pPr>
+              <w:pStyle w:val="Normal"/>
+              <w:jc w:val="center"/>
+              <w:pBdr>
+                <w:bottom w:val="none" w:sz="0" w:space="0" w:color="000000"/>
+                <w:top w:val="none" w:sz="0" w:space="0" w:color="000000"/>
+                <w:left w:val="none" w:sz="0" w:space="0" w:color="000000"/>
+                <w:right w:val="none" w:sz="0" w:space="0" w:color="000000"/>
+              </w:pBdr>
+              <w:spacing w:after="20" w:before="0" w:line="240"/>
+              <w:ind w:left="0" w:right="120" w:firstLine="0" w:firstLineChars="0"/>
+              <w:rPr>
+                <w:rFonts w:ascii="Arial" w:hAnsi="Arial" w:eastAsia="Arial" w:cs="Arial"/>
+                <w:i w:val="false"/>
+                <w:b w:val="false"/>
+                <w:u w:val="none"/>
+                <w:strike w:val="false"/>
+                <w:sz w:val="18"/>
+                <w:szCs w:val="18"/>
+                <w:color w:val="000000"/>
+              </w:rPr>
+            </w:pPr>
+            <w:r>
+              <w:rPr>
+                <w:rFonts w:ascii="Arial" w:hAnsi="Arial" w:eastAsia="Arial" w:cs="Arial"/>
+                <w:i w:val="false"/>
+                <w:b w:val="false"/>
+                <w:u w:val="none"/>
+                <w:strike w:val="false"/>
+                <w:sz w:val="18"/>
+                <w:szCs w:val="18"/>
+                <w:color w:val="000000"/>
+              </w:rPr>
+              <w:t xml:space="preserve">1.26 [0.91–1.75]</w:t>
+            </w:r>
+          </w:p>
+        </w:tc>
+        <w:tc>
+          <w:tcPr>
+            <w:tcBorders>
+              <w:bottom w:val="none" w:sz="0" w:space="0" w:color="000000"/>
+              <w:top w:val="single" w:sz="4" w:space="0" w:color="000000"/>
+              <w:left w:val="none" w:sz="0" w:space="0" w:color="000000"/>
+              <w:right w:val="none" w:sz="0" w:space="0" w:color="000000"/>
+            </w:tcBorders>
+            <w:shd w:val="clear" w:color="auto" w:fill="FFFFFF"/>
+            <w:tcMar>
+              <w:top w:w="0" w:type="dxa"/>
+              <w:bottom w:w="0" w:type="dxa"/>
+              <w:left w:w="0" w:type="dxa"/>
+              <w:right w:w="0" w:type="dxa"/>
+            </w:tcMar>
+            <w:vAlign w:val="center"/>
+          </w:tcPr>
+          <w:p>
+            <w:pPr>
+              <w:pStyle w:val="Normal"/>
+              <w:jc w:val="center"/>
+              <w:pBdr>
+                <w:bottom w:val="none" w:sz="0" w:space="0" w:color="000000"/>
+                <w:top w:val="none" w:sz="0" w:space="0" w:color="000000"/>
+                <w:left w:val="none" w:sz="0" w:space="0" w:color="000000"/>
+                <w:right w:val="none" w:sz="0" w:space="0" w:color="000000"/>
+              </w:pBdr>
+              <w:spacing w:after="20" w:before="0" w:line="240"/>
+              <w:ind w:left="0" w:right="120" w:firstLine="0" w:firstLineChars="0"/>
+              <w:rPr>
+                <w:rFonts w:ascii="Arial" w:hAnsi="Arial" w:eastAsia="Arial" w:cs="Arial"/>
+                <w:i w:val="false"/>
+                <w:b w:val="false"/>
+                <w:u w:val="none"/>
+                <w:strike w:val="false"/>
+                <w:sz w:val="18"/>
+                <w:szCs w:val="18"/>
+                <w:color w:val="000000"/>
+              </w:rPr>
+            </w:pPr>
+            <w:r>
+              <w:rPr>
+                <w:rFonts w:ascii="Arial" w:hAnsi="Arial" w:eastAsia="Arial" w:cs="Arial"/>
+                <w:i w:val="false"/>
+                <w:b w:val="false"/>
+                <w:u w:val="none"/>
+                <w:strike w:val="false"/>
+                <w:sz w:val="18"/>
+                <w:szCs w:val="18"/>
+                <w:color w:val="000000"/>
+              </w:rPr>
+              <w:t xml:space="preserve">0.194</w:t>
             </w:r>
           </w:p>
         </w:tc>
@@ -2556,259 +2334,320 @@
                 <w:szCs w:val="18"/>
                 <w:color w:val="000000"/>
               </w:rPr>
-              <w:t xml:space="preserve">Positive lymph nodes (n)</w:t>
-            </w:r>
-          </w:p>
-        </w:tc>
-        <w:tc>
-          <w:tcPr>
-            <w:tcBorders>
-              <w:bottom w:val="none" w:sz="0" w:space="0" w:color="000000"/>
-              <w:top w:val="none" w:sz="0" w:space="0" w:color="000000"/>
-              <w:left w:val="none" w:sz="0" w:space="0" w:color="000000"/>
-              <w:right w:val="none" w:sz="0" w:space="0" w:color="000000"/>
-            </w:tcBorders>
-            <w:shd w:val="clear" w:color="auto" w:fill="FFFFFF"/>
-            <w:tcMar>
-              <w:top w:w="0" w:type="dxa"/>
-              <w:bottom w:w="0" w:type="dxa"/>
-              <w:left w:w="0" w:type="dxa"/>
-              <w:right w:w="0" w:type="dxa"/>
-            </w:tcMar>
-            <w:vAlign w:val="center"/>
-          </w:tcPr>
-          <w:p>
-            <w:pPr>
-              <w:pStyle w:val="Normal"/>
-              <w:jc w:val="center"/>
-              <w:pBdr>
-                <w:bottom w:val="none" w:sz="0" w:space="0" w:color="000000"/>
-                <w:top w:val="none" w:sz="0" w:space="0" w:color="000000"/>
-                <w:left w:val="none" w:sz="0" w:space="0" w:color="000000"/>
-                <w:right w:val="none" w:sz="0" w:space="0" w:color="000000"/>
-              </w:pBdr>
-              <w:spacing w:after="20" w:before="0" w:line="240"/>
-              <w:ind w:left="0" w:right="120" w:firstLine="0" w:firstLineChars="0"/>
-              <w:rPr>
-                <w:rFonts w:ascii="Arial" w:hAnsi="Arial" w:eastAsia="Arial" w:cs="Arial"/>
-                <w:i w:val="false"/>
-                <w:b w:val="false"/>
-                <w:u w:val="none"/>
-                <w:strike w:val="false"/>
-                <w:sz w:val="18"/>
-                <w:szCs w:val="18"/>
-                <w:color w:val="000000"/>
-              </w:rPr>
-            </w:pPr>
-            <w:r>
-              <w:rPr>
-                <w:rFonts w:ascii="Arial" w:hAnsi="Arial" w:eastAsia="Arial" w:cs="Arial"/>
-                <w:i w:val="false"/>
-                <w:b w:val="false"/>
-                <w:u w:val="none"/>
-                <w:strike w:val="false"/>
-                <w:sz w:val="18"/>
-                <w:szCs w:val="18"/>
-                <w:color w:val="000000"/>
-              </w:rPr>
-              <w:t xml:space="preserve">2 [1–3]</w:t>
-            </w:r>
-          </w:p>
-        </w:tc>
-        <w:tc>
-          <w:tcPr>
-            <w:tcBorders>
-              <w:bottom w:val="none" w:sz="0" w:space="0" w:color="000000"/>
-              <w:top w:val="none" w:sz="0" w:space="0" w:color="000000"/>
-              <w:left w:val="none" w:sz="0" w:space="0" w:color="000000"/>
-              <w:right w:val="none" w:sz="0" w:space="0" w:color="000000"/>
-            </w:tcBorders>
-            <w:shd w:val="clear" w:color="auto" w:fill="FFFFFF"/>
-            <w:tcMar>
-              <w:top w:w="0" w:type="dxa"/>
-              <w:bottom w:w="0" w:type="dxa"/>
-              <w:left w:w="0" w:type="dxa"/>
-              <w:right w:w="0" w:type="dxa"/>
-            </w:tcMar>
-            <w:vAlign w:val="center"/>
-          </w:tcPr>
-          <w:p>
-            <w:pPr>
-              <w:pStyle w:val="Normal"/>
-              <w:jc w:val="center"/>
-              <w:pBdr>
-                <w:bottom w:val="none" w:sz="0" w:space="0" w:color="000000"/>
-                <w:top w:val="none" w:sz="0" w:space="0" w:color="000000"/>
-                <w:left w:val="none" w:sz="0" w:space="0" w:color="000000"/>
-                <w:right w:val="none" w:sz="0" w:space="0" w:color="000000"/>
-              </w:pBdr>
-              <w:spacing w:after="20" w:before="0" w:line="240"/>
-              <w:ind w:left="0" w:right="120" w:firstLine="0" w:firstLineChars="0"/>
-              <w:rPr>
-                <w:rFonts w:ascii="Arial" w:hAnsi="Arial" w:eastAsia="Arial" w:cs="Arial"/>
-                <w:i w:val="false"/>
-                <w:b w:val="false"/>
-                <w:u w:val="none"/>
-                <w:strike w:val="false"/>
-                <w:sz w:val="18"/>
-                <w:szCs w:val="18"/>
-                <w:color w:val="000000"/>
-              </w:rPr>
-            </w:pPr>
-            <w:r>
-              <w:rPr>
-                <w:rFonts w:ascii="Arial" w:hAnsi="Arial" w:eastAsia="Arial" w:cs="Arial"/>
-                <w:i w:val="false"/>
-                <w:b w:val="false"/>
-                <w:u w:val="none"/>
-                <w:strike w:val="false"/>
-                <w:sz w:val="18"/>
-                <w:szCs w:val="18"/>
-                <w:color w:val="000000"/>
-              </w:rPr>
-              <w:t xml:space="preserve">3 [2–6]</w:t>
-            </w:r>
-          </w:p>
-        </w:tc>
-        <w:tc>
-          <w:tcPr>
-            <w:tcBorders>
-              <w:bottom w:val="none" w:sz="0" w:space="0" w:color="000000"/>
-              <w:top w:val="none" w:sz="0" w:space="0" w:color="000000"/>
-              <w:left w:val="none" w:sz="0" w:space="0" w:color="000000"/>
-              <w:right w:val="none" w:sz="0" w:space="0" w:color="000000"/>
-            </w:tcBorders>
-            <w:shd w:val="clear" w:color="auto" w:fill="FFFFFF"/>
-            <w:tcMar>
-              <w:top w:w="0" w:type="dxa"/>
-              <w:bottom w:w="0" w:type="dxa"/>
-              <w:left w:w="0" w:type="dxa"/>
-              <w:right w:w="0" w:type="dxa"/>
-            </w:tcMar>
-            <w:vAlign w:val="center"/>
-          </w:tcPr>
-          <w:p>
-            <w:pPr>
-              <w:pStyle w:val="Normal"/>
-              <w:jc w:val="center"/>
-              <w:pBdr>
-                <w:bottom w:val="none" w:sz="0" w:space="0" w:color="000000"/>
-                <w:top w:val="none" w:sz="0" w:space="0" w:color="000000"/>
-                <w:left w:val="none" w:sz="0" w:space="0" w:color="000000"/>
-                <w:right w:val="none" w:sz="0" w:space="0" w:color="000000"/>
-              </w:pBdr>
-              <w:spacing w:after="20" w:before="0" w:line="240"/>
-              <w:ind w:left="0" w:right="120" w:firstLine="0" w:firstLineChars="0"/>
-              <w:rPr>
-                <w:rFonts w:ascii="Arial" w:hAnsi="Arial" w:eastAsia="Arial" w:cs="Arial"/>
-                <w:i w:val="false"/>
-                <w:b w:val="false"/>
-                <w:u w:val="none"/>
-                <w:strike w:val="false"/>
-                <w:sz w:val="18"/>
-                <w:szCs w:val="18"/>
-                <w:color w:val="000000"/>
-              </w:rPr>
-            </w:pPr>
-            <w:r>
-              <w:rPr>
-                <w:rFonts w:ascii="Arial" w:hAnsi="Arial" w:eastAsia="Arial" w:cs="Arial"/>
-                <w:i w:val="false"/>
-                <w:b w:val="false"/>
-                <w:u w:val="none"/>
-                <w:strike w:val="false"/>
-                <w:sz w:val="18"/>
-                <w:szCs w:val="18"/>
-                <w:color w:val="000000"/>
-              </w:rPr>
-              <w:t xml:space="preserve">2 [1–5]</w:t>
-            </w:r>
-          </w:p>
-        </w:tc>
-        <w:tc>
-          <w:tcPr>
-            <w:tcBorders>
-              <w:bottom w:val="none" w:sz="0" w:space="0" w:color="000000"/>
-              <w:top w:val="none" w:sz="0" w:space="0" w:color="000000"/>
-              <w:left w:val="none" w:sz="0" w:space="0" w:color="000000"/>
-              <w:right w:val="none" w:sz="0" w:space="0" w:color="000000"/>
-            </w:tcBorders>
-            <w:shd w:val="clear" w:color="auto" w:fill="FFFFFF"/>
-            <w:tcMar>
-              <w:top w:w="0" w:type="dxa"/>
-              <w:bottom w:w="0" w:type="dxa"/>
-              <w:left w:w="0" w:type="dxa"/>
-              <w:right w:w="0" w:type="dxa"/>
-            </w:tcMar>
-            <w:vAlign w:val="center"/>
-          </w:tcPr>
-          <w:p>
-            <w:pPr>
-              <w:pStyle w:val="Normal"/>
-              <w:jc w:val="center"/>
-              <w:pBdr>
-                <w:bottom w:val="none" w:sz="0" w:space="0" w:color="000000"/>
-                <w:top w:val="none" w:sz="0" w:space="0" w:color="000000"/>
-                <w:left w:val="none" w:sz="0" w:space="0" w:color="000000"/>
-                <w:right w:val="none" w:sz="0" w:space="0" w:color="000000"/>
-              </w:pBdr>
-              <w:spacing w:after="20" w:before="0" w:line="240"/>
-              <w:ind w:left="0" w:right="120" w:firstLine="0" w:firstLineChars="0"/>
-              <w:rPr>
-                <w:rFonts w:ascii="Arial" w:hAnsi="Arial" w:eastAsia="Arial" w:cs="Arial"/>
-                <w:i w:val="false"/>
-                <w:b w:val="false"/>
-                <w:u w:val="none"/>
-                <w:strike w:val="false"/>
-                <w:sz w:val="18"/>
-                <w:szCs w:val="18"/>
-                <w:color w:val="000000"/>
-              </w:rPr>
-            </w:pPr>
-            <w:r>
-              <w:rPr>
-                <w:rFonts w:ascii="Arial" w:hAnsi="Arial" w:eastAsia="Arial" w:cs="Arial"/>
-                <w:i w:val="false"/>
-                <w:b w:val="false"/>
-                <w:u w:val="none"/>
-                <w:strike w:val="false"/>
-                <w:sz w:val="18"/>
-                <w:szCs w:val="18"/>
-                <w:color w:val="000000"/>
-              </w:rPr>
-              <w:t xml:space="preserve">-</w:t>
-            </w:r>
-          </w:p>
-        </w:tc>
-        <w:tc>
-          <w:tcPr>
-            <w:tcBorders>
-              <w:bottom w:val="none" w:sz="0" w:space="0" w:color="000000"/>
-              <w:top w:val="none" w:sz="0" w:space="0" w:color="000000"/>
-              <w:left w:val="none" w:sz="0" w:space="0" w:color="000000"/>
-              <w:right w:val="none" w:sz="0" w:space="0" w:color="000000"/>
-            </w:tcBorders>
-            <w:shd w:val="clear" w:color="auto" w:fill="FFFFFF"/>
-            <w:tcMar>
-              <w:top w:w="0" w:type="dxa"/>
-              <w:bottom w:w="0" w:type="dxa"/>
-              <w:left w:w="0" w:type="dxa"/>
-              <w:right w:w="0" w:type="dxa"/>
-            </w:tcMar>
-            <w:vAlign w:val="center"/>
-          </w:tcPr>
-          <w:p>
-            <w:pPr>
-              <w:pStyle w:val="Normal"/>
-              <w:jc w:val="center"/>
-              <w:pBdr>
-                <w:bottom w:val="none" w:sz="0" w:space="0" w:color="000000"/>
-                <w:top w:val="none" w:sz="0" w:space="0" w:color="000000"/>
-                <w:left w:val="none" w:sz="0" w:space="0" w:color="000000"/>
-                <w:right w:val="none" w:sz="0" w:space="0" w:color="000000"/>
-              </w:pBdr>
-              <w:spacing w:after="20" w:before="0" w:line="240"/>
-              <w:ind w:left="0" w:right="120" w:firstLine="0" w:firstLineChars="0"/>
+              <w:t xml:space="preserve">Bowel Perforation</w:t>
+            </w:r>
+          </w:p>
+        </w:tc>
+        <w:tc>
+          <w:tcPr>
+            <w:tcBorders>
+              <w:bottom w:val="none" w:sz="0" w:space="0" w:color="000000"/>
+              <w:top w:val="none" w:sz="0" w:space="0" w:color="000000"/>
+              <w:left w:val="none" w:sz="0" w:space="0" w:color="000000"/>
+              <w:right w:val="none" w:sz="0" w:space="0" w:color="000000"/>
+            </w:tcBorders>
+            <w:shd w:val="clear" w:color="auto" w:fill="FFFFFF"/>
+            <w:tcMar>
+              <w:top w:w="0" w:type="dxa"/>
+              <w:bottom w:w="0" w:type="dxa"/>
+              <w:left w:w="0" w:type="dxa"/>
+              <w:right w:w="0" w:type="dxa"/>
+            </w:tcMar>
+            <w:vAlign w:val="center"/>
+          </w:tcPr>
+          <w:p>
+            <w:pPr>
+              <w:pStyle w:val="Normal"/>
+              <w:jc w:val="center"/>
+              <w:pBdr>
+                <w:bottom w:val="none" w:sz="0" w:space="0" w:color="000000"/>
+                <w:top w:val="none" w:sz="0" w:space="0" w:color="000000"/>
+                <w:left w:val="none" w:sz="0" w:space="0" w:color="000000"/>
+                <w:right w:val="none" w:sz="0" w:space="0" w:color="000000"/>
+              </w:pBdr>
+              <w:spacing w:after="20" w:before="0" w:line="240"/>
+              <w:ind w:left="0" w:right="120" w:firstLine="0" w:firstLineChars="0"/>
+              <w:rPr>
+                <w:rFonts w:ascii="Arial" w:hAnsi="Arial" w:eastAsia="Arial" w:cs="Arial"/>
+                <w:i w:val="false"/>
+                <w:b w:val="false"/>
+                <w:u w:val="none"/>
+                <w:strike w:val="false"/>
+                <w:sz w:val="18"/>
+                <w:szCs w:val="18"/>
+                <w:color w:val="000000"/>
+              </w:rPr>
+            </w:pPr>
+            <w:r>
+              <w:rPr>
+                <w:rFonts w:ascii="Arial" w:hAnsi="Arial" w:eastAsia="Arial" w:cs="Arial"/>
+                <w:i w:val="false"/>
+                <w:b w:val="false"/>
+                <w:u w:val="none"/>
+                <w:strike w:val="false"/>
+                <w:sz w:val="18"/>
+                <w:szCs w:val="18"/>
+                <w:color w:val="000000"/>
+              </w:rPr>
+              <w:t xml:space="preserve">10 (2%)</w:t>
+            </w:r>
+          </w:p>
+        </w:tc>
+        <w:tc>
+          <w:tcPr>
+            <w:tcBorders>
+              <w:bottom w:val="none" w:sz="0" w:space="0" w:color="000000"/>
+              <w:top w:val="none" w:sz="0" w:space="0" w:color="000000"/>
+              <w:left w:val="none" w:sz="0" w:space="0" w:color="000000"/>
+              <w:right w:val="none" w:sz="0" w:space="0" w:color="000000"/>
+            </w:tcBorders>
+            <w:shd w:val="clear" w:color="auto" w:fill="FFFFFF"/>
+            <w:tcMar>
+              <w:top w:w="0" w:type="dxa"/>
+              <w:bottom w:w="0" w:type="dxa"/>
+              <w:left w:w="0" w:type="dxa"/>
+              <w:right w:w="0" w:type="dxa"/>
+            </w:tcMar>
+            <w:vAlign w:val="center"/>
+          </w:tcPr>
+          <w:p>
+            <w:pPr>
+              <w:pStyle w:val="Normal"/>
+              <w:jc w:val="center"/>
+              <w:pBdr>
+                <w:bottom w:val="none" w:sz="0" w:space="0" w:color="000000"/>
+                <w:top w:val="none" w:sz="0" w:space="0" w:color="000000"/>
+                <w:left w:val="none" w:sz="0" w:space="0" w:color="000000"/>
+                <w:right w:val="none" w:sz="0" w:space="0" w:color="000000"/>
+              </w:pBdr>
+              <w:spacing w:after="20" w:before="0" w:line="240"/>
+              <w:ind w:left="0" w:right="120" w:firstLine="0" w:firstLineChars="0"/>
+              <w:rPr>
+                <w:rFonts w:ascii="Arial" w:hAnsi="Arial" w:eastAsia="Arial" w:cs="Arial"/>
+                <w:i w:val="false"/>
+                <w:b w:val="false"/>
+                <w:u w:val="none"/>
+                <w:strike w:val="false"/>
+                <w:sz w:val="18"/>
+                <w:szCs w:val="18"/>
+                <w:color w:val="000000"/>
+              </w:rPr>
+            </w:pPr>
+            <w:r>
+              <w:rPr>
+                <w:rFonts w:ascii="Arial" w:hAnsi="Arial" w:eastAsia="Arial" w:cs="Arial"/>
+                <w:i w:val="false"/>
+                <w:b w:val="false"/>
+                <w:u w:val="none"/>
+                <w:strike w:val="false"/>
+                <w:sz w:val="18"/>
+                <w:szCs w:val="18"/>
+                <w:color w:val="000000"/>
+              </w:rPr>
+              <w:t xml:space="preserve">17 (4%)</w:t>
+            </w:r>
+          </w:p>
+        </w:tc>
+        <w:tc>
+          <w:tcPr>
+            <w:tcBorders>
+              <w:bottom w:val="none" w:sz="0" w:space="0" w:color="000000"/>
+              <w:top w:val="none" w:sz="0" w:space="0" w:color="000000"/>
+              <w:left w:val="none" w:sz="0" w:space="0" w:color="000000"/>
+              <w:right w:val="none" w:sz="0" w:space="0" w:color="000000"/>
+            </w:tcBorders>
+            <w:shd w:val="clear" w:color="auto" w:fill="FFFFFF"/>
+            <w:tcMar>
+              <w:top w:w="0" w:type="dxa"/>
+              <w:bottom w:w="0" w:type="dxa"/>
+              <w:left w:w="0" w:type="dxa"/>
+              <w:right w:w="0" w:type="dxa"/>
+            </w:tcMar>
+            <w:vAlign w:val="center"/>
+          </w:tcPr>
+          <w:p>
+            <w:pPr>
+              <w:pStyle w:val="Normal"/>
+              <w:jc w:val="center"/>
+              <w:pBdr>
+                <w:bottom w:val="none" w:sz="0" w:space="0" w:color="000000"/>
+                <w:top w:val="none" w:sz="0" w:space="0" w:color="000000"/>
+                <w:left w:val="none" w:sz="0" w:space="0" w:color="000000"/>
+                <w:right w:val="none" w:sz="0" w:space="0" w:color="000000"/>
+              </w:pBdr>
+              <w:spacing w:after="20" w:before="0" w:line="240"/>
+              <w:ind w:left="0" w:right="120" w:firstLine="0" w:firstLineChars="0"/>
+              <w:rPr>
+                <w:rFonts w:ascii="Arial" w:hAnsi="Arial" w:eastAsia="Arial" w:cs="Arial"/>
+                <w:i w:val="false"/>
+                <w:b w:val="false"/>
+                <w:u w:val="none"/>
+                <w:strike w:val="false"/>
+                <w:sz w:val="18"/>
+                <w:szCs w:val="18"/>
+                <w:color w:val="000000"/>
+              </w:rPr>
+            </w:pPr>
+            <w:r>
+              <w:rPr>
+                <w:rFonts w:ascii="Arial" w:hAnsi="Arial" w:eastAsia="Arial" w:cs="Arial"/>
+                <w:i w:val="false"/>
+                <w:b w:val="false"/>
+                <w:u w:val="none"/>
+                <w:strike w:val="false"/>
+                <w:sz w:val="18"/>
+                <w:szCs w:val="18"/>
+                <w:color w:val="000000"/>
+              </w:rPr>
+              <w:t xml:space="preserve">27 (3%)</w:t>
+            </w:r>
+          </w:p>
+        </w:tc>
+        <w:tc>
+          <w:tcPr>
+            <w:tcBorders>
+              <w:bottom w:val="none" w:sz="0" w:space="0" w:color="000000"/>
+              <w:top w:val="none" w:sz="0" w:space="0" w:color="000000"/>
+              <w:left w:val="none" w:sz="0" w:space="0" w:color="000000"/>
+              <w:right w:val="none" w:sz="0" w:space="0" w:color="000000"/>
+            </w:tcBorders>
+            <w:shd w:val="clear" w:color="auto" w:fill="FFFFFF"/>
+            <w:tcMar>
+              <w:top w:w="0" w:type="dxa"/>
+              <w:bottom w:w="0" w:type="dxa"/>
+              <w:left w:w="0" w:type="dxa"/>
+              <w:right w:w="0" w:type="dxa"/>
+            </w:tcMar>
+            <w:vAlign w:val="center"/>
+          </w:tcPr>
+          <w:p>
+            <w:pPr>
+              <w:pStyle w:val="Normal"/>
+              <w:jc w:val="center"/>
+              <w:pBdr>
+                <w:bottom w:val="none" w:sz="0" w:space="0" w:color="000000"/>
+                <w:top w:val="none" w:sz="0" w:space="0" w:color="000000"/>
+                <w:left w:val="none" w:sz="0" w:space="0" w:color="000000"/>
+                <w:right w:val="none" w:sz="0" w:space="0" w:color="000000"/>
+              </w:pBdr>
+              <w:spacing w:after="20" w:before="0" w:line="240"/>
+              <w:ind w:left="0" w:right="120" w:firstLine="0" w:firstLineChars="0"/>
+              <w:rPr>
+                <w:rFonts w:ascii="Arial" w:hAnsi="Arial" w:eastAsia="Arial" w:cs="Arial"/>
+                <w:i w:val="false"/>
+                <w:b w:val="false"/>
+                <w:u w:val="none"/>
+                <w:strike w:val="false"/>
+                <w:sz w:val="18"/>
+                <w:szCs w:val="18"/>
+                <w:color w:val="000000"/>
+              </w:rPr>
+            </w:pPr>
+            <w:r>
+              <w:rPr>
+                <w:rFonts w:ascii="Arial" w:hAnsi="Arial" w:eastAsia="Arial" w:cs="Arial"/>
+                <w:i w:val="false"/>
+                <w:b w:val="false"/>
+                <w:u w:val="none"/>
+                <w:strike w:val="false"/>
+                <w:sz w:val="18"/>
+                <w:szCs w:val="18"/>
+                <w:color w:val="000000"/>
+              </w:rPr>
+              <w:t xml:space="preserve">1.70 [0.77–3.75]</w:t>
+            </w:r>
+          </w:p>
+        </w:tc>
+        <w:tc>
+          <w:tcPr>
+            <w:tcBorders>
+              <w:bottom w:val="none" w:sz="0" w:space="0" w:color="000000"/>
+              <w:top w:val="none" w:sz="0" w:space="0" w:color="000000"/>
+              <w:left w:val="none" w:sz="0" w:space="0" w:color="000000"/>
+              <w:right w:val="none" w:sz="0" w:space="0" w:color="000000"/>
+            </w:tcBorders>
+            <w:shd w:val="clear" w:color="auto" w:fill="FFFFFF"/>
+            <w:tcMar>
+              <w:top w:w="0" w:type="dxa"/>
+              <w:bottom w:w="0" w:type="dxa"/>
+              <w:left w:w="0" w:type="dxa"/>
+              <w:right w:w="0" w:type="dxa"/>
+            </w:tcMar>
+            <w:vAlign w:val="center"/>
+          </w:tcPr>
+          <w:p>
+            <w:pPr>
+              <w:pStyle w:val="Normal"/>
+              <w:jc w:val="center"/>
+              <w:pBdr>
+                <w:bottom w:val="none" w:sz="0" w:space="0" w:color="000000"/>
+                <w:top w:val="none" w:sz="0" w:space="0" w:color="000000"/>
+                <w:left w:val="none" w:sz="0" w:space="0" w:color="000000"/>
+                <w:right w:val="none" w:sz="0" w:space="0" w:color="000000"/>
+              </w:pBdr>
+              <w:spacing w:after="20" w:before="0" w:line="240"/>
+              <w:ind w:left="0" w:right="120" w:firstLine="0" w:firstLineChars="0"/>
+              <w:rPr>
+                <w:rFonts w:ascii="Arial" w:hAnsi="Arial" w:eastAsia="Arial" w:cs="Arial"/>
+                <w:i w:val="false"/>
+                <w:b w:val="false"/>
+                <w:u w:val="none"/>
+                <w:strike w:val="false"/>
+                <w:sz w:val="18"/>
+                <w:szCs w:val="18"/>
+                <w:color w:val="000000"/>
+              </w:rPr>
+            </w:pPr>
+            <w:r>
+              <w:rPr>
+                <w:rFonts w:ascii="Arial" w:hAnsi="Arial" w:eastAsia="Arial" w:cs="Arial"/>
+                <w:i w:val="false"/>
+                <w:b w:val="false"/>
+                <w:u w:val="none"/>
+                <w:strike w:val="false"/>
+                <w:sz w:val="18"/>
+                <w:szCs w:val="18"/>
+                <w:color w:val="000000"/>
+              </w:rPr>
+              <w:t xml:space="preserve">0.258</w:t>
+            </w:r>
+          </w:p>
+        </w:tc>
+      </w:tr>
+      <w:tr>
+        <w:trPr>
+          <w:trHeight w:val="369" w:hRule="exact"/>
+        </w:trPr>
+        <w:tc>
+          <w:tcPr>
+            <w:gridSpan w:val="6"/>
+            <w:tcBorders>
+              <w:bottom w:val="single" w:sz="4" w:space="0" w:color="000000"/>
+              <w:top w:val="none" w:sz="0" w:space="0" w:color="000000"/>
+              <w:left w:val="none" w:sz="0" w:space="0" w:color="000000"/>
+              <w:right w:val="none" w:sz="0" w:space="0" w:color="000000"/>
+            </w:tcBorders>
+            <w:shd w:val="clear" w:color="auto" w:fill="FFFFFF"/>
+            <w:tcMar>
+              <w:top w:w="0" w:type="dxa"/>
+              <w:bottom w:w="0" w:type="dxa"/>
+              <w:left w:w="0" w:type="dxa"/>
+              <w:right w:w="0" w:type="dxa"/>
+            </w:tcMar>
+            <w:vAlign w:val="center"/>
+          </w:tcPr>
+          <w:p>
+            <w:pPr>
+              <w:pStyle w:val="Normal"/>
+              <w:jc w:val="left"/>
+              <w:pBdr>
+                <w:bottom w:val="none" w:sz="0" w:space="0" w:color="000000"/>
+                <w:top w:val="none" w:sz="0" w:space="0" w:color="000000"/>
+                <w:left w:val="none" w:sz="0" w:space="0" w:color="000000"/>
+                <w:right w:val="none" w:sz="0" w:space="0" w:color="000000"/>
+              </w:pBdr>
+              <w:spacing w:after="40" w:before="40" w:line="240"/>
+              <w:ind w:left="60" w:right="120" w:firstLine="0" w:firstLineChars="0"/>
               <w:rPr>
                 <w:rFonts w:ascii="Arial" w:hAnsi="Arial" w:eastAsia="Arial" w:cs="Arial"/>
                 <w:i w:val="false"/>
@@ -2831,7 +2670,7 @@
                 <w:szCs w:val="18"/>
                 <w:color w:val="000000"/>
               </w:rPr>
-              <w:t xml:space="preserve">2E-14</w:t>
+              <w:t xml:space="preserve">Tumor Characteristics</w:t>
             </w:r>
           </w:p>
         </w:tc>
@@ -2844,7 +2683,7 @@
           <w:tcPr>
             <w:tcBorders>
               <w:bottom w:val="none" w:sz="0" w:space="0" w:color="000000"/>
-              <w:top w:val="none" w:sz="0" w:space="0" w:color="000000"/>
+              <w:top w:val="single" w:sz="4" w:space="0" w:color="000000"/>
               <w:left w:val="none" w:sz="0" w:space="0" w:color="000000"/>
               <w:right w:val="none" w:sz="0" w:space="0" w:color="000000"/>
             </w:tcBorders>
@@ -2891,180 +2730,235 @@
                 <w:szCs w:val="18"/>
                 <w:color w:val="000000"/>
               </w:rPr>
-              <w:t xml:space="preserve">&gt; 4 positive nodes</w:t>
-            </w:r>
-          </w:p>
-        </w:tc>
-        <w:tc>
-          <w:tcPr>
-            <w:tcBorders>
-              <w:bottom w:val="none" w:sz="0" w:space="0" w:color="000000"/>
-              <w:top w:val="none" w:sz="0" w:space="0" w:color="000000"/>
-              <w:left w:val="none" w:sz="0" w:space="0" w:color="000000"/>
-              <w:right w:val="none" w:sz="0" w:space="0" w:color="000000"/>
-            </w:tcBorders>
-            <w:shd w:val="clear" w:color="auto" w:fill="FFFFFF"/>
-            <w:tcMar>
-              <w:top w:w="0" w:type="dxa"/>
-              <w:bottom w:w="0" w:type="dxa"/>
-              <w:left w:w="0" w:type="dxa"/>
-              <w:right w:w="0" w:type="dxa"/>
-            </w:tcMar>
-            <w:vAlign w:val="center"/>
-          </w:tcPr>
-          <w:p>
-            <w:pPr>
-              <w:pStyle w:val="Normal"/>
-              <w:jc w:val="center"/>
-              <w:pBdr>
-                <w:bottom w:val="none" w:sz="0" w:space="0" w:color="000000"/>
-                <w:top w:val="none" w:sz="0" w:space="0" w:color="000000"/>
-                <w:left w:val="none" w:sz="0" w:space="0" w:color="000000"/>
-                <w:right w:val="none" w:sz="0" w:space="0" w:color="000000"/>
-              </w:pBdr>
-              <w:spacing w:after="20" w:before="0" w:line="240"/>
-              <w:ind w:left="0" w:right="120" w:firstLine="0" w:firstLineChars="0"/>
-              <w:rPr>
-                <w:rFonts w:ascii="Arial" w:hAnsi="Arial" w:eastAsia="Arial" w:cs="Arial"/>
-                <w:i w:val="false"/>
-                <w:b w:val="false"/>
-                <w:u w:val="none"/>
-                <w:strike w:val="false"/>
-                <w:sz w:val="18"/>
-                <w:szCs w:val="18"/>
-                <w:color w:val="000000"/>
-              </w:rPr>
-            </w:pPr>
-            <w:r>
-              <w:rPr>
-                <w:rFonts w:ascii="Arial" w:hAnsi="Arial" w:eastAsia="Arial" w:cs="Arial"/>
-                <w:i w:val="false"/>
-                <w:b w:val="false"/>
-                <w:u w:val="none"/>
-                <w:strike w:val="false"/>
-                <w:sz w:val="18"/>
-                <w:szCs w:val="18"/>
-                <w:color w:val="000000"/>
-              </w:rPr>
-              <w:t xml:space="preserve">75 (16%)</w:t>
-            </w:r>
-          </w:p>
-        </w:tc>
-        <w:tc>
-          <w:tcPr>
-            <w:tcBorders>
-              <w:bottom w:val="none" w:sz="0" w:space="0" w:color="000000"/>
-              <w:top w:val="none" w:sz="0" w:space="0" w:color="000000"/>
-              <w:left w:val="none" w:sz="0" w:space="0" w:color="000000"/>
-              <w:right w:val="none" w:sz="0" w:space="0" w:color="000000"/>
-            </w:tcBorders>
-            <w:shd w:val="clear" w:color="auto" w:fill="FFFFFF"/>
-            <w:tcMar>
-              <w:top w:w="0" w:type="dxa"/>
-              <w:bottom w:w="0" w:type="dxa"/>
-              <w:left w:w="0" w:type="dxa"/>
-              <w:right w:w="0" w:type="dxa"/>
-            </w:tcMar>
-            <w:vAlign w:val="center"/>
-          </w:tcPr>
-          <w:p>
-            <w:pPr>
-              <w:pStyle w:val="Normal"/>
-              <w:jc w:val="center"/>
-              <w:pBdr>
-                <w:bottom w:val="none" w:sz="0" w:space="0" w:color="000000"/>
-                <w:top w:val="none" w:sz="0" w:space="0" w:color="000000"/>
-                <w:left w:val="none" w:sz="0" w:space="0" w:color="000000"/>
-                <w:right w:val="none" w:sz="0" w:space="0" w:color="000000"/>
-              </w:pBdr>
-              <w:spacing w:after="20" w:before="0" w:line="240"/>
-              <w:ind w:left="0" w:right="120" w:firstLine="0" w:firstLineChars="0"/>
-              <w:rPr>
-                <w:rFonts w:ascii="Arial" w:hAnsi="Arial" w:eastAsia="Arial" w:cs="Arial"/>
-                <w:i w:val="false"/>
-                <w:b w:val="false"/>
-                <w:u w:val="none"/>
-                <w:strike w:val="false"/>
-                <w:sz w:val="18"/>
-                <w:szCs w:val="18"/>
-                <w:color w:val="000000"/>
-              </w:rPr>
-            </w:pPr>
-            <w:r>
-              <w:rPr>
-                <w:rFonts w:ascii="Arial" w:hAnsi="Arial" w:eastAsia="Arial" w:cs="Arial"/>
-                <w:i w:val="false"/>
-                <w:b w:val="false"/>
-                <w:u w:val="none"/>
-                <w:strike w:val="false"/>
-                <w:sz w:val="18"/>
-                <w:szCs w:val="18"/>
-                <w:color w:val="000000"/>
-              </w:rPr>
-              <w:t xml:space="preserve">180 (38%)</w:t>
-            </w:r>
-          </w:p>
-        </w:tc>
-        <w:tc>
-          <w:tcPr>
-            <w:tcBorders>
-              <w:bottom w:val="none" w:sz="0" w:space="0" w:color="000000"/>
-              <w:top w:val="none" w:sz="0" w:space="0" w:color="000000"/>
-              <w:left w:val="none" w:sz="0" w:space="0" w:color="000000"/>
-              <w:right w:val="none" w:sz="0" w:space="0" w:color="000000"/>
-            </w:tcBorders>
-            <w:shd w:val="clear" w:color="auto" w:fill="FFFFFF"/>
-            <w:tcMar>
-              <w:top w:w="0" w:type="dxa"/>
-              <w:bottom w:w="0" w:type="dxa"/>
-              <w:left w:w="0" w:type="dxa"/>
-              <w:right w:w="0" w:type="dxa"/>
-            </w:tcMar>
-            <w:vAlign w:val="center"/>
-          </w:tcPr>
-          <w:p>
-            <w:pPr>
-              <w:pStyle w:val="Normal"/>
-              <w:jc w:val="center"/>
-              <w:pBdr>
-                <w:bottom w:val="none" w:sz="0" w:space="0" w:color="000000"/>
-                <w:top w:val="none" w:sz="0" w:space="0" w:color="000000"/>
-                <w:left w:val="none" w:sz="0" w:space="0" w:color="000000"/>
-                <w:right w:val="none" w:sz="0" w:space="0" w:color="000000"/>
-              </w:pBdr>
-              <w:spacing w:after="20" w:before="0" w:line="240"/>
-              <w:ind w:left="0" w:right="120" w:firstLine="0" w:firstLineChars="0"/>
-              <w:rPr>
-                <w:rFonts w:ascii="Arial" w:hAnsi="Arial" w:eastAsia="Arial" w:cs="Arial"/>
-                <w:i w:val="false"/>
-                <w:b w:val="false"/>
-                <w:u w:val="none"/>
-                <w:strike w:val="false"/>
-                <w:sz w:val="18"/>
-                <w:szCs w:val="18"/>
-                <w:color w:val="000000"/>
-              </w:rPr>
-            </w:pPr>
-            <w:r>
-              <w:rPr>
-                <w:rFonts w:ascii="Arial" w:hAnsi="Arial" w:eastAsia="Arial" w:cs="Arial"/>
-                <w:i w:val="false"/>
-                <w:b w:val="false"/>
-                <w:u w:val="none"/>
-                <w:strike w:val="false"/>
-                <w:sz w:val="18"/>
-                <w:szCs w:val="18"/>
-                <w:color w:val="000000"/>
-              </w:rPr>
-              <w:t xml:space="preserve">255 (27%)</w:t>
-            </w:r>
-          </w:p>
-        </w:tc>
-        <w:tc>
-          <w:tcPr>
-            <w:tcBorders>
-              <w:bottom w:val="none" w:sz="0" w:space="0" w:color="000000"/>
-              <w:top w:val="none" w:sz="0" w:space="0" w:color="000000"/>
+              <w:t xml:space="preserve">Positive Lymph Nodes (n)</w:t>
+            </w:r>
+          </w:p>
+        </w:tc>
+        <w:tc>
+          <w:tcPr>
+            <w:tcBorders>
+              <w:bottom w:val="none" w:sz="0" w:space="0" w:color="000000"/>
+              <w:top w:val="single" w:sz="4" w:space="0" w:color="000000"/>
+              <w:left w:val="none" w:sz="0" w:space="0" w:color="000000"/>
+              <w:right w:val="none" w:sz="0" w:space="0" w:color="000000"/>
+            </w:tcBorders>
+            <w:shd w:val="clear" w:color="auto" w:fill="FFFFFF"/>
+            <w:tcMar>
+              <w:top w:w="0" w:type="dxa"/>
+              <w:bottom w:w="0" w:type="dxa"/>
+              <w:left w:w="0" w:type="dxa"/>
+              <w:right w:w="0" w:type="dxa"/>
+            </w:tcMar>
+            <w:vAlign w:val="center"/>
+          </w:tcPr>
+          <w:p>
+            <w:pPr>
+              <w:pStyle w:val="Normal"/>
+              <w:jc w:val="center"/>
+              <w:pBdr>
+                <w:bottom w:val="none" w:sz="0" w:space="0" w:color="000000"/>
+                <w:top w:val="none" w:sz="0" w:space="0" w:color="000000"/>
+                <w:left w:val="none" w:sz="0" w:space="0" w:color="000000"/>
+                <w:right w:val="none" w:sz="0" w:space="0" w:color="000000"/>
+              </w:pBdr>
+              <w:spacing w:after="20" w:before="0" w:line="240"/>
+              <w:ind w:left="0" w:right="120" w:firstLine="0" w:firstLineChars="0"/>
+              <w:rPr>
+                <w:rFonts w:ascii="Arial" w:hAnsi="Arial" w:eastAsia="Arial" w:cs="Arial"/>
+                <w:i w:val="false"/>
+                <w:b w:val="false"/>
+                <w:u w:val="none"/>
+                <w:strike w:val="false"/>
+                <w:sz w:val="18"/>
+                <w:szCs w:val="18"/>
+                <w:color w:val="000000"/>
+              </w:rPr>
+            </w:pPr>
+            <w:r>
+              <w:rPr>
+                <w:rFonts w:ascii="Arial" w:hAnsi="Arial" w:eastAsia="Arial" w:cs="Arial"/>
+                <w:i w:val="false"/>
+                <w:b w:val="false"/>
+                <w:u w:val="none"/>
+                <w:strike w:val="false"/>
+                <w:sz w:val="18"/>
+                <w:szCs w:val="18"/>
+                <w:color w:val="000000"/>
+              </w:rPr>
+              <w:t xml:space="preserve">2 [1–3]</w:t>
+            </w:r>
+          </w:p>
+        </w:tc>
+        <w:tc>
+          <w:tcPr>
+            <w:tcBorders>
+              <w:bottom w:val="none" w:sz="0" w:space="0" w:color="000000"/>
+              <w:top w:val="single" w:sz="4" w:space="0" w:color="000000"/>
+              <w:left w:val="none" w:sz="0" w:space="0" w:color="000000"/>
+              <w:right w:val="none" w:sz="0" w:space="0" w:color="000000"/>
+            </w:tcBorders>
+            <w:shd w:val="clear" w:color="auto" w:fill="FFFFFF"/>
+            <w:tcMar>
+              <w:top w:w="0" w:type="dxa"/>
+              <w:bottom w:w="0" w:type="dxa"/>
+              <w:left w:w="0" w:type="dxa"/>
+              <w:right w:w="0" w:type="dxa"/>
+            </w:tcMar>
+            <w:vAlign w:val="center"/>
+          </w:tcPr>
+          <w:p>
+            <w:pPr>
+              <w:pStyle w:val="Normal"/>
+              <w:jc w:val="center"/>
+              <w:pBdr>
+                <w:bottom w:val="none" w:sz="0" w:space="0" w:color="000000"/>
+                <w:top w:val="none" w:sz="0" w:space="0" w:color="000000"/>
+                <w:left w:val="none" w:sz="0" w:space="0" w:color="000000"/>
+                <w:right w:val="none" w:sz="0" w:space="0" w:color="000000"/>
+              </w:pBdr>
+              <w:spacing w:after="20" w:before="0" w:line="240"/>
+              <w:ind w:left="0" w:right="120" w:firstLine="0" w:firstLineChars="0"/>
+              <w:rPr>
+                <w:rFonts w:ascii="Arial" w:hAnsi="Arial" w:eastAsia="Arial" w:cs="Arial"/>
+                <w:i w:val="false"/>
+                <w:b w:val="false"/>
+                <w:u w:val="none"/>
+                <w:strike w:val="false"/>
+                <w:sz w:val="18"/>
+                <w:szCs w:val="18"/>
+                <w:color w:val="000000"/>
+              </w:rPr>
+            </w:pPr>
+            <w:r>
+              <w:rPr>
+                <w:rFonts w:ascii="Arial" w:hAnsi="Arial" w:eastAsia="Arial" w:cs="Arial"/>
+                <w:i w:val="false"/>
+                <w:b w:val="false"/>
+                <w:u w:val="none"/>
+                <w:strike w:val="false"/>
+                <w:sz w:val="18"/>
+                <w:szCs w:val="18"/>
+                <w:color w:val="000000"/>
+              </w:rPr>
+              <w:t xml:space="preserve">3 [2–6]</w:t>
+            </w:r>
+          </w:p>
+        </w:tc>
+        <w:tc>
+          <w:tcPr>
+            <w:tcBorders>
+              <w:bottom w:val="none" w:sz="0" w:space="0" w:color="000000"/>
+              <w:top w:val="single" w:sz="4" w:space="0" w:color="000000"/>
+              <w:left w:val="none" w:sz="0" w:space="0" w:color="000000"/>
+              <w:right w:val="none" w:sz="0" w:space="0" w:color="000000"/>
+            </w:tcBorders>
+            <w:shd w:val="clear" w:color="auto" w:fill="FFFFFF"/>
+            <w:tcMar>
+              <w:top w:w="0" w:type="dxa"/>
+              <w:bottom w:w="0" w:type="dxa"/>
+              <w:left w:w="0" w:type="dxa"/>
+              <w:right w:w="0" w:type="dxa"/>
+            </w:tcMar>
+            <w:vAlign w:val="center"/>
+          </w:tcPr>
+          <w:p>
+            <w:pPr>
+              <w:pStyle w:val="Normal"/>
+              <w:jc w:val="center"/>
+              <w:pBdr>
+                <w:bottom w:val="none" w:sz="0" w:space="0" w:color="000000"/>
+                <w:top w:val="none" w:sz="0" w:space="0" w:color="000000"/>
+                <w:left w:val="none" w:sz="0" w:space="0" w:color="000000"/>
+                <w:right w:val="none" w:sz="0" w:space="0" w:color="000000"/>
+              </w:pBdr>
+              <w:spacing w:after="20" w:before="0" w:line="240"/>
+              <w:ind w:left="0" w:right="120" w:firstLine="0" w:firstLineChars="0"/>
+              <w:rPr>
+                <w:rFonts w:ascii="Arial" w:hAnsi="Arial" w:eastAsia="Arial" w:cs="Arial"/>
+                <w:i w:val="false"/>
+                <w:b w:val="false"/>
+                <w:u w:val="none"/>
+                <w:strike w:val="false"/>
+                <w:sz w:val="18"/>
+                <w:szCs w:val="18"/>
+                <w:color w:val="000000"/>
+              </w:rPr>
+            </w:pPr>
+            <w:r>
+              <w:rPr>
+                <w:rFonts w:ascii="Arial" w:hAnsi="Arial" w:eastAsia="Arial" w:cs="Arial"/>
+                <w:i w:val="false"/>
+                <w:b w:val="false"/>
+                <w:u w:val="none"/>
+                <w:strike w:val="false"/>
+                <w:sz w:val="18"/>
+                <w:szCs w:val="18"/>
+                <w:color w:val="000000"/>
+              </w:rPr>
+              <w:t xml:space="preserve">2 [1–5]</w:t>
+            </w:r>
+          </w:p>
+        </w:tc>
+        <w:tc>
+          <w:tcPr>
+            <w:tcBorders>
+              <w:bottom w:val="none" w:sz="0" w:space="0" w:color="000000"/>
+              <w:top w:val="single" w:sz="4" w:space="0" w:color="000000"/>
+              <w:left w:val="none" w:sz="0" w:space="0" w:color="000000"/>
+              <w:right w:val="none" w:sz="0" w:space="0" w:color="000000"/>
+            </w:tcBorders>
+            <w:shd w:val="clear" w:color="auto" w:fill="FFFFFF"/>
+            <w:tcMar>
+              <w:top w:w="0" w:type="dxa"/>
+              <w:bottom w:w="0" w:type="dxa"/>
+              <w:left w:w="0" w:type="dxa"/>
+              <w:right w:w="0" w:type="dxa"/>
+            </w:tcMar>
+            <w:vAlign w:val="center"/>
+          </w:tcPr>
+          <w:p>
+            <w:pPr>
+              <w:pStyle w:val="Normal"/>
+              <w:jc w:val="center"/>
+              <w:pBdr>
+                <w:bottom w:val="none" w:sz="0" w:space="0" w:color="000000"/>
+                <w:top w:val="none" w:sz="0" w:space="0" w:color="000000"/>
+                <w:left w:val="none" w:sz="0" w:space="0" w:color="000000"/>
+                <w:right w:val="none" w:sz="0" w:space="0" w:color="000000"/>
+              </w:pBdr>
+              <w:spacing w:after="20" w:before="0" w:line="240"/>
+              <w:ind w:left="0" w:right="120" w:firstLine="0" w:firstLineChars="0"/>
+              <w:rPr>
+                <w:rFonts w:ascii="Arial" w:hAnsi="Arial" w:eastAsia="Arial" w:cs="Arial"/>
+                <w:i w:val="false"/>
+                <w:b w:val="false"/>
+                <w:u w:val="none"/>
+                <w:strike w:val="false"/>
+                <w:sz w:val="18"/>
+                <w:szCs w:val="18"/>
+                <w:color w:val="000000"/>
+              </w:rPr>
+            </w:pPr>
+            <w:r>
+              <w:rPr>
+                <w:rFonts w:ascii="Arial" w:hAnsi="Arial" w:eastAsia="Arial" w:cs="Arial"/>
+                <w:i w:val="false"/>
+                <w:b w:val="false"/>
+                <w:u w:val="none"/>
+                <w:strike w:val="false"/>
+                <w:sz w:val="18"/>
+                <w:szCs w:val="18"/>
+                <w:color w:val="000000"/>
+              </w:rPr>
+              <w:t xml:space="preserve">-</w:t>
+            </w:r>
+          </w:p>
+        </w:tc>
+        <w:tc>
+          <w:tcPr>
+            <w:tcBorders>
+              <w:bottom w:val="none" w:sz="0" w:space="0" w:color="000000"/>
+              <w:top w:val="single" w:sz="4" w:space="0" w:color="000000"/>
               <w:left w:val="none" w:sz="0" w:space="0" w:color="000000"/>
               <w:right w:val="none" w:sz="0" w:space="0" w:color="000000"/>
             </w:tcBorders>
@@ -3111,62 +3005,7 @@
                 <w:szCs w:val="18"/>
                 <w:color w:val="000000"/>
               </w:rPr>
-              <w:t xml:space="preserve">3.22 [2.36–4.38]</w:t>
-            </w:r>
-          </w:p>
-        </w:tc>
-        <w:tc>
-          <w:tcPr>
-            <w:tcBorders>
-              <w:bottom w:val="none" w:sz="0" w:space="0" w:color="000000"/>
-              <w:top w:val="none" w:sz="0" w:space="0" w:color="000000"/>
-              <w:left w:val="none" w:sz="0" w:space="0" w:color="000000"/>
-              <w:right w:val="none" w:sz="0" w:space="0" w:color="000000"/>
-            </w:tcBorders>
-            <w:shd w:val="clear" w:color="auto" w:fill="FFFFFF"/>
-            <w:tcMar>
-              <w:top w:w="0" w:type="dxa"/>
-              <w:bottom w:w="0" w:type="dxa"/>
-              <w:left w:w="0" w:type="dxa"/>
-              <w:right w:w="0" w:type="dxa"/>
-            </w:tcMar>
-            <w:vAlign w:val="center"/>
-          </w:tcPr>
-          <w:p>
-            <w:pPr>
-              <w:pStyle w:val="Normal"/>
-              <w:jc w:val="center"/>
-              <w:pBdr>
-                <w:bottom w:val="none" w:sz="0" w:space="0" w:color="000000"/>
-                <w:top w:val="none" w:sz="0" w:space="0" w:color="000000"/>
-                <w:left w:val="none" w:sz="0" w:space="0" w:color="000000"/>
-                <w:right w:val="none" w:sz="0" w:space="0" w:color="000000"/>
-              </w:pBdr>
-              <w:spacing w:after="20" w:before="0" w:line="240"/>
-              <w:ind w:left="0" w:right="120" w:firstLine="0" w:firstLineChars="0"/>
-              <w:rPr>
-                <w:rFonts w:ascii="Arial" w:hAnsi="Arial" w:eastAsia="Arial" w:cs="Arial"/>
-                <w:i w:val="false"/>
-                <w:b w:val="true"/>
-                <w:u w:val="none"/>
-                <w:strike w:val="false"/>
-                <w:sz w:val="18"/>
-                <w:szCs w:val="18"/>
-                <w:color w:val="000000"/>
-              </w:rPr>
-            </w:pPr>
-            <w:r>
-              <w:rPr>
-                <w:rFonts w:ascii="Arial" w:hAnsi="Arial" w:eastAsia="Arial" w:cs="Arial"/>
-                <w:i w:val="false"/>
-                <w:b w:val="true"/>
-                <w:u w:val="none"/>
-                <w:strike w:val="false"/>
-                <w:sz w:val="18"/>
-                <w:szCs w:val="18"/>
-                <w:color w:val="000000"/>
-              </w:rPr>
-              <w:t xml:space="preserve">6E-14</w:t>
+              <w:t xml:space="preserve">2E-14</w:t>
             </w:r>
           </w:p>
         </w:tc>
@@ -3226,172 +3065,172 @@
                 <w:szCs w:val="18"/>
                 <w:color w:val="000000"/>
               </w:rPr>
-              <w:t xml:space="preserve">Tumor adherence</w:t>
-            </w:r>
-          </w:p>
-        </w:tc>
-        <w:tc>
-          <w:tcPr>
-            <w:tcBorders>
-              <w:bottom w:val="none" w:sz="0" w:space="0" w:color="000000"/>
-              <w:top w:val="none" w:sz="0" w:space="0" w:color="000000"/>
-              <w:left w:val="none" w:sz="0" w:space="0" w:color="000000"/>
-              <w:right w:val="none" w:sz="0" w:space="0" w:color="000000"/>
-            </w:tcBorders>
-            <w:shd w:val="clear" w:color="auto" w:fill="FFFFFF"/>
-            <w:tcMar>
-              <w:top w:w="0" w:type="dxa"/>
-              <w:bottom w:w="0" w:type="dxa"/>
-              <w:left w:w="0" w:type="dxa"/>
-              <w:right w:w="0" w:type="dxa"/>
-            </w:tcMar>
-            <w:vAlign w:val="center"/>
-          </w:tcPr>
-          <w:p>
-            <w:pPr>
-              <w:pStyle w:val="Normal"/>
-              <w:jc w:val="center"/>
-              <w:pBdr>
-                <w:bottom w:val="none" w:sz="0" w:space="0" w:color="000000"/>
-                <w:top w:val="none" w:sz="0" w:space="0" w:color="000000"/>
-                <w:left w:val="none" w:sz="0" w:space="0" w:color="000000"/>
-                <w:right w:val="none" w:sz="0" w:space="0" w:color="000000"/>
-              </w:pBdr>
-              <w:spacing w:after="20" w:before="0" w:line="240"/>
-              <w:ind w:left="0" w:right="120" w:firstLine="0" w:firstLineChars="0"/>
-              <w:rPr>
-                <w:rFonts w:ascii="Arial" w:hAnsi="Arial" w:eastAsia="Arial" w:cs="Arial"/>
-                <w:i w:val="false"/>
-                <w:b w:val="false"/>
-                <w:u w:val="none"/>
-                <w:strike w:val="false"/>
-                <w:sz w:val="18"/>
-                <w:szCs w:val="18"/>
-                <w:color w:val="000000"/>
-              </w:rPr>
-            </w:pPr>
-            <w:r>
-              <w:rPr>
-                <w:rFonts w:ascii="Arial" w:hAnsi="Arial" w:eastAsia="Arial" w:cs="Arial"/>
-                <w:i w:val="false"/>
-                <w:b w:val="false"/>
-                <w:u w:val="none"/>
-                <w:strike w:val="false"/>
-                <w:sz w:val="18"/>
-                <w:szCs w:val="18"/>
-                <w:color w:val="000000"/>
-              </w:rPr>
-              <w:t xml:space="preserve">53 (11%)</w:t>
-            </w:r>
-          </w:p>
-        </w:tc>
-        <w:tc>
-          <w:tcPr>
-            <w:tcBorders>
-              <w:bottom w:val="none" w:sz="0" w:space="0" w:color="000000"/>
-              <w:top w:val="none" w:sz="0" w:space="0" w:color="000000"/>
-              <w:left w:val="none" w:sz="0" w:space="0" w:color="000000"/>
-              <w:right w:val="none" w:sz="0" w:space="0" w:color="000000"/>
-            </w:tcBorders>
-            <w:shd w:val="clear" w:color="auto" w:fill="FFFFFF"/>
-            <w:tcMar>
-              <w:top w:w="0" w:type="dxa"/>
-              <w:bottom w:w="0" w:type="dxa"/>
-              <w:left w:w="0" w:type="dxa"/>
-              <w:right w:w="0" w:type="dxa"/>
-            </w:tcMar>
-            <w:vAlign w:val="center"/>
-          </w:tcPr>
-          <w:p>
-            <w:pPr>
-              <w:pStyle w:val="Normal"/>
-              <w:jc w:val="center"/>
-              <w:pBdr>
-                <w:bottom w:val="none" w:sz="0" w:space="0" w:color="000000"/>
-                <w:top w:val="none" w:sz="0" w:space="0" w:color="000000"/>
-                <w:left w:val="none" w:sz="0" w:space="0" w:color="000000"/>
-                <w:right w:val="none" w:sz="0" w:space="0" w:color="000000"/>
-              </w:pBdr>
-              <w:spacing w:after="20" w:before="0" w:line="240"/>
-              <w:ind w:left="0" w:right="120" w:firstLine="0" w:firstLineChars="0"/>
-              <w:rPr>
-                <w:rFonts w:ascii="Arial" w:hAnsi="Arial" w:eastAsia="Arial" w:cs="Arial"/>
-                <w:i w:val="false"/>
-                <w:b w:val="false"/>
-                <w:u w:val="none"/>
-                <w:strike w:val="false"/>
-                <w:sz w:val="18"/>
-                <w:szCs w:val="18"/>
-                <w:color w:val="000000"/>
-              </w:rPr>
-            </w:pPr>
-            <w:r>
-              <w:rPr>
-                <w:rFonts w:ascii="Arial" w:hAnsi="Arial" w:eastAsia="Arial" w:cs="Arial"/>
-                <w:i w:val="false"/>
-                <w:b w:val="false"/>
-                <w:u w:val="none"/>
-                <w:strike w:val="false"/>
-                <w:sz w:val="18"/>
-                <w:szCs w:val="18"/>
-                <w:color w:val="000000"/>
-              </w:rPr>
-              <w:t xml:space="preserve">82 (18%)</w:t>
-            </w:r>
-          </w:p>
-        </w:tc>
-        <w:tc>
-          <w:tcPr>
-            <w:tcBorders>
-              <w:bottom w:val="none" w:sz="0" w:space="0" w:color="000000"/>
-              <w:top w:val="none" w:sz="0" w:space="0" w:color="000000"/>
-              <w:left w:val="none" w:sz="0" w:space="0" w:color="000000"/>
-              <w:right w:val="none" w:sz="0" w:space="0" w:color="000000"/>
-            </w:tcBorders>
-            <w:shd w:val="clear" w:color="auto" w:fill="FFFFFF"/>
-            <w:tcMar>
-              <w:top w:w="0" w:type="dxa"/>
-              <w:bottom w:w="0" w:type="dxa"/>
-              <w:left w:w="0" w:type="dxa"/>
-              <w:right w:w="0" w:type="dxa"/>
-            </w:tcMar>
-            <w:vAlign w:val="center"/>
-          </w:tcPr>
-          <w:p>
-            <w:pPr>
-              <w:pStyle w:val="Normal"/>
-              <w:jc w:val="center"/>
-              <w:pBdr>
-                <w:bottom w:val="none" w:sz="0" w:space="0" w:color="000000"/>
-                <w:top w:val="none" w:sz="0" w:space="0" w:color="000000"/>
-                <w:left w:val="none" w:sz="0" w:space="0" w:color="000000"/>
-                <w:right w:val="none" w:sz="0" w:space="0" w:color="000000"/>
-              </w:pBdr>
-              <w:spacing w:after="20" w:before="0" w:line="240"/>
-              <w:ind w:left="0" w:right="120" w:firstLine="0" w:firstLineChars="0"/>
-              <w:rPr>
-                <w:rFonts w:ascii="Arial" w:hAnsi="Arial" w:eastAsia="Arial" w:cs="Arial"/>
-                <w:i w:val="false"/>
-                <w:b w:val="false"/>
-                <w:u w:val="none"/>
-                <w:strike w:val="false"/>
-                <w:sz w:val="18"/>
-                <w:szCs w:val="18"/>
-                <w:color w:val="000000"/>
-              </w:rPr>
-            </w:pPr>
-            <w:r>
-              <w:rPr>
-                <w:rFonts w:ascii="Arial" w:hAnsi="Arial" w:eastAsia="Arial" w:cs="Arial"/>
-                <w:i w:val="false"/>
-                <w:b w:val="false"/>
-                <w:u w:val="none"/>
-                <w:strike w:val="false"/>
-                <w:sz w:val="18"/>
-                <w:szCs w:val="18"/>
-                <w:color w:val="000000"/>
-              </w:rPr>
-              <w:t xml:space="preserve">135 (15%)</w:t>
+              <w:t xml:space="preserve">&gt; 4 Positive Nodes</w:t>
+            </w:r>
+          </w:p>
+        </w:tc>
+        <w:tc>
+          <w:tcPr>
+            <w:tcBorders>
+              <w:bottom w:val="none" w:sz="0" w:space="0" w:color="000000"/>
+              <w:top w:val="none" w:sz="0" w:space="0" w:color="000000"/>
+              <w:left w:val="none" w:sz="0" w:space="0" w:color="000000"/>
+              <w:right w:val="none" w:sz="0" w:space="0" w:color="000000"/>
+            </w:tcBorders>
+            <w:shd w:val="clear" w:color="auto" w:fill="FFFFFF"/>
+            <w:tcMar>
+              <w:top w:w="0" w:type="dxa"/>
+              <w:bottom w:w="0" w:type="dxa"/>
+              <w:left w:w="0" w:type="dxa"/>
+              <w:right w:w="0" w:type="dxa"/>
+            </w:tcMar>
+            <w:vAlign w:val="center"/>
+          </w:tcPr>
+          <w:p>
+            <w:pPr>
+              <w:pStyle w:val="Normal"/>
+              <w:jc w:val="center"/>
+              <w:pBdr>
+                <w:bottom w:val="none" w:sz="0" w:space="0" w:color="000000"/>
+                <w:top w:val="none" w:sz="0" w:space="0" w:color="000000"/>
+                <w:left w:val="none" w:sz="0" w:space="0" w:color="000000"/>
+                <w:right w:val="none" w:sz="0" w:space="0" w:color="000000"/>
+              </w:pBdr>
+              <w:spacing w:after="20" w:before="0" w:line="240"/>
+              <w:ind w:left="0" w:right="120" w:firstLine="0" w:firstLineChars="0"/>
+              <w:rPr>
+                <w:rFonts w:ascii="Arial" w:hAnsi="Arial" w:eastAsia="Arial" w:cs="Arial"/>
+                <w:i w:val="false"/>
+                <w:b w:val="false"/>
+                <w:u w:val="none"/>
+                <w:strike w:val="false"/>
+                <w:sz w:val="18"/>
+                <w:szCs w:val="18"/>
+                <w:color w:val="000000"/>
+              </w:rPr>
+            </w:pPr>
+            <w:r>
+              <w:rPr>
+                <w:rFonts w:ascii="Arial" w:hAnsi="Arial" w:eastAsia="Arial" w:cs="Arial"/>
+                <w:i w:val="false"/>
+                <w:b w:val="false"/>
+                <w:u w:val="none"/>
+                <w:strike w:val="false"/>
+                <w:sz w:val="18"/>
+                <w:szCs w:val="18"/>
+                <w:color w:val="000000"/>
+              </w:rPr>
+              <w:t xml:space="preserve">75 (16%)</w:t>
+            </w:r>
+          </w:p>
+        </w:tc>
+        <w:tc>
+          <w:tcPr>
+            <w:tcBorders>
+              <w:bottom w:val="none" w:sz="0" w:space="0" w:color="000000"/>
+              <w:top w:val="none" w:sz="0" w:space="0" w:color="000000"/>
+              <w:left w:val="none" w:sz="0" w:space="0" w:color="000000"/>
+              <w:right w:val="none" w:sz="0" w:space="0" w:color="000000"/>
+            </w:tcBorders>
+            <w:shd w:val="clear" w:color="auto" w:fill="FFFFFF"/>
+            <w:tcMar>
+              <w:top w:w="0" w:type="dxa"/>
+              <w:bottom w:w="0" w:type="dxa"/>
+              <w:left w:w="0" w:type="dxa"/>
+              <w:right w:w="0" w:type="dxa"/>
+            </w:tcMar>
+            <w:vAlign w:val="center"/>
+          </w:tcPr>
+          <w:p>
+            <w:pPr>
+              <w:pStyle w:val="Normal"/>
+              <w:jc w:val="center"/>
+              <w:pBdr>
+                <w:bottom w:val="none" w:sz="0" w:space="0" w:color="000000"/>
+                <w:top w:val="none" w:sz="0" w:space="0" w:color="000000"/>
+                <w:left w:val="none" w:sz="0" w:space="0" w:color="000000"/>
+                <w:right w:val="none" w:sz="0" w:space="0" w:color="000000"/>
+              </w:pBdr>
+              <w:spacing w:after="20" w:before="0" w:line="240"/>
+              <w:ind w:left="0" w:right="120" w:firstLine="0" w:firstLineChars="0"/>
+              <w:rPr>
+                <w:rFonts w:ascii="Arial" w:hAnsi="Arial" w:eastAsia="Arial" w:cs="Arial"/>
+                <w:i w:val="false"/>
+                <w:b w:val="false"/>
+                <w:u w:val="none"/>
+                <w:strike w:val="false"/>
+                <w:sz w:val="18"/>
+                <w:szCs w:val="18"/>
+                <w:color w:val="000000"/>
+              </w:rPr>
+            </w:pPr>
+            <w:r>
+              <w:rPr>
+                <w:rFonts w:ascii="Arial" w:hAnsi="Arial" w:eastAsia="Arial" w:cs="Arial"/>
+                <w:i w:val="false"/>
+                <w:b w:val="false"/>
+                <w:u w:val="none"/>
+                <w:strike w:val="false"/>
+                <w:sz w:val="18"/>
+                <w:szCs w:val="18"/>
+                <w:color w:val="000000"/>
+              </w:rPr>
+              <w:t xml:space="preserve">180 (38%)</w:t>
+            </w:r>
+          </w:p>
+        </w:tc>
+        <w:tc>
+          <w:tcPr>
+            <w:tcBorders>
+              <w:bottom w:val="none" w:sz="0" w:space="0" w:color="000000"/>
+              <w:top w:val="none" w:sz="0" w:space="0" w:color="000000"/>
+              <w:left w:val="none" w:sz="0" w:space="0" w:color="000000"/>
+              <w:right w:val="none" w:sz="0" w:space="0" w:color="000000"/>
+            </w:tcBorders>
+            <w:shd w:val="clear" w:color="auto" w:fill="FFFFFF"/>
+            <w:tcMar>
+              <w:top w:w="0" w:type="dxa"/>
+              <w:bottom w:w="0" w:type="dxa"/>
+              <w:left w:w="0" w:type="dxa"/>
+              <w:right w:w="0" w:type="dxa"/>
+            </w:tcMar>
+            <w:vAlign w:val="center"/>
+          </w:tcPr>
+          <w:p>
+            <w:pPr>
+              <w:pStyle w:val="Normal"/>
+              <w:jc w:val="center"/>
+              <w:pBdr>
+                <w:bottom w:val="none" w:sz="0" w:space="0" w:color="000000"/>
+                <w:top w:val="none" w:sz="0" w:space="0" w:color="000000"/>
+                <w:left w:val="none" w:sz="0" w:space="0" w:color="000000"/>
+                <w:right w:val="none" w:sz="0" w:space="0" w:color="000000"/>
+              </w:pBdr>
+              <w:spacing w:after="20" w:before="0" w:line="240"/>
+              <w:ind w:left="0" w:right="120" w:firstLine="0" w:firstLineChars="0"/>
+              <w:rPr>
+                <w:rFonts w:ascii="Arial" w:hAnsi="Arial" w:eastAsia="Arial" w:cs="Arial"/>
+                <w:i w:val="false"/>
+                <w:b w:val="false"/>
+                <w:u w:val="none"/>
+                <w:strike w:val="false"/>
+                <w:sz w:val="18"/>
+                <w:szCs w:val="18"/>
+                <w:color w:val="000000"/>
+              </w:rPr>
+            </w:pPr>
+            <w:r>
+              <w:rPr>
+                <w:rFonts w:ascii="Arial" w:hAnsi="Arial" w:eastAsia="Arial" w:cs="Arial"/>
+                <w:i w:val="false"/>
+                <w:b w:val="false"/>
+                <w:u w:val="none"/>
+                <w:strike w:val="false"/>
+                <w:sz w:val="18"/>
+                <w:szCs w:val="18"/>
+                <w:color w:val="000000"/>
+              </w:rPr>
+              <w:t xml:space="preserve">255 (27%)</w:t>
             </w:r>
           </w:p>
         </w:tc>
@@ -3446,7 +3285,7 @@
                 <w:szCs w:val="18"/>
                 <w:color w:val="000000"/>
               </w:rPr>
-              <w:t xml:space="preserve">1.64 [1.13–2.37]</w:t>
+              <w:t xml:space="preserve">3.22 [2.36–4.38]</w:t>
             </w:r>
           </w:p>
         </w:tc>
@@ -3501,7 +3340,7 @@
                 <w:szCs w:val="18"/>
                 <w:color w:val="000000"/>
               </w:rPr>
-              <w:t xml:space="preserve">0.012</w:t>
+              <w:t xml:space="preserve">6E-14</w:t>
             </w:r>
           </w:p>
         </w:tc>
@@ -3543,300 +3382,300 @@
                 <w:rFonts w:ascii="Arial" w:hAnsi="Arial" w:eastAsia="Arial" w:cs="Arial"/>
                 <w:i w:val="false"/>
                 <w:b w:val="false"/>
-                <w:u w:val="single"/>
-                <w:strike w:val="false"/>
-                <w:sz w:val="18"/>
-                <w:szCs w:val="18"/>
-                <w:color w:val="000000"/>
-              </w:rPr>
-            </w:pPr>
-            <w:r>
-              <w:rPr>
-                <w:rFonts w:ascii="Arial" w:hAnsi="Arial" w:eastAsia="Arial" w:cs="Arial"/>
-                <w:i w:val="false"/>
-                <w:b w:val="false"/>
-                <w:u w:val="single"/>
-                <w:strike w:val="false"/>
-                <w:sz w:val="18"/>
-                <w:szCs w:val="18"/>
-                <w:color w:val="000000"/>
-              </w:rPr>
-              <w:t xml:space="preserve">Tumor differentiation</w:t>
-            </w:r>
-          </w:p>
-        </w:tc>
-        <w:tc>
-          <w:tcPr>
-            <w:tcBorders>
-              <w:bottom w:val="none" w:sz="0" w:space="0" w:color="000000"/>
-              <w:top w:val="none" w:sz="0" w:space="0" w:color="000000"/>
-              <w:left w:val="none" w:sz="0" w:space="0" w:color="000000"/>
-              <w:right w:val="none" w:sz="0" w:space="0" w:color="000000"/>
-            </w:tcBorders>
-            <w:shd w:val="clear" w:color="auto" w:fill="FFFFFF"/>
-            <w:tcMar>
-              <w:top w:w="0" w:type="dxa"/>
-              <w:bottom w:w="0" w:type="dxa"/>
-              <w:left w:w="0" w:type="dxa"/>
-              <w:right w:w="0" w:type="dxa"/>
-            </w:tcMar>
-            <w:vAlign w:val="center"/>
-          </w:tcPr>
-          <w:p>
-            <w:pPr>
-              <w:pStyle w:val="Normal"/>
-              <w:jc w:val="center"/>
-              <w:pBdr>
-                <w:bottom w:val="none" w:sz="0" w:space="0" w:color="000000"/>
-                <w:top w:val="none" w:sz="0" w:space="0" w:color="000000"/>
-                <w:left w:val="none" w:sz="0" w:space="0" w:color="000000"/>
-                <w:right w:val="none" w:sz="0" w:space="0" w:color="000000"/>
-              </w:pBdr>
-              <w:spacing w:after="20" w:before="0" w:line="240"/>
-              <w:ind w:left="0" w:right="120" w:firstLine="0" w:firstLineChars="0"/>
-              <w:rPr>
-                <w:rFonts w:ascii="Arial" w:hAnsi="Arial" w:eastAsia="Arial" w:cs="Arial"/>
-                <w:i w:val="false"/>
-                <w:b w:val="false"/>
-                <w:u w:val="none"/>
-                <w:strike w:val="false"/>
-                <w:sz w:val="18"/>
-                <w:szCs w:val="18"/>
-                <w:color w:val="000000"/>
-              </w:rPr>
-            </w:pPr>
-            <w:r>
-              <w:rPr>
-                <w:rFonts w:ascii="Arial" w:hAnsi="Arial" w:eastAsia="Arial" w:cs="Arial"/>
-                <w:i w:val="false"/>
-                <w:b w:val="false"/>
-                <w:u w:val="none"/>
-                <w:strike w:val="false"/>
-                <w:sz w:val="18"/>
-                <w:szCs w:val="18"/>
-                <w:color w:val="000000"/>
-              </w:rPr>
-              <w:t xml:space="preserve"/>
-            </w:r>
-          </w:p>
-        </w:tc>
-        <w:tc>
-          <w:tcPr>
-            <w:tcBorders>
-              <w:bottom w:val="none" w:sz="0" w:space="0" w:color="000000"/>
-              <w:top w:val="none" w:sz="0" w:space="0" w:color="000000"/>
-              <w:left w:val="none" w:sz="0" w:space="0" w:color="000000"/>
-              <w:right w:val="none" w:sz="0" w:space="0" w:color="000000"/>
-            </w:tcBorders>
-            <w:shd w:val="clear" w:color="auto" w:fill="FFFFFF"/>
-            <w:tcMar>
-              <w:top w:w="0" w:type="dxa"/>
-              <w:bottom w:w="0" w:type="dxa"/>
-              <w:left w:w="0" w:type="dxa"/>
-              <w:right w:w="0" w:type="dxa"/>
-            </w:tcMar>
-            <w:vAlign w:val="center"/>
-          </w:tcPr>
-          <w:p>
-            <w:pPr>
-              <w:pStyle w:val="Normal"/>
-              <w:jc w:val="center"/>
-              <w:pBdr>
-                <w:bottom w:val="none" w:sz="0" w:space="0" w:color="000000"/>
-                <w:top w:val="none" w:sz="0" w:space="0" w:color="000000"/>
-                <w:left w:val="none" w:sz="0" w:space="0" w:color="000000"/>
-                <w:right w:val="none" w:sz="0" w:space="0" w:color="000000"/>
-              </w:pBdr>
-              <w:spacing w:after="20" w:before="0" w:line="240"/>
-              <w:ind w:left="0" w:right="120" w:firstLine="0" w:firstLineChars="0"/>
-              <w:rPr>
-                <w:rFonts w:ascii="Arial" w:hAnsi="Arial" w:eastAsia="Arial" w:cs="Arial"/>
-                <w:i w:val="false"/>
-                <w:b w:val="false"/>
-                <w:u w:val="none"/>
-                <w:strike w:val="false"/>
-                <w:sz w:val="18"/>
-                <w:szCs w:val="18"/>
-                <w:color w:val="000000"/>
-              </w:rPr>
-            </w:pPr>
-            <w:r>
-              <w:rPr>
-                <w:rFonts w:ascii="Arial" w:hAnsi="Arial" w:eastAsia="Arial" w:cs="Arial"/>
-                <w:i w:val="false"/>
-                <w:b w:val="false"/>
-                <w:u w:val="none"/>
-                <w:strike w:val="false"/>
-                <w:sz w:val="18"/>
-                <w:szCs w:val="18"/>
-                <w:color w:val="000000"/>
-              </w:rPr>
-              <w:t xml:space="preserve"/>
-            </w:r>
-          </w:p>
-        </w:tc>
-        <w:tc>
-          <w:tcPr>
-            <w:tcBorders>
-              <w:bottom w:val="none" w:sz="0" w:space="0" w:color="000000"/>
-              <w:top w:val="none" w:sz="0" w:space="0" w:color="000000"/>
-              <w:left w:val="none" w:sz="0" w:space="0" w:color="000000"/>
-              <w:right w:val="none" w:sz="0" w:space="0" w:color="000000"/>
-            </w:tcBorders>
-            <w:shd w:val="clear" w:color="auto" w:fill="FFFFFF"/>
-            <w:tcMar>
-              <w:top w:w="0" w:type="dxa"/>
-              <w:bottom w:w="0" w:type="dxa"/>
-              <w:left w:w="0" w:type="dxa"/>
-              <w:right w:w="0" w:type="dxa"/>
-            </w:tcMar>
-            <w:vAlign w:val="center"/>
-          </w:tcPr>
-          <w:p>
-            <w:pPr>
-              <w:pStyle w:val="Normal"/>
-              <w:jc w:val="center"/>
-              <w:pBdr>
-                <w:bottom w:val="none" w:sz="0" w:space="0" w:color="000000"/>
-                <w:top w:val="none" w:sz="0" w:space="0" w:color="000000"/>
-                <w:left w:val="none" w:sz="0" w:space="0" w:color="000000"/>
-                <w:right w:val="none" w:sz="0" w:space="0" w:color="000000"/>
-              </w:pBdr>
-              <w:spacing w:after="20" w:before="0" w:line="240"/>
-              <w:ind w:left="0" w:right="120" w:firstLine="0" w:firstLineChars="0"/>
-              <w:rPr>
-                <w:rFonts w:ascii="Arial" w:hAnsi="Arial" w:eastAsia="Arial" w:cs="Arial"/>
-                <w:i w:val="false"/>
-                <w:b w:val="false"/>
-                <w:u w:val="none"/>
-                <w:strike w:val="false"/>
-                <w:sz w:val="18"/>
-                <w:szCs w:val="18"/>
-                <w:color w:val="000000"/>
-              </w:rPr>
-            </w:pPr>
-            <w:r>
-              <w:rPr>
-                <w:rFonts w:ascii="Arial" w:hAnsi="Arial" w:eastAsia="Arial" w:cs="Arial"/>
-                <w:i w:val="false"/>
-                <w:b w:val="false"/>
-                <w:u w:val="none"/>
-                <w:strike w:val="false"/>
-                <w:sz w:val="18"/>
-                <w:szCs w:val="18"/>
-                <w:color w:val="000000"/>
-              </w:rPr>
-              <w:t xml:space="preserve"/>
-            </w:r>
-          </w:p>
-        </w:tc>
-        <w:tc>
-          <w:tcPr>
-            <w:tcBorders>
-              <w:bottom w:val="none" w:sz="0" w:space="0" w:color="000000"/>
-              <w:top w:val="none" w:sz="0" w:space="0" w:color="000000"/>
-              <w:left w:val="none" w:sz="0" w:space="0" w:color="000000"/>
-              <w:right w:val="none" w:sz="0" w:space="0" w:color="000000"/>
-            </w:tcBorders>
-            <w:shd w:val="clear" w:color="auto" w:fill="FFFFFF"/>
-            <w:tcMar>
-              <w:top w:w="0" w:type="dxa"/>
-              <w:bottom w:w="0" w:type="dxa"/>
-              <w:left w:w="0" w:type="dxa"/>
-              <w:right w:w="0" w:type="dxa"/>
-            </w:tcMar>
-            <w:vAlign w:val="center"/>
-          </w:tcPr>
-          <w:p>
-            <w:pPr>
-              <w:pStyle w:val="Normal"/>
-              <w:jc w:val="center"/>
-              <w:pBdr>
-                <w:bottom w:val="none" w:sz="0" w:space="0" w:color="000000"/>
-                <w:top w:val="none" w:sz="0" w:space="0" w:color="000000"/>
-                <w:left w:val="none" w:sz="0" w:space="0" w:color="000000"/>
-                <w:right w:val="none" w:sz="0" w:space="0" w:color="000000"/>
-              </w:pBdr>
-              <w:spacing w:after="20" w:before="0" w:line="240"/>
-              <w:ind w:left="0" w:right="120" w:firstLine="0" w:firstLineChars="0"/>
-              <w:rPr>
-                <w:rFonts w:ascii="Arial" w:hAnsi="Arial" w:eastAsia="Arial" w:cs="Arial"/>
-                <w:i w:val="false"/>
-                <w:b w:val="false"/>
-                <w:u w:val="none"/>
-                <w:strike w:val="false"/>
-                <w:sz w:val="18"/>
-                <w:szCs w:val="18"/>
-                <w:color w:val="000000"/>
-              </w:rPr>
-            </w:pPr>
-            <w:r>
-              <w:rPr>
-                <w:rFonts w:ascii="Arial" w:hAnsi="Arial" w:eastAsia="Arial" w:cs="Arial"/>
-                <w:i w:val="false"/>
-                <w:b w:val="false"/>
-                <w:u w:val="none"/>
-                <w:strike w:val="false"/>
-                <w:sz w:val="18"/>
-                <w:szCs w:val="18"/>
-                <w:color w:val="000000"/>
-              </w:rPr>
-              <w:t xml:space="preserve"/>
-            </w:r>
-          </w:p>
-        </w:tc>
-        <w:tc>
-          <w:tcPr>
-            <w:tcBorders>
-              <w:bottom w:val="none" w:sz="0" w:space="0" w:color="000000"/>
-              <w:top w:val="none" w:sz="0" w:space="0" w:color="000000"/>
-              <w:left w:val="none" w:sz="0" w:space="0" w:color="000000"/>
-              <w:right w:val="none" w:sz="0" w:space="0" w:color="000000"/>
-            </w:tcBorders>
-            <w:shd w:val="clear" w:color="auto" w:fill="FFFFFF"/>
-            <w:tcMar>
-              <w:top w:w="0" w:type="dxa"/>
-              <w:bottom w:w="0" w:type="dxa"/>
-              <w:left w:w="0" w:type="dxa"/>
-              <w:right w:w="0" w:type="dxa"/>
-            </w:tcMar>
-            <w:vAlign w:val="center"/>
-          </w:tcPr>
-          <w:p>
-            <w:pPr>
-              <w:pStyle w:val="Normal"/>
-              <w:jc w:val="center"/>
-              <w:pBdr>
-                <w:bottom w:val="none" w:sz="0" w:space="0" w:color="000000"/>
-                <w:top w:val="none" w:sz="0" w:space="0" w:color="000000"/>
-                <w:left w:val="none" w:sz="0" w:space="0" w:color="000000"/>
-                <w:right w:val="none" w:sz="0" w:space="0" w:color="000000"/>
-              </w:pBdr>
-              <w:spacing w:after="20" w:before="0" w:line="240"/>
-              <w:ind w:left="0" w:right="120" w:firstLine="0" w:firstLineChars="0"/>
-              <w:rPr>
-                <w:rFonts w:ascii="Arial" w:hAnsi="Arial" w:eastAsia="Arial" w:cs="Arial"/>
-                <w:i w:val="false"/>
-                <w:b w:val="false"/>
-                <w:u w:val="none"/>
-                <w:strike w:val="false"/>
-                <w:sz w:val="18"/>
-                <w:szCs w:val="18"/>
-                <w:color w:val="000000"/>
-              </w:rPr>
-            </w:pPr>
-            <w:r>
-              <w:rPr>
-                <w:rFonts w:ascii="Arial" w:hAnsi="Arial" w:eastAsia="Arial" w:cs="Arial"/>
-                <w:i w:val="false"/>
-                <w:b w:val="false"/>
-                <w:u w:val="none"/>
-                <w:strike w:val="false"/>
-                <w:sz w:val="18"/>
-                <w:szCs w:val="18"/>
-                <w:color w:val="000000"/>
-              </w:rPr>
-              <w:t xml:space="preserve"/>
+                <w:u w:val="none"/>
+                <w:strike w:val="false"/>
+                <w:sz w:val="18"/>
+                <w:szCs w:val="18"/>
+                <w:color w:val="000000"/>
+              </w:rPr>
+            </w:pPr>
+            <w:r>
+              <w:rPr>
+                <w:rFonts w:ascii="Arial" w:hAnsi="Arial" w:eastAsia="Arial" w:cs="Arial"/>
+                <w:i w:val="false"/>
+                <w:b w:val="false"/>
+                <w:u w:val="none"/>
+                <w:strike w:val="false"/>
+                <w:sz w:val="18"/>
+                <w:szCs w:val="18"/>
+                <w:color w:val="000000"/>
+              </w:rPr>
+              <w:t xml:space="preserve">Tumor Adherence</w:t>
+            </w:r>
+          </w:p>
+        </w:tc>
+        <w:tc>
+          <w:tcPr>
+            <w:tcBorders>
+              <w:bottom w:val="none" w:sz="0" w:space="0" w:color="000000"/>
+              <w:top w:val="none" w:sz="0" w:space="0" w:color="000000"/>
+              <w:left w:val="none" w:sz="0" w:space="0" w:color="000000"/>
+              <w:right w:val="none" w:sz="0" w:space="0" w:color="000000"/>
+            </w:tcBorders>
+            <w:shd w:val="clear" w:color="auto" w:fill="FFFFFF"/>
+            <w:tcMar>
+              <w:top w:w="0" w:type="dxa"/>
+              <w:bottom w:w="0" w:type="dxa"/>
+              <w:left w:w="0" w:type="dxa"/>
+              <w:right w:w="0" w:type="dxa"/>
+            </w:tcMar>
+            <w:vAlign w:val="center"/>
+          </w:tcPr>
+          <w:p>
+            <w:pPr>
+              <w:pStyle w:val="Normal"/>
+              <w:jc w:val="center"/>
+              <w:pBdr>
+                <w:bottom w:val="none" w:sz="0" w:space="0" w:color="000000"/>
+                <w:top w:val="none" w:sz="0" w:space="0" w:color="000000"/>
+                <w:left w:val="none" w:sz="0" w:space="0" w:color="000000"/>
+                <w:right w:val="none" w:sz="0" w:space="0" w:color="000000"/>
+              </w:pBdr>
+              <w:spacing w:after="20" w:before="0" w:line="240"/>
+              <w:ind w:left="0" w:right="120" w:firstLine="0" w:firstLineChars="0"/>
+              <w:rPr>
+                <w:rFonts w:ascii="Arial" w:hAnsi="Arial" w:eastAsia="Arial" w:cs="Arial"/>
+                <w:i w:val="false"/>
+                <w:b w:val="false"/>
+                <w:u w:val="none"/>
+                <w:strike w:val="false"/>
+                <w:sz w:val="18"/>
+                <w:szCs w:val="18"/>
+                <w:color w:val="000000"/>
+              </w:rPr>
+            </w:pPr>
+            <w:r>
+              <w:rPr>
+                <w:rFonts w:ascii="Arial" w:hAnsi="Arial" w:eastAsia="Arial" w:cs="Arial"/>
+                <w:i w:val="false"/>
+                <w:b w:val="false"/>
+                <w:u w:val="none"/>
+                <w:strike w:val="false"/>
+                <w:sz w:val="18"/>
+                <w:szCs w:val="18"/>
+                <w:color w:val="000000"/>
+              </w:rPr>
+              <w:t xml:space="preserve">53 (11%)</w:t>
+            </w:r>
+          </w:p>
+        </w:tc>
+        <w:tc>
+          <w:tcPr>
+            <w:tcBorders>
+              <w:bottom w:val="none" w:sz="0" w:space="0" w:color="000000"/>
+              <w:top w:val="none" w:sz="0" w:space="0" w:color="000000"/>
+              <w:left w:val="none" w:sz="0" w:space="0" w:color="000000"/>
+              <w:right w:val="none" w:sz="0" w:space="0" w:color="000000"/>
+            </w:tcBorders>
+            <w:shd w:val="clear" w:color="auto" w:fill="FFFFFF"/>
+            <w:tcMar>
+              <w:top w:w="0" w:type="dxa"/>
+              <w:bottom w:w="0" w:type="dxa"/>
+              <w:left w:w="0" w:type="dxa"/>
+              <w:right w:w="0" w:type="dxa"/>
+            </w:tcMar>
+            <w:vAlign w:val="center"/>
+          </w:tcPr>
+          <w:p>
+            <w:pPr>
+              <w:pStyle w:val="Normal"/>
+              <w:jc w:val="center"/>
+              <w:pBdr>
+                <w:bottom w:val="none" w:sz="0" w:space="0" w:color="000000"/>
+                <w:top w:val="none" w:sz="0" w:space="0" w:color="000000"/>
+                <w:left w:val="none" w:sz="0" w:space="0" w:color="000000"/>
+                <w:right w:val="none" w:sz="0" w:space="0" w:color="000000"/>
+              </w:pBdr>
+              <w:spacing w:after="20" w:before="0" w:line="240"/>
+              <w:ind w:left="0" w:right="120" w:firstLine="0" w:firstLineChars="0"/>
+              <w:rPr>
+                <w:rFonts w:ascii="Arial" w:hAnsi="Arial" w:eastAsia="Arial" w:cs="Arial"/>
+                <w:i w:val="false"/>
+                <w:b w:val="false"/>
+                <w:u w:val="none"/>
+                <w:strike w:val="false"/>
+                <w:sz w:val="18"/>
+                <w:szCs w:val="18"/>
+                <w:color w:val="000000"/>
+              </w:rPr>
+            </w:pPr>
+            <w:r>
+              <w:rPr>
+                <w:rFonts w:ascii="Arial" w:hAnsi="Arial" w:eastAsia="Arial" w:cs="Arial"/>
+                <w:i w:val="false"/>
+                <w:b w:val="false"/>
+                <w:u w:val="none"/>
+                <w:strike w:val="false"/>
+                <w:sz w:val="18"/>
+                <w:szCs w:val="18"/>
+                <w:color w:val="000000"/>
+              </w:rPr>
+              <w:t xml:space="preserve">82 (18%)</w:t>
+            </w:r>
+          </w:p>
+        </w:tc>
+        <w:tc>
+          <w:tcPr>
+            <w:tcBorders>
+              <w:bottom w:val="none" w:sz="0" w:space="0" w:color="000000"/>
+              <w:top w:val="none" w:sz="0" w:space="0" w:color="000000"/>
+              <w:left w:val="none" w:sz="0" w:space="0" w:color="000000"/>
+              <w:right w:val="none" w:sz="0" w:space="0" w:color="000000"/>
+            </w:tcBorders>
+            <w:shd w:val="clear" w:color="auto" w:fill="FFFFFF"/>
+            <w:tcMar>
+              <w:top w:w="0" w:type="dxa"/>
+              <w:bottom w:w="0" w:type="dxa"/>
+              <w:left w:w="0" w:type="dxa"/>
+              <w:right w:w="0" w:type="dxa"/>
+            </w:tcMar>
+            <w:vAlign w:val="center"/>
+          </w:tcPr>
+          <w:p>
+            <w:pPr>
+              <w:pStyle w:val="Normal"/>
+              <w:jc w:val="center"/>
+              <w:pBdr>
+                <w:bottom w:val="none" w:sz="0" w:space="0" w:color="000000"/>
+                <w:top w:val="none" w:sz="0" w:space="0" w:color="000000"/>
+                <w:left w:val="none" w:sz="0" w:space="0" w:color="000000"/>
+                <w:right w:val="none" w:sz="0" w:space="0" w:color="000000"/>
+              </w:pBdr>
+              <w:spacing w:after="20" w:before="0" w:line="240"/>
+              <w:ind w:left="0" w:right="120" w:firstLine="0" w:firstLineChars="0"/>
+              <w:rPr>
+                <w:rFonts w:ascii="Arial" w:hAnsi="Arial" w:eastAsia="Arial" w:cs="Arial"/>
+                <w:i w:val="false"/>
+                <w:b w:val="false"/>
+                <w:u w:val="none"/>
+                <w:strike w:val="false"/>
+                <w:sz w:val="18"/>
+                <w:szCs w:val="18"/>
+                <w:color w:val="000000"/>
+              </w:rPr>
+            </w:pPr>
+            <w:r>
+              <w:rPr>
+                <w:rFonts w:ascii="Arial" w:hAnsi="Arial" w:eastAsia="Arial" w:cs="Arial"/>
+                <w:i w:val="false"/>
+                <w:b w:val="false"/>
+                <w:u w:val="none"/>
+                <w:strike w:val="false"/>
+                <w:sz w:val="18"/>
+                <w:szCs w:val="18"/>
+                <w:color w:val="000000"/>
+              </w:rPr>
+              <w:t xml:space="preserve">135 (15%)</w:t>
+            </w:r>
+          </w:p>
+        </w:tc>
+        <w:tc>
+          <w:tcPr>
+            <w:tcBorders>
+              <w:bottom w:val="none" w:sz="0" w:space="0" w:color="000000"/>
+              <w:top w:val="none" w:sz="0" w:space="0" w:color="000000"/>
+              <w:left w:val="none" w:sz="0" w:space="0" w:color="000000"/>
+              <w:right w:val="none" w:sz="0" w:space="0" w:color="000000"/>
+            </w:tcBorders>
+            <w:shd w:val="clear" w:color="auto" w:fill="FFFFFF"/>
+            <w:tcMar>
+              <w:top w:w="0" w:type="dxa"/>
+              <w:bottom w:w="0" w:type="dxa"/>
+              <w:left w:w="0" w:type="dxa"/>
+              <w:right w:w="0" w:type="dxa"/>
+            </w:tcMar>
+            <w:vAlign w:val="center"/>
+          </w:tcPr>
+          <w:p>
+            <w:pPr>
+              <w:pStyle w:val="Normal"/>
+              <w:jc w:val="center"/>
+              <w:pBdr>
+                <w:bottom w:val="none" w:sz="0" w:space="0" w:color="000000"/>
+                <w:top w:val="none" w:sz="0" w:space="0" w:color="000000"/>
+                <w:left w:val="none" w:sz="0" w:space="0" w:color="000000"/>
+                <w:right w:val="none" w:sz="0" w:space="0" w:color="000000"/>
+              </w:pBdr>
+              <w:spacing w:after="20" w:before="0" w:line="240"/>
+              <w:ind w:left="0" w:right="120" w:firstLine="0" w:firstLineChars="0"/>
+              <w:rPr>
+                <w:rFonts w:ascii="Arial" w:hAnsi="Arial" w:eastAsia="Arial" w:cs="Arial"/>
+                <w:i w:val="false"/>
+                <w:b w:val="true"/>
+                <w:u w:val="none"/>
+                <w:strike w:val="false"/>
+                <w:sz w:val="18"/>
+                <w:szCs w:val="18"/>
+                <w:color w:val="000000"/>
+              </w:rPr>
+            </w:pPr>
+            <w:r>
+              <w:rPr>
+                <w:rFonts w:ascii="Arial" w:hAnsi="Arial" w:eastAsia="Arial" w:cs="Arial"/>
+                <w:i w:val="false"/>
+                <w:b w:val="true"/>
+                <w:u w:val="none"/>
+                <w:strike w:val="false"/>
+                <w:sz w:val="18"/>
+                <w:szCs w:val="18"/>
+                <w:color w:val="000000"/>
+              </w:rPr>
+              <w:t xml:space="preserve">1.64 [1.13–2.37]</w:t>
+            </w:r>
+          </w:p>
+        </w:tc>
+        <w:tc>
+          <w:tcPr>
+            <w:tcBorders>
+              <w:bottom w:val="none" w:sz="0" w:space="0" w:color="000000"/>
+              <w:top w:val="none" w:sz="0" w:space="0" w:color="000000"/>
+              <w:left w:val="none" w:sz="0" w:space="0" w:color="000000"/>
+              <w:right w:val="none" w:sz="0" w:space="0" w:color="000000"/>
+            </w:tcBorders>
+            <w:shd w:val="clear" w:color="auto" w:fill="FFFFFF"/>
+            <w:tcMar>
+              <w:top w:w="0" w:type="dxa"/>
+              <w:bottom w:w="0" w:type="dxa"/>
+              <w:left w:w="0" w:type="dxa"/>
+              <w:right w:w="0" w:type="dxa"/>
+            </w:tcMar>
+            <w:vAlign w:val="center"/>
+          </w:tcPr>
+          <w:p>
+            <w:pPr>
+              <w:pStyle w:val="Normal"/>
+              <w:jc w:val="center"/>
+              <w:pBdr>
+                <w:bottom w:val="none" w:sz="0" w:space="0" w:color="000000"/>
+                <w:top w:val="none" w:sz="0" w:space="0" w:color="000000"/>
+                <w:left w:val="none" w:sz="0" w:space="0" w:color="000000"/>
+                <w:right w:val="none" w:sz="0" w:space="0" w:color="000000"/>
+              </w:pBdr>
+              <w:spacing w:after="20" w:before="0" w:line="240"/>
+              <w:ind w:left="0" w:right="120" w:firstLine="0" w:firstLineChars="0"/>
+              <w:rPr>
+                <w:rFonts w:ascii="Arial" w:hAnsi="Arial" w:eastAsia="Arial" w:cs="Arial"/>
+                <w:i w:val="false"/>
+                <w:b w:val="true"/>
+                <w:u w:val="none"/>
+                <w:strike w:val="false"/>
+                <w:sz w:val="18"/>
+                <w:szCs w:val="18"/>
+                <w:color w:val="000000"/>
+              </w:rPr>
+            </w:pPr>
+            <w:r>
+              <w:rPr>
+                <w:rFonts w:ascii="Arial" w:hAnsi="Arial" w:eastAsia="Arial" w:cs="Arial"/>
+                <w:i w:val="false"/>
+                <w:b w:val="true"/>
+                <w:u w:val="none"/>
+                <w:strike w:val="false"/>
+                <w:sz w:val="18"/>
+                <w:szCs w:val="18"/>
+                <w:color w:val="000000"/>
+              </w:rPr>
+              <w:t xml:space="preserve">0.012</w:t>
             </w:r>
           </w:p>
         </w:tc>
@@ -3873,305 +3712,305 @@
                 <w:right w:val="none" w:sz="0" w:space="0" w:color="000000"/>
               </w:pBdr>
               <w:spacing w:after="20" w:before="0" w:line="240"/>
-              <w:ind w:left="300" w:right="120" w:firstLine="0" w:firstLineChars="0"/>
-              <w:rPr>
-                <w:rFonts w:ascii="Arial" w:hAnsi="Arial" w:eastAsia="Arial" w:cs="Arial"/>
-                <w:i w:val="true"/>
-                <w:b w:val="false"/>
-                <w:u w:val="none"/>
-                <w:strike w:val="false"/>
-                <w:sz w:val="18"/>
-                <w:szCs w:val="18"/>
-                <w:color w:val="000000"/>
-              </w:rPr>
-            </w:pPr>
-            <w:r>
-              <w:rPr>
-                <w:rFonts w:ascii="Arial" w:hAnsi="Arial" w:eastAsia="Arial" w:cs="Arial"/>
-                <w:i w:val="true"/>
-                <w:b w:val="false"/>
-                <w:u w:val="none"/>
-                <w:strike w:val="false"/>
-                <w:sz w:val="18"/>
-                <w:szCs w:val="18"/>
-                <w:color w:val="000000"/>
-              </w:rPr>
-              <w:t xml:space="preserve">Well</w:t>
-            </w:r>
-          </w:p>
-        </w:tc>
-        <w:tc>
-          <w:tcPr>
-            <w:tcBorders>
-              <w:bottom w:val="none" w:sz="0" w:space="0" w:color="000000"/>
-              <w:top w:val="none" w:sz="0" w:space="0" w:color="000000"/>
-              <w:left w:val="none" w:sz="0" w:space="0" w:color="000000"/>
-              <w:right w:val="none" w:sz="0" w:space="0" w:color="000000"/>
-            </w:tcBorders>
-            <w:shd w:val="clear" w:color="auto" w:fill="FFFFFF"/>
-            <w:tcMar>
-              <w:top w:w="0" w:type="dxa"/>
-              <w:bottom w:w="0" w:type="dxa"/>
-              <w:left w:w="0" w:type="dxa"/>
-              <w:right w:w="0" w:type="dxa"/>
-            </w:tcMar>
-            <w:vAlign w:val="center"/>
-          </w:tcPr>
-          <w:p>
-            <w:pPr>
-              <w:pStyle w:val="Normal"/>
-              <w:jc w:val="center"/>
-              <w:pBdr>
-                <w:bottom w:val="none" w:sz="0" w:space="0" w:color="000000"/>
-                <w:top w:val="none" w:sz="0" w:space="0" w:color="000000"/>
-                <w:left w:val="none" w:sz="0" w:space="0" w:color="000000"/>
-                <w:right w:val="none" w:sz="0" w:space="0" w:color="000000"/>
-              </w:pBdr>
-              <w:spacing w:after="20" w:before="0" w:line="240"/>
-              <w:ind w:left="0" w:right="120" w:firstLine="0" w:firstLineChars="0"/>
-              <w:rPr>
-                <w:rFonts w:ascii="Arial" w:hAnsi="Arial" w:eastAsia="Arial" w:cs="Arial"/>
-                <w:i w:val="false"/>
-                <w:b w:val="false"/>
-                <w:u w:val="none"/>
-                <w:strike w:val="false"/>
-                <w:sz w:val="18"/>
-                <w:szCs w:val="18"/>
-                <w:color w:val="000000"/>
-              </w:rPr>
-            </w:pPr>
-            <w:r>
-              <w:rPr>
-                <w:rFonts w:ascii="Arial" w:hAnsi="Arial" w:eastAsia="Arial" w:cs="Arial"/>
-                <w:i w:val="false"/>
-                <w:b w:val="false"/>
-                <w:u w:val="none"/>
-                <w:strike w:val="false"/>
-                <w:sz w:val="18"/>
-                <w:szCs w:val="18"/>
-                <w:color w:val="000000"/>
-              </w:rPr>
-              <w:t xml:space="preserve">49 (11%)</w:t>
-            </w:r>
-          </w:p>
-        </w:tc>
-        <w:tc>
-          <w:tcPr>
-            <w:tcBorders>
-              <w:bottom w:val="none" w:sz="0" w:space="0" w:color="000000"/>
-              <w:top w:val="none" w:sz="0" w:space="0" w:color="000000"/>
-              <w:left w:val="none" w:sz="0" w:space="0" w:color="000000"/>
-              <w:right w:val="none" w:sz="0" w:space="0" w:color="000000"/>
-            </w:tcBorders>
-            <w:shd w:val="clear" w:color="auto" w:fill="FFFFFF"/>
-            <w:tcMar>
-              <w:top w:w="0" w:type="dxa"/>
-              <w:bottom w:w="0" w:type="dxa"/>
-              <w:left w:w="0" w:type="dxa"/>
-              <w:right w:w="0" w:type="dxa"/>
-            </w:tcMar>
-            <w:vAlign w:val="center"/>
-          </w:tcPr>
-          <w:p>
-            <w:pPr>
-              <w:pStyle w:val="Normal"/>
-              <w:jc w:val="center"/>
-              <w:pBdr>
-                <w:bottom w:val="none" w:sz="0" w:space="0" w:color="000000"/>
-                <w:top w:val="none" w:sz="0" w:space="0" w:color="000000"/>
-                <w:left w:val="none" w:sz="0" w:space="0" w:color="000000"/>
-                <w:right w:val="none" w:sz="0" w:space="0" w:color="000000"/>
-              </w:pBdr>
-              <w:spacing w:after="20" w:before="0" w:line="240"/>
-              <w:ind w:left="0" w:right="120" w:firstLine="0" w:firstLineChars="0"/>
-              <w:rPr>
-                <w:rFonts w:ascii="Arial" w:hAnsi="Arial" w:eastAsia="Arial" w:cs="Arial"/>
-                <w:i w:val="false"/>
-                <w:b w:val="false"/>
-                <w:u w:val="none"/>
-                <w:strike w:val="false"/>
-                <w:sz w:val="18"/>
-                <w:szCs w:val="18"/>
-                <w:color w:val="000000"/>
-              </w:rPr>
-            </w:pPr>
-            <w:r>
-              <w:rPr>
-                <w:rFonts w:ascii="Arial" w:hAnsi="Arial" w:eastAsia="Arial" w:cs="Arial"/>
-                <w:i w:val="false"/>
-                <w:b w:val="false"/>
-                <w:u w:val="none"/>
-                <w:strike w:val="false"/>
-                <w:sz w:val="18"/>
-                <w:szCs w:val="18"/>
-                <w:color w:val="000000"/>
-              </w:rPr>
-              <w:t xml:space="preserve">44 (10%)</w:t>
-            </w:r>
-          </w:p>
-        </w:tc>
-        <w:tc>
-          <w:tcPr>
-            <w:tcBorders>
-              <w:bottom w:val="none" w:sz="0" w:space="0" w:color="000000"/>
-              <w:top w:val="none" w:sz="0" w:space="0" w:color="000000"/>
-              <w:left w:val="none" w:sz="0" w:space="0" w:color="000000"/>
-              <w:right w:val="none" w:sz="0" w:space="0" w:color="000000"/>
-            </w:tcBorders>
-            <w:shd w:val="clear" w:color="auto" w:fill="FFFFFF"/>
-            <w:tcMar>
-              <w:top w:w="0" w:type="dxa"/>
-              <w:bottom w:w="0" w:type="dxa"/>
-              <w:left w:w="0" w:type="dxa"/>
-              <w:right w:w="0" w:type="dxa"/>
-            </w:tcMar>
-            <w:vAlign w:val="center"/>
-          </w:tcPr>
-          <w:p>
-            <w:pPr>
-              <w:pStyle w:val="Normal"/>
-              <w:jc w:val="center"/>
-              <w:pBdr>
-                <w:bottom w:val="none" w:sz="0" w:space="0" w:color="000000"/>
-                <w:top w:val="none" w:sz="0" w:space="0" w:color="000000"/>
-                <w:left w:val="none" w:sz="0" w:space="0" w:color="000000"/>
-                <w:right w:val="none" w:sz="0" w:space="0" w:color="000000"/>
-              </w:pBdr>
-              <w:spacing w:after="20" w:before="0" w:line="240"/>
-              <w:ind w:left="0" w:right="120" w:firstLine="0" w:firstLineChars="0"/>
-              <w:rPr>
-                <w:rFonts w:ascii="Arial" w:hAnsi="Arial" w:eastAsia="Arial" w:cs="Arial"/>
-                <w:i w:val="false"/>
-                <w:b w:val="false"/>
-                <w:u w:val="none"/>
-                <w:strike w:val="false"/>
-                <w:sz w:val="18"/>
-                <w:szCs w:val="18"/>
-                <w:color w:val="000000"/>
-              </w:rPr>
-            </w:pPr>
-            <w:r>
-              <w:rPr>
-                <w:rFonts w:ascii="Arial" w:hAnsi="Arial" w:eastAsia="Arial" w:cs="Arial"/>
-                <w:i w:val="false"/>
-                <w:b w:val="false"/>
-                <w:u w:val="none"/>
-                <w:strike w:val="false"/>
-                <w:sz w:val="18"/>
-                <w:szCs w:val="18"/>
-                <w:color w:val="000000"/>
-              </w:rPr>
-              <w:t xml:space="preserve">93 (10%)</w:t>
-            </w:r>
-          </w:p>
-        </w:tc>
-        <w:tc>
-          <w:tcPr>
-            <w:tcBorders>
-              <w:bottom w:val="none" w:sz="0" w:space="0" w:color="000000"/>
-              <w:top w:val="none" w:sz="0" w:space="0" w:color="000000"/>
-              <w:left w:val="none" w:sz="0" w:space="0" w:color="000000"/>
-              <w:right w:val="none" w:sz="0" w:space="0" w:color="000000"/>
-            </w:tcBorders>
-            <w:shd w:val="clear" w:color="auto" w:fill="FFFFFF"/>
-            <w:tcMar>
-              <w:top w:w="0" w:type="dxa"/>
-              <w:bottom w:w="0" w:type="dxa"/>
-              <w:left w:w="0" w:type="dxa"/>
-              <w:right w:w="0" w:type="dxa"/>
-            </w:tcMar>
-            <w:vAlign w:val="center"/>
-          </w:tcPr>
-          <w:p>
-            <w:pPr>
-              <w:pStyle w:val="Normal"/>
-              <w:jc w:val="center"/>
-              <w:pBdr>
-                <w:bottom w:val="none" w:sz="0" w:space="0" w:color="000000"/>
-                <w:top w:val="none" w:sz="0" w:space="0" w:color="000000"/>
-                <w:left w:val="none" w:sz="0" w:space="0" w:color="000000"/>
-                <w:right w:val="none" w:sz="0" w:space="0" w:color="000000"/>
-              </w:pBdr>
-              <w:spacing w:after="20" w:before="0" w:line="240"/>
-              <w:ind w:left="0" w:right="120" w:firstLine="0" w:firstLineChars="0"/>
-              <w:rPr>
-                <w:rFonts w:ascii="Arial" w:hAnsi="Arial" w:eastAsia="Arial" w:cs="Arial"/>
-                <w:i w:val="false"/>
-                <w:b w:val="false"/>
-                <w:u w:val="none"/>
-                <w:strike w:val="false"/>
-                <w:sz w:val="18"/>
-                <w:szCs w:val="18"/>
-                <w:color w:val="000000"/>
-              </w:rPr>
-            </w:pPr>
-            <w:r>
-              <w:rPr>
-                <w:rFonts w:ascii="Arial" w:hAnsi="Arial" w:eastAsia="Arial" w:cs="Arial"/>
-                <w:i w:val="false"/>
-                <w:b w:val="false"/>
-                <w:u w:val="none"/>
-                <w:strike w:val="false"/>
-                <w:sz w:val="18"/>
-                <w:szCs w:val="18"/>
-                <w:color w:val="000000"/>
-              </w:rPr>
-              <w:t xml:space="preserve">-</w:t>
-            </w:r>
-          </w:p>
-        </w:tc>
-        <w:tc>
-          <w:tcPr>
-            <w:tcBorders>
-              <w:bottom w:val="none" w:sz="0" w:space="0" w:color="000000"/>
-              <w:top w:val="none" w:sz="0" w:space="0" w:color="000000"/>
-              <w:left w:val="none" w:sz="0" w:space="0" w:color="000000"/>
-              <w:right w:val="none" w:sz="0" w:space="0" w:color="000000"/>
-            </w:tcBorders>
-            <w:shd w:val="clear" w:color="auto" w:fill="FFFFFF"/>
-            <w:tcMar>
-              <w:top w:w="0" w:type="dxa"/>
-              <w:bottom w:w="0" w:type="dxa"/>
-              <w:left w:w="0" w:type="dxa"/>
-              <w:right w:w="0" w:type="dxa"/>
-            </w:tcMar>
-            <w:vAlign w:val="center"/>
-          </w:tcPr>
-          <w:p>
-            <w:pPr>
-              <w:pStyle w:val="Normal"/>
-              <w:jc w:val="center"/>
-              <w:pBdr>
-                <w:bottom w:val="none" w:sz="0" w:space="0" w:color="000000"/>
-                <w:top w:val="none" w:sz="0" w:space="0" w:color="000000"/>
-                <w:left w:val="none" w:sz="0" w:space="0" w:color="000000"/>
-                <w:right w:val="none" w:sz="0" w:space="0" w:color="000000"/>
-              </w:pBdr>
-              <w:spacing w:after="20" w:before="0" w:line="240"/>
-              <w:ind w:left="0" w:right="120" w:firstLine="0" w:firstLineChars="0"/>
-              <w:rPr>
-                <w:rFonts w:ascii="Arial" w:hAnsi="Arial" w:eastAsia="Arial" w:cs="Arial"/>
-                <w:i w:val="false"/>
-                <w:b w:val="false"/>
-                <w:u w:val="none"/>
-                <w:strike w:val="false"/>
-                <w:sz w:val="18"/>
-                <w:szCs w:val="18"/>
-                <w:color w:val="000000"/>
-              </w:rPr>
-            </w:pPr>
-            <w:r>
-              <w:rPr>
-                <w:rFonts w:ascii="Arial" w:hAnsi="Arial" w:eastAsia="Arial" w:cs="Arial"/>
-                <w:i w:val="false"/>
-                <w:b w:val="false"/>
-                <w:u w:val="none"/>
-                <w:strike w:val="false"/>
-                <w:sz w:val="18"/>
-                <w:szCs w:val="18"/>
-                <w:color w:val="000000"/>
-              </w:rPr>
-              <w:t xml:space="preserve">0.089</w:t>
+              <w:ind w:left="180" w:right="120" w:firstLine="0" w:firstLineChars="0"/>
+              <w:rPr>
+                <w:rFonts w:ascii="Arial" w:hAnsi="Arial" w:eastAsia="Arial" w:cs="Arial"/>
+                <w:i w:val="false"/>
+                <w:b w:val="false"/>
+                <w:u w:val="single"/>
+                <w:strike w:val="false"/>
+                <w:sz w:val="18"/>
+                <w:szCs w:val="18"/>
+                <w:color w:val="000000"/>
+              </w:rPr>
+            </w:pPr>
+            <w:r>
+              <w:rPr>
+                <w:rFonts w:ascii="Arial" w:hAnsi="Arial" w:eastAsia="Arial" w:cs="Arial"/>
+                <w:i w:val="false"/>
+                <w:b w:val="false"/>
+                <w:u w:val="single"/>
+                <w:strike w:val="false"/>
+                <w:sz w:val="18"/>
+                <w:szCs w:val="18"/>
+                <w:color w:val="000000"/>
+              </w:rPr>
+              <w:t xml:space="preserve">Tumor Differentiation</w:t>
+            </w:r>
+          </w:p>
+        </w:tc>
+        <w:tc>
+          <w:tcPr>
+            <w:tcBorders>
+              <w:bottom w:val="none" w:sz="0" w:space="0" w:color="000000"/>
+              <w:top w:val="none" w:sz="0" w:space="0" w:color="000000"/>
+              <w:left w:val="none" w:sz="0" w:space="0" w:color="000000"/>
+              <w:right w:val="none" w:sz="0" w:space="0" w:color="000000"/>
+            </w:tcBorders>
+            <w:shd w:val="clear" w:color="auto" w:fill="FFFFFF"/>
+            <w:tcMar>
+              <w:top w:w="0" w:type="dxa"/>
+              <w:bottom w:w="0" w:type="dxa"/>
+              <w:left w:w="0" w:type="dxa"/>
+              <w:right w:w="0" w:type="dxa"/>
+            </w:tcMar>
+            <w:vAlign w:val="center"/>
+          </w:tcPr>
+          <w:p>
+            <w:pPr>
+              <w:pStyle w:val="Normal"/>
+              <w:jc w:val="center"/>
+              <w:pBdr>
+                <w:bottom w:val="none" w:sz="0" w:space="0" w:color="000000"/>
+                <w:top w:val="none" w:sz="0" w:space="0" w:color="000000"/>
+                <w:left w:val="none" w:sz="0" w:space="0" w:color="000000"/>
+                <w:right w:val="none" w:sz="0" w:space="0" w:color="000000"/>
+              </w:pBdr>
+              <w:spacing w:after="20" w:before="0" w:line="240"/>
+              <w:ind w:left="0" w:right="120" w:firstLine="0" w:firstLineChars="0"/>
+              <w:rPr>
+                <w:rFonts w:ascii="Arial" w:hAnsi="Arial" w:eastAsia="Arial" w:cs="Arial"/>
+                <w:i w:val="false"/>
+                <w:b w:val="false"/>
+                <w:u w:val="none"/>
+                <w:strike w:val="false"/>
+                <w:sz w:val="18"/>
+                <w:szCs w:val="18"/>
+                <w:color w:val="000000"/>
+              </w:rPr>
+            </w:pPr>
+            <w:r>
+              <w:rPr>
+                <w:rFonts w:ascii="Arial" w:hAnsi="Arial" w:eastAsia="Arial" w:cs="Arial"/>
+                <w:i w:val="false"/>
+                <w:b w:val="false"/>
+                <w:u w:val="none"/>
+                <w:strike w:val="false"/>
+                <w:sz w:val="18"/>
+                <w:szCs w:val="18"/>
+                <w:color w:val="000000"/>
+              </w:rPr>
+              <w:t xml:space="preserve"/>
+            </w:r>
+          </w:p>
+        </w:tc>
+        <w:tc>
+          <w:tcPr>
+            <w:tcBorders>
+              <w:bottom w:val="none" w:sz="0" w:space="0" w:color="000000"/>
+              <w:top w:val="none" w:sz="0" w:space="0" w:color="000000"/>
+              <w:left w:val="none" w:sz="0" w:space="0" w:color="000000"/>
+              <w:right w:val="none" w:sz="0" w:space="0" w:color="000000"/>
+            </w:tcBorders>
+            <w:shd w:val="clear" w:color="auto" w:fill="FFFFFF"/>
+            <w:tcMar>
+              <w:top w:w="0" w:type="dxa"/>
+              <w:bottom w:w="0" w:type="dxa"/>
+              <w:left w:w="0" w:type="dxa"/>
+              <w:right w:w="0" w:type="dxa"/>
+            </w:tcMar>
+            <w:vAlign w:val="center"/>
+          </w:tcPr>
+          <w:p>
+            <w:pPr>
+              <w:pStyle w:val="Normal"/>
+              <w:jc w:val="center"/>
+              <w:pBdr>
+                <w:bottom w:val="none" w:sz="0" w:space="0" w:color="000000"/>
+                <w:top w:val="none" w:sz="0" w:space="0" w:color="000000"/>
+                <w:left w:val="none" w:sz="0" w:space="0" w:color="000000"/>
+                <w:right w:val="none" w:sz="0" w:space="0" w:color="000000"/>
+              </w:pBdr>
+              <w:spacing w:after="20" w:before="0" w:line="240"/>
+              <w:ind w:left="0" w:right="120" w:firstLine="0" w:firstLineChars="0"/>
+              <w:rPr>
+                <w:rFonts w:ascii="Arial" w:hAnsi="Arial" w:eastAsia="Arial" w:cs="Arial"/>
+                <w:i w:val="false"/>
+                <w:b w:val="false"/>
+                <w:u w:val="none"/>
+                <w:strike w:val="false"/>
+                <w:sz w:val="18"/>
+                <w:szCs w:val="18"/>
+                <w:color w:val="000000"/>
+              </w:rPr>
+            </w:pPr>
+            <w:r>
+              <w:rPr>
+                <w:rFonts w:ascii="Arial" w:hAnsi="Arial" w:eastAsia="Arial" w:cs="Arial"/>
+                <w:i w:val="false"/>
+                <w:b w:val="false"/>
+                <w:u w:val="none"/>
+                <w:strike w:val="false"/>
+                <w:sz w:val="18"/>
+                <w:szCs w:val="18"/>
+                <w:color w:val="000000"/>
+              </w:rPr>
+              <w:t xml:space="preserve"/>
+            </w:r>
+          </w:p>
+        </w:tc>
+        <w:tc>
+          <w:tcPr>
+            <w:tcBorders>
+              <w:bottom w:val="none" w:sz="0" w:space="0" w:color="000000"/>
+              <w:top w:val="none" w:sz="0" w:space="0" w:color="000000"/>
+              <w:left w:val="none" w:sz="0" w:space="0" w:color="000000"/>
+              <w:right w:val="none" w:sz="0" w:space="0" w:color="000000"/>
+            </w:tcBorders>
+            <w:shd w:val="clear" w:color="auto" w:fill="FFFFFF"/>
+            <w:tcMar>
+              <w:top w:w="0" w:type="dxa"/>
+              <w:bottom w:w="0" w:type="dxa"/>
+              <w:left w:w="0" w:type="dxa"/>
+              <w:right w:w="0" w:type="dxa"/>
+            </w:tcMar>
+            <w:vAlign w:val="center"/>
+          </w:tcPr>
+          <w:p>
+            <w:pPr>
+              <w:pStyle w:val="Normal"/>
+              <w:jc w:val="center"/>
+              <w:pBdr>
+                <w:bottom w:val="none" w:sz="0" w:space="0" w:color="000000"/>
+                <w:top w:val="none" w:sz="0" w:space="0" w:color="000000"/>
+                <w:left w:val="none" w:sz="0" w:space="0" w:color="000000"/>
+                <w:right w:val="none" w:sz="0" w:space="0" w:color="000000"/>
+              </w:pBdr>
+              <w:spacing w:after="20" w:before="0" w:line="240"/>
+              <w:ind w:left="0" w:right="120" w:firstLine="0" w:firstLineChars="0"/>
+              <w:rPr>
+                <w:rFonts w:ascii="Arial" w:hAnsi="Arial" w:eastAsia="Arial" w:cs="Arial"/>
+                <w:i w:val="false"/>
+                <w:b w:val="false"/>
+                <w:u w:val="none"/>
+                <w:strike w:val="false"/>
+                <w:sz w:val="18"/>
+                <w:szCs w:val="18"/>
+                <w:color w:val="000000"/>
+              </w:rPr>
+            </w:pPr>
+            <w:r>
+              <w:rPr>
+                <w:rFonts w:ascii="Arial" w:hAnsi="Arial" w:eastAsia="Arial" w:cs="Arial"/>
+                <w:i w:val="false"/>
+                <w:b w:val="false"/>
+                <w:u w:val="none"/>
+                <w:strike w:val="false"/>
+                <w:sz w:val="18"/>
+                <w:szCs w:val="18"/>
+                <w:color w:val="000000"/>
+              </w:rPr>
+              <w:t xml:space="preserve"/>
+            </w:r>
+          </w:p>
+        </w:tc>
+        <w:tc>
+          <w:tcPr>
+            <w:tcBorders>
+              <w:bottom w:val="none" w:sz="0" w:space="0" w:color="000000"/>
+              <w:top w:val="none" w:sz="0" w:space="0" w:color="000000"/>
+              <w:left w:val="none" w:sz="0" w:space="0" w:color="000000"/>
+              <w:right w:val="none" w:sz="0" w:space="0" w:color="000000"/>
+            </w:tcBorders>
+            <w:shd w:val="clear" w:color="auto" w:fill="FFFFFF"/>
+            <w:tcMar>
+              <w:top w:w="0" w:type="dxa"/>
+              <w:bottom w:w="0" w:type="dxa"/>
+              <w:left w:w="0" w:type="dxa"/>
+              <w:right w:w="0" w:type="dxa"/>
+            </w:tcMar>
+            <w:vAlign w:val="center"/>
+          </w:tcPr>
+          <w:p>
+            <w:pPr>
+              <w:pStyle w:val="Normal"/>
+              <w:jc w:val="center"/>
+              <w:pBdr>
+                <w:bottom w:val="none" w:sz="0" w:space="0" w:color="000000"/>
+                <w:top w:val="none" w:sz="0" w:space="0" w:color="000000"/>
+                <w:left w:val="none" w:sz="0" w:space="0" w:color="000000"/>
+                <w:right w:val="none" w:sz="0" w:space="0" w:color="000000"/>
+              </w:pBdr>
+              <w:spacing w:after="20" w:before="0" w:line="240"/>
+              <w:ind w:left="0" w:right="120" w:firstLine="0" w:firstLineChars="0"/>
+              <w:rPr>
+                <w:rFonts w:ascii="Arial" w:hAnsi="Arial" w:eastAsia="Arial" w:cs="Arial"/>
+                <w:i w:val="false"/>
+                <w:b w:val="false"/>
+                <w:u w:val="none"/>
+                <w:strike w:val="false"/>
+                <w:sz w:val="18"/>
+                <w:szCs w:val="18"/>
+                <w:color w:val="000000"/>
+              </w:rPr>
+            </w:pPr>
+            <w:r>
+              <w:rPr>
+                <w:rFonts w:ascii="Arial" w:hAnsi="Arial" w:eastAsia="Arial" w:cs="Arial"/>
+                <w:i w:val="false"/>
+                <w:b w:val="false"/>
+                <w:u w:val="none"/>
+                <w:strike w:val="false"/>
+                <w:sz w:val="18"/>
+                <w:szCs w:val="18"/>
+                <w:color w:val="000000"/>
+              </w:rPr>
+              <w:t xml:space="preserve"/>
+            </w:r>
+          </w:p>
+        </w:tc>
+        <w:tc>
+          <w:tcPr>
+            <w:tcBorders>
+              <w:bottom w:val="none" w:sz="0" w:space="0" w:color="000000"/>
+              <w:top w:val="none" w:sz="0" w:space="0" w:color="000000"/>
+              <w:left w:val="none" w:sz="0" w:space="0" w:color="000000"/>
+              <w:right w:val="none" w:sz="0" w:space="0" w:color="000000"/>
+            </w:tcBorders>
+            <w:shd w:val="clear" w:color="auto" w:fill="FFFFFF"/>
+            <w:tcMar>
+              <w:top w:w="0" w:type="dxa"/>
+              <w:bottom w:w="0" w:type="dxa"/>
+              <w:left w:w="0" w:type="dxa"/>
+              <w:right w:w="0" w:type="dxa"/>
+            </w:tcMar>
+            <w:vAlign w:val="center"/>
+          </w:tcPr>
+          <w:p>
+            <w:pPr>
+              <w:pStyle w:val="Normal"/>
+              <w:jc w:val="center"/>
+              <w:pBdr>
+                <w:bottom w:val="none" w:sz="0" w:space="0" w:color="000000"/>
+                <w:top w:val="none" w:sz="0" w:space="0" w:color="000000"/>
+                <w:left w:val="none" w:sz="0" w:space="0" w:color="000000"/>
+                <w:right w:val="none" w:sz="0" w:space="0" w:color="000000"/>
+              </w:pBdr>
+              <w:spacing w:after="20" w:before="0" w:line="240"/>
+              <w:ind w:left="0" w:right="120" w:firstLine="0" w:firstLineChars="0"/>
+              <w:rPr>
+                <w:rFonts w:ascii="Arial" w:hAnsi="Arial" w:eastAsia="Arial" w:cs="Arial"/>
+                <w:i w:val="false"/>
+                <w:b w:val="false"/>
+                <w:u w:val="none"/>
+                <w:strike w:val="false"/>
+                <w:sz w:val="18"/>
+                <w:szCs w:val="18"/>
+                <w:color w:val="000000"/>
+              </w:rPr>
+            </w:pPr>
+            <w:r>
+              <w:rPr>
+                <w:rFonts w:ascii="Arial" w:hAnsi="Arial" w:eastAsia="Arial" w:cs="Arial"/>
+                <w:i w:val="false"/>
+                <w:b w:val="false"/>
+                <w:u w:val="none"/>
+                <w:strike w:val="false"/>
+                <w:sz w:val="18"/>
+                <w:szCs w:val="18"/>
+                <w:color w:val="000000"/>
+              </w:rPr>
+              <w:t xml:space="preserve"/>
             </w:r>
           </w:p>
         </w:tc>
@@ -4231,172 +4070,172 @@
                 <w:szCs w:val="18"/>
                 <w:color w:val="000000"/>
               </w:rPr>
-              <w:t xml:space="preserve">Moderate</w:t>
-            </w:r>
-          </w:p>
-        </w:tc>
-        <w:tc>
-          <w:tcPr>
-            <w:tcBorders>
-              <w:bottom w:val="none" w:sz="0" w:space="0" w:color="000000"/>
-              <w:top w:val="none" w:sz="0" w:space="0" w:color="000000"/>
-              <w:left w:val="none" w:sz="0" w:space="0" w:color="000000"/>
-              <w:right w:val="none" w:sz="0" w:space="0" w:color="000000"/>
-            </w:tcBorders>
-            <w:shd w:val="clear" w:color="auto" w:fill="FFFFFF"/>
-            <w:tcMar>
-              <w:top w:w="0" w:type="dxa"/>
-              <w:bottom w:w="0" w:type="dxa"/>
-              <w:left w:w="0" w:type="dxa"/>
-              <w:right w:w="0" w:type="dxa"/>
-            </w:tcMar>
-            <w:vAlign w:val="center"/>
-          </w:tcPr>
-          <w:p>
-            <w:pPr>
-              <w:pStyle w:val="Normal"/>
-              <w:jc w:val="center"/>
-              <w:pBdr>
-                <w:bottom w:val="none" w:sz="0" w:space="0" w:color="000000"/>
-                <w:top w:val="none" w:sz="0" w:space="0" w:color="000000"/>
-                <w:left w:val="none" w:sz="0" w:space="0" w:color="000000"/>
-                <w:right w:val="none" w:sz="0" w:space="0" w:color="000000"/>
-              </w:pBdr>
-              <w:spacing w:after="20" w:before="0" w:line="240"/>
-              <w:ind w:left="0" w:right="120" w:firstLine="0" w:firstLineChars="0"/>
-              <w:rPr>
-                <w:rFonts w:ascii="Arial" w:hAnsi="Arial" w:eastAsia="Arial" w:cs="Arial"/>
-                <w:i w:val="false"/>
-                <w:b w:val="false"/>
-                <w:u w:val="none"/>
-                <w:strike w:val="false"/>
-                <w:sz w:val="18"/>
-                <w:szCs w:val="18"/>
-                <w:color w:val="000000"/>
-              </w:rPr>
-            </w:pPr>
-            <w:r>
-              <w:rPr>
-                <w:rFonts w:ascii="Arial" w:hAnsi="Arial" w:eastAsia="Arial" w:cs="Arial"/>
-                <w:i w:val="false"/>
-                <w:b w:val="false"/>
-                <w:u w:val="none"/>
-                <w:strike w:val="false"/>
-                <w:sz w:val="18"/>
-                <w:szCs w:val="18"/>
-                <w:color w:val="000000"/>
-              </w:rPr>
-              <w:t xml:space="preserve">337 (75%)</w:t>
-            </w:r>
-          </w:p>
-        </w:tc>
-        <w:tc>
-          <w:tcPr>
-            <w:tcBorders>
-              <w:bottom w:val="none" w:sz="0" w:space="0" w:color="000000"/>
-              <w:top w:val="none" w:sz="0" w:space="0" w:color="000000"/>
-              <w:left w:val="none" w:sz="0" w:space="0" w:color="000000"/>
-              <w:right w:val="none" w:sz="0" w:space="0" w:color="000000"/>
-            </w:tcBorders>
-            <w:shd w:val="clear" w:color="auto" w:fill="FFFFFF"/>
-            <w:tcMar>
-              <w:top w:w="0" w:type="dxa"/>
-              <w:bottom w:w="0" w:type="dxa"/>
-              <w:left w:w="0" w:type="dxa"/>
-              <w:right w:w="0" w:type="dxa"/>
-            </w:tcMar>
-            <w:vAlign w:val="center"/>
-          </w:tcPr>
-          <w:p>
-            <w:pPr>
-              <w:pStyle w:val="Normal"/>
-              <w:jc w:val="center"/>
-              <w:pBdr>
-                <w:bottom w:val="none" w:sz="0" w:space="0" w:color="000000"/>
-                <w:top w:val="none" w:sz="0" w:space="0" w:color="000000"/>
-                <w:left w:val="none" w:sz="0" w:space="0" w:color="000000"/>
-                <w:right w:val="none" w:sz="0" w:space="0" w:color="000000"/>
-              </w:pBdr>
-              <w:spacing w:after="20" w:before="0" w:line="240"/>
-              <w:ind w:left="0" w:right="120" w:firstLine="0" w:firstLineChars="0"/>
-              <w:rPr>
-                <w:rFonts w:ascii="Arial" w:hAnsi="Arial" w:eastAsia="Arial" w:cs="Arial"/>
-                <w:i w:val="false"/>
-                <w:b w:val="false"/>
-                <w:u w:val="none"/>
-                <w:strike w:val="false"/>
-                <w:sz w:val="18"/>
-                <w:szCs w:val="18"/>
-                <w:color w:val="000000"/>
-              </w:rPr>
-            </w:pPr>
-            <w:r>
-              <w:rPr>
-                <w:rFonts w:ascii="Arial" w:hAnsi="Arial" w:eastAsia="Arial" w:cs="Arial"/>
-                <w:i w:val="false"/>
-                <w:b w:val="false"/>
-                <w:u w:val="none"/>
-                <w:strike w:val="false"/>
-                <w:sz w:val="18"/>
-                <w:szCs w:val="18"/>
-                <w:color w:val="000000"/>
-              </w:rPr>
-              <w:t xml:space="preserve">326 (71%)</w:t>
-            </w:r>
-          </w:p>
-        </w:tc>
-        <w:tc>
-          <w:tcPr>
-            <w:tcBorders>
-              <w:bottom w:val="none" w:sz="0" w:space="0" w:color="000000"/>
-              <w:top w:val="none" w:sz="0" w:space="0" w:color="000000"/>
-              <w:left w:val="none" w:sz="0" w:space="0" w:color="000000"/>
-              <w:right w:val="none" w:sz="0" w:space="0" w:color="000000"/>
-            </w:tcBorders>
-            <w:shd w:val="clear" w:color="auto" w:fill="FFFFFF"/>
-            <w:tcMar>
-              <w:top w:w="0" w:type="dxa"/>
-              <w:bottom w:w="0" w:type="dxa"/>
-              <w:left w:w="0" w:type="dxa"/>
-              <w:right w:w="0" w:type="dxa"/>
-            </w:tcMar>
-            <w:vAlign w:val="center"/>
-          </w:tcPr>
-          <w:p>
-            <w:pPr>
-              <w:pStyle w:val="Normal"/>
-              <w:jc w:val="center"/>
-              <w:pBdr>
-                <w:bottom w:val="none" w:sz="0" w:space="0" w:color="000000"/>
-                <w:top w:val="none" w:sz="0" w:space="0" w:color="000000"/>
-                <w:left w:val="none" w:sz="0" w:space="0" w:color="000000"/>
-                <w:right w:val="none" w:sz="0" w:space="0" w:color="000000"/>
-              </w:pBdr>
-              <w:spacing w:after="20" w:before="0" w:line="240"/>
-              <w:ind w:left="0" w:right="120" w:firstLine="0" w:firstLineChars="0"/>
-              <w:rPr>
-                <w:rFonts w:ascii="Arial" w:hAnsi="Arial" w:eastAsia="Arial" w:cs="Arial"/>
-                <w:i w:val="false"/>
-                <w:b w:val="false"/>
-                <w:u w:val="none"/>
-                <w:strike w:val="false"/>
-                <w:sz w:val="18"/>
-                <w:szCs w:val="18"/>
-                <w:color w:val="000000"/>
-              </w:rPr>
-            </w:pPr>
-            <w:r>
-              <w:rPr>
-                <w:rFonts w:ascii="Arial" w:hAnsi="Arial" w:eastAsia="Arial" w:cs="Arial"/>
-                <w:i w:val="false"/>
-                <w:b w:val="false"/>
-                <w:u w:val="none"/>
-                <w:strike w:val="false"/>
-                <w:sz w:val="18"/>
-                <w:szCs w:val="18"/>
-                <w:color w:val="000000"/>
-              </w:rPr>
-              <w:t xml:space="preserve">663 (73%)</w:t>
+              <w:t xml:space="preserve">Well</w:t>
+            </w:r>
+          </w:p>
+        </w:tc>
+        <w:tc>
+          <w:tcPr>
+            <w:tcBorders>
+              <w:bottom w:val="none" w:sz="0" w:space="0" w:color="000000"/>
+              <w:top w:val="none" w:sz="0" w:space="0" w:color="000000"/>
+              <w:left w:val="none" w:sz="0" w:space="0" w:color="000000"/>
+              <w:right w:val="none" w:sz="0" w:space="0" w:color="000000"/>
+            </w:tcBorders>
+            <w:shd w:val="clear" w:color="auto" w:fill="FFFFFF"/>
+            <w:tcMar>
+              <w:top w:w="0" w:type="dxa"/>
+              <w:bottom w:w="0" w:type="dxa"/>
+              <w:left w:w="0" w:type="dxa"/>
+              <w:right w:w="0" w:type="dxa"/>
+            </w:tcMar>
+            <w:vAlign w:val="center"/>
+          </w:tcPr>
+          <w:p>
+            <w:pPr>
+              <w:pStyle w:val="Normal"/>
+              <w:jc w:val="center"/>
+              <w:pBdr>
+                <w:bottom w:val="none" w:sz="0" w:space="0" w:color="000000"/>
+                <w:top w:val="none" w:sz="0" w:space="0" w:color="000000"/>
+                <w:left w:val="none" w:sz="0" w:space="0" w:color="000000"/>
+                <w:right w:val="none" w:sz="0" w:space="0" w:color="000000"/>
+              </w:pBdr>
+              <w:spacing w:after="20" w:before="0" w:line="240"/>
+              <w:ind w:left="0" w:right="120" w:firstLine="0" w:firstLineChars="0"/>
+              <w:rPr>
+                <w:rFonts w:ascii="Arial" w:hAnsi="Arial" w:eastAsia="Arial" w:cs="Arial"/>
+                <w:i w:val="false"/>
+                <w:b w:val="false"/>
+                <w:u w:val="none"/>
+                <w:strike w:val="false"/>
+                <w:sz w:val="18"/>
+                <w:szCs w:val="18"/>
+                <w:color w:val="000000"/>
+              </w:rPr>
+            </w:pPr>
+            <w:r>
+              <w:rPr>
+                <w:rFonts w:ascii="Arial" w:hAnsi="Arial" w:eastAsia="Arial" w:cs="Arial"/>
+                <w:i w:val="false"/>
+                <w:b w:val="false"/>
+                <w:u w:val="none"/>
+                <w:strike w:val="false"/>
+                <w:sz w:val="18"/>
+                <w:szCs w:val="18"/>
+                <w:color w:val="000000"/>
+              </w:rPr>
+              <w:t xml:space="preserve">49 (11%)</w:t>
+            </w:r>
+          </w:p>
+        </w:tc>
+        <w:tc>
+          <w:tcPr>
+            <w:tcBorders>
+              <w:bottom w:val="none" w:sz="0" w:space="0" w:color="000000"/>
+              <w:top w:val="none" w:sz="0" w:space="0" w:color="000000"/>
+              <w:left w:val="none" w:sz="0" w:space="0" w:color="000000"/>
+              <w:right w:val="none" w:sz="0" w:space="0" w:color="000000"/>
+            </w:tcBorders>
+            <w:shd w:val="clear" w:color="auto" w:fill="FFFFFF"/>
+            <w:tcMar>
+              <w:top w:w="0" w:type="dxa"/>
+              <w:bottom w:w="0" w:type="dxa"/>
+              <w:left w:w="0" w:type="dxa"/>
+              <w:right w:w="0" w:type="dxa"/>
+            </w:tcMar>
+            <w:vAlign w:val="center"/>
+          </w:tcPr>
+          <w:p>
+            <w:pPr>
+              <w:pStyle w:val="Normal"/>
+              <w:jc w:val="center"/>
+              <w:pBdr>
+                <w:bottom w:val="none" w:sz="0" w:space="0" w:color="000000"/>
+                <w:top w:val="none" w:sz="0" w:space="0" w:color="000000"/>
+                <w:left w:val="none" w:sz="0" w:space="0" w:color="000000"/>
+                <w:right w:val="none" w:sz="0" w:space="0" w:color="000000"/>
+              </w:pBdr>
+              <w:spacing w:after="20" w:before="0" w:line="240"/>
+              <w:ind w:left="0" w:right="120" w:firstLine="0" w:firstLineChars="0"/>
+              <w:rPr>
+                <w:rFonts w:ascii="Arial" w:hAnsi="Arial" w:eastAsia="Arial" w:cs="Arial"/>
+                <w:i w:val="false"/>
+                <w:b w:val="false"/>
+                <w:u w:val="none"/>
+                <w:strike w:val="false"/>
+                <w:sz w:val="18"/>
+                <w:szCs w:val="18"/>
+                <w:color w:val="000000"/>
+              </w:rPr>
+            </w:pPr>
+            <w:r>
+              <w:rPr>
+                <w:rFonts w:ascii="Arial" w:hAnsi="Arial" w:eastAsia="Arial" w:cs="Arial"/>
+                <w:i w:val="false"/>
+                <w:b w:val="false"/>
+                <w:u w:val="none"/>
+                <w:strike w:val="false"/>
+                <w:sz w:val="18"/>
+                <w:szCs w:val="18"/>
+                <w:color w:val="000000"/>
+              </w:rPr>
+              <w:t xml:space="preserve">44 (10%)</w:t>
+            </w:r>
+          </w:p>
+        </w:tc>
+        <w:tc>
+          <w:tcPr>
+            <w:tcBorders>
+              <w:bottom w:val="none" w:sz="0" w:space="0" w:color="000000"/>
+              <w:top w:val="none" w:sz="0" w:space="0" w:color="000000"/>
+              <w:left w:val="none" w:sz="0" w:space="0" w:color="000000"/>
+              <w:right w:val="none" w:sz="0" w:space="0" w:color="000000"/>
+            </w:tcBorders>
+            <w:shd w:val="clear" w:color="auto" w:fill="FFFFFF"/>
+            <w:tcMar>
+              <w:top w:w="0" w:type="dxa"/>
+              <w:bottom w:w="0" w:type="dxa"/>
+              <w:left w:w="0" w:type="dxa"/>
+              <w:right w:w="0" w:type="dxa"/>
+            </w:tcMar>
+            <w:vAlign w:val="center"/>
+          </w:tcPr>
+          <w:p>
+            <w:pPr>
+              <w:pStyle w:val="Normal"/>
+              <w:jc w:val="center"/>
+              <w:pBdr>
+                <w:bottom w:val="none" w:sz="0" w:space="0" w:color="000000"/>
+                <w:top w:val="none" w:sz="0" w:space="0" w:color="000000"/>
+                <w:left w:val="none" w:sz="0" w:space="0" w:color="000000"/>
+                <w:right w:val="none" w:sz="0" w:space="0" w:color="000000"/>
+              </w:pBdr>
+              <w:spacing w:after="20" w:before="0" w:line="240"/>
+              <w:ind w:left="0" w:right="120" w:firstLine="0" w:firstLineChars="0"/>
+              <w:rPr>
+                <w:rFonts w:ascii="Arial" w:hAnsi="Arial" w:eastAsia="Arial" w:cs="Arial"/>
+                <w:i w:val="false"/>
+                <w:b w:val="false"/>
+                <w:u w:val="none"/>
+                <w:strike w:val="false"/>
+                <w:sz w:val="18"/>
+                <w:szCs w:val="18"/>
+                <w:color w:val="000000"/>
+              </w:rPr>
+            </w:pPr>
+            <w:r>
+              <w:rPr>
+                <w:rFonts w:ascii="Arial" w:hAnsi="Arial" w:eastAsia="Arial" w:cs="Arial"/>
+                <w:i w:val="false"/>
+                <w:b w:val="false"/>
+                <w:u w:val="none"/>
+                <w:strike w:val="false"/>
+                <w:sz w:val="18"/>
+                <w:szCs w:val="18"/>
+                <w:color w:val="000000"/>
+              </w:rPr>
+              <w:t xml:space="preserve">93 (10%)</w:t>
             </w:r>
           </w:p>
         </w:tc>
@@ -4506,7 +4345,7 @@
                 <w:szCs w:val="18"/>
                 <w:color w:val="000000"/>
               </w:rPr>
-              <w:t xml:space="preserve">-</w:t>
+              <w:t xml:space="preserve">0.089</w:t>
             </w:r>
           </w:p>
         </w:tc>
@@ -4566,172 +4405,172 @@
                 <w:szCs w:val="18"/>
                 <w:color w:val="000000"/>
               </w:rPr>
-              <w:t xml:space="preserve">Poor</w:t>
-            </w:r>
-          </w:p>
-        </w:tc>
-        <w:tc>
-          <w:tcPr>
-            <w:tcBorders>
-              <w:bottom w:val="none" w:sz="0" w:space="0" w:color="000000"/>
-              <w:top w:val="none" w:sz="0" w:space="0" w:color="000000"/>
-              <w:left w:val="none" w:sz="0" w:space="0" w:color="000000"/>
-              <w:right w:val="none" w:sz="0" w:space="0" w:color="000000"/>
-            </w:tcBorders>
-            <w:shd w:val="clear" w:color="auto" w:fill="FFFFFF"/>
-            <w:tcMar>
-              <w:top w:w="0" w:type="dxa"/>
-              <w:bottom w:w="0" w:type="dxa"/>
-              <w:left w:w="0" w:type="dxa"/>
-              <w:right w:w="0" w:type="dxa"/>
-            </w:tcMar>
-            <w:vAlign w:val="center"/>
-          </w:tcPr>
-          <w:p>
-            <w:pPr>
-              <w:pStyle w:val="Normal"/>
-              <w:jc w:val="center"/>
-              <w:pBdr>
-                <w:bottom w:val="none" w:sz="0" w:space="0" w:color="000000"/>
-                <w:top w:val="none" w:sz="0" w:space="0" w:color="000000"/>
-                <w:left w:val="none" w:sz="0" w:space="0" w:color="000000"/>
-                <w:right w:val="none" w:sz="0" w:space="0" w:color="000000"/>
-              </w:pBdr>
-              <w:spacing w:after="20" w:before="0" w:line="240"/>
-              <w:ind w:left="0" w:right="120" w:firstLine="0" w:firstLineChars="0"/>
-              <w:rPr>
-                <w:rFonts w:ascii="Arial" w:hAnsi="Arial" w:eastAsia="Arial" w:cs="Arial"/>
-                <w:i w:val="false"/>
-                <w:b w:val="false"/>
-                <w:u w:val="none"/>
-                <w:strike w:val="false"/>
-                <w:sz w:val="18"/>
-                <w:szCs w:val="18"/>
-                <w:color w:val="000000"/>
-              </w:rPr>
-            </w:pPr>
-            <w:r>
-              <w:rPr>
-                <w:rFonts w:ascii="Arial" w:hAnsi="Arial" w:eastAsia="Arial" w:cs="Arial"/>
-                <w:i w:val="false"/>
-                <w:b w:val="false"/>
-                <w:u w:val="none"/>
-                <w:strike w:val="false"/>
-                <w:sz w:val="18"/>
-                <w:szCs w:val="18"/>
-                <w:color w:val="000000"/>
-              </w:rPr>
-              <w:t xml:space="preserve">62 (14%)</w:t>
-            </w:r>
-          </w:p>
-        </w:tc>
-        <w:tc>
-          <w:tcPr>
-            <w:tcBorders>
-              <w:bottom w:val="none" w:sz="0" w:space="0" w:color="000000"/>
-              <w:top w:val="none" w:sz="0" w:space="0" w:color="000000"/>
-              <w:left w:val="none" w:sz="0" w:space="0" w:color="000000"/>
-              <w:right w:val="none" w:sz="0" w:space="0" w:color="000000"/>
-            </w:tcBorders>
-            <w:shd w:val="clear" w:color="auto" w:fill="FFFFFF"/>
-            <w:tcMar>
-              <w:top w:w="0" w:type="dxa"/>
-              <w:bottom w:w="0" w:type="dxa"/>
-              <w:left w:w="0" w:type="dxa"/>
-              <w:right w:w="0" w:type="dxa"/>
-            </w:tcMar>
-            <w:vAlign w:val="center"/>
-          </w:tcPr>
-          <w:p>
-            <w:pPr>
-              <w:pStyle w:val="Normal"/>
-              <w:jc w:val="center"/>
-              <w:pBdr>
-                <w:bottom w:val="none" w:sz="0" w:space="0" w:color="000000"/>
-                <w:top w:val="none" w:sz="0" w:space="0" w:color="000000"/>
-                <w:left w:val="none" w:sz="0" w:space="0" w:color="000000"/>
-                <w:right w:val="none" w:sz="0" w:space="0" w:color="000000"/>
-              </w:pBdr>
-              <w:spacing w:after="20" w:before="0" w:line="240"/>
-              <w:ind w:left="0" w:right="120" w:firstLine="0" w:firstLineChars="0"/>
-              <w:rPr>
-                <w:rFonts w:ascii="Arial" w:hAnsi="Arial" w:eastAsia="Arial" w:cs="Arial"/>
-                <w:i w:val="false"/>
-                <w:b w:val="false"/>
-                <w:u w:val="none"/>
-                <w:strike w:val="false"/>
-                <w:sz w:val="18"/>
-                <w:szCs w:val="18"/>
-                <w:color w:val="000000"/>
-              </w:rPr>
-            </w:pPr>
-            <w:r>
-              <w:rPr>
-                <w:rFonts w:ascii="Arial" w:hAnsi="Arial" w:eastAsia="Arial" w:cs="Arial"/>
-                <w:i w:val="false"/>
-                <w:b w:val="false"/>
-                <w:u w:val="none"/>
-                <w:strike w:val="false"/>
-                <w:sz w:val="18"/>
-                <w:szCs w:val="18"/>
-                <w:color w:val="000000"/>
-              </w:rPr>
-              <w:t xml:space="preserve">88 (19%)</w:t>
-            </w:r>
-          </w:p>
-        </w:tc>
-        <w:tc>
-          <w:tcPr>
-            <w:tcBorders>
-              <w:bottom w:val="none" w:sz="0" w:space="0" w:color="000000"/>
-              <w:top w:val="none" w:sz="0" w:space="0" w:color="000000"/>
-              <w:left w:val="none" w:sz="0" w:space="0" w:color="000000"/>
-              <w:right w:val="none" w:sz="0" w:space="0" w:color="000000"/>
-            </w:tcBorders>
-            <w:shd w:val="clear" w:color="auto" w:fill="FFFFFF"/>
-            <w:tcMar>
-              <w:top w:w="0" w:type="dxa"/>
-              <w:bottom w:w="0" w:type="dxa"/>
-              <w:left w:w="0" w:type="dxa"/>
-              <w:right w:w="0" w:type="dxa"/>
-            </w:tcMar>
-            <w:vAlign w:val="center"/>
-          </w:tcPr>
-          <w:p>
-            <w:pPr>
-              <w:pStyle w:val="Normal"/>
-              <w:jc w:val="center"/>
-              <w:pBdr>
-                <w:bottom w:val="none" w:sz="0" w:space="0" w:color="000000"/>
-                <w:top w:val="none" w:sz="0" w:space="0" w:color="000000"/>
-                <w:left w:val="none" w:sz="0" w:space="0" w:color="000000"/>
-                <w:right w:val="none" w:sz="0" w:space="0" w:color="000000"/>
-              </w:pBdr>
-              <w:spacing w:after="20" w:before="0" w:line="240"/>
-              <w:ind w:left="0" w:right="120" w:firstLine="0" w:firstLineChars="0"/>
-              <w:rPr>
-                <w:rFonts w:ascii="Arial" w:hAnsi="Arial" w:eastAsia="Arial" w:cs="Arial"/>
-                <w:i w:val="false"/>
-                <w:b w:val="false"/>
-                <w:u w:val="none"/>
-                <w:strike w:val="false"/>
-                <w:sz w:val="18"/>
-                <w:szCs w:val="18"/>
-                <w:color w:val="000000"/>
-              </w:rPr>
-            </w:pPr>
-            <w:r>
-              <w:rPr>
-                <w:rFonts w:ascii="Arial" w:hAnsi="Arial" w:eastAsia="Arial" w:cs="Arial"/>
-                <w:i w:val="false"/>
-                <w:b w:val="false"/>
-                <w:u w:val="none"/>
-                <w:strike w:val="false"/>
-                <w:sz w:val="18"/>
-                <w:szCs w:val="18"/>
-                <w:color w:val="000000"/>
-              </w:rPr>
-              <w:t xml:space="preserve">150 (17%)</w:t>
+              <w:t xml:space="preserve">Moderate</w:t>
+            </w:r>
+          </w:p>
+        </w:tc>
+        <w:tc>
+          <w:tcPr>
+            <w:tcBorders>
+              <w:bottom w:val="none" w:sz="0" w:space="0" w:color="000000"/>
+              <w:top w:val="none" w:sz="0" w:space="0" w:color="000000"/>
+              <w:left w:val="none" w:sz="0" w:space="0" w:color="000000"/>
+              <w:right w:val="none" w:sz="0" w:space="0" w:color="000000"/>
+            </w:tcBorders>
+            <w:shd w:val="clear" w:color="auto" w:fill="FFFFFF"/>
+            <w:tcMar>
+              <w:top w:w="0" w:type="dxa"/>
+              <w:bottom w:w="0" w:type="dxa"/>
+              <w:left w:w="0" w:type="dxa"/>
+              <w:right w:w="0" w:type="dxa"/>
+            </w:tcMar>
+            <w:vAlign w:val="center"/>
+          </w:tcPr>
+          <w:p>
+            <w:pPr>
+              <w:pStyle w:val="Normal"/>
+              <w:jc w:val="center"/>
+              <w:pBdr>
+                <w:bottom w:val="none" w:sz="0" w:space="0" w:color="000000"/>
+                <w:top w:val="none" w:sz="0" w:space="0" w:color="000000"/>
+                <w:left w:val="none" w:sz="0" w:space="0" w:color="000000"/>
+                <w:right w:val="none" w:sz="0" w:space="0" w:color="000000"/>
+              </w:pBdr>
+              <w:spacing w:after="20" w:before="0" w:line="240"/>
+              <w:ind w:left="0" w:right="120" w:firstLine="0" w:firstLineChars="0"/>
+              <w:rPr>
+                <w:rFonts w:ascii="Arial" w:hAnsi="Arial" w:eastAsia="Arial" w:cs="Arial"/>
+                <w:i w:val="false"/>
+                <w:b w:val="false"/>
+                <w:u w:val="none"/>
+                <w:strike w:val="false"/>
+                <w:sz w:val="18"/>
+                <w:szCs w:val="18"/>
+                <w:color w:val="000000"/>
+              </w:rPr>
+            </w:pPr>
+            <w:r>
+              <w:rPr>
+                <w:rFonts w:ascii="Arial" w:hAnsi="Arial" w:eastAsia="Arial" w:cs="Arial"/>
+                <w:i w:val="false"/>
+                <w:b w:val="false"/>
+                <w:u w:val="none"/>
+                <w:strike w:val="false"/>
+                <w:sz w:val="18"/>
+                <w:szCs w:val="18"/>
+                <w:color w:val="000000"/>
+              </w:rPr>
+              <w:t xml:space="preserve">337 (75%)</w:t>
+            </w:r>
+          </w:p>
+        </w:tc>
+        <w:tc>
+          <w:tcPr>
+            <w:tcBorders>
+              <w:bottom w:val="none" w:sz="0" w:space="0" w:color="000000"/>
+              <w:top w:val="none" w:sz="0" w:space="0" w:color="000000"/>
+              <w:left w:val="none" w:sz="0" w:space="0" w:color="000000"/>
+              <w:right w:val="none" w:sz="0" w:space="0" w:color="000000"/>
+            </w:tcBorders>
+            <w:shd w:val="clear" w:color="auto" w:fill="FFFFFF"/>
+            <w:tcMar>
+              <w:top w:w="0" w:type="dxa"/>
+              <w:bottom w:w="0" w:type="dxa"/>
+              <w:left w:w="0" w:type="dxa"/>
+              <w:right w:w="0" w:type="dxa"/>
+            </w:tcMar>
+            <w:vAlign w:val="center"/>
+          </w:tcPr>
+          <w:p>
+            <w:pPr>
+              <w:pStyle w:val="Normal"/>
+              <w:jc w:val="center"/>
+              <w:pBdr>
+                <w:bottom w:val="none" w:sz="0" w:space="0" w:color="000000"/>
+                <w:top w:val="none" w:sz="0" w:space="0" w:color="000000"/>
+                <w:left w:val="none" w:sz="0" w:space="0" w:color="000000"/>
+                <w:right w:val="none" w:sz="0" w:space="0" w:color="000000"/>
+              </w:pBdr>
+              <w:spacing w:after="20" w:before="0" w:line="240"/>
+              <w:ind w:left="0" w:right="120" w:firstLine="0" w:firstLineChars="0"/>
+              <w:rPr>
+                <w:rFonts w:ascii="Arial" w:hAnsi="Arial" w:eastAsia="Arial" w:cs="Arial"/>
+                <w:i w:val="false"/>
+                <w:b w:val="false"/>
+                <w:u w:val="none"/>
+                <w:strike w:val="false"/>
+                <w:sz w:val="18"/>
+                <w:szCs w:val="18"/>
+                <w:color w:val="000000"/>
+              </w:rPr>
+            </w:pPr>
+            <w:r>
+              <w:rPr>
+                <w:rFonts w:ascii="Arial" w:hAnsi="Arial" w:eastAsia="Arial" w:cs="Arial"/>
+                <w:i w:val="false"/>
+                <w:b w:val="false"/>
+                <w:u w:val="none"/>
+                <w:strike w:val="false"/>
+                <w:sz w:val="18"/>
+                <w:szCs w:val="18"/>
+                <w:color w:val="000000"/>
+              </w:rPr>
+              <w:t xml:space="preserve">326 (71%)</w:t>
+            </w:r>
+          </w:p>
+        </w:tc>
+        <w:tc>
+          <w:tcPr>
+            <w:tcBorders>
+              <w:bottom w:val="none" w:sz="0" w:space="0" w:color="000000"/>
+              <w:top w:val="none" w:sz="0" w:space="0" w:color="000000"/>
+              <w:left w:val="none" w:sz="0" w:space="0" w:color="000000"/>
+              <w:right w:val="none" w:sz="0" w:space="0" w:color="000000"/>
+            </w:tcBorders>
+            <w:shd w:val="clear" w:color="auto" w:fill="FFFFFF"/>
+            <w:tcMar>
+              <w:top w:w="0" w:type="dxa"/>
+              <w:bottom w:w="0" w:type="dxa"/>
+              <w:left w:w="0" w:type="dxa"/>
+              <w:right w:w="0" w:type="dxa"/>
+            </w:tcMar>
+            <w:vAlign w:val="center"/>
+          </w:tcPr>
+          <w:p>
+            <w:pPr>
+              <w:pStyle w:val="Normal"/>
+              <w:jc w:val="center"/>
+              <w:pBdr>
+                <w:bottom w:val="none" w:sz="0" w:space="0" w:color="000000"/>
+                <w:top w:val="none" w:sz="0" w:space="0" w:color="000000"/>
+                <w:left w:val="none" w:sz="0" w:space="0" w:color="000000"/>
+                <w:right w:val="none" w:sz="0" w:space="0" w:color="000000"/>
+              </w:pBdr>
+              <w:spacing w:after="20" w:before="0" w:line="240"/>
+              <w:ind w:left="0" w:right="120" w:firstLine="0" w:firstLineChars="0"/>
+              <w:rPr>
+                <w:rFonts w:ascii="Arial" w:hAnsi="Arial" w:eastAsia="Arial" w:cs="Arial"/>
+                <w:i w:val="false"/>
+                <w:b w:val="false"/>
+                <w:u w:val="none"/>
+                <w:strike w:val="false"/>
+                <w:sz w:val="18"/>
+                <w:szCs w:val="18"/>
+                <w:color w:val="000000"/>
+              </w:rPr>
+            </w:pPr>
+            <w:r>
+              <w:rPr>
+                <w:rFonts w:ascii="Arial" w:hAnsi="Arial" w:eastAsia="Arial" w:cs="Arial"/>
+                <w:i w:val="false"/>
+                <w:b w:val="false"/>
+                <w:u w:val="none"/>
+                <w:strike w:val="false"/>
+                <w:sz w:val="18"/>
+                <w:szCs w:val="18"/>
+                <w:color w:val="000000"/>
+              </w:rPr>
+              <w:t xml:space="preserve">663 (73%)</w:t>
             </w:r>
           </w:p>
         </w:tc>
@@ -4878,305 +4717,305 @@
                 <w:right w:val="none" w:sz="0" w:space="0" w:color="000000"/>
               </w:pBdr>
               <w:spacing w:after="20" w:before="0" w:line="240"/>
-              <w:ind w:left="180" w:right="120" w:firstLine="0" w:firstLineChars="0"/>
-              <w:rPr>
-                <w:rFonts w:ascii="Arial" w:hAnsi="Arial" w:eastAsia="Arial" w:cs="Arial"/>
-                <w:i w:val="false"/>
-                <w:b w:val="false"/>
-                <w:u w:val="single"/>
-                <w:strike w:val="false"/>
-                <w:sz w:val="18"/>
-                <w:szCs w:val="18"/>
-                <w:color w:val="000000"/>
-              </w:rPr>
-            </w:pPr>
-            <w:r>
-              <w:rPr>
-                <w:rFonts w:ascii="Arial" w:hAnsi="Arial" w:eastAsia="Arial" w:cs="Arial"/>
-                <w:i w:val="false"/>
-                <w:b w:val="false"/>
-                <w:u w:val="single"/>
-                <w:strike w:val="false"/>
-                <w:sz w:val="18"/>
-                <w:szCs w:val="18"/>
-                <w:color w:val="000000"/>
-              </w:rPr>
-              <w:t xml:space="preserve">Extent of local spread</w:t>
-            </w:r>
-          </w:p>
-        </w:tc>
-        <w:tc>
-          <w:tcPr>
-            <w:tcBorders>
-              <w:bottom w:val="none" w:sz="0" w:space="0" w:color="000000"/>
-              <w:top w:val="none" w:sz="0" w:space="0" w:color="000000"/>
-              <w:left w:val="none" w:sz="0" w:space="0" w:color="000000"/>
-              <w:right w:val="none" w:sz="0" w:space="0" w:color="000000"/>
-            </w:tcBorders>
-            <w:shd w:val="clear" w:color="auto" w:fill="FFFFFF"/>
-            <w:tcMar>
-              <w:top w:w="0" w:type="dxa"/>
-              <w:bottom w:w="0" w:type="dxa"/>
-              <w:left w:w="0" w:type="dxa"/>
-              <w:right w:w="0" w:type="dxa"/>
-            </w:tcMar>
-            <w:vAlign w:val="center"/>
-          </w:tcPr>
-          <w:p>
-            <w:pPr>
-              <w:pStyle w:val="Normal"/>
-              <w:jc w:val="center"/>
-              <w:pBdr>
-                <w:bottom w:val="none" w:sz="0" w:space="0" w:color="000000"/>
-                <w:top w:val="none" w:sz="0" w:space="0" w:color="000000"/>
-                <w:left w:val="none" w:sz="0" w:space="0" w:color="000000"/>
-                <w:right w:val="none" w:sz="0" w:space="0" w:color="000000"/>
-              </w:pBdr>
-              <w:spacing w:after="20" w:before="0" w:line="240"/>
-              <w:ind w:left="0" w:right="120" w:firstLine="0" w:firstLineChars="0"/>
-              <w:rPr>
-                <w:rFonts w:ascii="Arial" w:hAnsi="Arial" w:eastAsia="Arial" w:cs="Arial"/>
-                <w:i w:val="false"/>
-                <w:b w:val="false"/>
-                <w:u w:val="none"/>
-                <w:strike w:val="false"/>
-                <w:sz w:val="18"/>
-                <w:szCs w:val="18"/>
-                <w:color w:val="000000"/>
-              </w:rPr>
-            </w:pPr>
-            <w:r>
-              <w:rPr>
-                <w:rFonts w:ascii="Arial" w:hAnsi="Arial" w:eastAsia="Arial" w:cs="Arial"/>
-                <w:i w:val="false"/>
-                <w:b w:val="false"/>
-                <w:u w:val="none"/>
-                <w:strike w:val="false"/>
-                <w:sz w:val="18"/>
-                <w:szCs w:val="18"/>
-                <w:color w:val="000000"/>
-              </w:rPr>
-              <w:t xml:space="preserve"/>
-            </w:r>
-          </w:p>
-        </w:tc>
-        <w:tc>
-          <w:tcPr>
-            <w:tcBorders>
-              <w:bottom w:val="none" w:sz="0" w:space="0" w:color="000000"/>
-              <w:top w:val="none" w:sz="0" w:space="0" w:color="000000"/>
-              <w:left w:val="none" w:sz="0" w:space="0" w:color="000000"/>
-              <w:right w:val="none" w:sz="0" w:space="0" w:color="000000"/>
-            </w:tcBorders>
-            <w:shd w:val="clear" w:color="auto" w:fill="FFFFFF"/>
-            <w:tcMar>
-              <w:top w:w="0" w:type="dxa"/>
-              <w:bottom w:w="0" w:type="dxa"/>
-              <w:left w:w="0" w:type="dxa"/>
-              <w:right w:w="0" w:type="dxa"/>
-            </w:tcMar>
-            <w:vAlign w:val="center"/>
-          </w:tcPr>
-          <w:p>
-            <w:pPr>
-              <w:pStyle w:val="Normal"/>
-              <w:jc w:val="center"/>
-              <w:pBdr>
-                <w:bottom w:val="none" w:sz="0" w:space="0" w:color="000000"/>
-                <w:top w:val="none" w:sz="0" w:space="0" w:color="000000"/>
-                <w:left w:val="none" w:sz="0" w:space="0" w:color="000000"/>
-                <w:right w:val="none" w:sz="0" w:space="0" w:color="000000"/>
-              </w:pBdr>
-              <w:spacing w:after="20" w:before="0" w:line="240"/>
-              <w:ind w:left="0" w:right="120" w:firstLine="0" w:firstLineChars="0"/>
-              <w:rPr>
-                <w:rFonts w:ascii="Arial" w:hAnsi="Arial" w:eastAsia="Arial" w:cs="Arial"/>
-                <w:i w:val="false"/>
-                <w:b w:val="false"/>
-                <w:u w:val="none"/>
-                <w:strike w:val="false"/>
-                <w:sz w:val="18"/>
-                <w:szCs w:val="18"/>
-                <w:color w:val="000000"/>
-              </w:rPr>
-            </w:pPr>
-            <w:r>
-              <w:rPr>
-                <w:rFonts w:ascii="Arial" w:hAnsi="Arial" w:eastAsia="Arial" w:cs="Arial"/>
-                <w:i w:val="false"/>
-                <w:b w:val="false"/>
-                <w:u w:val="none"/>
-                <w:strike w:val="false"/>
-                <w:sz w:val="18"/>
-                <w:szCs w:val="18"/>
-                <w:color w:val="000000"/>
-              </w:rPr>
-              <w:t xml:space="preserve"/>
-            </w:r>
-          </w:p>
-        </w:tc>
-        <w:tc>
-          <w:tcPr>
-            <w:tcBorders>
-              <w:bottom w:val="none" w:sz="0" w:space="0" w:color="000000"/>
-              <w:top w:val="none" w:sz="0" w:space="0" w:color="000000"/>
-              <w:left w:val="none" w:sz="0" w:space="0" w:color="000000"/>
-              <w:right w:val="none" w:sz="0" w:space="0" w:color="000000"/>
-            </w:tcBorders>
-            <w:shd w:val="clear" w:color="auto" w:fill="FFFFFF"/>
-            <w:tcMar>
-              <w:top w:w="0" w:type="dxa"/>
-              <w:bottom w:w="0" w:type="dxa"/>
-              <w:left w:w="0" w:type="dxa"/>
-              <w:right w:w="0" w:type="dxa"/>
-            </w:tcMar>
-            <w:vAlign w:val="center"/>
-          </w:tcPr>
-          <w:p>
-            <w:pPr>
-              <w:pStyle w:val="Normal"/>
-              <w:jc w:val="center"/>
-              <w:pBdr>
-                <w:bottom w:val="none" w:sz="0" w:space="0" w:color="000000"/>
-                <w:top w:val="none" w:sz="0" w:space="0" w:color="000000"/>
-                <w:left w:val="none" w:sz="0" w:space="0" w:color="000000"/>
-                <w:right w:val="none" w:sz="0" w:space="0" w:color="000000"/>
-              </w:pBdr>
-              <w:spacing w:after="20" w:before="0" w:line="240"/>
-              <w:ind w:left="0" w:right="120" w:firstLine="0" w:firstLineChars="0"/>
-              <w:rPr>
-                <w:rFonts w:ascii="Arial" w:hAnsi="Arial" w:eastAsia="Arial" w:cs="Arial"/>
-                <w:i w:val="false"/>
-                <w:b w:val="false"/>
-                <w:u w:val="none"/>
-                <w:strike w:val="false"/>
-                <w:sz w:val="18"/>
-                <w:szCs w:val="18"/>
-                <w:color w:val="000000"/>
-              </w:rPr>
-            </w:pPr>
-            <w:r>
-              <w:rPr>
-                <w:rFonts w:ascii="Arial" w:hAnsi="Arial" w:eastAsia="Arial" w:cs="Arial"/>
-                <w:i w:val="false"/>
-                <w:b w:val="false"/>
-                <w:u w:val="none"/>
-                <w:strike w:val="false"/>
-                <w:sz w:val="18"/>
-                <w:szCs w:val="18"/>
-                <w:color w:val="000000"/>
-              </w:rPr>
-              <w:t xml:space="preserve"/>
-            </w:r>
-          </w:p>
-        </w:tc>
-        <w:tc>
-          <w:tcPr>
-            <w:tcBorders>
-              <w:bottom w:val="none" w:sz="0" w:space="0" w:color="000000"/>
-              <w:top w:val="none" w:sz="0" w:space="0" w:color="000000"/>
-              <w:left w:val="none" w:sz="0" w:space="0" w:color="000000"/>
-              <w:right w:val="none" w:sz="0" w:space="0" w:color="000000"/>
-            </w:tcBorders>
-            <w:shd w:val="clear" w:color="auto" w:fill="FFFFFF"/>
-            <w:tcMar>
-              <w:top w:w="0" w:type="dxa"/>
-              <w:bottom w:w="0" w:type="dxa"/>
-              <w:left w:w="0" w:type="dxa"/>
-              <w:right w:w="0" w:type="dxa"/>
-            </w:tcMar>
-            <w:vAlign w:val="center"/>
-          </w:tcPr>
-          <w:p>
-            <w:pPr>
-              <w:pStyle w:val="Normal"/>
-              <w:jc w:val="center"/>
-              <w:pBdr>
-                <w:bottom w:val="none" w:sz="0" w:space="0" w:color="000000"/>
-                <w:top w:val="none" w:sz="0" w:space="0" w:color="000000"/>
-                <w:left w:val="none" w:sz="0" w:space="0" w:color="000000"/>
-                <w:right w:val="none" w:sz="0" w:space="0" w:color="000000"/>
-              </w:pBdr>
-              <w:spacing w:after="20" w:before="0" w:line="240"/>
-              <w:ind w:left="0" w:right="120" w:firstLine="0" w:firstLineChars="0"/>
-              <w:rPr>
-                <w:rFonts w:ascii="Arial" w:hAnsi="Arial" w:eastAsia="Arial" w:cs="Arial"/>
-                <w:i w:val="false"/>
-                <w:b w:val="false"/>
-                <w:u w:val="none"/>
-                <w:strike w:val="false"/>
-                <w:sz w:val="18"/>
-                <w:szCs w:val="18"/>
-                <w:color w:val="000000"/>
-              </w:rPr>
-            </w:pPr>
-            <w:r>
-              <w:rPr>
-                <w:rFonts w:ascii="Arial" w:hAnsi="Arial" w:eastAsia="Arial" w:cs="Arial"/>
-                <w:i w:val="false"/>
-                <w:b w:val="false"/>
-                <w:u w:val="none"/>
-                <w:strike w:val="false"/>
-                <w:sz w:val="18"/>
-                <w:szCs w:val="18"/>
-                <w:color w:val="000000"/>
-              </w:rPr>
-              <w:t xml:space="preserve"/>
-            </w:r>
-          </w:p>
-        </w:tc>
-        <w:tc>
-          <w:tcPr>
-            <w:tcBorders>
-              <w:bottom w:val="none" w:sz="0" w:space="0" w:color="000000"/>
-              <w:top w:val="none" w:sz="0" w:space="0" w:color="000000"/>
-              <w:left w:val="none" w:sz="0" w:space="0" w:color="000000"/>
-              <w:right w:val="none" w:sz="0" w:space="0" w:color="000000"/>
-            </w:tcBorders>
-            <w:shd w:val="clear" w:color="auto" w:fill="FFFFFF"/>
-            <w:tcMar>
-              <w:top w:w="0" w:type="dxa"/>
-              <w:bottom w:w="0" w:type="dxa"/>
-              <w:left w:w="0" w:type="dxa"/>
-              <w:right w:w="0" w:type="dxa"/>
-            </w:tcMar>
-            <w:vAlign w:val="center"/>
-          </w:tcPr>
-          <w:p>
-            <w:pPr>
-              <w:pStyle w:val="Normal"/>
-              <w:jc w:val="center"/>
-              <w:pBdr>
-                <w:bottom w:val="none" w:sz="0" w:space="0" w:color="000000"/>
-                <w:top w:val="none" w:sz="0" w:space="0" w:color="000000"/>
-                <w:left w:val="none" w:sz="0" w:space="0" w:color="000000"/>
-                <w:right w:val="none" w:sz="0" w:space="0" w:color="000000"/>
-              </w:pBdr>
-              <w:spacing w:after="20" w:before="0" w:line="240"/>
-              <w:ind w:left="0" w:right="120" w:firstLine="0" w:firstLineChars="0"/>
-              <w:rPr>
-                <w:rFonts w:ascii="Arial" w:hAnsi="Arial" w:eastAsia="Arial" w:cs="Arial"/>
-                <w:i w:val="false"/>
-                <w:b w:val="false"/>
-                <w:u w:val="none"/>
-                <w:strike w:val="false"/>
-                <w:sz w:val="18"/>
-                <w:szCs w:val="18"/>
-                <w:color w:val="000000"/>
-              </w:rPr>
-            </w:pPr>
-            <w:r>
-              <w:rPr>
-                <w:rFonts w:ascii="Arial" w:hAnsi="Arial" w:eastAsia="Arial" w:cs="Arial"/>
-                <w:i w:val="false"/>
-                <w:b w:val="false"/>
-                <w:u w:val="none"/>
-                <w:strike w:val="false"/>
-                <w:sz w:val="18"/>
-                <w:szCs w:val="18"/>
-                <w:color w:val="000000"/>
-              </w:rPr>
-              <w:t xml:space="preserve"/>
+              <w:ind w:left="300" w:right="120" w:firstLine="0" w:firstLineChars="0"/>
+              <w:rPr>
+                <w:rFonts w:ascii="Arial" w:hAnsi="Arial" w:eastAsia="Arial" w:cs="Arial"/>
+                <w:i w:val="true"/>
+                <w:b w:val="false"/>
+                <w:u w:val="none"/>
+                <w:strike w:val="false"/>
+                <w:sz w:val="18"/>
+                <w:szCs w:val="18"/>
+                <w:color w:val="000000"/>
+              </w:rPr>
+            </w:pPr>
+            <w:r>
+              <w:rPr>
+                <w:rFonts w:ascii="Arial" w:hAnsi="Arial" w:eastAsia="Arial" w:cs="Arial"/>
+                <w:i w:val="true"/>
+                <w:b w:val="false"/>
+                <w:u w:val="none"/>
+                <w:strike w:val="false"/>
+                <w:sz w:val="18"/>
+                <w:szCs w:val="18"/>
+                <w:color w:val="000000"/>
+              </w:rPr>
+              <w:t xml:space="preserve">Poor</w:t>
+            </w:r>
+          </w:p>
+        </w:tc>
+        <w:tc>
+          <w:tcPr>
+            <w:tcBorders>
+              <w:bottom w:val="none" w:sz="0" w:space="0" w:color="000000"/>
+              <w:top w:val="none" w:sz="0" w:space="0" w:color="000000"/>
+              <w:left w:val="none" w:sz="0" w:space="0" w:color="000000"/>
+              <w:right w:val="none" w:sz="0" w:space="0" w:color="000000"/>
+            </w:tcBorders>
+            <w:shd w:val="clear" w:color="auto" w:fill="FFFFFF"/>
+            <w:tcMar>
+              <w:top w:w="0" w:type="dxa"/>
+              <w:bottom w:w="0" w:type="dxa"/>
+              <w:left w:w="0" w:type="dxa"/>
+              <w:right w:w="0" w:type="dxa"/>
+            </w:tcMar>
+            <w:vAlign w:val="center"/>
+          </w:tcPr>
+          <w:p>
+            <w:pPr>
+              <w:pStyle w:val="Normal"/>
+              <w:jc w:val="center"/>
+              <w:pBdr>
+                <w:bottom w:val="none" w:sz="0" w:space="0" w:color="000000"/>
+                <w:top w:val="none" w:sz="0" w:space="0" w:color="000000"/>
+                <w:left w:val="none" w:sz="0" w:space="0" w:color="000000"/>
+                <w:right w:val="none" w:sz="0" w:space="0" w:color="000000"/>
+              </w:pBdr>
+              <w:spacing w:after="20" w:before="0" w:line="240"/>
+              <w:ind w:left="0" w:right="120" w:firstLine="0" w:firstLineChars="0"/>
+              <w:rPr>
+                <w:rFonts w:ascii="Arial" w:hAnsi="Arial" w:eastAsia="Arial" w:cs="Arial"/>
+                <w:i w:val="false"/>
+                <w:b w:val="false"/>
+                <w:u w:val="none"/>
+                <w:strike w:val="false"/>
+                <w:sz w:val="18"/>
+                <w:szCs w:val="18"/>
+                <w:color w:val="000000"/>
+              </w:rPr>
+            </w:pPr>
+            <w:r>
+              <w:rPr>
+                <w:rFonts w:ascii="Arial" w:hAnsi="Arial" w:eastAsia="Arial" w:cs="Arial"/>
+                <w:i w:val="false"/>
+                <w:b w:val="false"/>
+                <w:u w:val="none"/>
+                <w:strike w:val="false"/>
+                <w:sz w:val="18"/>
+                <w:szCs w:val="18"/>
+                <w:color w:val="000000"/>
+              </w:rPr>
+              <w:t xml:space="preserve">62 (14%)</w:t>
+            </w:r>
+          </w:p>
+        </w:tc>
+        <w:tc>
+          <w:tcPr>
+            <w:tcBorders>
+              <w:bottom w:val="none" w:sz="0" w:space="0" w:color="000000"/>
+              <w:top w:val="none" w:sz="0" w:space="0" w:color="000000"/>
+              <w:left w:val="none" w:sz="0" w:space="0" w:color="000000"/>
+              <w:right w:val="none" w:sz="0" w:space="0" w:color="000000"/>
+            </w:tcBorders>
+            <w:shd w:val="clear" w:color="auto" w:fill="FFFFFF"/>
+            <w:tcMar>
+              <w:top w:w="0" w:type="dxa"/>
+              <w:bottom w:w="0" w:type="dxa"/>
+              <w:left w:w="0" w:type="dxa"/>
+              <w:right w:w="0" w:type="dxa"/>
+            </w:tcMar>
+            <w:vAlign w:val="center"/>
+          </w:tcPr>
+          <w:p>
+            <w:pPr>
+              <w:pStyle w:val="Normal"/>
+              <w:jc w:val="center"/>
+              <w:pBdr>
+                <w:bottom w:val="none" w:sz="0" w:space="0" w:color="000000"/>
+                <w:top w:val="none" w:sz="0" w:space="0" w:color="000000"/>
+                <w:left w:val="none" w:sz="0" w:space="0" w:color="000000"/>
+                <w:right w:val="none" w:sz="0" w:space="0" w:color="000000"/>
+              </w:pBdr>
+              <w:spacing w:after="20" w:before="0" w:line="240"/>
+              <w:ind w:left="0" w:right="120" w:firstLine="0" w:firstLineChars="0"/>
+              <w:rPr>
+                <w:rFonts w:ascii="Arial" w:hAnsi="Arial" w:eastAsia="Arial" w:cs="Arial"/>
+                <w:i w:val="false"/>
+                <w:b w:val="false"/>
+                <w:u w:val="none"/>
+                <w:strike w:val="false"/>
+                <w:sz w:val="18"/>
+                <w:szCs w:val="18"/>
+                <w:color w:val="000000"/>
+              </w:rPr>
+            </w:pPr>
+            <w:r>
+              <w:rPr>
+                <w:rFonts w:ascii="Arial" w:hAnsi="Arial" w:eastAsia="Arial" w:cs="Arial"/>
+                <w:i w:val="false"/>
+                <w:b w:val="false"/>
+                <w:u w:val="none"/>
+                <w:strike w:val="false"/>
+                <w:sz w:val="18"/>
+                <w:szCs w:val="18"/>
+                <w:color w:val="000000"/>
+              </w:rPr>
+              <w:t xml:space="preserve">88 (19%)</w:t>
+            </w:r>
+          </w:p>
+        </w:tc>
+        <w:tc>
+          <w:tcPr>
+            <w:tcBorders>
+              <w:bottom w:val="none" w:sz="0" w:space="0" w:color="000000"/>
+              <w:top w:val="none" w:sz="0" w:space="0" w:color="000000"/>
+              <w:left w:val="none" w:sz="0" w:space="0" w:color="000000"/>
+              <w:right w:val="none" w:sz="0" w:space="0" w:color="000000"/>
+            </w:tcBorders>
+            <w:shd w:val="clear" w:color="auto" w:fill="FFFFFF"/>
+            <w:tcMar>
+              <w:top w:w="0" w:type="dxa"/>
+              <w:bottom w:w="0" w:type="dxa"/>
+              <w:left w:w="0" w:type="dxa"/>
+              <w:right w:w="0" w:type="dxa"/>
+            </w:tcMar>
+            <w:vAlign w:val="center"/>
+          </w:tcPr>
+          <w:p>
+            <w:pPr>
+              <w:pStyle w:val="Normal"/>
+              <w:jc w:val="center"/>
+              <w:pBdr>
+                <w:bottom w:val="none" w:sz="0" w:space="0" w:color="000000"/>
+                <w:top w:val="none" w:sz="0" w:space="0" w:color="000000"/>
+                <w:left w:val="none" w:sz="0" w:space="0" w:color="000000"/>
+                <w:right w:val="none" w:sz="0" w:space="0" w:color="000000"/>
+              </w:pBdr>
+              <w:spacing w:after="20" w:before="0" w:line="240"/>
+              <w:ind w:left="0" w:right="120" w:firstLine="0" w:firstLineChars="0"/>
+              <w:rPr>
+                <w:rFonts w:ascii="Arial" w:hAnsi="Arial" w:eastAsia="Arial" w:cs="Arial"/>
+                <w:i w:val="false"/>
+                <w:b w:val="false"/>
+                <w:u w:val="none"/>
+                <w:strike w:val="false"/>
+                <w:sz w:val="18"/>
+                <w:szCs w:val="18"/>
+                <w:color w:val="000000"/>
+              </w:rPr>
+            </w:pPr>
+            <w:r>
+              <w:rPr>
+                <w:rFonts w:ascii="Arial" w:hAnsi="Arial" w:eastAsia="Arial" w:cs="Arial"/>
+                <w:i w:val="false"/>
+                <w:b w:val="false"/>
+                <w:u w:val="none"/>
+                <w:strike w:val="false"/>
+                <w:sz w:val="18"/>
+                <w:szCs w:val="18"/>
+                <w:color w:val="000000"/>
+              </w:rPr>
+              <w:t xml:space="preserve">150 (17%)</w:t>
+            </w:r>
+          </w:p>
+        </w:tc>
+        <w:tc>
+          <w:tcPr>
+            <w:tcBorders>
+              <w:bottom w:val="none" w:sz="0" w:space="0" w:color="000000"/>
+              <w:top w:val="none" w:sz="0" w:space="0" w:color="000000"/>
+              <w:left w:val="none" w:sz="0" w:space="0" w:color="000000"/>
+              <w:right w:val="none" w:sz="0" w:space="0" w:color="000000"/>
+            </w:tcBorders>
+            <w:shd w:val="clear" w:color="auto" w:fill="FFFFFF"/>
+            <w:tcMar>
+              <w:top w:w="0" w:type="dxa"/>
+              <w:bottom w:w="0" w:type="dxa"/>
+              <w:left w:w="0" w:type="dxa"/>
+              <w:right w:w="0" w:type="dxa"/>
+            </w:tcMar>
+            <w:vAlign w:val="center"/>
+          </w:tcPr>
+          <w:p>
+            <w:pPr>
+              <w:pStyle w:val="Normal"/>
+              <w:jc w:val="center"/>
+              <w:pBdr>
+                <w:bottom w:val="none" w:sz="0" w:space="0" w:color="000000"/>
+                <w:top w:val="none" w:sz="0" w:space="0" w:color="000000"/>
+                <w:left w:val="none" w:sz="0" w:space="0" w:color="000000"/>
+                <w:right w:val="none" w:sz="0" w:space="0" w:color="000000"/>
+              </w:pBdr>
+              <w:spacing w:after="20" w:before="0" w:line="240"/>
+              <w:ind w:left="0" w:right="120" w:firstLine="0" w:firstLineChars="0"/>
+              <w:rPr>
+                <w:rFonts w:ascii="Arial" w:hAnsi="Arial" w:eastAsia="Arial" w:cs="Arial"/>
+                <w:i w:val="false"/>
+                <w:b w:val="false"/>
+                <w:u w:val="none"/>
+                <w:strike w:val="false"/>
+                <w:sz w:val="18"/>
+                <w:szCs w:val="18"/>
+                <w:color w:val="000000"/>
+              </w:rPr>
+            </w:pPr>
+            <w:r>
+              <w:rPr>
+                <w:rFonts w:ascii="Arial" w:hAnsi="Arial" w:eastAsia="Arial" w:cs="Arial"/>
+                <w:i w:val="false"/>
+                <w:b w:val="false"/>
+                <w:u w:val="none"/>
+                <w:strike w:val="false"/>
+                <w:sz w:val="18"/>
+                <w:szCs w:val="18"/>
+                <w:color w:val="000000"/>
+              </w:rPr>
+              <w:t xml:space="preserve">-</w:t>
+            </w:r>
+          </w:p>
+        </w:tc>
+        <w:tc>
+          <w:tcPr>
+            <w:tcBorders>
+              <w:bottom w:val="none" w:sz="0" w:space="0" w:color="000000"/>
+              <w:top w:val="none" w:sz="0" w:space="0" w:color="000000"/>
+              <w:left w:val="none" w:sz="0" w:space="0" w:color="000000"/>
+              <w:right w:val="none" w:sz="0" w:space="0" w:color="000000"/>
+            </w:tcBorders>
+            <w:shd w:val="clear" w:color="auto" w:fill="FFFFFF"/>
+            <w:tcMar>
+              <w:top w:w="0" w:type="dxa"/>
+              <w:bottom w:w="0" w:type="dxa"/>
+              <w:left w:w="0" w:type="dxa"/>
+              <w:right w:w="0" w:type="dxa"/>
+            </w:tcMar>
+            <w:vAlign w:val="center"/>
+          </w:tcPr>
+          <w:p>
+            <w:pPr>
+              <w:pStyle w:val="Normal"/>
+              <w:jc w:val="center"/>
+              <w:pBdr>
+                <w:bottom w:val="none" w:sz="0" w:space="0" w:color="000000"/>
+                <w:top w:val="none" w:sz="0" w:space="0" w:color="000000"/>
+                <w:left w:val="none" w:sz="0" w:space="0" w:color="000000"/>
+                <w:right w:val="none" w:sz="0" w:space="0" w:color="000000"/>
+              </w:pBdr>
+              <w:spacing w:after="20" w:before="0" w:line="240"/>
+              <w:ind w:left="0" w:right="120" w:firstLine="0" w:firstLineChars="0"/>
+              <w:rPr>
+                <w:rFonts w:ascii="Arial" w:hAnsi="Arial" w:eastAsia="Arial" w:cs="Arial"/>
+                <w:i w:val="false"/>
+                <w:b w:val="false"/>
+                <w:u w:val="none"/>
+                <w:strike w:val="false"/>
+                <w:sz w:val="18"/>
+                <w:szCs w:val="18"/>
+                <w:color w:val="000000"/>
+              </w:rPr>
+            </w:pPr>
+            <w:r>
+              <w:rPr>
+                <w:rFonts w:ascii="Arial" w:hAnsi="Arial" w:eastAsia="Arial" w:cs="Arial"/>
+                <w:i w:val="false"/>
+                <w:b w:val="false"/>
+                <w:u w:val="none"/>
+                <w:strike w:val="false"/>
+                <w:sz w:val="18"/>
+                <w:szCs w:val="18"/>
+                <w:color w:val="000000"/>
+              </w:rPr>
+              <w:t xml:space="preserve">-</w:t>
             </w:r>
           </w:p>
         </w:tc>
@@ -5213,305 +5052,305 @@
                 <w:right w:val="none" w:sz="0" w:space="0" w:color="000000"/>
               </w:pBdr>
               <w:spacing w:after="20" w:before="0" w:line="240"/>
-              <w:ind w:left="300" w:right="120" w:firstLine="0" w:firstLineChars="0"/>
-              <w:rPr>
-                <w:rFonts w:ascii="Arial" w:hAnsi="Arial" w:eastAsia="Arial" w:cs="Arial"/>
-                <w:i w:val="true"/>
-                <w:b w:val="false"/>
-                <w:u w:val="none"/>
-                <w:strike w:val="false"/>
-                <w:sz w:val="18"/>
-                <w:szCs w:val="18"/>
-                <w:color w:val="000000"/>
-              </w:rPr>
-            </w:pPr>
-            <w:r>
-              <w:rPr>
-                <w:rFonts w:ascii="Arial" w:hAnsi="Arial" w:eastAsia="Arial" w:cs="Arial"/>
-                <w:i w:val="true"/>
-                <w:b w:val="false"/>
-                <w:u w:val="none"/>
-                <w:strike w:val="false"/>
-                <w:sz w:val="18"/>
-                <w:szCs w:val="18"/>
-                <w:color w:val="000000"/>
-              </w:rPr>
-              <w:t xml:space="preserve">Submucosa</w:t>
-            </w:r>
-          </w:p>
-        </w:tc>
-        <w:tc>
-          <w:tcPr>
-            <w:tcBorders>
-              <w:bottom w:val="none" w:sz="0" w:space="0" w:color="000000"/>
-              <w:top w:val="none" w:sz="0" w:space="0" w:color="000000"/>
-              <w:left w:val="none" w:sz="0" w:space="0" w:color="000000"/>
-              <w:right w:val="none" w:sz="0" w:space="0" w:color="000000"/>
-            </w:tcBorders>
-            <w:shd w:val="clear" w:color="auto" w:fill="FFFFFF"/>
-            <w:tcMar>
-              <w:top w:w="0" w:type="dxa"/>
-              <w:bottom w:w="0" w:type="dxa"/>
-              <w:left w:w="0" w:type="dxa"/>
-              <w:right w:w="0" w:type="dxa"/>
-            </w:tcMar>
-            <w:vAlign w:val="center"/>
-          </w:tcPr>
-          <w:p>
-            <w:pPr>
-              <w:pStyle w:val="Normal"/>
-              <w:jc w:val="center"/>
-              <w:pBdr>
-                <w:bottom w:val="none" w:sz="0" w:space="0" w:color="000000"/>
-                <w:top w:val="none" w:sz="0" w:space="0" w:color="000000"/>
-                <w:left w:val="none" w:sz="0" w:space="0" w:color="000000"/>
-                <w:right w:val="none" w:sz="0" w:space="0" w:color="000000"/>
-              </w:pBdr>
-              <w:spacing w:after="20" w:before="0" w:line="240"/>
-              <w:ind w:left="0" w:right="120" w:firstLine="0" w:firstLineChars="0"/>
-              <w:rPr>
-                <w:rFonts w:ascii="Arial" w:hAnsi="Arial" w:eastAsia="Arial" w:cs="Arial"/>
-                <w:i w:val="false"/>
-                <w:b w:val="false"/>
-                <w:u w:val="none"/>
-                <w:strike w:val="false"/>
-                <w:sz w:val="18"/>
-                <w:szCs w:val="18"/>
-                <w:color w:val="000000"/>
-              </w:rPr>
-            </w:pPr>
-            <w:r>
-              <w:rPr>
-                <w:rFonts w:ascii="Arial" w:hAnsi="Arial" w:eastAsia="Arial" w:cs="Arial"/>
-                <w:i w:val="false"/>
-                <w:b w:val="false"/>
-                <w:u w:val="none"/>
-                <w:strike w:val="false"/>
-                <w:sz w:val="18"/>
-                <w:szCs w:val="18"/>
-                <w:color w:val="000000"/>
-              </w:rPr>
-              <w:t xml:space="preserve">16 (3%)</w:t>
-            </w:r>
-          </w:p>
-        </w:tc>
-        <w:tc>
-          <w:tcPr>
-            <w:tcBorders>
-              <w:bottom w:val="none" w:sz="0" w:space="0" w:color="000000"/>
-              <w:top w:val="none" w:sz="0" w:space="0" w:color="000000"/>
-              <w:left w:val="none" w:sz="0" w:space="0" w:color="000000"/>
-              <w:right w:val="none" w:sz="0" w:space="0" w:color="000000"/>
-            </w:tcBorders>
-            <w:shd w:val="clear" w:color="auto" w:fill="FFFFFF"/>
-            <w:tcMar>
-              <w:top w:w="0" w:type="dxa"/>
-              <w:bottom w:w="0" w:type="dxa"/>
-              <w:left w:w="0" w:type="dxa"/>
-              <w:right w:w="0" w:type="dxa"/>
-            </w:tcMar>
-            <w:vAlign w:val="center"/>
-          </w:tcPr>
-          <w:p>
-            <w:pPr>
-              <w:pStyle w:val="Normal"/>
-              <w:jc w:val="center"/>
-              <w:pBdr>
-                <w:bottom w:val="none" w:sz="0" w:space="0" w:color="000000"/>
-                <w:top w:val="none" w:sz="0" w:space="0" w:color="000000"/>
-                <w:left w:val="none" w:sz="0" w:space="0" w:color="000000"/>
-                <w:right w:val="none" w:sz="0" w:space="0" w:color="000000"/>
-              </w:pBdr>
-              <w:spacing w:after="20" w:before="0" w:line="240"/>
-              <w:ind w:left="0" w:right="120" w:firstLine="0" w:firstLineChars="0"/>
-              <w:rPr>
-                <w:rFonts w:ascii="Arial" w:hAnsi="Arial" w:eastAsia="Arial" w:cs="Arial"/>
-                <w:i w:val="false"/>
-                <w:b w:val="false"/>
-                <w:u w:val="none"/>
-                <w:strike w:val="false"/>
-                <w:sz w:val="18"/>
-                <w:szCs w:val="18"/>
-                <w:color w:val="000000"/>
-              </w:rPr>
-            </w:pPr>
-            <w:r>
-              <w:rPr>
-                <w:rFonts w:ascii="Arial" w:hAnsi="Arial" w:eastAsia="Arial" w:cs="Arial"/>
-                <w:i w:val="false"/>
-                <w:b w:val="false"/>
-                <w:u w:val="none"/>
-                <w:strike w:val="false"/>
-                <w:sz w:val="18"/>
-                <w:szCs w:val="18"/>
-                <w:color w:val="000000"/>
-              </w:rPr>
-              <w:t xml:space="preserve">5 (1%)</w:t>
-            </w:r>
-          </w:p>
-        </w:tc>
-        <w:tc>
-          <w:tcPr>
-            <w:tcBorders>
-              <w:bottom w:val="none" w:sz="0" w:space="0" w:color="000000"/>
-              <w:top w:val="none" w:sz="0" w:space="0" w:color="000000"/>
-              <w:left w:val="none" w:sz="0" w:space="0" w:color="000000"/>
-              <w:right w:val="none" w:sz="0" w:space="0" w:color="000000"/>
-            </w:tcBorders>
-            <w:shd w:val="clear" w:color="auto" w:fill="FFFFFF"/>
-            <w:tcMar>
-              <w:top w:w="0" w:type="dxa"/>
-              <w:bottom w:w="0" w:type="dxa"/>
-              <w:left w:w="0" w:type="dxa"/>
-              <w:right w:w="0" w:type="dxa"/>
-            </w:tcMar>
-            <w:vAlign w:val="center"/>
-          </w:tcPr>
-          <w:p>
-            <w:pPr>
-              <w:pStyle w:val="Normal"/>
-              <w:jc w:val="center"/>
-              <w:pBdr>
-                <w:bottom w:val="none" w:sz="0" w:space="0" w:color="000000"/>
-                <w:top w:val="none" w:sz="0" w:space="0" w:color="000000"/>
-                <w:left w:val="none" w:sz="0" w:space="0" w:color="000000"/>
-                <w:right w:val="none" w:sz="0" w:space="0" w:color="000000"/>
-              </w:pBdr>
-              <w:spacing w:after="20" w:before="0" w:line="240"/>
-              <w:ind w:left="0" w:right="120" w:firstLine="0" w:firstLineChars="0"/>
-              <w:rPr>
-                <w:rFonts w:ascii="Arial" w:hAnsi="Arial" w:eastAsia="Arial" w:cs="Arial"/>
-                <w:i w:val="false"/>
-                <w:b w:val="false"/>
-                <w:u w:val="none"/>
-                <w:strike w:val="false"/>
-                <w:sz w:val="18"/>
-                <w:szCs w:val="18"/>
-                <w:color w:val="000000"/>
-              </w:rPr>
-            </w:pPr>
-            <w:r>
-              <w:rPr>
-                <w:rFonts w:ascii="Arial" w:hAnsi="Arial" w:eastAsia="Arial" w:cs="Arial"/>
-                <w:i w:val="false"/>
-                <w:b w:val="false"/>
-                <w:u w:val="none"/>
-                <w:strike w:val="false"/>
-                <w:sz w:val="18"/>
-                <w:szCs w:val="18"/>
-                <w:color w:val="000000"/>
-              </w:rPr>
-              <w:t xml:space="preserve">21 (2%)</w:t>
-            </w:r>
-          </w:p>
-        </w:tc>
-        <w:tc>
-          <w:tcPr>
-            <w:tcBorders>
-              <w:bottom w:val="none" w:sz="0" w:space="0" w:color="000000"/>
-              <w:top w:val="none" w:sz="0" w:space="0" w:color="000000"/>
-              <w:left w:val="none" w:sz="0" w:space="0" w:color="000000"/>
-              <w:right w:val="none" w:sz="0" w:space="0" w:color="000000"/>
-            </w:tcBorders>
-            <w:shd w:val="clear" w:color="auto" w:fill="FFFFFF"/>
-            <w:tcMar>
-              <w:top w:w="0" w:type="dxa"/>
-              <w:bottom w:w="0" w:type="dxa"/>
-              <w:left w:w="0" w:type="dxa"/>
-              <w:right w:w="0" w:type="dxa"/>
-            </w:tcMar>
-            <w:vAlign w:val="center"/>
-          </w:tcPr>
-          <w:p>
-            <w:pPr>
-              <w:pStyle w:val="Normal"/>
-              <w:jc w:val="center"/>
-              <w:pBdr>
-                <w:bottom w:val="none" w:sz="0" w:space="0" w:color="000000"/>
-                <w:top w:val="none" w:sz="0" w:space="0" w:color="000000"/>
-                <w:left w:val="none" w:sz="0" w:space="0" w:color="000000"/>
-                <w:right w:val="none" w:sz="0" w:space="0" w:color="000000"/>
-              </w:pBdr>
-              <w:spacing w:after="20" w:before="0" w:line="240"/>
-              <w:ind w:left="0" w:right="120" w:firstLine="0" w:firstLineChars="0"/>
-              <w:rPr>
-                <w:rFonts w:ascii="Arial" w:hAnsi="Arial" w:eastAsia="Arial" w:cs="Arial"/>
-                <w:i w:val="false"/>
-                <w:b w:val="false"/>
-                <w:u w:val="none"/>
-                <w:strike w:val="false"/>
-                <w:sz w:val="18"/>
-                <w:szCs w:val="18"/>
-                <w:color w:val="000000"/>
-              </w:rPr>
-            </w:pPr>
-            <w:r>
-              <w:rPr>
-                <w:rFonts w:ascii="Arial" w:hAnsi="Arial" w:eastAsia="Arial" w:cs="Arial"/>
-                <w:i w:val="false"/>
-                <w:b w:val="false"/>
-                <w:u w:val="none"/>
-                <w:strike w:val="false"/>
-                <w:sz w:val="18"/>
-                <w:szCs w:val="18"/>
-                <w:color w:val="000000"/>
-              </w:rPr>
-              <w:t xml:space="preserve">-</w:t>
-            </w:r>
-          </w:p>
-        </w:tc>
-        <w:tc>
-          <w:tcPr>
-            <w:tcBorders>
-              <w:bottom w:val="none" w:sz="0" w:space="0" w:color="000000"/>
-              <w:top w:val="none" w:sz="0" w:space="0" w:color="000000"/>
-              <w:left w:val="none" w:sz="0" w:space="0" w:color="000000"/>
-              <w:right w:val="none" w:sz="0" w:space="0" w:color="000000"/>
-            </w:tcBorders>
-            <w:shd w:val="clear" w:color="auto" w:fill="FFFFFF"/>
-            <w:tcMar>
-              <w:top w:w="0" w:type="dxa"/>
-              <w:bottom w:w="0" w:type="dxa"/>
-              <w:left w:w="0" w:type="dxa"/>
-              <w:right w:w="0" w:type="dxa"/>
-            </w:tcMar>
-            <w:vAlign w:val="center"/>
-          </w:tcPr>
-          <w:p>
-            <w:pPr>
-              <w:pStyle w:val="Normal"/>
-              <w:jc w:val="center"/>
-              <w:pBdr>
-                <w:bottom w:val="none" w:sz="0" w:space="0" w:color="000000"/>
-                <w:top w:val="none" w:sz="0" w:space="0" w:color="000000"/>
-                <w:left w:val="none" w:sz="0" w:space="0" w:color="000000"/>
-                <w:right w:val="none" w:sz="0" w:space="0" w:color="000000"/>
-              </w:pBdr>
-              <w:spacing w:after="20" w:before="0" w:line="240"/>
-              <w:ind w:left="0" w:right="120" w:firstLine="0" w:firstLineChars="0"/>
-              <w:rPr>
-                <w:rFonts w:ascii="Arial" w:hAnsi="Arial" w:eastAsia="Arial" w:cs="Arial"/>
-                <w:i w:val="false"/>
-                <w:b w:val="true"/>
-                <w:u w:val="none"/>
-                <w:strike w:val="false"/>
-                <w:sz w:val="18"/>
-                <w:szCs w:val="18"/>
-                <w:color w:val="000000"/>
-              </w:rPr>
-            </w:pPr>
-            <w:r>
-              <w:rPr>
-                <w:rFonts w:ascii="Arial" w:hAnsi="Arial" w:eastAsia="Arial" w:cs="Arial"/>
-                <w:i w:val="false"/>
-                <w:b w:val="true"/>
-                <w:u w:val="none"/>
-                <w:strike w:val="false"/>
-                <w:sz w:val="18"/>
-                <w:szCs w:val="18"/>
-                <w:color w:val="000000"/>
-              </w:rPr>
-              <w:t xml:space="preserve">7E-6</w:t>
+              <w:ind w:left="180" w:right="120" w:firstLine="0" w:firstLineChars="0"/>
+              <w:rPr>
+                <w:rFonts w:ascii="Arial" w:hAnsi="Arial" w:eastAsia="Arial" w:cs="Arial"/>
+                <w:i w:val="false"/>
+                <w:b w:val="false"/>
+                <w:u w:val="single"/>
+                <w:strike w:val="false"/>
+                <w:sz w:val="18"/>
+                <w:szCs w:val="18"/>
+                <w:color w:val="000000"/>
+              </w:rPr>
+            </w:pPr>
+            <w:r>
+              <w:rPr>
+                <w:rFonts w:ascii="Arial" w:hAnsi="Arial" w:eastAsia="Arial" w:cs="Arial"/>
+                <w:i w:val="false"/>
+                <w:b w:val="false"/>
+                <w:u w:val="single"/>
+                <w:strike w:val="false"/>
+                <w:sz w:val="18"/>
+                <w:szCs w:val="18"/>
+                <w:color w:val="000000"/>
+              </w:rPr>
+              <w:t xml:space="preserve">Extent Of Local Spread</w:t>
+            </w:r>
+          </w:p>
+        </w:tc>
+        <w:tc>
+          <w:tcPr>
+            <w:tcBorders>
+              <w:bottom w:val="none" w:sz="0" w:space="0" w:color="000000"/>
+              <w:top w:val="none" w:sz="0" w:space="0" w:color="000000"/>
+              <w:left w:val="none" w:sz="0" w:space="0" w:color="000000"/>
+              <w:right w:val="none" w:sz="0" w:space="0" w:color="000000"/>
+            </w:tcBorders>
+            <w:shd w:val="clear" w:color="auto" w:fill="FFFFFF"/>
+            <w:tcMar>
+              <w:top w:w="0" w:type="dxa"/>
+              <w:bottom w:w="0" w:type="dxa"/>
+              <w:left w:w="0" w:type="dxa"/>
+              <w:right w:w="0" w:type="dxa"/>
+            </w:tcMar>
+            <w:vAlign w:val="center"/>
+          </w:tcPr>
+          <w:p>
+            <w:pPr>
+              <w:pStyle w:val="Normal"/>
+              <w:jc w:val="center"/>
+              <w:pBdr>
+                <w:bottom w:val="none" w:sz="0" w:space="0" w:color="000000"/>
+                <w:top w:val="none" w:sz="0" w:space="0" w:color="000000"/>
+                <w:left w:val="none" w:sz="0" w:space="0" w:color="000000"/>
+                <w:right w:val="none" w:sz="0" w:space="0" w:color="000000"/>
+              </w:pBdr>
+              <w:spacing w:after="20" w:before="0" w:line="240"/>
+              <w:ind w:left="0" w:right="120" w:firstLine="0" w:firstLineChars="0"/>
+              <w:rPr>
+                <w:rFonts w:ascii="Arial" w:hAnsi="Arial" w:eastAsia="Arial" w:cs="Arial"/>
+                <w:i w:val="false"/>
+                <w:b w:val="false"/>
+                <w:u w:val="none"/>
+                <w:strike w:val="false"/>
+                <w:sz w:val="18"/>
+                <w:szCs w:val="18"/>
+                <w:color w:val="000000"/>
+              </w:rPr>
+            </w:pPr>
+            <w:r>
+              <w:rPr>
+                <w:rFonts w:ascii="Arial" w:hAnsi="Arial" w:eastAsia="Arial" w:cs="Arial"/>
+                <w:i w:val="false"/>
+                <w:b w:val="false"/>
+                <w:u w:val="none"/>
+                <w:strike w:val="false"/>
+                <w:sz w:val="18"/>
+                <w:szCs w:val="18"/>
+                <w:color w:val="000000"/>
+              </w:rPr>
+              <w:t xml:space="preserve"/>
+            </w:r>
+          </w:p>
+        </w:tc>
+        <w:tc>
+          <w:tcPr>
+            <w:tcBorders>
+              <w:bottom w:val="none" w:sz="0" w:space="0" w:color="000000"/>
+              <w:top w:val="none" w:sz="0" w:space="0" w:color="000000"/>
+              <w:left w:val="none" w:sz="0" w:space="0" w:color="000000"/>
+              <w:right w:val="none" w:sz="0" w:space="0" w:color="000000"/>
+            </w:tcBorders>
+            <w:shd w:val="clear" w:color="auto" w:fill="FFFFFF"/>
+            <w:tcMar>
+              <w:top w:w="0" w:type="dxa"/>
+              <w:bottom w:w="0" w:type="dxa"/>
+              <w:left w:w="0" w:type="dxa"/>
+              <w:right w:w="0" w:type="dxa"/>
+            </w:tcMar>
+            <w:vAlign w:val="center"/>
+          </w:tcPr>
+          <w:p>
+            <w:pPr>
+              <w:pStyle w:val="Normal"/>
+              <w:jc w:val="center"/>
+              <w:pBdr>
+                <w:bottom w:val="none" w:sz="0" w:space="0" w:color="000000"/>
+                <w:top w:val="none" w:sz="0" w:space="0" w:color="000000"/>
+                <w:left w:val="none" w:sz="0" w:space="0" w:color="000000"/>
+                <w:right w:val="none" w:sz="0" w:space="0" w:color="000000"/>
+              </w:pBdr>
+              <w:spacing w:after="20" w:before="0" w:line="240"/>
+              <w:ind w:left="0" w:right="120" w:firstLine="0" w:firstLineChars="0"/>
+              <w:rPr>
+                <w:rFonts w:ascii="Arial" w:hAnsi="Arial" w:eastAsia="Arial" w:cs="Arial"/>
+                <w:i w:val="false"/>
+                <w:b w:val="false"/>
+                <w:u w:val="none"/>
+                <w:strike w:val="false"/>
+                <w:sz w:val="18"/>
+                <w:szCs w:val="18"/>
+                <w:color w:val="000000"/>
+              </w:rPr>
+            </w:pPr>
+            <w:r>
+              <w:rPr>
+                <w:rFonts w:ascii="Arial" w:hAnsi="Arial" w:eastAsia="Arial" w:cs="Arial"/>
+                <w:i w:val="false"/>
+                <w:b w:val="false"/>
+                <w:u w:val="none"/>
+                <w:strike w:val="false"/>
+                <w:sz w:val="18"/>
+                <w:szCs w:val="18"/>
+                <w:color w:val="000000"/>
+              </w:rPr>
+              <w:t xml:space="preserve"/>
+            </w:r>
+          </w:p>
+        </w:tc>
+        <w:tc>
+          <w:tcPr>
+            <w:tcBorders>
+              <w:bottom w:val="none" w:sz="0" w:space="0" w:color="000000"/>
+              <w:top w:val="none" w:sz="0" w:space="0" w:color="000000"/>
+              <w:left w:val="none" w:sz="0" w:space="0" w:color="000000"/>
+              <w:right w:val="none" w:sz="0" w:space="0" w:color="000000"/>
+            </w:tcBorders>
+            <w:shd w:val="clear" w:color="auto" w:fill="FFFFFF"/>
+            <w:tcMar>
+              <w:top w:w="0" w:type="dxa"/>
+              <w:bottom w:w="0" w:type="dxa"/>
+              <w:left w:w="0" w:type="dxa"/>
+              <w:right w:w="0" w:type="dxa"/>
+            </w:tcMar>
+            <w:vAlign w:val="center"/>
+          </w:tcPr>
+          <w:p>
+            <w:pPr>
+              <w:pStyle w:val="Normal"/>
+              <w:jc w:val="center"/>
+              <w:pBdr>
+                <w:bottom w:val="none" w:sz="0" w:space="0" w:color="000000"/>
+                <w:top w:val="none" w:sz="0" w:space="0" w:color="000000"/>
+                <w:left w:val="none" w:sz="0" w:space="0" w:color="000000"/>
+                <w:right w:val="none" w:sz="0" w:space="0" w:color="000000"/>
+              </w:pBdr>
+              <w:spacing w:after="20" w:before="0" w:line="240"/>
+              <w:ind w:left="0" w:right="120" w:firstLine="0" w:firstLineChars="0"/>
+              <w:rPr>
+                <w:rFonts w:ascii="Arial" w:hAnsi="Arial" w:eastAsia="Arial" w:cs="Arial"/>
+                <w:i w:val="false"/>
+                <w:b w:val="false"/>
+                <w:u w:val="none"/>
+                <w:strike w:val="false"/>
+                <w:sz w:val="18"/>
+                <w:szCs w:val="18"/>
+                <w:color w:val="000000"/>
+              </w:rPr>
+            </w:pPr>
+            <w:r>
+              <w:rPr>
+                <w:rFonts w:ascii="Arial" w:hAnsi="Arial" w:eastAsia="Arial" w:cs="Arial"/>
+                <w:i w:val="false"/>
+                <w:b w:val="false"/>
+                <w:u w:val="none"/>
+                <w:strike w:val="false"/>
+                <w:sz w:val="18"/>
+                <w:szCs w:val="18"/>
+                <w:color w:val="000000"/>
+              </w:rPr>
+              <w:t xml:space="preserve"/>
+            </w:r>
+          </w:p>
+        </w:tc>
+        <w:tc>
+          <w:tcPr>
+            <w:tcBorders>
+              <w:bottom w:val="none" w:sz="0" w:space="0" w:color="000000"/>
+              <w:top w:val="none" w:sz="0" w:space="0" w:color="000000"/>
+              <w:left w:val="none" w:sz="0" w:space="0" w:color="000000"/>
+              <w:right w:val="none" w:sz="0" w:space="0" w:color="000000"/>
+            </w:tcBorders>
+            <w:shd w:val="clear" w:color="auto" w:fill="FFFFFF"/>
+            <w:tcMar>
+              <w:top w:w="0" w:type="dxa"/>
+              <w:bottom w:w="0" w:type="dxa"/>
+              <w:left w:w="0" w:type="dxa"/>
+              <w:right w:w="0" w:type="dxa"/>
+            </w:tcMar>
+            <w:vAlign w:val="center"/>
+          </w:tcPr>
+          <w:p>
+            <w:pPr>
+              <w:pStyle w:val="Normal"/>
+              <w:jc w:val="center"/>
+              <w:pBdr>
+                <w:bottom w:val="none" w:sz="0" w:space="0" w:color="000000"/>
+                <w:top w:val="none" w:sz="0" w:space="0" w:color="000000"/>
+                <w:left w:val="none" w:sz="0" w:space="0" w:color="000000"/>
+                <w:right w:val="none" w:sz="0" w:space="0" w:color="000000"/>
+              </w:pBdr>
+              <w:spacing w:after="20" w:before="0" w:line="240"/>
+              <w:ind w:left="0" w:right="120" w:firstLine="0" w:firstLineChars="0"/>
+              <w:rPr>
+                <w:rFonts w:ascii="Arial" w:hAnsi="Arial" w:eastAsia="Arial" w:cs="Arial"/>
+                <w:i w:val="false"/>
+                <w:b w:val="false"/>
+                <w:u w:val="none"/>
+                <w:strike w:val="false"/>
+                <w:sz w:val="18"/>
+                <w:szCs w:val="18"/>
+                <w:color w:val="000000"/>
+              </w:rPr>
+            </w:pPr>
+            <w:r>
+              <w:rPr>
+                <w:rFonts w:ascii="Arial" w:hAnsi="Arial" w:eastAsia="Arial" w:cs="Arial"/>
+                <w:i w:val="false"/>
+                <w:b w:val="false"/>
+                <w:u w:val="none"/>
+                <w:strike w:val="false"/>
+                <w:sz w:val="18"/>
+                <w:szCs w:val="18"/>
+                <w:color w:val="000000"/>
+              </w:rPr>
+              <w:t xml:space="preserve"/>
+            </w:r>
+          </w:p>
+        </w:tc>
+        <w:tc>
+          <w:tcPr>
+            <w:tcBorders>
+              <w:bottom w:val="none" w:sz="0" w:space="0" w:color="000000"/>
+              <w:top w:val="none" w:sz="0" w:space="0" w:color="000000"/>
+              <w:left w:val="none" w:sz="0" w:space="0" w:color="000000"/>
+              <w:right w:val="none" w:sz="0" w:space="0" w:color="000000"/>
+            </w:tcBorders>
+            <w:shd w:val="clear" w:color="auto" w:fill="FFFFFF"/>
+            <w:tcMar>
+              <w:top w:w="0" w:type="dxa"/>
+              <w:bottom w:w="0" w:type="dxa"/>
+              <w:left w:w="0" w:type="dxa"/>
+              <w:right w:w="0" w:type="dxa"/>
+            </w:tcMar>
+            <w:vAlign w:val="center"/>
+          </w:tcPr>
+          <w:p>
+            <w:pPr>
+              <w:pStyle w:val="Normal"/>
+              <w:jc w:val="center"/>
+              <w:pBdr>
+                <w:bottom w:val="none" w:sz="0" w:space="0" w:color="000000"/>
+                <w:top w:val="none" w:sz="0" w:space="0" w:color="000000"/>
+                <w:left w:val="none" w:sz="0" w:space="0" w:color="000000"/>
+                <w:right w:val="none" w:sz="0" w:space="0" w:color="000000"/>
+              </w:pBdr>
+              <w:spacing w:after="20" w:before="0" w:line="240"/>
+              <w:ind w:left="0" w:right="120" w:firstLine="0" w:firstLineChars="0"/>
+              <w:rPr>
+                <w:rFonts w:ascii="Arial" w:hAnsi="Arial" w:eastAsia="Arial" w:cs="Arial"/>
+                <w:i w:val="false"/>
+                <w:b w:val="false"/>
+                <w:u w:val="none"/>
+                <w:strike w:val="false"/>
+                <w:sz w:val="18"/>
+                <w:szCs w:val="18"/>
+                <w:color w:val="000000"/>
+              </w:rPr>
+            </w:pPr>
+            <w:r>
+              <w:rPr>
+                <w:rFonts w:ascii="Arial" w:hAnsi="Arial" w:eastAsia="Arial" w:cs="Arial"/>
+                <w:i w:val="false"/>
+                <w:b w:val="false"/>
+                <w:u w:val="none"/>
+                <w:strike w:val="false"/>
+                <w:sz w:val="18"/>
+                <w:szCs w:val="18"/>
+                <w:color w:val="000000"/>
+              </w:rPr>
+              <w:t xml:space="preserve"/>
             </w:r>
           </w:p>
         </w:tc>
@@ -5571,172 +5410,172 @@
                 <w:szCs w:val="18"/>
                 <w:color w:val="000000"/>
               </w:rPr>
-              <w:t xml:space="preserve">Muscle</w:t>
-            </w:r>
-          </w:p>
-        </w:tc>
-        <w:tc>
-          <w:tcPr>
-            <w:tcBorders>
-              <w:bottom w:val="none" w:sz="0" w:space="0" w:color="000000"/>
-              <w:top w:val="none" w:sz="0" w:space="0" w:color="000000"/>
-              <w:left w:val="none" w:sz="0" w:space="0" w:color="000000"/>
-              <w:right w:val="none" w:sz="0" w:space="0" w:color="000000"/>
-            </w:tcBorders>
-            <w:shd w:val="clear" w:color="auto" w:fill="FFFFFF"/>
-            <w:tcMar>
-              <w:top w:w="0" w:type="dxa"/>
-              <w:bottom w:w="0" w:type="dxa"/>
-              <w:left w:w="0" w:type="dxa"/>
-              <w:right w:w="0" w:type="dxa"/>
-            </w:tcMar>
-            <w:vAlign w:val="center"/>
-          </w:tcPr>
-          <w:p>
-            <w:pPr>
-              <w:pStyle w:val="Normal"/>
-              <w:jc w:val="center"/>
-              <w:pBdr>
-                <w:bottom w:val="none" w:sz="0" w:space="0" w:color="000000"/>
-                <w:top w:val="none" w:sz="0" w:space="0" w:color="000000"/>
-                <w:left w:val="none" w:sz="0" w:space="0" w:color="000000"/>
-                <w:right w:val="none" w:sz="0" w:space="0" w:color="000000"/>
-              </w:pBdr>
-              <w:spacing w:after="20" w:before="0" w:line="240"/>
-              <w:ind w:left="0" w:right="120" w:firstLine="0" w:firstLineChars="0"/>
-              <w:rPr>
-                <w:rFonts w:ascii="Arial" w:hAnsi="Arial" w:eastAsia="Arial" w:cs="Arial"/>
-                <w:i w:val="false"/>
-                <w:b w:val="false"/>
-                <w:u w:val="none"/>
-                <w:strike w:val="false"/>
-                <w:sz w:val="18"/>
-                <w:szCs w:val="18"/>
-                <w:color w:val="000000"/>
-              </w:rPr>
-            </w:pPr>
-            <w:r>
-              <w:rPr>
-                <w:rFonts w:ascii="Arial" w:hAnsi="Arial" w:eastAsia="Arial" w:cs="Arial"/>
-                <w:i w:val="false"/>
-                <w:b w:val="false"/>
-                <w:u w:val="none"/>
-                <w:strike w:val="false"/>
-                <w:sz w:val="18"/>
-                <w:szCs w:val="18"/>
-                <w:color w:val="000000"/>
-              </w:rPr>
-              <w:t xml:space="preserve">72 (16%)</w:t>
-            </w:r>
-          </w:p>
-        </w:tc>
-        <w:tc>
-          <w:tcPr>
-            <w:tcBorders>
-              <w:bottom w:val="none" w:sz="0" w:space="0" w:color="000000"/>
-              <w:top w:val="none" w:sz="0" w:space="0" w:color="000000"/>
-              <w:left w:val="none" w:sz="0" w:space="0" w:color="000000"/>
-              <w:right w:val="none" w:sz="0" w:space="0" w:color="000000"/>
-            </w:tcBorders>
-            <w:shd w:val="clear" w:color="auto" w:fill="FFFFFF"/>
-            <w:tcMar>
-              <w:top w:w="0" w:type="dxa"/>
-              <w:bottom w:w="0" w:type="dxa"/>
-              <w:left w:w="0" w:type="dxa"/>
-              <w:right w:w="0" w:type="dxa"/>
-            </w:tcMar>
-            <w:vAlign w:val="center"/>
-          </w:tcPr>
-          <w:p>
-            <w:pPr>
-              <w:pStyle w:val="Normal"/>
-              <w:jc w:val="center"/>
-              <w:pBdr>
-                <w:bottom w:val="none" w:sz="0" w:space="0" w:color="000000"/>
-                <w:top w:val="none" w:sz="0" w:space="0" w:color="000000"/>
-                <w:left w:val="none" w:sz="0" w:space="0" w:color="000000"/>
-                <w:right w:val="none" w:sz="0" w:space="0" w:color="000000"/>
-              </w:pBdr>
-              <w:spacing w:after="20" w:before="0" w:line="240"/>
-              <w:ind w:left="0" w:right="120" w:firstLine="0" w:firstLineChars="0"/>
-              <w:rPr>
-                <w:rFonts w:ascii="Arial" w:hAnsi="Arial" w:eastAsia="Arial" w:cs="Arial"/>
-                <w:i w:val="false"/>
-                <w:b w:val="false"/>
-                <w:u w:val="none"/>
-                <w:strike w:val="false"/>
-                <w:sz w:val="18"/>
-                <w:szCs w:val="18"/>
-                <w:color w:val="000000"/>
-              </w:rPr>
-            </w:pPr>
-            <w:r>
-              <w:rPr>
-                <w:rFonts w:ascii="Arial" w:hAnsi="Arial" w:eastAsia="Arial" w:cs="Arial"/>
-                <w:i w:val="false"/>
-                <w:b w:val="false"/>
-                <w:u w:val="none"/>
-                <w:strike w:val="false"/>
-                <w:sz w:val="18"/>
-                <w:szCs w:val="18"/>
-                <w:color w:val="000000"/>
-              </w:rPr>
-              <w:t xml:space="preserve">34 (7%)</w:t>
-            </w:r>
-          </w:p>
-        </w:tc>
-        <w:tc>
-          <w:tcPr>
-            <w:tcBorders>
-              <w:bottom w:val="none" w:sz="0" w:space="0" w:color="000000"/>
-              <w:top w:val="none" w:sz="0" w:space="0" w:color="000000"/>
-              <w:left w:val="none" w:sz="0" w:space="0" w:color="000000"/>
-              <w:right w:val="none" w:sz="0" w:space="0" w:color="000000"/>
-            </w:tcBorders>
-            <w:shd w:val="clear" w:color="auto" w:fill="FFFFFF"/>
-            <w:tcMar>
-              <w:top w:w="0" w:type="dxa"/>
-              <w:bottom w:w="0" w:type="dxa"/>
-              <w:left w:w="0" w:type="dxa"/>
-              <w:right w:w="0" w:type="dxa"/>
-            </w:tcMar>
-            <w:vAlign w:val="center"/>
-          </w:tcPr>
-          <w:p>
-            <w:pPr>
-              <w:pStyle w:val="Normal"/>
-              <w:jc w:val="center"/>
-              <w:pBdr>
-                <w:bottom w:val="none" w:sz="0" w:space="0" w:color="000000"/>
-                <w:top w:val="none" w:sz="0" w:space="0" w:color="000000"/>
-                <w:left w:val="none" w:sz="0" w:space="0" w:color="000000"/>
-                <w:right w:val="none" w:sz="0" w:space="0" w:color="000000"/>
-              </w:pBdr>
-              <w:spacing w:after="20" w:before="0" w:line="240"/>
-              <w:ind w:left="0" w:right="120" w:firstLine="0" w:firstLineChars="0"/>
-              <w:rPr>
-                <w:rFonts w:ascii="Arial" w:hAnsi="Arial" w:eastAsia="Arial" w:cs="Arial"/>
-                <w:i w:val="false"/>
-                <w:b w:val="false"/>
-                <w:u w:val="none"/>
-                <w:strike w:val="false"/>
-                <w:sz w:val="18"/>
-                <w:szCs w:val="18"/>
-                <w:color w:val="000000"/>
-              </w:rPr>
-            </w:pPr>
-            <w:r>
-              <w:rPr>
-                <w:rFonts w:ascii="Arial" w:hAnsi="Arial" w:eastAsia="Arial" w:cs="Arial"/>
-                <w:i w:val="false"/>
-                <w:b w:val="false"/>
-                <w:u w:val="none"/>
-                <w:strike w:val="false"/>
-                <w:sz w:val="18"/>
-                <w:szCs w:val="18"/>
-                <w:color w:val="000000"/>
-              </w:rPr>
-              <w:t xml:space="preserve">106 (11%)</w:t>
+              <w:t xml:space="preserve">Submucosa</w:t>
+            </w:r>
+          </w:p>
+        </w:tc>
+        <w:tc>
+          <w:tcPr>
+            <w:tcBorders>
+              <w:bottom w:val="none" w:sz="0" w:space="0" w:color="000000"/>
+              <w:top w:val="none" w:sz="0" w:space="0" w:color="000000"/>
+              <w:left w:val="none" w:sz="0" w:space="0" w:color="000000"/>
+              <w:right w:val="none" w:sz="0" w:space="0" w:color="000000"/>
+            </w:tcBorders>
+            <w:shd w:val="clear" w:color="auto" w:fill="FFFFFF"/>
+            <w:tcMar>
+              <w:top w:w="0" w:type="dxa"/>
+              <w:bottom w:w="0" w:type="dxa"/>
+              <w:left w:w="0" w:type="dxa"/>
+              <w:right w:w="0" w:type="dxa"/>
+            </w:tcMar>
+            <w:vAlign w:val="center"/>
+          </w:tcPr>
+          <w:p>
+            <w:pPr>
+              <w:pStyle w:val="Normal"/>
+              <w:jc w:val="center"/>
+              <w:pBdr>
+                <w:bottom w:val="none" w:sz="0" w:space="0" w:color="000000"/>
+                <w:top w:val="none" w:sz="0" w:space="0" w:color="000000"/>
+                <w:left w:val="none" w:sz="0" w:space="0" w:color="000000"/>
+                <w:right w:val="none" w:sz="0" w:space="0" w:color="000000"/>
+              </w:pBdr>
+              <w:spacing w:after="20" w:before="0" w:line="240"/>
+              <w:ind w:left="0" w:right="120" w:firstLine="0" w:firstLineChars="0"/>
+              <w:rPr>
+                <w:rFonts w:ascii="Arial" w:hAnsi="Arial" w:eastAsia="Arial" w:cs="Arial"/>
+                <w:i w:val="false"/>
+                <w:b w:val="false"/>
+                <w:u w:val="none"/>
+                <w:strike w:val="false"/>
+                <w:sz w:val="18"/>
+                <w:szCs w:val="18"/>
+                <w:color w:val="000000"/>
+              </w:rPr>
+            </w:pPr>
+            <w:r>
+              <w:rPr>
+                <w:rFonts w:ascii="Arial" w:hAnsi="Arial" w:eastAsia="Arial" w:cs="Arial"/>
+                <w:i w:val="false"/>
+                <w:b w:val="false"/>
+                <w:u w:val="none"/>
+                <w:strike w:val="false"/>
+                <w:sz w:val="18"/>
+                <w:szCs w:val="18"/>
+                <w:color w:val="000000"/>
+              </w:rPr>
+              <w:t xml:space="preserve">16 (3%)</w:t>
+            </w:r>
+          </w:p>
+        </w:tc>
+        <w:tc>
+          <w:tcPr>
+            <w:tcBorders>
+              <w:bottom w:val="none" w:sz="0" w:space="0" w:color="000000"/>
+              <w:top w:val="none" w:sz="0" w:space="0" w:color="000000"/>
+              <w:left w:val="none" w:sz="0" w:space="0" w:color="000000"/>
+              <w:right w:val="none" w:sz="0" w:space="0" w:color="000000"/>
+            </w:tcBorders>
+            <w:shd w:val="clear" w:color="auto" w:fill="FFFFFF"/>
+            <w:tcMar>
+              <w:top w:w="0" w:type="dxa"/>
+              <w:bottom w:w="0" w:type="dxa"/>
+              <w:left w:w="0" w:type="dxa"/>
+              <w:right w:w="0" w:type="dxa"/>
+            </w:tcMar>
+            <w:vAlign w:val="center"/>
+          </w:tcPr>
+          <w:p>
+            <w:pPr>
+              <w:pStyle w:val="Normal"/>
+              <w:jc w:val="center"/>
+              <w:pBdr>
+                <w:bottom w:val="none" w:sz="0" w:space="0" w:color="000000"/>
+                <w:top w:val="none" w:sz="0" w:space="0" w:color="000000"/>
+                <w:left w:val="none" w:sz="0" w:space="0" w:color="000000"/>
+                <w:right w:val="none" w:sz="0" w:space="0" w:color="000000"/>
+              </w:pBdr>
+              <w:spacing w:after="20" w:before="0" w:line="240"/>
+              <w:ind w:left="0" w:right="120" w:firstLine="0" w:firstLineChars="0"/>
+              <w:rPr>
+                <w:rFonts w:ascii="Arial" w:hAnsi="Arial" w:eastAsia="Arial" w:cs="Arial"/>
+                <w:i w:val="false"/>
+                <w:b w:val="false"/>
+                <w:u w:val="none"/>
+                <w:strike w:val="false"/>
+                <w:sz w:val="18"/>
+                <w:szCs w:val="18"/>
+                <w:color w:val="000000"/>
+              </w:rPr>
+            </w:pPr>
+            <w:r>
+              <w:rPr>
+                <w:rFonts w:ascii="Arial" w:hAnsi="Arial" w:eastAsia="Arial" w:cs="Arial"/>
+                <w:i w:val="false"/>
+                <w:b w:val="false"/>
+                <w:u w:val="none"/>
+                <w:strike w:val="false"/>
+                <w:sz w:val="18"/>
+                <w:szCs w:val="18"/>
+                <w:color w:val="000000"/>
+              </w:rPr>
+              <w:t xml:space="preserve">5 (1%)</w:t>
+            </w:r>
+          </w:p>
+        </w:tc>
+        <w:tc>
+          <w:tcPr>
+            <w:tcBorders>
+              <w:bottom w:val="none" w:sz="0" w:space="0" w:color="000000"/>
+              <w:top w:val="none" w:sz="0" w:space="0" w:color="000000"/>
+              <w:left w:val="none" w:sz="0" w:space="0" w:color="000000"/>
+              <w:right w:val="none" w:sz="0" w:space="0" w:color="000000"/>
+            </w:tcBorders>
+            <w:shd w:val="clear" w:color="auto" w:fill="FFFFFF"/>
+            <w:tcMar>
+              <w:top w:w="0" w:type="dxa"/>
+              <w:bottom w:w="0" w:type="dxa"/>
+              <w:left w:w="0" w:type="dxa"/>
+              <w:right w:w="0" w:type="dxa"/>
+            </w:tcMar>
+            <w:vAlign w:val="center"/>
+          </w:tcPr>
+          <w:p>
+            <w:pPr>
+              <w:pStyle w:val="Normal"/>
+              <w:jc w:val="center"/>
+              <w:pBdr>
+                <w:bottom w:val="none" w:sz="0" w:space="0" w:color="000000"/>
+                <w:top w:val="none" w:sz="0" w:space="0" w:color="000000"/>
+                <w:left w:val="none" w:sz="0" w:space="0" w:color="000000"/>
+                <w:right w:val="none" w:sz="0" w:space="0" w:color="000000"/>
+              </w:pBdr>
+              <w:spacing w:after="20" w:before="0" w:line="240"/>
+              <w:ind w:left="0" w:right="120" w:firstLine="0" w:firstLineChars="0"/>
+              <w:rPr>
+                <w:rFonts w:ascii="Arial" w:hAnsi="Arial" w:eastAsia="Arial" w:cs="Arial"/>
+                <w:i w:val="false"/>
+                <w:b w:val="false"/>
+                <w:u w:val="none"/>
+                <w:strike w:val="false"/>
+                <w:sz w:val="18"/>
+                <w:szCs w:val="18"/>
+                <w:color w:val="000000"/>
+              </w:rPr>
+            </w:pPr>
+            <w:r>
+              <w:rPr>
+                <w:rFonts w:ascii="Arial" w:hAnsi="Arial" w:eastAsia="Arial" w:cs="Arial"/>
+                <w:i w:val="false"/>
+                <w:b w:val="false"/>
+                <w:u w:val="none"/>
+                <w:strike w:val="false"/>
+                <w:sz w:val="18"/>
+                <w:szCs w:val="18"/>
+                <w:color w:val="000000"/>
+              </w:rPr>
+              <w:t xml:space="preserve">21 (2%)</w:t>
             </w:r>
           </w:p>
         </w:tc>
@@ -5827,26 +5666,26 @@
               <w:rPr>
                 <w:rFonts w:ascii="Arial" w:hAnsi="Arial" w:eastAsia="Arial" w:cs="Arial"/>
                 <w:i w:val="false"/>
-                <w:b w:val="false"/>
-                <w:u w:val="none"/>
-                <w:strike w:val="false"/>
-                <w:sz w:val="18"/>
-                <w:szCs w:val="18"/>
-                <w:color w:val="000000"/>
-              </w:rPr>
-            </w:pPr>
-            <w:r>
-              <w:rPr>
-                <w:rFonts w:ascii="Arial" w:hAnsi="Arial" w:eastAsia="Arial" w:cs="Arial"/>
-                <w:i w:val="false"/>
-                <w:b w:val="false"/>
-                <w:u w:val="none"/>
-                <w:strike w:val="false"/>
-                <w:sz w:val="18"/>
-                <w:szCs w:val="18"/>
-                <w:color w:val="000000"/>
-              </w:rPr>
-              <w:t xml:space="preserve">-</w:t>
+                <w:b w:val="true"/>
+                <w:u w:val="none"/>
+                <w:strike w:val="false"/>
+                <w:sz w:val="18"/>
+                <w:szCs w:val="18"/>
+                <w:color w:val="000000"/>
+              </w:rPr>
+            </w:pPr>
+            <w:r>
+              <w:rPr>
+                <w:rFonts w:ascii="Arial" w:hAnsi="Arial" w:eastAsia="Arial" w:cs="Arial"/>
+                <w:i w:val="false"/>
+                <w:b w:val="true"/>
+                <w:u w:val="none"/>
+                <w:strike w:val="false"/>
+                <w:sz w:val="18"/>
+                <w:szCs w:val="18"/>
+                <w:color w:val="000000"/>
+              </w:rPr>
+              <w:t xml:space="preserve">7E-6</w:t>
             </w:r>
           </w:p>
         </w:tc>
@@ -5906,172 +5745,172 @@
                 <w:szCs w:val="18"/>
                 <w:color w:val="000000"/>
               </w:rPr>
-              <w:t xml:space="preserve">Serosa</w:t>
-            </w:r>
-          </w:p>
-        </w:tc>
-        <w:tc>
-          <w:tcPr>
-            <w:tcBorders>
-              <w:bottom w:val="none" w:sz="0" w:space="0" w:color="000000"/>
-              <w:top w:val="none" w:sz="0" w:space="0" w:color="000000"/>
-              <w:left w:val="none" w:sz="0" w:space="0" w:color="000000"/>
-              <w:right w:val="none" w:sz="0" w:space="0" w:color="000000"/>
-            </w:tcBorders>
-            <w:shd w:val="clear" w:color="auto" w:fill="FFFFFF"/>
-            <w:tcMar>
-              <w:top w:w="0" w:type="dxa"/>
-              <w:bottom w:w="0" w:type="dxa"/>
-              <w:left w:w="0" w:type="dxa"/>
-              <w:right w:w="0" w:type="dxa"/>
-            </w:tcMar>
-            <w:vAlign w:val="center"/>
-          </w:tcPr>
-          <w:p>
-            <w:pPr>
-              <w:pStyle w:val="Normal"/>
-              <w:jc w:val="center"/>
-              <w:pBdr>
-                <w:bottom w:val="none" w:sz="0" w:space="0" w:color="000000"/>
-                <w:top w:val="none" w:sz="0" w:space="0" w:color="000000"/>
-                <w:left w:val="none" w:sz="0" w:space="0" w:color="000000"/>
-                <w:right w:val="none" w:sz="0" w:space="0" w:color="000000"/>
-              </w:pBdr>
-              <w:spacing w:after="20" w:before="0" w:line="240"/>
-              <w:ind w:left="0" w:right="120" w:firstLine="0" w:firstLineChars="0"/>
-              <w:rPr>
-                <w:rFonts w:ascii="Arial" w:hAnsi="Arial" w:eastAsia="Arial" w:cs="Arial"/>
-                <w:i w:val="false"/>
-                <w:b w:val="false"/>
-                <w:u w:val="none"/>
-                <w:strike w:val="false"/>
-                <w:sz w:val="18"/>
-                <w:szCs w:val="18"/>
-                <w:color w:val="000000"/>
-              </w:rPr>
-            </w:pPr>
-            <w:r>
-              <w:rPr>
-                <w:rFonts w:ascii="Arial" w:hAnsi="Arial" w:eastAsia="Arial" w:cs="Arial"/>
-                <w:i w:val="false"/>
-                <w:b w:val="false"/>
-                <w:u w:val="none"/>
-                <w:strike w:val="false"/>
-                <w:sz w:val="18"/>
-                <w:szCs w:val="18"/>
-                <w:color w:val="000000"/>
-              </w:rPr>
-              <w:t xml:space="preserve">359 (78%)</w:t>
-            </w:r>
-          </w:p>
-        </w:tc>
-        <w:tc>
-          <w:tcPr>
-            <w:tcBorders>
-              <w:bottom w:val="none" w:sz="0" w:space="0" w:color="000000"/>
-              <w:top w:val="none" w:sz="0" w:space="0" w:color="000000"/>
-              <w:left w:val="none" w:sz="0" w:space="0" w:color="000000"/>
-              <w:right w:val="none" w:sz="0" w:space="0" w:color="000000"/>
-            </w:tcBorders>
-            <w:shd w:val="clear" w:color="auto" w:fill="FFFFFF"/>
-            <w:tcMar>
-              <w:top w:w="0" w:type="dxa"/>
-              <w:bottom w:w="0" w:type="dxa"/>
-              <w:left w:w="0" w:type="dxa"/>
-              <w:right w:w="0" w:type="dxa"/>
-            </w:tcMar>
-            <w:vAlign w:val="center"/>
-          </w:tcPr>
-          <w:p>
-            <w:pPr>
-              <w:pStyle w:val="Normal"/>
-              <w:jc w:val="center"/>
-              <w:pBdr>
-                <w:bottom w:val="none" w:sz="0" w:space="0" w:color="000000"/>
-                <w:top w:val="none" w:sz="0" w:space="0" w:color="000000"/>
-                <w:left w:val="none" w:sz="0" w:space="0" w:color="000000"/>
-                <w:right w:val="none" w:sz="0" w:space="0" w:color="000000"/>
-              </w:pBdr>
-              <w:spacing w:after="20" w:before="0" w:line="240"/>
-              <w:ind w:left="0" w:right="120" w:firstLine="0" w:firstLineChars="0"/>
-              <w:rPr>
-                <w:rFonts w:ascii="Arial" w:hAnsi="Arial" w:eastAsia="Arial" w:cs="Arial"/>
-                <w:i w:val="false"/>
-                <w:b w:val="false"/>
-                <w:u w:val="none"/>
-                <w:strike w:val="false"/>
-                <w:sz w:val="18"/>
-                <w:szCs w:val="18"/>
-                <w:color w:val="000000"/>
-              </w:rPr>
-            </w:pPr>
-            <w:r>
-              <w:rPr>
-                <w:rFonts w:ascii="Arial" w:hAnsi="Arial" w:eastAsia="Arial" w:cs="Arial"/>
-                <w:i w:val="false"/>
-                <w:b w:val="false"/>
-                <w:u w:val="none"/>
-                <w:strike w:val="false"/>
-                <w:sz w:val="18"/>
-                <w:szCs w:val="18"/>
-                <w:color w:val="000000"/>
-              </w:rPr>
-              <w:t xml:space="preserve">400 (85%)</w:t>
-            </w:r>
-          </w:p>
-        </w:tc>
-        <w:tc>
-          <w:tcPr>
-            <w:tcBorders>
-              <w:bottom w:val="none" w:sz="0" w:space="0" w:color="000000"/>
-              <w:top w:val="none" w:sz="0" w:space="0" w:color="000000"/>
-              <w:left w:val="none" w:sz="0" w:space="0" w:color="000000"/>
-              <w:right w:val="none" w:sz="0" w:space="0" w:color="000000"/>
-            </w:tcBorders>
-            <w:shd w:val="clear" w:color="auto" w:fill="FFFFFF"/>
-            <w:tcMar>
-              <w:top w:w="0" w:type="dxa"/>
-              <w:bottom w:w="0" w:type="dxa"/>
-              <w:left w:w="0" w:type="dxa"/>
-              <w:right w:w="0" w:type="dxa"/>
-            </w:tcMar>
-            <w:vAlign w:val="center"/>
-          </w:tcPr>
-          <w:p>
-            <w:pPr>
-              <w:pStyle w:val="Normal"/>
-              <w:jc w:val="center"/>
-              <w:pBdr>
-                <w:bottom w:val="none" w:sz="0" w:space="0" w:color="000000"/>
-                <w:top w:val="none" w:sz="0" w:space="0" w:color="000000"/>
-                <w:left w:val="none" w:sz="0" w:space="0" w:color="000000"/>
-                <w:right w:val="none" w:sz="0" w:space="0" w:color="000000"/>
-              </w:pBdr>
-              <w:spacing w:after="20" w:before="0" w:line="240"/>
-              <w:ind w:left="0" w:right="120" w:firstLine="0" w:firstLineChars="0"/>
-              <w:rPr>
-                <w:rFonts w:ascii="Arial" w:hAnsi="Arial" w:eastAsia="Arial" w:cs="Arial"/>
-                <w:i w:val="false"/>
-                <w:b w:val="false"/>
-                <w:u w:val="none"/>
-                <w:strike w:val="false"/>
-                <w:sz w:val="18"/>
-                <w:szCs w:val="18"/>
-                <w:color w:val="000000"/>
-              </w:rPr>
-            </w:pPr>
-            <w:r>
-              <w:rPr>
-                <w:rFonts w:ascii="Arial" w:hAnsi="Arial" w:eastAsia="Arial" w:cs="Arial"/>
-                <w:i w:val="false"/>
-                <w:b w:val="false"/>
-                <w:u w:val="none"/>
-                <w:strike w:val="false"/>
-                <w:sz w:val="18"/>
-                <w:szCs w:val="18"/>
-                <w:color w:val="000000"/>
-              </w:rPr>
-              <w:t xml:space="preserve">759 (82%)</w:t>
+              <w:t xml:space="preserve">Muscle</w:t>
+            </w:r>
+          </w:p>
+        </w:tc>
+        <w:tc>
+          <w:tcPr>
+            <w:tcBorders>
+              <w:bottom w:val="none" w:sz="0" w:space="0" w:color="000000"/>
+              <w:top w:val="none" w:sz="0" w:space="0" w:color="000000"/>
+              <w:left w:val="none" w:sz="0" w:space="0" w:color="000000"/>
+              <w:right w:val="none" w:sz="0" w:space="0" w:color="000000"/>
+            </w:tcBorders>
+            <w:shd w:val="clear" w:color="auto" w:fill="FFFFFF"/>
+            <w:tcMar>
+              <w:top w:w="0" w:type="dxa"/>
+              <w:bottom w:w="0" w:type="dxa"/>
+              <w:left w:w="0" w:type="dxa"/>
+              <w:right w:w="0" w:type="dxa"/>
+            </w:tcMar>
+            <w:vAlign w:val="center"/>
+          </w:tcPr>
+          <w:p>
+            <w:pPr>
+              <w:pStyle w:val="Normal"/>
+              <w:jc w:val="center"/>
+              <w:pBdr>
+                <w:bottom w:val="none" w:sz="0" w:space="0" w:color="000000"/>
+                <w:top w:val="none" w:sz="0" w:space="0" w:color="000000"/>
+                <w:left w:val="none" w:sz="0" w:space="0" w:color="000000"/>
+                <w:right w:val="none" w:sz="0" w:space="0" w:color="000000"/>
+              </w:pBdr>
+              <w:spacing w:after="20" w:before="0" w:line="240"/>
+              <w:ind w:left="0" w:right="120" w:firstLine="0" w:firstLineChars="0"/>
+              <w:rPr>
+                <w:rFonts w:ascii="Arial" w:hAnsi="Arial" w:eastAsia="Arial" w:cs="Arial"/>
+                <w:i w:val="false"/>
+                <w:b w:val="false"/>
+                <w:u w:val="none"/>
+                <w:strike w:val="false"/>
+                <w:sz w:val="18"/>
+                <w:szCs w:val="18"/>
+                <w:color w:val="000000"/>
+              </w:rPr>
+            </w:pPr>
+            <w:r>
+              <w:rPr>
+                <w:rFonts w:ascii="Arial" w:hAnsi="Arial" w:eastAsia="Arial" w:cs="Arial"/>
+                <w:i w:val="false"/>
+                <w:b w:val="false"/>
+                <w:u w:val="none"/>
+                <w:strike w:val="false"/>
+                <w:sz w:val="18"/>
+                <w:szCs w:val="18"/>
+                <w:color w:val="000000"/>
+              </w:rPr>
+              <w:t xml:space="preserve">72 (16%)</w:t>
+            </w:r>
+          </w:p>
+        </w:tc>
+        <w:tc>
+          <w:tcPr>
+            <w:tcBorders>
+              <w:bottom w:val="none" w:sz="0" w:space="0" w:color="000000"/>
+              <w:top w:val="none" w:sz="0" w:space="0" w:color="000000"/>
+              <w:left w:val="none" w:sz="0" w:space="0" w:color="000000"/>
+              <w:right w:val="none" w:sz="0" w:space="0" w:color="000000"/>
+            </w:tcBorders>
+            <w:shd w:val="clear" w:color="auto" w:fill="FFFFFF"/>
+            <w:tcMar>
+              <w:top w:w="0" w:type="dxa"/>
+              <w:bottom w:w="0" w:type="dxa"/>
+              <w:left w:w="0" w:type="dxa"/>
+              <w:right w:w="0" w:type="dxa"/>
+            </w:tcMar>
+            <w:vAlign w:val="center"/>
+          </w:tcPr>
+          <w:p>
+            <w:pPr>
+              <w:pStyle w:val="Normal"/>
+              <w:jc w:val="center"/>
+              <w:pBdr>
+                <w:bottom w:val="none" w:sz="0" w:space="0" w:color="000000"/>
+                <w:top w:val="none" w:sz="0" w:space="0" w:color="000000"/>
+                <w:left w:val="none" w:sz="0" w:space="0" w:color="000000"/>
+                <w:right w:val="none" w:sz="0" w:space="0" w:color="000000"/>
+              </w:pBdr>
+              <w:spacing w:after="20" w:before="0" w:line="240"/>
+              <w:ind w:left="0" w:right="120" w:firstLine="0" w:firstLineChars="0"/>
+              <w:rPr>
+                <w:rFonts w:ascii="Arial" w:hAnsi="Arial" w:eastAsia="Arial" w:cs="Arial"/>
+                <w:i w:val="false"/>
+                <w:b w:val="false"/>
+                <w:u w:val="none"/>
+                <w:strike w:val="false"/>
+                <w:sz w:val="18"/>
+                <w:szCs w:val="18"/>
+                <w:color w:val="000000"/>
+              </w:rPr>
+            </w:pPr>
+            <w:r>
+              <w:rPr>
+                <w:rFonts w:ascii="Arial" w:hAnsi="Arial" w:eastAsia="Arial" w:cs="Arial"/>
+                <w:i w:val="false"/>
+                <w:b w:val="false"/>
+                <w:u w:val="none"/>
+                <w:strike w:val="false"/>
+                <w:sz w:val="18"/>
+                <w:szCs w:val="18"/>
+                <w:color w:val="000000"/>
+              </w:rPr>
+              <w:t xml:space="preserve">34 (7%)</w:t>
+            </w:r>
+          </w:p>
+        </w:tc>
+        <w:tc>
+          <w:tcPr>
+            <w:tcBorders>
+              <w:bottom w:val="none" w:sz="0" w:space="0" w:color="000000"/>
+              <w:top w:val="none" w:sz="0" w:space="0" w:color="000000"/>
+              <w:left w:val="none" w:sz="0" w:space="0" w:color="000000"/>
+              <w:right w:val="none" w:sz="0" w:space="0" w:color="000000"/>
+            </w:tcBorders>
+            <w:shd w:val="clear" w:color="auto" w:fill="FFFFFF"/>
+            <w:tcMar>
+              <w:top w:w="0" w:type="dxa"/>
+              <w:bottom w:w="0" w:type="dxa"/>
+              <w:left w:w="0" w:type="dxa"/>
+              <w:right w:w="0" w:type="dxa"/>
+            </w:tcMar>
+            <w:vAlign w:val="center"/>
+          </w:tcPr>
+          <w:p>
+            <w:pPr>
+              <w:pStyle w:val="Normal"/>
+              <w:jc w:val="center"/>
+              <w:pBdr>
+                <w:bottom w:val="none" w:sz="0" w:space="0" w:color="000000"/>
+                <w:top w:val="none" w:sz="0" w:space="0" w:color="000000"/>
+                <w:left w:val="none" w:sz="0" w:space="0" w:color="000000"/>
+                <w:right w:val="none" w:sz="0" w:space="0" w:color="000000"/>
+              </w:pBdr>
+              <w:spacing w:after="20" w:before="0" w:line="240"/>
+              <w:ind w:left="0" w:right="120" w:firstLine="0" w:firstLineChars="0"/>
+              <w:rPr>
+                <w:rFonts w:ascii="Arial" w:hAnsi="Arial" w:eastAsia="Arial" w:cs="Arial"/>
+                <w:i w:val="false"/>
+                <w:b w:val="false"/>
+                <w:u w:val="none"/>
+                <w:strike w:val="false"/>
+                <w:sz w:val="18"/>
+                <w:szCs w:val="18"/>
+                <w:color w:val="000000"/>
+              </w:rPr>
+            </w:pPr>
+            <w:r>
+              <w:rPr>
+                <w:rFonts w:ascii="Arial" w:hAnsi="Arial" w:eastAsia="Arial" w:cs="Arial"/>
+                <w:i w:val="false"/>
+                <w:b w:val="false"/>
+                <w:u w:val="none"/>
+                <w:strike w:val="false"/>
+                <w:sz w:val="18"/>
+                <w:szCs w:val="18"/>
+                <w:color w:val="000000"/>
+              </w:rPr>
+              <w:t xml:space="preserve">106 (11%)</w:t>
             </w:r>
           </w:p>
         </w:tc>
@@ -6241,172 +6080,172 @@
                 <w:szCs w:val="18"/>
                 <w:color w:val="000000"/>
               </w:rPr>
-              <w:t xml:space="preserve">Contiguous structures</w:t>
-            </w:r>
-          </w:p>
-        </w:tc>
-        <w:tc>
-          <w:tcPr>
-            <w:tcBorders>
-              <w:bottom w:val="none" w:sz="0" w:space="0" w:color="000000"/>
-              <w:top w:val="none" w:sz="0" w:space="0" w:color="000000"/>
-              <w:left w:val="none" w:sz="0" w:space="0" w:color="000000"/>
-              <w:right w:val="none" w:sz="0" w:space="0" w:color="000000"/>
-            </w:tcBorders>
-            <w:shd w:val="clear" w:color="auto" w:fill="FFFFFF"/>
-            <w:tcMar>
-              <w:top w:w="0" w:type="dxa"/>
-              <w:bottom w:w="0" w:type="dxa"/>
-              <w:left w:w="0" w:type="dxa"/>
-              <w:right w:w="0" w:type="dxa"/>
-            </w:tcMar>
-            <w:vAlign w:val="center"/>
-          </w:tcPr>
-          <w:p>
-            <w:pPr>
-              <w:pStyle w:val="Normal"/>
-              <w:jc w:val="center"/>
-              <w:pBdr>
-                <w:bottom w:val="none" w:sz="0" w:space="0" w:color="000000"/>
-                <w:top w:val="none" w:sz="0" w:space="0" w:color="000000"/>
-                <w:left w:val="none" w:sz="0" w:space="0" w:color="000000"/>
-                <w:right w:val="none" w:sz="0" w:space="0" w:color="000000"/>
-              </w:pBdr>
-              <w:spacing w:after="20" w:before="0" w:line="240"/>
-              <w:ind w:left="0" w:right="120" w:firstLine="0" w:firstLineChars="0"/>
-              <w:rPr>
-                <w:rFonts w:ascii="Arial" w:hAnsi="Arial" w:eastAsia="Arial" w:cs="Arial"/>
-                <w:i w:val="false"/>
-                <w:b w:val="false"/>
-                <w:u w:val="none"/>
-                <w:strike w:val="false"/>
-                <w:sz w:val="18"/>
-                <w:szCs w:val="18"/>
-                <w:color w:val="000000"/>
-              </w:rPr>
-            </w:pPr>
-            <w:r>
-              <w:rPr>
-                <w:rFonts w:ascii="Arial" w:hAnsi="Arial" w:eastAsia="Arial" w:cs="Arial"/>
-                <w:i w:val="false"/>
-                <w:b w:val="false"/>
-                <w:u w:val="none"/>
-                <w:strike w:val="false"/>
-                <w:sz w:val="18"/>
-                <w:szCs w:val="18"/>
-                <w:color w:val="000000"/>
-              </w:rPr>
-              <w:t xml:space="preserve">14 (3%)</w:t>
-            </w:r>
-          </w:p>
-        </w:tc>
-        <w:tc>
-          <w:tcPr>
-            <w:tcBorders>
-              <w:bottom w:val="none" w:sz="0" w:space="0" w:color="000000"/>
-              <w:top w:val="none" w:sz="0" w:space="0" w:color="000000"/>
-              <w:left w:val="none" w:sz="0" w:space="0" w:color="000000"/>
-              <w:right w:val="none" w:sz="0" w:space="0" w:color="000000"/>
-            </w:tcBorders>
-            <w:shd w:val="clear" w:color="auto" w:fill="FFFFFF"/>
-            <w:tcMar>
-              <w:top w:w="0" w:type="dxa"/>
-              <w:bottom w:w="0" w:type="dxa"/>
-              <w:left w:w="0" w:type="dxa"/>
-              <w:right w:w="0" w:type="dxa"/>
-            </w:tcMar>
-            <w:vAlign w:val="center"/>
-          </w:tcPr>
-          <w:p>
-            <w:pPr>
-              <w:pStyle w:val="Normal"/>
-              <w:jc w:val="center"/>
-              <w:pBdr>
-                <w:bottom w:val="none" w:sz="0" w:space="0" w:color="000000"/>
-                <w:top w:val="none" w:sz="0" w:space="0" w:color="000000"/>
-                <w:left w:val="none" w:sz="0" w:space="0" w:color="000000"/>
-                <w:right w:val="none" w:sz="0" w:space="0" w:color="000000"/>
-              </w:pBdr>
-              <w:spacing w:after="20" w:before="0" w:line="240"/>
-              <w:ind w:left="0" w:right="120" w:firstLine="0" w:firstLineChars="0"/>
-              <w:rPr>
-                <w:rFonts w:ascii="Arial" w:hAnsi="Arial" w:eastAsia="Arial" w:cs="Arial"/>
-                <w:i w:val="false"/>
-                <w:b w:val="false"/>
-                <w:u w:val="none"/>
-                <w:strike w:val="false"/>
-                <w:sz w:val="18"/>
-                <w:szCs w:val="18"/>
-                <w:color w:val="000000"/>
-              </w:rPr>
-            </w:pPr>
-            <w:r>
-              <w:rPr>
-                <w:rFonts w:ascii="Arial" w:hAnsi="Arial" w:eastAsia="Arial" w:cs="Arial"/>
-                <w:i w:val="false"/>
-                <w:b w:val="false"/>
-                <w:u w:val="none"/>
-                <w:strike w:val="false"/>
-                <w:sz w:val="18"/>
-                <w:szCs w:val="18"/>
-                <w:color w:val="000000"/>
-              </w:rPr>
-              <w:t xml:space="preserve">29 (6%)</w:t>
-            </w:r>
-          </w:p>
-        </w:tc>
-        <w:tc>
-          <w:tcPr>
-            <w:tcBorders>
-              <w:bottom w:val="none" w:sz="0" w:space="0" w:color="000000"/>
-              <w:top w:val="none" w:sz="0" w:space="0" w:color="000000"/>
-              <w:left w:val="none" w:sz="0" w:space="0" w:color="000000"/>
-              <w:right w:val="none" w:sz="0" w:space="0" w:color="000000"/>
-            </w:tcBorders>
-            <w:shd w:val="clear" w:color="auto" w:fill="FFFFFF"/>
-            <w:tcMar>
-              <w:top w:w="0" w:type="dxa"/>
-              <w:bottom w:w="0" w:type="dxa"/>
-              <w:left w:w="0" w:type="dxa"/>
-              <w:right w:w="0" w:type="dxa"/>
-            </w:tcMar>
-            <w:vAlign w:val="center"/>
-          </w:tcPr>
-          <w:p>
-            <w:pPr>
-              <w:pStyle w:val="Normal"/>
-              <w:jc w:val="center"/>
-              <w:pBdr>
-                <w:bottom w:val="none" w:sz="0" w:space="0" w:color="000000"/>
-                <w:top w:val="none" w:sz="0" w:space="0" w:color="000000"/>
-                <w:left w:val="none" w:sz="0" w:space="0" w:color="000000"/>
-                <w:right w:val="none" w:sz="0" w:space="0" w:color="000000"/>
-              </w:pBdr>
-              <w:spacing w:after="20" w:before="0" w:line="240"/>
-              <w:ind w:left="0" w:right="120" w:firstLine="0" w:firstLineChars="0"/>
-              <w:rPr>
-                <w:rFonts w:ascii="Arial" w:hAnsi="Arial" w:eastAsia="Arial" w:cs="Arial"/>
-                <w:i w:val="false"/>
-                <w:b w:val="false"/>
-                <w:u w:val="none"/>
-                <w:strike w:val="false"/>
-                <w:sz w:val="18"/>
-                <w:szCs w:val="18"/>
-                <w:color w:val="000000"/>
-              </w:rPr>
-            </w:pPr>
-            <w:r>
-              <w:rPr>
-                <w:rFonts w:ascii="Arial" w:hAnsi="Arial" w:eastAsia="Arial" w:cs="Arial"/>
-                <w:i w:val="false"/>
-                <w:b w:val="false"/>
-                <w:u w:val="none"/>
-                <w:strike w:val="false"/>
-                <w:sz w:val="18"/>
-                <w:szCs w:val="18"/>
-                <w:color w:val="000000"/>
-              </w:rPr>
-              <w:t xml:space="preserve">43 (5%)</w:t>
+              <w:t xml:space="preserve">Serosa</w:t>
+            </w:r>
+          </w:p>
+        </w:tc>
+        <w:tc>
+          <w:tcPr>
+            <w:tcBorders>
+              <w:bottom w:val="none" w:sz="0" w:space="0" w:color="000000"/>
+              <w:top w:val="none" w:sz="0" w:space="0" w:color="000000"/>
+              <w:left w:val="none" w:sz="0" w:space="0" w:color="000000"/>
+              <w:right w:val="none" w:sz="0" w:space="0" w:color="000000"/>
+            </w:tcBorders>
+            <w:shd w:val="clear" w:color="auto" w:fill="FFFFFF"/>
+            <w:tcMar>
+              <w:top w:w="0" w:type="dxa"/>
+              <w:bottom w:w="0" w:type="dxa"/>
+              <w:left w:w="0" w:type="dxa"/>
+              <w:right w:w="0" w:type="dxa"/>
+            </w:tcMar>
+            <w:vAlign w:val="center"/>
+          </w:tcPr>
+          <w:p>
+            <w:pPr>
+              <w:pStyle w:val="Normal"/>
+              <w:jc w:val="center"/>
+              <w:pBdr>
+                <w:bottom w:val="none" w:sz="0" w:space="0" w:color="000000"/>
+                <w:top w:val="none" w:sz="0" w:space="0" w:color="000000"/>
+                <w:left w:val="none" w:sz="0" w:space="0" w:color="000000"/>
+                <w:right w:val="none" w:sz="0" w:space="0" w:color="000000"/>
+              </w:pBdr>
+              <w:spacing w:after="20" w:before="0" w:line="240"/>
+              <w:ind w:left="0" w:right="120" w:firstLine="0" w:firstLineChars="0"/>
+              <w:rPr>
+                <w:rFonts w:ascii="Arial" w:hAnsi="Arial" w:eastAsia="Arial" w:cs="Arial"/>
+                <w:i w:val="false"/>
+                <w:b w:val="false"/>
+                <w:u w:val="none"/>
+                <w:strike w:val="false"/>
+                <w:sz w:val="18"/>
+                <w:szCs w:val="18"/>
+                <w:color w:val="000000"/>
+              </w:rPr>
+            </w:pPr>
+            <w:r>
+              <w:rPr>
+                <w:rFonts w:ascii="Arial" w:hAnsi="Arial" w:eastAsia="Arial" w:cs="Arial"/>
+                <w:i w:val="false"/>
+                <w:b w:val="false"/>
+                <w:u w:val="none"/>
+                <w:strike w:val="false"/>
+                <w:sz w:val="18"/>
+                <w:szCs w:val="18"/>
+                <w:color w:val="000000"/>
+              </w:rPr>
+              <w:t xml:space="preserve">359 (78%)</w:t>
+            </w:r>
+          </w:p>
+        </w:tc>
+        <w:tc>
+          <w:tcPr>
+            <w:tcBorders>
+              <w:bottom w:val="none" w:sz="0" w:space="0" w:color="000000"/>
+              <w:top w:val="none" w:sz="0" w:space="0" w:color="000000"/>
+              <w:left w:val="none" w:sz="0" w:space="0" w:color="000000"/>
+              <w:right w:val="none" w:sz="0" w:space="0" w:color="000000"/>
+            </w:tcBorders>
+            <w:shd w:val="clear" w:color="auto" w:fill="FFFFFF"/>
+            <w:tcMar>
+              <w:top w:w="0" w:type="dxa"/>
+              <w:bottom w:w="0" w:type="dxa"/>
+              <w:left w:w="0" w:type="dxa"/>
+              <w:right w:w="0" w:type="dxa"/>
+            </w:tcMar>
+            <w:vAlign w:val="center"/>
+          </w:tcPr>
+          <w:p>
+            <w:pPr>
+              <w:pStyle w:val="Normal"/>
+              <w:jc w:val="center"/>
+              <w:pBdr>
+                <w:bottom w:val="none" w:sz="0" w:space="0" w:color="000000"/>
+                <w:top w:val="none" w:sz="0" w:space="0" w:color="000000"/>
+                <w:left w:val="none" w:sz="0" w:space="0" w:color="000000"/>
+                <w:right w:val="none" w:sz="0" w:space="0" w:color="000000"/>
+              </w:pBdr>
+              <w:spacing w:after="20" w:before="0" w:line="240"/>
+              <w:ind w:left="0" w:right="120" w:firstLine="0" w:firstLineChars="0"/>
+              <w:rPr>
+                <w:rFonts w:ascii="Arial" w:hAnsi="Arial" w:eastAsia="Arial" w:cs="Arial"/>
+                <w:i w:val="false"/>
+                <w:b w:val="false"/>
+                <w:u w:val="none"/>
+                <w:strike w:val="false"/>
+                <w:sz w:val="18"/>
+                <w:szCs w:val="18"/>
+                <w:color w:val="000000"/>
+              </w:rPr>
+            </w:pPr>
+            <w:r>
+              <w:rPr>
+                <w:rFonts w:ascii="Arial" w:hAnsi="Arial" w:eastAsia="Arial" w:cs="Arial"/>
+                <w:i w:val="false"/>
+                <w:b w:val="false"/>
+                <w:u w:val="none"/>
+                <w:strike w:val="false"/>
+                <w:sz w:val="18"/>
+                <w:szCs w:val="18"/>
+                <w:color w:val="000000"/>
+              </w:rPr>
+              <w:t xml:space="preserve">400 (85%)</w:t>
+            </w:r>
+          </w:p>
+        </w:tc>
+        <w:tc>
+          <w:tcPr>
+            <w:tcBorders>
+              <w:bottom w:val="none" w:sz="0" w:space="0" w:color="000000"/>
+              <w:top w:val="none" w:sz="0" w:space="0" w:color="000000"/>
+              <w:left w:val="none" w:sz="0" w:space="0" w:color="000000"/>
+              <w:right w:val="none" w:sz="0" w:space="0" w:color="000000"/>
+            </w:tcBorders>
+            <w:shd w:val="clear" w:color="auto" w:fill="FFFFFF"/>
+            <w:tcMar>
+              <w:top w:w="0" w:type="dxa"/>
+              <w:bottom w:w="0" w:type="dxa"/>
+              <w:left w:w="0" w:type="dxa"/>
+              <w:right w:w="0" w:type="dxa"/>
+            </w:tcMar>
+            <w:vAlign w:val="center"/>
+          </w:tcPr>
+          <w:p>
+            <w:pPr>
+              <w:pStyle w:val="Normal"/>
+              <w:jc w:val="center"/>
+              <w:pBdr>
+                <w:bottom w:val="none" w:sz="0" w:space="0" w:color="000000"/>
+                <w:top w:val="none" w:sz="0" w:space="0" w:color="000000"/>
+                <w:left w:val="none" w:sz="0" w:space="0" w:color="000000"/>
+                <w:right w:val="none" w:sz="0" w:space="0" w:color="000000"/>
+              </w:pBdr>
+              <w:spacing w:after="20" w:before="0" w:line="240"/>
+              <w:ind w:left="0" w:right="120" w:firstLine="0" w:firstLineChars="0"/>
+              <w:rPr>
+                <w:rFonts w:ascii="Arial" w:hAnsi="Arial" w:eastAsia="Arial" w:cs="Arial"/>
+                <w:i w:val="false"/>
+                <w:b w:val="false"/>
+                <w:u w:val="none"/>
+                <w:strike w:val="false"/>
+                <w:sz w:val="18"/>
+                <w:szCs w:val="18"/>
+                <w:color w:val="000000"/>
+              </w:rPr>
+            </w:pPr>
+            <w:r>
+              <w:rPr>
+                <w:rFonts w:ascii="Arial" w:hAnsi="Arial" w:eastAsia="Arial" w:cs="Arial"/>
+                <w:i w:val="false"/>
+                <w:b w:val="false"/>
+                <w:u w:val="none"/>
+                <w:strike w:val="false"/>
+                <w:sz w:val="18"/>
+                <w:szCs w:val="18"/>
+                <w:color w:val="000000"/>
+              </w:rPr>
+              <w:t xml:space="preserve">759 (82%)</w:t>
             </w:r>
           </w:p>
         </w:tc>
@@ -6553,305 +6392,366 @@
                 <w:right w:val="none" w:sz="0" w:space="0" w:color="000000"/>
               </w:pBdr>
               <w:spacing w:after="20" w:before="0" w:line="240"/>
-              <w:ind w:left="180" w:right="120" w:firstLine="0" w:firstLineChars="0"/>
-              <w:rPr>
-                <w:rFonts w:ascii="Arial" w:hAnsi="Arial" w:eastAsia="Arial" w:cs="Arial"/>
-                <w:i w:val="false"/>
-                <w:b w:val="false"/>
-                <w:u w:val="single"/>
-                <w:strike w:val="false"/>
-                <w:sz w:val="18"/>
-                <w:szCs w:val="18"/>
-                <w:color w:val="000000"/>
-              </w:rPr>
-            </w:pPr>
-            <w:r>
-              <w:rPr>
-                <w:rFonts w:ascii="Arial" w:hAnsi="Arial" w:eastAsia="Arial" w:cs="Arial"/>
-                <w:i w:val="false"/>
-                <w:b w:val="false"/>
-                <w:u w:val="single"/>
-                <w:strike w:val="false"/>
-                <w:sz w:val="18"/>
-                <w:szCs w:val="18"/>
-                <w:color w:val="000000"/>
-              </w:rPr>
-              <w:t xml:space="preserve">Treatment arm</w:t>
-            </w:r>
-          </w:p>
-        </w:tc>
-        <w:tc>
-          <w:tcPr>
-            <w:tcBorders>
-              <w:bottom w:val="none" w:sz="0" w:space="0" w:color="000000"/>
-              <w:top w:val="none" w:sz="0" w:space="0" w:color="000000"/>
-              <w:left w:val="none" w:sz="0" w:space="0" w:color="000000"/>
-              <w:right w:val="none" w:sz="0" w:space="0" w:color="000000"/>
-            </w:tcBorders>
-            <w:shd w:val="clear" w:color="auto" w:fill="FFFFFF"/>
-            <w:tcMar>
-              <w:top w:w="0" w:type="dxa"/>
-              <w:bottom w:w="0" w:type="dxa"/>
-              <w:left w:w="0" w:type="dxa"/>
-              <w:right w:w="0" w:type="dxa"/>
-            </w:tcMar>
-            <w:vAlign w:val="center"/>
-          </w:tcPr>
-          <w:p>
-            <w:pPr>
-              <w:pStyle w:val="Normal"/>
-              <w:jc w:val="center"/>
-              <w:pBdr>
-                <w:bottom w:val="none" w:sz="0" w:space="0" w:color="000000"/>
-                <w:top w:val="none" w:sz="0" w:space="0" w:color="000000"/>
-                <w:left w:val="none" w:sz="0" w:space="0" w:color="000000"/>
-                <w:right w:val="none" w:sz="0" w:space="0" w:color="000000"/>
-              </w:pBdr>
-              <w:spacing w:after="20" w:before="0" w:line="240"/>
-              <w:ind w:left="0" w:right="120" w:firstLine="0" w:firstLineChars="0"/>
-              <w:rPr>
-                <w:rFonts w:ascii="Arial" w:hAnsi="Arial" w:eastAsia="Arial" w:cs="Arial"/>
-                <w:i w:val="false"/>
-                <w:b w:val="false"/>
-                <w:u w:val="none"/>
-                <w:strike w:val="false"/>
-                <w:sz w:val="18"/>
-                <w:szCs w:val="18"/>
-                <w:color w:val="000000"/>
-              </w:rPr>
-            </w:pPr>
-            <w:r>
-              <w:rPr>
-                <w:rFonts w:ascii="Arial" w:hAnsi="Arial" w:eastAsia="Arial" w:cs="Arial"/>
-                <w:i w:val="false"/>
-                <w:b w:val="false"/>
-                <w:u w:val="none"/>
-                <w:strike w:val="false"/>
-                <w:sz w:val="18"/>
-                <w:szCs w:val="18"/>
-                <w:color w:val="000000"/>
-              </w:rPr>
-              <w:t xml:space="preserve"/>
-            </w:r>
-          </w:p>
-        </w:tc>
-        <w:tc>
-          <w:tcPr>
-            <w:tcBorders>
-              <w:bottom w:val="none" w:sz="0" w:space="0" w:color="000000"/>
-              <w:top w:val="none" w:sz="0" w:space="0" w:color="000000"/>
-              <w:left w:val="none" w:sz="0" w:space="0" w:color="000000"/>
-              <w:right w:val="none" w:sz="0" w:space="0" w:color="000000"/>
-            </w:tcBorders>
-            <w:shd w:val="clear" w:color="auto" w:fill="FFFFFF"/>
-            <w:tcMar>
-              <w:top w:w="0" w:type="dxa"/>
-              <w:bottom w:w="0" w:type="dxa"/>
-              <w:left w:w="0" w:type="dxa"/>
-              <w:right w:w="0" w:type="dxa"/>
-            </w:tcMar>
-            <w:vAlign w:val="center"/>
-          </w:tcPr>
-          <w:p>
-            <w:pPr>
-              <w:pStyle w:val="Normal"/>
-              <w:jc w:val="center"/>
-              <w:pBdr>
-                <w:bottom w:val="none" w:sz="0" w:space="0" w:color="000000"/>
-                <w:top w:val="none" w:sz="0" w:space="0" w:color="000000"/>
-                <w:left w:val="none" w:sz="0" w:space="0" w:color="000000"/>
-                <w:right w:val="none" w:sz="0" w:space="0" w:color="000000"/>
-              </w:pBdr>
-              <w:spacing w:after="20" w:before="0" w:line="240"/>
-              <w:ind w:left="0" w:right="120" w:firstLine="0" w:firstLineChars="0"/>
-              <w:rPr>
-                <w:rFonts w:ascii="Arial" w:hAnsi="Arial" w:eastAsia="Arial" w:cs="Arial"/>
-                <w:i w:val="false"/>
-                <w:b w:val="false"/>
-                <w:u w:val="none"/>
-                <w:strike w:val="false"/>
-                <w:sz w:val="18"/>
-                <w:szCs w:val="18"/>
-                <w:color w:val="000000"/>
-              </w:rPr>
-            </w:pPr>
-            <w:r>
-              <w:rPr>
-                <w:rFonts w:ascii="Arial" w:hAnsi="Arial" w:eastAsia="Arial" w:cs="Arial"/>
-                <w:i w:val="false"/>
-                <w:b w:val="false"/>
-                <w:u w:val="none"/>
-                <w:strike w:val="false"/>
-                <w:sz w:val="18"/>
-                <w:szCs w:val="18"/>
-                <w:color w:val="000000"/>
-              </w:rPr>
-              <w:t xml:space="preserve"/>
-            </w:r>
-          </w:p>
-        </w:tc>
-        <w:tc>
-          <w:tcPr>
-            <w:tcBorders>
-              <w:bottom w:val="none" w:sz="0" w:space="0" w:color="000000"/>
-              <w:top w:val="none" w:sz="0" w:space="0" w:color="000000"/>
-              <w:left w:val="none" w:sz="0" w:space="0" w:color="000000"/>
-              <w:right w:val="none" w:sz="0" w:space="0" w:color="000000"/>
-            </w:tcBorders>
-            <w:shd w:val="clear" w:color="auto" w:fill="FFFFFF"/>
-            <w:tcMar>
-              <w:top w:w="0" w:type="dxa"/>
-              <w:bottom w:w="0" w:type="dxa"/>
-              <w:left w:w="0" w:type="dxa"/>
-              <w:right w:w="0" w:type="dxa"/>
-            </w:tcMar>
-            <w:vAlign w:val="center"/>
-          </w:tcPr>
-          <w:p>
-            <w:pPr>
-              <w:pStyle w:val="Normal"/>
-              <w:jc w:val="center"/>
-              <w:pBdr>
-                <w:bottom w:val="none" w:sz="0" w:space="0" w:color="000000"/>
-                <w:top w:val="none" w:sz="0" w:space="0" w:color="000000"/>
-                <w:left w:val="none" w:sz="0" w:space="0" w:color="000000"/>
-                <w:right w:val="none" w:sz="0" w:space="0" w:color="000000"/>
-              </w:pBdr>
-              <w:spacing w:after="20" w:before="0" w:line="240"/>
-              <w:ind w:left="0" w:right="120" w:firstLine="0" w:firstLineChars="0"/>
-              <w:rPr>
-                <w:rFonts w:ascii="Arial" w:hAnsi="Arial" w:eastAsia="Arial" w:cs="Arial"/>
-                <w:i w:val="false"/>
-                <w:b w:val="false"/>
-                <w:u w:val="none"/>
-                <w:strike w:val="false"/>
-                <w:sz w:val="18"/>
-                <w:szCs w:val="18"/>
-                <w:color w:val="000000"/>
-              </w:rPr>
-            </w:pPr>
-            <w:r>
-              <w:rPr>
-                <w:rFonts w:ascii="Arial" w:hAnsi="Arial" w:eastAsia="Arial" w:cs="Arial"/>
-                <w:i w:val="false"/>
-                <w:b w:val="false"/>
-                <w:u w:val="none"/>
-                <w:strike w:val="false"/>
-                <w:sz w:val="18"/>
-                <w:szCs w:val="18"/>
-                <w:color w:val="000000"/>
-              </w:rPr>
-              <w:t xml:space="preserve"/>
-            </w:r>
-          </w:p>
-        </w:tc>
-        <w:tc>
-          <w:tcPr>
-            <w:tcBorders>
-              <w:bottom w:val="none" w:sz="0" w:space="0" w:color="000000"/>
-              <w:top w:val="none" w:sz="0" w:space="0" w:color="000000"/>
-              <w:left w:val="none" w:sz="0" w:space="0" w:color="000000"/>
-              <w:right w:val="none" w:sz="0" w:space="0" w:color="000000"/>
-            </w:tcBorders>
-            <w:shd w:val="clear" w:color="auto" w:fill="FFFFFF"/>
-            <w:tcMar>
-              <w:top w:w="0" w:type="dxa"/>
-              <w:bottom w:w="0" w:type="dxa"/>
-              <w:left w:w="0" w:type="dxa"/>
-              <w:right w:w="0" w:type="dxa"/>
-            </w:tcMar>
-            <w:vAlign w:val="center"/>
-          </w:tcPr>
-          <w:p>
-            <w:pPr>
-              <w:pStyle w:val="Normal"/>
-              <w:jc w:val="center"/>
-              <w:pBdr>
-                <w:bottom w:val="none" w:sz="0" w:space="0" w:color="000000"/>
-                <w:top w:val="none" w:sz="0" w:space="0" w:color="000000"/>
-                <w:left w:val="none" w:sz="0" w:space="0" w:color="000000"/>
-                <w:right w:val="none" w:sz="0" w:space="0" w:color="000000"/>
-              </w:pBdr>
-              <w:spacing w:after="20" w:before="0" w:line="240"/>
-              <w:ind w:left="0" w:right="120" w:firstLine="0" w:firstLineChars="0"/>
-              <w:rPr>
-                <w:rFonts w:ascii="Arial" w:hAnsi="Arial" w:eastAsia="Arial" w:cs="Arial"/>
-                <w:i w:val="false"/>
-                <w:b w:val="false"/>
-                <w:u w:val="none"/>
-                <w:strike w:val="false"/>
-                <w:sz w:val="18"/>
-                <w:szCs w:val="18"/>
-                <w:color w:val="000000"/>
-              </w:rPr>
-            </w:pPr>
-            <w:r>
-              <w:rPr>
-                <w:rFonts w:ascii="Arial" w:hAnsi="Arial" w:eastAsia="Arial" w:cs="Arial"/>
-                <w:i w:val="false"/>
-                <w:b w:val="false"/>
-                <w:u w:val="none"/>
-                <w:strike w:val="false"/>
-                <w:sz w:val="18"/>
-                <w:szCs w:val="18"/>
-                <w:color w:val="000000"/>
-              </w:rPr>
-              <w:t xml:space="preserve"/>
-            </w:r>
-          </w:p>
-        </w:tc>
-        <w:tc>
-          <w:tcPr>
-            <w:tcBorders>
-              <w:bottom w:val="none" w:sz="0" w:space="0" w:color="000000"/>
-              <w:top w:val="none" w:sz="0" w:space="0" w:color="000000"/>
-              <w:left w:val="none" w:sz="0" w:space="0" w:color="000000"/>
-              <w:right w:val="none" w:sz="0" w:space="0" w:color="000000"/>
-            </w:tcBorders>
-            <w:shd w:val="clear" w:color="auto" w:fill="FFFFFF"/>
-            <w:tcMar>
-              <w:top w:w="0" w:type="dxa"/>
-              <w:bottom w:w="0" w:type="dxa"/>
-              <w:left w:w="0" w:type="dxa"/>
-              <w:right w:w="0" w:type="dxa"/>
-            </w:tcMar>
-            <w:vAlign w:val="center"/>
-          </w:tcPr>
-          <w:p>
-            <w:pPr>
-              <w:pStyle w:val="Normal"/>
-              <w:jc w:val="center"/>
-              <w:pBdr>
-                <w:bottom w:val="none" w:sz="0" w:space="0" w:color="000000"/>
-                <w:top w:val="none" w:sz="0" w:space="0" w:color="000000"/>
-                <w:left w:val="none" w:sz="0" w:space="0" w:color="000000"/>
-                <w:right w:val="none" w:sz="0" w:space="0" w:color="000000"/>
-              </w:pBdr>
-              <w:spacing w:after="20" w:before="0" w:line="240"/>
-              <w:ind w:left="0" w:right="120" w:firstLine="0" w:firstLineChars="0"/>
-              <w:rPr>
-                <w:rFonts w:ascii="Arial" w:hAnsi="Arial" w:eastAsia="Arial" w:cs="Arial"/>
-                <w:i w:val="false"/>
-                <w:b w:val="false"/>
-                <w:u w:val="none"/>
-                <w:strike w:val="false"/>
-                <w:sz w:val="18"/>
-                <w:szCs w:val="18"/>
-                <w:color w:val="000000"/>
-              </w:rPr>
-            </w:pPr>
-            <w:r>
-              <w:rPr>
-                <w:rFonts w:ascii="Arial" w:hAnsi="Arial" w:eastAsia="Arial" w:cs="Arial"/>
-                <w:i w:val="false"/>
-                <w:b w:val="false"/>
-                <w:u w:val="none"/>
-                <w:strike w:val="false"/>
-                <w:sz w:val="18"/>
-                <w:szCs w:val="18"/>
-                <w:color w:val="000000"/>
-              </w:rPr>
-              <w:t xml:space="preserve"/>
+              <w:ind w:left="300" w:right="120" w:firstLine="0" w:firstLineChars="0"/>
+              <w:rPr>
+                <w:rFonts w:ascii="Arial" w:hAnsi="Arial" w:eastAsia="Arial" w:cs="Arial"/>
+                <w:i w:val="true"/>
+                <w:b w:val="false"/>
+                <w:u w:val="none"/>
+                <w:strike w:val="false"/>
+                <w:sz w:val="18"/>
+                <w:szCs w:val="18"/>
+                <w:color w:val="000000"/>
+              </w:rPr>
+            </w:pPr>
+            <w:r>
+              <w:rPr>
+                <w:rFonts w:ascii="Arial" w:hAnsi="Arial" w:eastAsia="Arial" w:cs="Arial"/>
+                <w:i w:val="true"/>
+                <w:b w:val="false"/>
+                <w:u w:val="none"/>
+                <w:strike w:val="false"/>
+                <w:sz w:val="18"/>
+                <w:szCs w:val="18"/>
+                <w:color w:val="000000"/>
+              </w:rPr>
+              <w:t xml:space="preserve">Contiguous Structures</w:t>
+            </w:r>
+          </w:p>
+        </w:tc>
+        <w:tc>
+          <w:tcPr>
+            <w:tcBorders>
+              <w:bottom w:val="none" w:sz="0" w:space="0" w:color="000000"/>
+              <w:top w:val="none" w:sz="0" w:space="0" w:color="000000"/>
+              <w:left w:val="none" w:sz="0" w:space="0" w:color="000000"/>
+              <w:right w:val="none" w:sz="0" w:space="0" w:color="000000"/>
+            </w:tcBorders>
+            <w:shd w:val="clear" w:color="auto" w:fill="FFFFFF"/>
+            <w:tcMar>
+              <w:top w:w="0" w:type="dxa"/>
+              <w:bottom w:w="0" w:type="dxa"/>
+              <w:left w:w="0" w:type="dxa"/>
+              <w:right w:w="0" w:type="dxa"/>
+            </w:tcMar>
+            <w:vAlign w:val="center"/>
+          </w:tcPr>
+          <w:p>
+            <w:pPr>
+              <w:pStyle w:val="Normal"/>
+              <w:jc w:val="center"/>
+              <w:pBdr>
+                <w:bottom w:val="none" w:sz="0" w:space="0" w:color="000000"/>
+                <w:top w:val="none" w:sz="0" w:space="0" w:color="000000"/>
+                <w:left w:val="none" w:sz="0" w:space="0" w:color="000000"/>
+                <w:right w:val="none" w:sz="0" w:space="0" w:color="000000"/>
+              </w:pBdr>
+              <w:spacing w:after="20" w:before="0" w:line="240"/>
+              <w:ind w:left="0" w:right="120" w:firstLine="0" w:firstLineChars="0"/>
+              <w:rPr>
+                <w:rFonts w:ascii="Arial" w:hAnsi="Arial" w:eastAsia="Arial" w:cs="Arial"/>
+                <w:i w:val="false"/>
+                <w:b w:val="false"/>
+                <w:u w:val="none"/>
+                <w:strike w:val="false"/>
+                <w:sz w:val="18"/>
+                <w:szCs w:val="18"/>
+                <w:color w:val="000000"/>
+              </w:rPr>
+            </w:pPr>
+            <w:r>
+              <w:rPr>
+                <w:rFonts w:ascii="Arial" w:hAnsi="Arial" w:eastAsia="Arial" w:cs="Arial"/>
+                <w:i w:val="false"/>
+                <w:b w:val="false"/>
+                <w:u w:val="none"/>
+                <w:strike w:val="false"/>
+                <w:sz w:val="18"/>
+                <w:szCs w:val="18"/>
+                <w:color w:val="000000"/>
+              </w:rPr>
+              <w:t xml:space="preserve">14 (3%)</w:t>
+            </w:r>
+          </w:p>
+        </w:tc>
+        <w:tc>
+          <w:tcPr>
+            <w:tcBorders>
+              <w:bottom w:val="none" w:sz="0" w:space="0" w:color="000000"/>
+              <w:top w:val="none" w:sz="0" w:space="0" w:color="000000"/>
+              <w:left w:val="none" w:sz="0" w:space="0" w:color="000000"/>
+              <w:right w:val="none" w:sz="0" w:space="0" w:color="000000"/>
+            </w:tcBorders>
+            <w:shd w:val="clear" w:color="auto" w:fill="FFFFFF"/>
+            <w:tcMar>
+              <w:top w:w="0" w:type="dxa"/>
+              <w:bottom w:w="0" w:type="dxa"/>
+              <w:left w:w="0" w:type="dxa"/>
+              <w:right w:w="0" w:type="dxa"/>
+            </w:tcMar>
+            <w:vAlign w:val="center"/>
+          </w:tcPr>
+          <w:p>
+            <w:pPr>
+              <w:pStyle w:val="Normal"/>
+              <w:jc w:val="center"/>
+              <w:pBdr>
+                <w:bottom w:val="none" w:sz="0" w:space="0" w:color="000000"/>
+                <w:top w:val="none" w:sz="0" w:space="0" w:color="000000"/>
+                <w:left w:val="none" w:sz="0" w:space="0" w:color="000000"/>
+                <w:right w:val="none" w:sz="0" w:space="0" w:color="000000"/>
+              </w:pBdr>
+              <w:spacing w:after="20" w:before="0" w:line="240"/>
+              <w:ind w:left="0" w:right="120" w:firstLine="0" w:firstLineChars="0"/>
+              <w:rPr>
+                <w:rFonts w:ascii="Arial" w:hAnsi="Arial" w:eastAsia="Arial" w:cs="Arial"/>
+                <w:i w:val="false"/>
+                <w:b w:val="false"/>
+                <w:u w:val="none"/>
+                <w:strike w:val="false"/>
+                <w:sz w:val="18"/>
+                <w:szCs w:val="18"/>
+                <w:color w:val="000000"/>
+              </w:rPr>
+            </w:pPr>
+            <w:r>
+              <w:rPr>
+                <w:rFonts w:ascii="Arial" w:hAnsi="Arial" w:eastAsia="Arial" w:cs="Arial"/>
+                <w:i w:val="false"/>
+                <w:b w:val="false"/>
+                <w:u w:val="none"/>
+                <w:strike w:val="false"/>
+                <w:sz w:val="18"/>
+                <w:szCs w:val="18"/>
+                <w:color w:val="000000"/>
+              </w:rPr>
+              <w:t xml:space="preserve">29 (6%)</w:t>
+            </w:r>
+          </w:p>
+        </w:tc>
+        <w:tc>
+          <w:tcPr>
+            <w:tcBorders>
+              <w:bottom w:val="none" w:sz="0" w:space="0" w:color="000000"/>
+              <w:top w:val="none" w:sz="0" w:space="0" w:color="000000"/>
+              <w:left w:val="none" w:sz="0" w:space="0" w:color="000000"/>
+              <w:right w:val="none" w:sz="0" w:space="0" w:color="000000"/>
+            </w:tcBorders>
+            <w:shd w:val="clear" w:color="auto" w:fill="FFFFFF"/>
+            <w:tcMar>
+              <w:top w:w="0" w:type="dxa"/>
+              <w:bottom w:w="0" w:type="dxa"/>
+              <w:left w:w="0" w:type="dxa"/>
+              <w:right w:w="0" w:type="dxa"/>
+            </w:tcMar>
+            <w:vAlign w:val="center"/>
+          </w:tcPr>
+          <w:p>
+            <w:pPr>
+              <w:pStyle w:val="Normal"/>
+              <w:jc w:val="center"/>
+              <w:pBdr>
+                <w:bottom w:val="none" w:sz="0" w:space="0" w:color="000000"/>
+                <w:top w:val="none" w:sz="0" w:space="0" w:color="000000"/>
+                <w:left w:val="none" w:sz="0" w:space="0" w:color="000000"/>
+                <w:right w:val="none" w:sz="0" w:space="0" w:color="000000"/>
+              </w:pBdr>
+              <w:spacing w:after="20" w:before="0" w:line="240"/>
+              <w:ind w:left="0" w:right="120" w:firstLine="0" w:firstLineChars="0"/>
+              <w:rPr>
+                <w:rFonts w:ascii="Arial" w:hAnsi="Arial" w:eastAsia="Arial" w:cs="Arial"/>
+                <w:i w:val="false"/>
+                <w:b w:val="false"/>
+                <w:u w:val="none"/>
+                <w:strike w:val="false"/>
+                <w:sz w:val="18"/>
+                <w:szCs w:val="18"/>
+                <w:color w:val="000000"/>
+              </w:rPr>
+            </w:pPr>
+            <w:r>
+              <w:rPr>
+                <w:rFonts w:ascii="Arial" w:hAnsi="Arial" w:eastAsia="Arial" w:cs="Arial"/>
+                <w:i w:val="false"/>
+                <w:b w:val="false"/>
+                <w:u w:val="none"/>
+                <w:strike w:val="false"/>
+                <w:sz w:val="18"/>
+                <w:szCs w:val="18"/>
+                <w:color w:val="000000"/>
+              </w:rPr>
+              <w:t xml:space="preserve">43 (5%)</w:t>
+            </w:r>
+          </w:p>
+        </w:tc>
+        <w:tc>
+          <w:tcPr>
+            <w:tcBorders>
+              <w:bottom w:val="none" w:sz="0" w:space="0" w:color="000000"/>
+              <w:top w:val="none" w:sz="0" w:space="0" w:color="000000"/>
+              <w:left w:val="none" w:sz="0" w:space="0" w:color="000000"/>
+              <w:right w:val="none" w:sz="0" w:space="0" w:color="000000"/>
+            </w:tcBorders>
+            <w:shd w:val="clear" w:color="auto" w:fill="FFFFFF"/>
+            <w:tcMar>
+              <w:top w:w="0" w:type="dxa"/>
+              <w:bottom w:w="0" w:type="dxa"/>
+              <w:left w:w="0" w:type="dxa"/>
+              <w:right w:w="0" w:type="dxa"/>
+            </w:tcMar>
+            <w:vAlign w:val="center"/>
+          </w:tcPr>
+          <w:p>
+            <w:pPr>
+              <w:pStyle w:val="Normal"/>
+              <w:jc w:val="center"/>
+              <w:pBdr>
+                <w:bottom w:val="none" w:sz="0" w:space="0" w:color="000000"/>
+                <w:top w:val="none" w:sz="0" w:space="0" w:color="000000"/>
+                <w:left w:val="none" w:sz="0" w:space="0" w:color="000000"/>
+                <w:right w:val="none" w:sz="0" w:space="0" w:color="000000"/>
+              </w:pBdr>
+              <w:spacing w:after="20" w:before="0" w:line="240"/>
+              <w:ind w:left="0" w:right="120" w:firstLine="0" w:firstLineChars="0"/>
+              <w:rPr>
+                <w:rFonts w:ascii="Arial" w:hAnsi="Arial" w:eastAsia="Arial" w:cs="Arial"/>
+                <w:i w:val="false"/>
+                <w:b w:val="false"/>
+                <w:u w:val="none"/>
+                <w:strike w:val="false"/>
+                <w:sz w:val="18"/>
+                <w:szCs w:val="18"/>
+                <w:color w:val="000000"/>
+              </w:rPr>
+            </w:pPr>
+            <w:r>
+              <w:rPr>
+                <w:rFonts w:ascii="Arial" w:hAnsi="Arial" w:eastAsia="Arial" w:cs="Arial"/>
+                <w:i w:val="false"/>
+                <w:b w:val="false"/>
+                <w:u w:val="none"/>
+                <w:strike w:val="false"/>
+                <w:sz w:val="18"/>
+                <w:szCs w:val="18"/>
+                <w:color w:val="000000"/>
+              </w:rPr>
+              <w:t xml:space="preserve">-</w:t>
+            </w:r>
+          </w:p>
+        </w:tc>
+        <w:tc>
+          <w:tcPr>
+            <w:tcBorders>
+              <w:bottom w:val="none" w:sz="0" w:space="0" w:color="000000"/>
+              <w:top w:val="none" w:sz="0" w:space="0" w:color="000000"/>
+              <w:left w:val="none" w:sz="0" w:space="0" w:color="000000"/>
+              <w:right w:val="none" w:sz="0" w:space="0" w:color="000000"/>
+            </w:tcBorders>
+            <w:shd w:val="clear" w:color="auto" w:fill="FFFFFF"/>
+            <w:tcMar>
+              <w:top w:w="0" w:type="dxa"/>
+              <w:bottom w:w="0" w:type="dxa"/>
+              <w:left w:w="0" w:type="dxa"/>
+              <w:right w:w="0" w:type="dxa"/>
+            </w:tcMar>
+            <w:vAlign w:val="center"/>
+          </w:tcPr>
+          <w:p>
+            <w:pPr>
+              <w:pStyle w:val="Normal"/>
+              <w:jc w:val="center"/>
+              <w:pBdr>
+                <w:bottom w:val="none" w:sz="0" w:space="0" w:color="000000"/>
+                <w:top w:val="none" w:sz="0" w:space="0" w:color="000000"/>
+                <w:left w:val="none" w:sz="0" w:space="0" w:color="000000"/>
+                <w:right w:val="none" w:sz="0" w:space="0" w:color="000000"/>
+              </w:pBdr>
+              <w:spacing w:after="20" w:before="0" w:line="240"/>
+              <w:ind w:left="0" w:right="120" w:firstLine="0" w:firstLineChars="0"/>
+              <w:rPr>
+                <w:rFonts w:ascii="Arial" w:hAnsi="Arial" w:eastAsia="Arial" w:cs="Arial"/>
+                <w:i w:val="false"/>
+                <w:b w:val="false"/>
+                <w:u w:val="none"/>
+                <w:strike w:val="false"/>
+                <w:sz w:val="18"/>
+                <w:szCs w:val="18"/>
+                <w:color w:val="000000"/>
+              </w:rPr>
+            </w:pPr>
+            <w:r>
+              <w:rPr>
+                <w:rFonts w:ascii="Arial" w:hAnsi="Arial" w:eastAsia="Arial" w:cs="Arial"/>
+                <w:i w:val="false"/>
+                <w:b w:val="false"/>
+                <w:u w:val="none"/>
+                <w:strike w:val="false"/>
+                <w:sz w:val="18"/>
+                <w:szCs w:val="18"/>
+                <w:color w:val="000000"/>
+              </w:rPr>
+              <w:t xml:space="preserve">-</w:t>
+            </w:r>
+          </w:p>
+        </w:tc>
+      </w:tr>
+      <w:tr>
+        <w:trPr>
+          <w:trHeight w:val="369" w:hRule="exact"/>
+        </w:trPr>
+        <w:tc>
+          <w:tcPr>
+            <w:gridSpan w:val="6"/>
+            <w:tcBorders>
+              <w:bottom w:val="single" w:sz="4" w:space="0" w:color="000000"/>
+              <w:top w:val="none" w:sz="0" w:space="0" w:color="000000"/>
+              <w:left w:val="none" w:sz="0" w:space="0" w:color="000000"/>
+              <w:right w:val="none" w:sz="0" w:space="0" w:color="000000"/>
+            </w:tcBorders>
+            <w:shd w:val="clear" w:color="auto" w:fill="FFFFFF"/>
+            <w:tcMar>
+              <w:top w:w="0" w:type="dxa"/>
+              <w:bottom w:w="0" w:type="dxa"/>
+              <w:left w:w="0" w:type="dxa"/>
+              <w:right w:w="0" w:type="dxa"/>
+            </w:tcMar>
+            <w:vAlign w:val="center"/>
+          </w:tcPr>
+          <w:p>
+            <w:pPr>
+              <w:pStyle w:val="Normal"/>
+              <w:jc w:val="left"/>
+              <w:pBdr>
+                <w:bottom w:val="none" w:sz="0" w:space="0" w:color="000000"/>
+                <w:top w:val="none" w:sz="0" w:space="0" w:color="000000"/>
+                <w:left w:val="none" w:sz="0" w:space="0" w:color="000000"/>
+                <w:right w:val="none" w:sz="0" w:space="0" w:color="000000"/>
+              </w:pBdr>
+              <w:spacing w:after="40" w:before="40" w:line="240"/>
+              <w:ind w:left="60" w:right="120" w:firstLine="0" w:firstLineChars="0"/>
+              <w:rPr>
+                <w:rFonts w:ascii="Arial" w:hAnsi="Arial" w:eastAsia="Arial" w:cs="Arial"/>
+                <w:i w:val="false"/>
+                <w:b w:val="true"/>
+                <w:u w:val="none"/>
+                <w:strike w:val="false"/>
+                <w:sz w:val="18"/>
+                <w:szCs w:val="18"/>
+                <w:color w:val="000000"/>
+              </w:rPr>
+            </w:pPr>
+            <w:r>
+              <w:rPr>
+                <w:rFonts w:ascii="Arial" w:hAnsi="Arial" w:eastAsia="Arial" w:cs="Arial"/>
+                <w:i w:val="false"/>
+                <w:b w:val="true"/>
+                <w:u w:val="none"/>
+                <w:strike w:val="false"/>
+                <w:sz w:val="18"/>
+                <w:szCs w:val="18"/>
+                <w:color w:val="000000"/>
+              </w:rPr>
+              <w:t xml:space="preserve">Treatment Details</w:t>
             </w:r>
           </w:p>
         </w:tc>
@@ -6864,7 +6764,7 @@
           <w:tcPr>
             <w:tcBorders>
               <w:bottom w:val="none" w:sz="0" w:space="0" w:color="000000"/>
-              <w:top w:val="none" w:sz="0" w:space="0" w:color="000000"/>
+              <w:top w:val="single" w:sz="4" w:space="0" w:color="000000"/>
               <w:left w:val="none" w:sz="0" w:space="0" w:color="000000"/>
               <w:right w:val="none" w:sz="0" w:space="0" w:color="000000"/>
             </w:tcBorders>
@@ -6888,6 +6788,341 @@
                 <w:right w:val="none" w:sz="0" w:space="0" w:color="000000"/>
               </w:pBdr>
               <w:spacing w:after="20" w:before="0" w:line="240"/>
+              <w:ind w:left="180" w:right="120" w:firstLine="0" w:firstLineChars="0"/>
+              <w:rPr>
+                <w:rFonts w:ascii="Arial" w:hAnsi="Arial" w:eastAsia="Arial" w:cs="Arial"/>
+                <w:i w:val="false"/>
+                <w:b w:val="false"/>
+                <w:u w:val="single"/>
+                <w:strike w:val="false"/>
+                <w:sz w:val="18"/>
+                <w:szCs w:val="18"/>
+                <w:color w:val="000000"/>
+              </w:rPr>
+            </w:pPr>
+            <w:r>
+              <w:rPr>
+                <w:rFonts w:ascii="Arial" w:hAnsi="Arial" w:eastAsia="Arial" w:cs="Arial"/>
+                <w:i w:val="false"/>
+                <w:b w:val="false"/>
+                <w:u w:val="single"/>
+                <w:strike w:val="false"/>
+                <w:sz w:val="18"/>
+                <w:szCs w:val="18"/>
+                <w:color w:val="000000"/>
+              </w:rPr>
+              <w:t xml:space="preserve">Treatment Arm</w:t>
+            </w:r>
+          </w:p>
+        </w:tc>
+        <w:tc>
+          <w:tcPr>
+            <w:tcBorders>
+              <w:bottom w:val="none" w:sz="0" w:space="0" w:color="000000"/>
+              <w:top w:val="single" w:sz="4" w:space="0" w:color="000000"/>
+              <w:left w:val="none" w:sz="0" w:space="0" w:color="000000"/>
+              <w:right w:val="none" w:sz="0" w:space="0" w:color="000000"/>
+            </w:tcBorders>
+            <w:shd w:val="clear" w:color="auto" w:fill="FFFFFF"/>
+            <w:tcMar>
+              <w:top w:w="0" w:type="dxa"/>
+              <w:bottom w:w="0" w:type="dxa"/>
+              <w:left w:w="0" w:type="dxa"/>
+              <w:right w:w="0" w:type="dxa"/>
+            </w:tcMar>
+            <w:vAlign w:val="center"/>
+          </w:tcPr>
+          <w:p>
+            <w:pPr>
+              <w:pStyle w:val="Normal"/>
+              <w:jc w:val="center"/>
+              <w:pBdr>
+                <w:bottom w:val="none" w:sz="0" w:space="0" w:color="000000"/>
+                <w:top w:val="none" w:sz="0" w:space="0" w:color="000000"/>
+                <w:left w:val="none" w:sz="0" w:space="0" w:color="000000"/>
+                <w:right w:val="none" w:sz="0" w:space="0" w:color="000000"/>
+              </w:pBdr>
+              <w:spacing w:after="20" w:before="0" w:line="240"/>
+              <w:ind w:left="0" w:right="120" w:firstLine="0" w:firstLineChars="0"/>
+              <w:rPr>
+                <w:rFonts w:ascii="Arial" w:hAnsi="Arial" w:eastAsia="Arial" w:cs="Arial"/>
+                <w:i w:val="false"/>
+                <w:b w:val="false"/>
+                <w:u w:val="none"/>
+                <w:strike w:val="false"/>
+                <w:sz w:val="18"/>
+                <w:szCs w:val="18"/>
+                <w:color w:val="000000"/>
+              </w:rPr>
+            </w:pPr>
+            <w:r>
+              <w:rPr>
+                <w:rFonts w:ascii="Arial" w:hAnsi="Arial" w:eastAsia="Arial" w:cs="Arial"/>
+                <w:i w:val="false"/>
+                <w:b w:val="false"/>
+                <w:u w:val="none"/>
+                <w:strike w:val="false"/>
+                <w:sz w:val="18"/>
+                <w:szCs w:val="18"/>
+                <w:color w:val="000000"/>
+              </w:rPr>
+              <w:t xml:space="preserve"/>
+            </w:r>
+          </w:p>
+        </w:tc>
+        <w:tc>
+          <w:tcPr>
+            <w:tcBorders>
+              <w:bottom w:val="none" w:sz="0" w:space="0" w:color="000000"/>
+              <w:top w:val="single" w:sz="4" w:space="0" w:color="000000"/>
+              <w:left w:val="none" w:sz="0" w:space="0" w:color="000000"/>
+              <w:right w:val="none" w:sz="0" w:space="0" w:color="000000"/>
+            </w:tcBorders>
+            <w:shd w:val="clear" w:color="auto" w:fill="FFFFFF"/>
+            <w:tcMar>
+              <w:top w:w="0" w:type="dxa"/>
+              <w:bottom w:w="0" w:type="dxa"/>
+              <w:left w:w="0" w:type="dxa"/>
+              <w:right w:w="0" w:type="dxa"/>
+            </w:tcMar>
+            <w:vAlign w:val="center"/>
+          </w:tcPr>
+          <w:p>
+            <w:pPr>
+              <w:pStyle w:val="Normal"/>
+              <w:jc w:val="center"/>
+              <w:pBdr>
+                <w:bottom w:val="none" w:sz="0" w:space="0" w:color="000000"/>
+                <w:top w:val="none" w:sz="0" w:space="0" w:color="000000"/>
+                <w:left w:val="none" w:sz="0" w:space="0" w:color="000000"/>
+                <w:right w:val="none" w:sz="0" w:space="0" w:color="000000"/>
+              </w:pBdr>
+              <w:spacing w:after="20" w:before="0" w:line="240"/>
+              <w:ind w:left="0" w:right="120" w:firstLine="0" w:firstLineChars="0"/>
+              <w:rPr>
+                <w:rFonts w:ascii="Arial" w:hAnsi="Arial" w:eastAsia="Arial" w:cs="Arial"/>
+                <w:i w:val="false"/>
+                <w:b w:val="false"/>
+                <w:u w:val="none"/>
+                <w:strike w:val="false"/>
+                <w:sz w:val="18"/>
+                <w:szCs w:val="18"/>
+                <w:color w:val="000000"/>
+              </w:rPr>
+            </w:pPr>
+            <w:r>
+              <w:rPr>
+                <w:rFonts w:ascii="Arial" w:hAnsi="Arial" w:eastAsia="Arial" w:cs="Arial"/>
+                <w:i w:val="false"/>
+                <w:b w:val="false"/>
+                <w:u w:val="none"/>
+                <w:strike w:val="false"/>
+                <w:sz w:val="18"/>
+                <w:szCs w:val="18"/>
+                <w:color w:val="000000"/>
+              </w:rPr>
+              <w:t xml:space="preserve"/>
+            </w:r>
+          </w:p>
+        </w:tc>
+        <w:tc>
+          <w:tcPr>
+            <w:tcBorders>
+              <w:bottom w:val="none" w:sz="0" w:space="0" w:color="000000"/>
+              <w:top w:val="single" w:sz="4" w:space="0" w:color="000000"/>
+              <w:left w:val="none" w:sz="0" w:space="0" w:color="000000"/>
+              <w:right w:val="none" w:sz="0" w:space="0" w:color="000000"/>
+            </w:tcBorders>
+            <w:shd w:val="clear" w:color="auto" w:fill="FFFFFF"/>
+            <w:tcMar>
+              <w:top w:w="0" w:type="dxa"/>
+              <w:bottom w:w="0" w:type="dxa"/>
+              <w:left w:w="0" w:type="dxa"/>
+              <w:right w:w="0" w:type="dxa"/>
+            </w:tcMar>
+            <w:vAlign w:val="center"/>
+          </w:tcPr>
+          <w:p>
+            <w:pPr>
+              <w:pStyle w:val="Normal"/>
+              <w:jc w:val="center"/>
+              <w:pBdr>
+                <w:bottom w:val="none" w:sz="0" w:space="0" w:color="000000"/>
+                <w:top w:val="none" w:sz="0" w:space="0" w:color="000000"/>
+                <w:left w:val="none" w:sz="0" w:space="0" w:color="000000"/>
+                <w:right w:val="none" w:sz="0" w:space="0" w:color="000000"/>
+              </w:pBdr>
+              <w:spacing w:after="20" w:before="0" w:line="240"/>
+              <w:ind w:left="0" w:right="120" w:firstLine="0" w:firstLineChars="0"/>
+              <w:rPr>
+                <w:rFonts w:ascii="Arial" w:hAnsi="Arial" w:eastAsia="Arial" w:cs="Arial"/>
+                <w:i w:val="false"/>
+                <w:b w:val="false"/>
+                <w:u w:val="none"/>
+                <w:strike w:val="false"/>
+                <w:sz w:val="18"/>
+                <w:szCs w:val="18"/>
+                <w:color w:val="000000"/>
+              </w:rPr>
+            </w:pPr>
+            <w:r>
+              <w:rPr>
+                <w:rFonts w:ascii="Arial" w:hAnsi="Arial" w:eastAsia="Arial" w:cs="Arial"/>
+                <w:i w:val="false"/>
+                <w:b w:val="false"/>
+                <w:u w:val="none"/>
+                <w:strike w:val="false"/>
+                <w:sz w:val="18"/>
+                <w:szCs w:val="18"/>
+                <w:color w:val="000000"/>
+              </w:rPr>
+              <w:t xml:space="preserve"/>
+            </w:r>
+          </w:p>
+        </w:tc>
+        <w:tc>
+          <w:tcPr>
+            <w:tcBorders>
+              <w:bottom w:val="none" w:sz="0" w:space="0" w:color="000000"/>
+              <w:top w:val="single" w:sz="4" w:space="0" w:color="000000"/>
+              <w:left w:val="none" w:sz="0" w:space="0" w:color="000000"/>
+              <w:right w:val="none" w:sz="0" w:space="0" w:color="000000"/>
+            </w:tcBorders>
+            <w:shd w:val="clear" w:color="auto" w:fill="FFFFFF"/>
+            <w:tcMar>
+              <w:top w:w="0" w:type="dxa"/>
+              <w:bottom w:w="0" w:type="dxa"/>
+              <w:left w:w="0" w:type="dxa"/>
+              <w:right w:w="0" w:type="dxa"/>
+            </w:tcMar>
+            <w:vAlign w:val="center"/>
+          </w:tcPr>
+          <w:p>
+            <w:pPr>
+              <w:pStyle w:val="Normal"/>
+              <w:jc w:val="center"/>
+              <w:pBdr>
+                <w:bottom w:val="none" w:sz="0" w:space="0" w:color="000000"/>
+                <w:top w:val="none" w:sz="0" w:space="0" w:color="000000"/>
+                <w:left w:val="none" w:sz="0" w:space="0" w:color="000000"/>
+                <w:right w:val="none" w:sz="0" w:space="0" w:color="000000"/>
+              </w:pBdr>
+              <w:spacing w:after="20" w:before="0" w:line="240"/>
+              <w:ind w:left="0" w:right="120" w:firstLine="0" w:firstLineChars="0"/>
+              <w:rPr>
+                <w:rFonts w:ascii="Arial" w:hAnsi="Arial" w:eastAsia="Arial" w:cs="Arial"/>
+                <w:i w:val="false"/>
+                <w:b w:val="false"/>
+                <w:u w:val="none"/>
+                <w:strike w:val="false"/>
+                <w:sz w:val="18"/>
+                <w:szCs w:val="18"/>
+                <w:color w:val="000000"/>
+              </w:rPr>
+            </w:pPr>
+            <w:r>
+              <w:rPr>
+                <w:rFonts w:ascii="Arial" w:hAnsi="Arial" w:eastAsia="Arial" w:cs="Arial"/>
+                <w:i w:val="false"/>
+                <w:b w:val="false"/>
+                <w:u w:val="none"/>
+                <w:strike w:val="false"/>
+                <w:sz w:val="18"/>
+                <w:szCs w:val="18"/>
+                <w:color w:val="000000"/>
+              </w:rPr>
+              <w:t xml:space="preserve"/>
+            </w:r>
+          </w:p>
+        </w:tc>
+        <w:tc>
+          <w:tcPr>
+            <w:tcBorders>
+              <w:bottom w:val="none" w:sz="0" w:space="0" w:color="000000"/>
+              <w:top w:val="single" w:sz="4" w:space="0" w:color="000000"/>
+              <w:left w:val="none" w:sz="0" w:space="0" w:color="000000"/>
+              <w:right w:val="none" w:sz="0" w:space="0" w:color="000000"/>
+            </w:tcBorders>
+            <w:shd w:val="clear" w:color="auto" w:fill="FFFFFF"/>
+            <w:tcMar>
+              <w:top w:w="0" w:type="dxa"/>
+              <w:bottom w:w="0" w:type="dxa"/>
+              <w:left w:w="0" w:type="dxa"/>
+              <w:right w:w="0" w:type="dxa"/>
+            </w:tcMar>
+            <w:vAlign w:val="center"/>
+          </w:tcPr>
+          <w:p>
+            <w:pPr>
+              <w:pStyle w:val="Normal"/>
+              <w:jc w:val="center"/>
+              <w:pBdr>
+                <w:bottom w:val="none" w:sz="0" w:space="0" w:color="000000"/>
+                <w:top w:val="none" w:sz="0" w:space="0" w:color="000000"/>
+                <w:left w:val="none" w:sz="0" w:space="0" w:color="000000"/>
+                <w:right w:val="none" w:sz="0" w:space="0" w:color="000000"/>
+              </w:pBdr>
+              <w:spacing w:after="20" w:before="0" w:line="240"/>
+              <w:ind w:left="0" w:right="120" w:firstLine="0" w:firstLineChars="0"/>
+              <w:rPr>
+                <w:rFonts w:ascii="Arial" w:hAnsi="Arial" w:eastAsia="Arial" w:cs="Arial"/>
+                <w:i w:val="false"/>
+                <w:b w:val="false"/>
+                <w:u w:val="none"/>
+                <w:strike w:val="false"/>
+                <w:sz w:val="18"/>
+                <w:szCs w:val="18"/>
+                <w:color w:val="000000"/>
+              </w:rPr>
+            </w:pPr>
+            <w:r>
+              <w:rPr>
+                <w:rFonts w:ascii="Arial" w:hAnsi="Arial" w:eastAsia="Arial" w:cs="Arial"/>
+                <w:i w:val="false"/>
+                <w:b w:val="false"/>
+                <w:u w:val="none"/>
+                <w:strike w:val="false"/>
+                <w:sz w:val="18"/>
+                <w:szCs w:val="18"/>
+                <w:color w:val="000000"/>
+              </w:rPr>
+              <w:t xml:space="preserve"/>
+            </w:r>
+          </w:p>
+        </w:tc>
+      </w:tr>
+      <w:tr>
+        <w:trPr>
+          <w:trHeight w:val="270" w:hRule="exact"/>
+        </w:trPr>
+        <w:tc>
+          <w:tcPr>
+            <w:tcBorders>
+              <w:bottom w:val="none" w:sz="0" w:space="0" w:color="000000"/>
+              <w:top w:val="none" w:sz="0" w:space="0" w:color="000000"/>
+              <w:left w:val="none" w:sz="0" w:space="0" w:color="000000"/>
+              <w:right w:val="none" w:sz="0" w:space="0" w:color="000000"/>
+            </w:tcBorders>
+            <w:shd w:val="clear" w:color="auto" w:fill="FFFFFF"/>
+            <w:tcMar>
+              <w:top w:w="0" w:type="dxa"/>
+              <w:bottom w:w="0" w:type="dxa"/>
+              <w:left w:w="0" w:type="dxa"/>
+              <w:right w:w="0" w:type="dxa"/>
+            </w:tcMar>
+            <w:vAlign w:val="center"/>
+          </w:tcPr>
+          <w:p>
+            <w:pPr>
+              <w:pStyle w:val="Normal"/>
+              <w:jc w:val="left"/>
+              <w:pBdr>
+                <w:bottom w:val="none" w:sz="0" w:space="0" w:color="000000"/>
+                <w:top w:val="none" w:sz="0" w:space="0" w:color="000000"/>
+                <w:left w:val="none" w:sz="0" w:space="0" w:color="000000"/>
+                <w:right w:val="none" w:sz="0" w:space="0" w:color="000000"/>
+              </w:pBdr>
+              <w:spacing w:after="20" w:before="0" w:line="240"/>
               <w:ind w:left="300" w:right="120" w:firstLine="0" w:firstLineChars="0"/>
               <w:rPr>
                 <w:rFonts w:ascii="Arial" w:hAnsi="Arial" w:eastAsia="Arial" w:cs="Arial"/>
@@ -6911,7 +7146,7 @@
                 <w:szCs w:val="18"/>
                 <w:color w:val="000000"/>
               </w:rPr>
-              <w:t xml:space="preserve">Levamisole + 5fu</w:t>
+              <w:t xml:space="preserve">Levamisole + 5FU</w:t>
             </w:r>
           </w:p>
         </w:tc>

--- a/development/tools/run-vignette/tables/Tern_2_group.docx
+++ b/development/tools/run-vignette/tables/Tern_2_group.docx
@@ -21,6 +21,7 @@
           <w:trHeight w:val="842" w:hRule="auto"/>
           <w:tblHeader/>
         </w:trPr>
+        header 1
         <w:tc>
           <w:tcPr>
             <w:tcBorders>
@@ -40,7 +41,6 @@
           </w:tcPr>
           <w:p>
             <w:pPr>
-              <w:pStyle w:val="Normal"/>
               <w:jc w:val="left"/>
               <w:pBdr>
                 <w:bottom w:val="none" w:sz="0" w:space="0" w:color="000000"/>
@@ -121,7 +121,6 @@
           </w:tcPr>
           <w:p>
             <w:pPr>
-              <w:pStyle w:val="Normal"/>
               <w:jc w:val="center"/>
               <w:pBdr>
                 <w:bottom w:val="none" w:sz="0" w:space="0" w:color="000000"/>
@@ -228,7 +227,6 @@
           </w:tcPr>
           <w:p>
             <w:pPr>
-              <w:pStyle w:val="Normal"/>
               <w:jc w:val="center"/>
               <w:pBdr>
                 <w:bottom w:val="none" w:sz="0" w:space="0" w:color="000000"/>
@@ -309,7 +307,6 @@
           </w:tcPr>
           <w:p>
             <w:pPr>
-              <w:pStyle w:val="Normal"/>
               <w:jc w:val="center"/>
               <w:pBdr>
                 <w:bottom w:val="none" w:sz="0" w:space="0" w:color="000000"/>
@@ -390,7 +387,6 @@
           </w:tcPr>
           <w:p>
             <w:pPr>
-              <w:pStyle w:val="Normal"/>
               <w:jc w:val="center"/>
               <w:pBdr>
                 <w:bottom w:val="none" w:sz="0" w:space="0" w:color="000000"/>
@@ -445,7 +441,6 @@
           </w:tcPr>
           <w:p>
             <w:pPr>
-              <w:pStyle w:val="Normal"/>
               <w:jc w:val="center"/>
               <w:pBdr>
                 <w:bottom w:val="none" w:sz="0" w:space="0" w:color="000000"/>
@@ -486,6 +481,7 @@
         <w:trPr>
           <w:trHeight w:val="369" w:hRule="exact"/>
         </w:trPr>
+        body 1
         <w:tc>
           <w:tcPr>
             <w:gridSpan w:val="6"/>
@@ -506,7 +502,6 @@
           </w:tcPr>
           <w:p>
             <w:pPr>
-              <w:pStyle w:val="Normal"/>
               <w:jc w:val="left"/>
               <w:pBdr>
                 <w:bottom w:val="none" w:sz="0" w:space="0" w:color="000000"/>
@@ -547,6 +542,7 @@
         <w:trPr>
           <w:trHeight w:val="270" w:hRule="exact"/>
         </w:trPr>
+        body 2
         <w:tc>
           <w:tcPr>
             <w:tcBorders>
@@ -566,7 +562,6 @@
           </w:tcPr>
           <w:p>
             <w:pPr>
-              <w:pStyle w:val="Normal"/>
               <w:jc w:val="left"/>
               <w:pBdr>
                 <w:bottom w:val="none" w:sz="0" w:space="0" w:color="000000"/>
@@ -621,7 +616,6 @@
           </w:tcPr>
           <w:p>
             <w:pPr>
-              <w:pStyle w:val="Normal"/>
               <w:jc w:val="center"/>
               <w:pBdr>
                 <w:bottom w:val="none" w:sz="0" w:space="0" w:color="000000"/>
@@ -676,7 +670,6 @@
           </w:tcPr>
           <w:p>
             <w:pPr>
-              <w:pStyle w:val="Normal"/>
               <w:jc w:val="center"/>
               <w:pBdr>
                 <w:bottom w:val="none" w:sz="0" w:space="0" w:color="000000"/>
@@ -731,7 +724,6 @@
           </w:tcPr>
           <w:p>
             <w:pPr>
-              <w:pStyle w:val="Normal"/>
               <w:jc w:val="center"/>
               <w:pBdr>
                 <w:bottom w:val="none" w:sz="0" w:space="0" w:color="000000"/>
@@ -786,7 +778,6 @@
           </w:tcPr>
           <w:p>
             <w:pPr>
-              <w:pStyle w:val="Normal"/>
               <w:jc w:val="center"/>
               <w:pBdr>
                 <w:bottom w:val="none" w:sz="0" w:space="0" w:color="000000"/>
@@ -841,7 +832,6 @@
           </w:tcPr>
           <w:p>
             <w:pPr>
-              <w:pStyle w:val="Normal"/>
               <w:jc w:val="center"/>
               <w:pBdr>
                 <w:bottom w:val="none" w:sz="0" w:space="0" w:color="000000"/>
@@ -882,26 +872,26 @@
         <w:trPr>
           <w:trHeight w:val="270" w:hRule="exact"/>
         </w:trPr>
-        <w:tc>
-          <w:tcPr>
-            <w:tcBorders>
-              <w:bottom w:val="none" w:sz="0" w:space="0" w:color="000000"/>
-              <w:top w:val="none" w:sz="0" w:space="0" w:color="000000"/>
-              <w:left w:val="none" w:sz="0" w:space="0" w:color="000000"/>
-              <w:right w:val="none" w:sz="0" w:space="0" w:color="000000"/>
-            </w:tcBorders>
-            <w:shd w:val="clear" w:color="auto" w:fill="FFFFFF"/>
-            <w:tcMar>
-              <w:top w:w="0" w:type="dxa"/>
-              <w:bottom w:w="0" w:type="dxa"/>
-              <w:left w:w="0" w:type="dxa"/>
-              <w:right w:w="0" w:type="dxa"/>
-            </w:tcMar>
-            <w:vAlign w:val="center"/>
-          </w:tcPr>
-          <w:p>
-            <w:pPr>
-              <w:pStyle w:val="Normal"/>
+        body 3
+        <w:tc>
+          <w:tcPr>
+            <w:tcBorders>
+              <w:bottom w:val="none" w:sz="0" w:space="0" w:color="000000"/>
+              <w:top w:val="none" w:sz="0" w:space="0" w:color="000000"/>
+              <w:left w:val="none" w:sz="0" w:space="0" w:color="000000"/>
+              <w:right w:val="none" w:sz="0" w:space="0" w:color="000000"/>
+            </w:tcBorders>
+            <w:shd w:val="clear" w:color="auto" w:fill="FFFFFF"/>
+            <w:tcMar>
+              <w:top w:w="0" w:type="dxa"/>
+              <w:bottom w:w="0" w:type="dxa"/>
+              <w:left w:w="0" w:type="dxa"/>
+              <w:right w:w="0" w:type="dxa"/>
+            </w:tcMar>
+            <w:vAlign w:val="center"/>
+          </w:tcPr>
+          <w:p>
+            <w:pPr>
               <w:jc w:val="left"/>
               <w:pBdr>
                 <w:bottom w:val="none" w:sz="0" w:space="0" w:color="000000"/>
@@ -956,7 +946,6 @@
           </w:tcPr>
           <w:p>
             <w:pPr>
-              <w:pStyle w:val="Normal"/>
               <w:jc w:val="center"/>
               <w:pBdr>
                 <w:bottom w:val="none" w:sz="0" w:space="0" w:color="000000"/>
@@ -1011,7 +1000,6 @@
           </w:tcPr>
           <w:p>
             <w:pPr>
-              <w:pStyle w:val="Normal"/>
               <w:jc w:val="center"/>
               <w:pBdr>
                 <w:bottom w:val="none" w:sz="0" w:space="0" w:color="000000"/>
@@ -1066,7 +1054,6 @@
           </w:tcPr>
           <w:p>
             <w:pPr>
-              <w:pStyle w:val="Normal"/>
               <w:jc w:val="center"/>
               <w:pBdr>
                 <w:bottom w:val="none" w:sz="0" w:space="0" w:color="000000"/>
@@ -1121,7 +1108,6 @@
           </w:tcPr>
           <w:p>
             <w:pPr>
-              <w:pStyle w:val="Normal"/>
               <w:jc w:val="center"/>
               <w:pBdr>
                 <w:bottom w:val="none" w:sz="0" w:space="0" w:color="000000"/>
@@ -1176,7 +1162,6 @@
           </w:tcPr>
           <w:p>
             <w:pPr>
-              <w:pStyle w:val="Normal"/>
               <w:jc w:val="center"/>
               <w:pBdr>
                 <w:bottom w:val="none" w:sz="0" w:space="0" w:color="000000"/>
@@ -1217,26 +1202,26 @@
         <w:trPr>
           <w:trHeight w:val="270" w:hRule="exact"/>
         </w:trPr>
-        <w:tc>
-          <w:tcPr>
-            <w:tcBorders>
-              <w:bottom w:val="none" w:sz="0" w:space="0" w:color="000000"/>
-              <w:top w:val="none" w:sz="0" w:space="0" w:color="000000"/>
-              <w:left w:val="none" w:sz="0" w:space="0" w:color="000000"/>
-              <w:right w:val="none" w:sz="0" w:space="0" w:color="000000"/>
-            </w:tcBorders>
-            <w:shd w:val="clear" w:color="auto" w:fill="FFFFFF"/>
-            <w:tcMar>
-              <w:top w:w="0" w:type="dxa"/>
-              <w:bottom w:w="0" w:type="dxa"/>
-              <w:left w:w="0" w:type="dxa"/>
-              <w:right w:w="0" w:type="dxa"/>
-            </w:tcMar>
-            <w:vAlign w:val="center"/>
-          </w:tcPr>
-          <w:p>
-            <w:pPr>
-              <w:pStyle w:val="Normal"/>
+        body 4
+        <w:tc>
+          <w:tcPr>
+            <w:tcBorders>
+              <w:bottom w:val="none" w:sz="0" w:space="0" w:color="000000"/>
+              <w:top w:val="none" w:sz="0" w:space="0" w:color="000000"/>
+              <w:left w:val="none" w:sz="0" w:space="0" w:color="000000"/>
+              <w:right w:val="none" w:sz="0" w:space="0" w:color="000000"/>
+            </w:tcBorders>
+            <w:shd w:val="clear" w:color="auto" w:fill="FFFFFF"/>
+            <w:tcMar>
+              <w:top w:w="0" w:type="dxa"/>
+              <w:bottom w:w="0" w:type="dxa"/>
+              <w:left w:w="0" w:type="dxa"/>
+              <w:right w:w="0" w:type="dxa"/>
+            </w:tcMar>
+            <w:vAlign w:val="center"/>
+          </w:tcPr>
+          <w:p>
+            <w:pPr>
               <w:jc w:val="left"/>
               <w:pBdr>
                 <w:bottom w:val="none" w:sz="0" w:space="0" w:color="000000"/>
@@ -1291,7 +1276,6 @@
           </w:tcPr>
           <w:p>
             <w:pPr>
-              <w:pStyle w:val="Normal"/>
               <w:jc w:val="center"/>
               <w:pBdr>
                 <w:bottom w:val="none" w:sz="0" w:space="0" w:color="000000"/>
@@ -1346,7 +1330,6 @@
           </w:tcPr>
           <w:p>
             <w:pPr>
-              <w:pStyle w:val="Normal"/>
               <w:jc w:val="center"/>
               <w:pBdr>
                 <w:bottom w:val="none" w:sz="0" w:space="0" w:color="000000"/>
@@ -1401,7 +1384,6 @@
           </w:tcPr>
           <w:p>
             <w:pPr>
-              <w:pStyle w:val="Normal"/>
               <w:jc w:val="center"/>
               <w:pBdr>
                 <w:bottom w:val="none" w:sz="0" w:space="0" w:color="000000"/>
@@ -1456,7 +1438,6 @@
           </w:tcPr>
           <w:p>
             <w:pPr>
-              <w:pStyle w:val="Normal"/>
               <w:jc w:val="center"/>
               <w:pBdr>
                 <w:bottom w:val="none" w:sz="0" w:space="0" w:color="000000"/>
@@ -1511,7 +1492,6 @@
           </w:tcPr>
           <w:p>
             <w:pPr>
-              <w:pStyle w:val="Normal"/>
               <w:jc w:val="center"/>
               <w:pBdr>
                 <w:bottom w:val="none" w:sz="0" w:space="0" w:color="000000"/>
@@ -1552,26 +1532,26 @@
         <w:trPr>
           <w:trHeight w:val="270" w:hRule="exact"/>
         </w:trPr>
-        <w:tc>
-          <w:tcPr>
-            <w:tcBorders>
-              <w:bottom w:val="none" w:sz="0" w:space="0" w:color="000000"/>
-              <w:top w:val="none" w:sz="0" w:space="0" w:color="000000"/>
-              <w:left w:val="none" w:sz="0" w:space="0" w:color="000000"/>
-              <w:right w:val="none" w:sz="0" w:space="0" w:color="000000"/>
-            </w:tcBorders>
-            <w:shd w:val="clear" w:color="auto" w:fill="FFFFFF"/>
-            <w:tcMar>
-              <w:top w:w="0" w:type="dxa"/>
-              <w:bottom w:w="0" w:type="dxa"/>
-              <w:left w:w="0" w:type="dxa"/>
-              <w:right w:w="0" w:type="dxa"/>
-            </w:tcMar>
-            <w:vAlign w:val="center"/>
-          </w:tcPr>
-          <w:p>
-            <w:pPr>
-              <w:pStyle w:val="Normal"/>
+        body 5
+        <w:tc>
+          <w:tcPr>
+            <w:tcBorders>
+              <w:bottom w:val="none" w:sz="0" w:space="0" w:color="000000"/>
+              <w:top w:val="none" w:sz="0" w:space="0" w:color="000000"/>
+              <w:left w:val="none" w:sz="0" w:space="0" w:color="000000"/>
+              <w:right w:val="none" w:sz="0" w:space="0" w:color="000000"/>
+            </w:tcBorders>
+            <w:shd w:val="clear" w:color="auto" w:fill="FFFFFF"/>
+            <w:tcMar>
+              <w:top w:w="0" w:type="dxa"/>
+              <w:bottom w:w="0" w:type="dxa"/>
+              <w:left w:w="0" w:type="dxa"/>
+              <w:right w:w="0" w:type="dxa"/>
+            </w:tcMar>
+            <w:vAlign w:val="center"/>
+          </w:tcPr>
+          <w:p>
+            <w:pPr>
               <w:jc w:val="left"/>
               <w:pBdr>
                 <w:bottom w:val="none" w:sz="0" w:space="0" w:color="000000"/>
@@ -1626,7 +1606,6 @@
           </w:tcPr>
           <w:p>
             <w:pPr>
-              <w:pStyle w:val="Normal"/>
               <w:jc w:val="center"/>
               <w:pBdr>
                 <w:bottom w:val="none" w:sz="0" w:space="0" w:color="000000"/>
@@ -1681,7 +1660,6 @@
           </w:tcPr>
           <w:p>
             <w:pPr>
-              <w:pStyle w:val="Normal"/>
               <w:jc w:val="center"/>
               <w:pBdr>
                 <w:bottom w:val="none" w:sz="0" w:space="0" w:color="000000"/>
@@ -1736,7 +1714,6 @@
           </w:tcPr>
           <w:p>
             <w:pPr>
-              <w:pStyle w:val="Normal"/>
               <w:jc w:val="center"/>
               <w:pBdr>
                 <w:bottom w:val="none" w:sz="0" w:space="0" w:color="000000"/>
@@ -1791,7 +1768,6 @@
           </w:tcPr>
           <w:p>
             <w:pPr>
-              <w:pStyle w:val="Normal"/>
               <w:jc w:val="center"/>
               <w:pBdr>
                 <w:bottom w:val="none" w:sz="0" w:space="0" w:color="000000"/>
@@ -1846,7 +1822,6 @@
           </w:tcPr>
           <w:p>
             <w:pPr>
-              <w:pStyle w:val="Normal"/>
               <w:jc w:val="center"/>
               <w:pBdr>
                 <w:bottom w:val="none" w:sz="0" w:space="0" w:color="000000"/>
@@ -1887,6 +1862,7 @@
         <w:trPr>
           <w:trHeight w:val="369" w:hRule="exact"/>
         </w:trPr>
+        body 6
         <w:tc>
           <w:tcPr>
             <w:gridSpan w:val="6"/>
@@ -1907,7 +1883,6 @@
           </w:tcPr>
           <w:p>
             <w:pPr>
-              <w:pStyle w:val="Normal"/>
               <w:jc w:val="left"/>
               <w:pBdr>
                 <w:bottom w:val="none" w:sz="0" w:space="0" w:color="000000"/>
@@ -1948,6 +1923,7 @@
         <w:trPr>
           <w:trHeight w:val="270" w:hRule="exact"/>
         </w:trPr>
+        body 7
         <w:tc>
           <w:tcPr>
             <w:tcBorders>
@@ -1967,7 +1943,6 @@
           </w:tcPr>
           <w:p>
             <w:pPr>
-              <w:pStyle w:val="Normal"/>
               <w:jc w:val="left"/>
               <w:pBdr>
                 <w:bottom w:val="none" w:sz="0" w:space="0" w:color="000000"/>
@@ -2022,7 +1997,6 @@
           </w:tcPr>
           <w:p>
             <w:pPr>
-              <w:pStyle w:val="Normal"/>
               <w:jc w:val="center"/>
               <w:pBdr>
                 <w:bottom w:val="none" w:sz="0" w:space="0" w:color="000000"/>
@@ -2077,7 +2051,6 @@
           </w:tcPr>
           <w:p>
             <w:pPr>
-              <w:pStyle w:val="Normal"/>
               <w:jc w:val="center"/>
               <w:pBdr>
                 <w:bottom w:val="none" w:sz="0" w:space="0" w:color="000000"/>
@@ -2132,7 +2105,6 @@
           </w:tcPr>
           <w:p>
             <w:pPr>
-              <w:pStyle w:val="Normal"/>
               <w:jc w:val="center"/>
               <w:pBdr>
                 <w:bottom w:val="none" w:sz="0" w:space="0" w:color="000000"/>
@@ -2187,7 +2159,6 @@
           </w:tcPr>
           <w:p>
             <w:pPr>
-              <w:pStyle w:val="Normal"/>
               <w:jc w:val="center"/>
               <w:pBdr>
                 <w:bottom w:val="none" w:sz="0" w:space="0" w:color="000000"/>
@@ -2242,7 +2213,6 @@
           </w:tcPr>
           <w:p>
             <w:pPr>
-              <w:pStyle w:val="Normal"/>
               <w:jc w:val="center"/>
               <w:pBdr>
                 <w:bottom w:val="none" w:sz="0" w:space="0" w:color="000000"/>
@@ -2283,26 +2253,26 @@
         <w:trPr>
           <w:trHeight w:val="270" w:hRule="exact"/>
         </w:trPr>
-        <w:tc>
-          <w:tcPr>
-            <w:tcBorders>
-              <w:bottom w:val="none" w:sz="0" w:space="0" w:color="000000"/>
-              <w:top w:val="none" w:sz="0" w:space="0" w:color="000000"/>
-              <w:left w:val="none" w:sz="0" w:space="0" w:color="000000"/>
-              <w:right w:val="none" w:sz="0" w:space="0" w:color="000000"/>
-            </w:tcBorders>
-            <w:shd w:val="clear" w:color="auto" w:fill="FFFFFF"/>
-            <w:tcMar>
-              <w:top w:w="0" w:type="dxa"/>
-              <w:bottom w:w="0" w:type="dxa"/>
-              <w:left w:w="0" w:type="dxa"/>
-              <w:right w:w="0" w:type="dxa"/>
-            </w:tcMar>
-            <w:vAlign w:val="center"/>
-          </w:tcPr>
-          <w:p>
-            <w:pPr>
-              <w:pStyle w:val="Normal"/>
+        body 8
+        <w:tc>
+          <w:tcPr>
+            <w:tcBorders>
+              <w:bottom w:val="none" w:sz="0" w:space="0" w:color="000000"/>
+              <w:top w:val="none" w:sz="0" w:space="0" w:color="000000"/>
+              <w:left w:val="none" w:sz="0" w:space="0" w:color="000000"/>
+              <w:right w:val="none" w:sz="0" w:space="0" w:color="000000"/>
+            </w:tcBorders>
+            <w:shd w:val="clear" w:color="auto" w:fill="FFFFFF"/>
+            <w:tcMar>
+              <w:top w:w="0" w:type="dxa"/>
+              <w:bottom w:w="0" w:type="dxa"/>
+              <w:left w:w="0" w:type="dxa"/>
+              <w:right w:w="0" w:type="dxa"/>
+            </w:tcMar>
+            <w:vAlign w:val="center"/>
+          </w:tcPr>
+          <w:p>
+            <w:pPr>
               <w:jc w:val="left"/>
               <w:pBdr>
                 <w:bottom w:val="none" w:sz="0" w:space="0" w:color="000000"/>
@@ -2357,7 +2327,6 @@
           </w:tcPr>
           <w:p>
             <w:pPr>
-              <w:pStyle w:val="Normal"/>
               <w:jc w:val="center"/>
               <w:pBdr>
                 <w:bottom w:val="none" w:sz="0" w:space="0" w:color="000000"/>
@@ -2412,7 +2381,6 @@
           </w:tcPr>
           <w:p>
             <w:pPr>
-              <w:pStyle w:val="Normal"/>
               <w:jc w:val="center"/>
               <w:pBdr>
                 <w:bottom w:val="none" w:sz="0" w:space="0" w:color="000000"/>
@@ -2467,7 +2435,6 @@
           </w:tcPr>
           <w:p>
             <w:pPr>
-              <w:pStyle w:val="Normal"/>
               <w:jc w:val="center"/>
               <w:pBdr>
                 <w:bottom w:val="none" w:sz="0" w:space="0" w:color="000000"/>
@@ -2522,7 +2489,6 @@
           </w:tcPr>
           <w:p>
             <w:pPr>
-              <w:pStyle w:val="Normal"/>
               <w:jc w:val="center"/>
               <w:pBdr>
                 <w:bottom w:val="none" w:sz="0" w:space="0" w:color="000000"/>
@@ -2577,7 +2543,6 @@
           </w:tcPr>
           <w:p>
             <w:pPr>
-              <w:pStyle w:val="Normal"/>
               <w:jc w:val="center"/>
               <w:pBdr>
                 <w:bottom w:val="none" w:sz="0" w:space="0" w:color="000000"/>
@@ -2618,6 +2583,7 @@
         <w:trPr>
           <w:trHeight w:val="369" w:hRule="exact"/>
         </w:trPr>
+        body 9
         <w:tc>
           <w:tcPr>
             <w:gridSpan w:val="6"/>
@@ -2638,7 +2604,6 @@
           </w:tcPr>
           <w:p>
             <w:pPr>
-              <w:pStyle w:val="Normal"/>
               <w:jc w:val="left"/>
               <w:pBdr>
                 <w:bottom w:val="none" w:sz="0" w:space="0" w:color="000000"/>
@@ -2679,6 +2644,7 @@
         <w:trPr>
           <w:trHeight w:val="270" w:hRule="exact"/>
         </w:trPr>
+        body10
         <w:tc>
           <w:tcPr>
             <w:tcBorders>
@@ -2698,7 +2664,6 @@
           </w:tcPr>
           <w:p>
             <w:pPr>
-              <w:pStyle w:val="Normal"/>
               <w:jc w:val="left"/>
               <w:pBdr>
                 <w:bottom w:val="none" w:sz="0" w:space="0" w:color="000000"/>
@@ -2753,7 +2718,6 @@
           </w:tcPr>
           <w:p>
             <w:pPr>
-              <w:pStyle w:val="Normal"/>
               <w:jc w:val="center"/>
               <w:pBdr>
                 <w:bottom w:val="none" w:sz="0" w:space="0" w:color="000000"/>
@@ -2808,7 +2772,6 @@
           </w:tcPr>
           <w:p>
             <w:pPr>
-              <w:pStyle w:val="Normal"/>
               <w:jc w:val="center"/>
               <w:pBdr>
                 <w:bottom w:val="none" w:sz="0" w:space="0" w:color="000000"/>
@@ -2863,7 +2826,6 @@
           </w:tcPr>
           <w:p>
             <w:pPr>
-              <w:pStyle w:val="Normal"/>
               <w:jc w:val="center"/>
               <w:pBdr>
                 <w:bottom w:val="none" w:sz="0" w:space="0" w:color="000000"/>
@@ -2918,7 +2880,6 @@
           </w:tcPr>
           <w:p>
             <w:pPr>
-              <w:pStyle w:val="Normal"/>
               <w:jc w:val="center"/>
               <w:pBdr>
                 <w:bottom w:val="none" w:sz="0" w:space="0" w:color="000000"/>
@@ -2973,7 +2934,6 @@
           </w:tcPr>
           <w:p>
             <w:pPr>
-              <w:pStyle w:val="Normal"/>
               <w:jc w:val="center"/>
               <w:pBdr>
                 <w:bottom w:val="none" w:sz="0" w:space="0" w:color="000000"/>
@@ -3014,26 +2974,26 @@
         <w:trPr>
           <w:trHeight w:val="270" w:hRule="exact"/>
         </w:trPr>
-        <w:tc>
-          <w:tcPr>
-            <w:tcBorders>
-              <w:bottom w:val="none" w:sz="0" w:space="0" w:color="000000"/>
-              <w:top w:val="none" w:sz="0" w:space="0" w:color="000000"/>
-              <w:left w:val="none" w:sz="0" w:space="0" w:color="000000"/>
-              <w:right w:val="none" w:sz="0" w:space="0" w:color="000000"/>
-            </w:tcBorders>
-            <w:shd w:val="clear" w:color="auto" w:fill="FFFFFF"/>
-            <w:tcMar>
-              <w:top w:w="0" w:type="dxa"/>
-              <w:bottom w:w="0" w:type="dxa"/>
-              <w:left w:w="0" w:type="dxa"/>
-              <w:right w:w="0" w:type="dxa"/>
-            </w:tcMar>
-            <w:vAlign w:val="center"/>
-          </w:tcPr>
-          <w:p>
-            <w:pPr>
-              <w:pStyle w:val="Normal"/>
+        body11
+        <w:tc>
+          <w:tcPr>
+            <w:tcBorders>
+              <w:bottom w:val="none" w:sz="0" w:space="0" w:color="000000"/>
+              <w:top w:val="none" w:sz="0" w:space="0" w:color="000000"/>
+              <w:left w:val="none" w:sz="0" w:space="0" w:color="000000"/>
+              <w:right w:val="none" w:sz="0" w:space="0" w:color="000000"/>
+            </w:tcBorders>
+            <w:shd w:val="clear" w:color="auto" w:fill="FFFFFF"/>
+            <w:tcMar>
+              <w:top w:w="0" w:type="dxa"/>
+              <w:bottom w:w="0" w:type="dxa"/>
+              <w:left w:w="0" w:type="dxa"/>
+              <w:right w:w="0" w:type="dxa"/>
+            </w:tcMar>
+            <w:vAlign w:val="center"/>
+          </w:tcPr>
+          <w:p>
+            <w:pPr>
               <w:jc w:val="left"/>
               <w:pBdr>
                 <w:bottom w:val="none" w:sz="0" w:space="0" w:color="000000"/>
@@ -3088,7 +3048,6 @@
           </w:tcPr>
           <w:p>
             <w:pPr>
-              <w:pStyle w:val="Normal"/>
               <w:jc w:val="center"/>
               <w:pBdr>
                 <w:bottom w:val="none" w:sz="0" w:space="0" w:color="000000"/>
@@ -3143,7 +3102,6 @@
           </w:tcPr>
           <w:p>
             <w:pPr>
-              <w:pStyle w:val="Normal"/>
               <w:jc w:val="center"/>
               <w:pBdr>
                 <w:bottom w:val="none" w:sz="0" w:space="0" w:color="000000"/>
@@ -3198,7 +3156,6 @@
           </w:tcPr>
           <w:p>
             <w:pPr>
-              <w:pStyle w:val="Normal"/>
               <w:jc w:val="center"/>
               <w:pBdr>
                 <w:bottom w:val="none" w:sz="0" w:space="0" w:color="000000"/>
@@ -3253,7 +3210,6 @@
           </w:tcPr>
           <w:p>
             <w:pPr>
-              <w:pStyle w:val="Normal"/>
               <w:jc w:val="center"/>
               <w:pBdr>
                 <w:bottom w:val="none" w:sz="0" w:space="0" w:color="000000"/>
@@ -3308,7 +3264,6 @@
           </w:tcPr>
           <w:p>
             <w:pPr>
-              <w:pStyle w:val="Normal"/>
               <w:jc w:val="center"/>
               <w:pBdr>
                 <w:bottom w:val="none" w:sz="0" w:space="0" w:color="000000"/>
@@ -3349,26 +3304,26 @@
         <w:trPr>
           <w:trHeight w:val="270" w:hRule="exact"/>
         </w:trPr>
-        <w:tc>
-          <w:tcPr>
-            <w:tcBorders>
-              <w:bottom w:val="none" w:sz="0" w:space="0" w:color="000000"/>
-              <w:top w:val="none" w:sz="0" w:space="0" w:color="000000"/>
-              <w:left w:val="none" w:sz="0" w:space="0" w:color="000000"/>
-              <w:right w:val="none" w:sz="0" w:space="0" w:color="000000"/>
-            </w:tcBorders>
-            <w:shd w:val="clear" w:color="auto" w:fill="FFFFFF"/>
-            <w:tcMar>
-              <w:top w:w="0" w:type="dxa"/>
-              <w:bottom w:w="0" w:type="dxa"/>
-              <w:left w:w="0" w:type="dxa"/>
-              <w:right w:w="0" w:type="dxa"/>
-            </w:tcMar>
-            <w:vAlign w:val="center"/>
-          </w:tcPr>
-          <w:p>
-            <w:pPr>
-              <w:pStyle w:val="Normal"/>
+        body12
+        <w:tc>
+          <w:tcPr>
+            <w:tcBorders>
+              <w:bottom w:val="none" w:sz="0" w:space="0" w:color="000000"/>
+              <w:top w:val="none" w:sz="0" w:space="0" w:color="000000"/>
+              <w:left w:val="none" w:sz="0" w:space="0" w:color="000000"/>
+              <w:right w:val="none" w:sz="0" w:space="0" w:color="000000"/>
+            </w:tcBorders>
+            <w:shd w:val="clear" w:color="auto" w:fill="FFFFFF"/>
+            <w:tcMar>
+              <w:top w:w="0" w:type="dxa"/>
+              <w:bottom w:w="0" w:type="dxa"/>
+              <w:left w:w="0" w:type="dxa"/>
+              <w:right w:w="0" w:type="dxa"/>
+            </w:tcMar>
+            <w:vAlign w:val="center"/>
+          </w:tcPr>
+          <w:p>
+            <w:pPr>
               <w:jc w:val="left"/>
               <w:pBdr>
                 <w:bottom w:val="none" w:sz="0" w:space="0" w:color="000000"/>
@@ -3423,7 +3378,6 @@
           </w:tcPr>
           <w:p>
             <w:pPr>
-              <w:pStyle w:val="Normal"/>
               <w:jc w:val="center"/>
               <w:pBdr>
                 <w:bottom w:val="none" w:sz="0" w:space="0" w:color="000000"/>
@@ -3478,7 +3432,6 @@
           </w:tcPr>
           <w:p>
             <w:pPr>
-              <w:pStyle w:val="Normal"/>
               <w:jc w:val="center"/>
               <w:pBdr>
                 <w:bottom w:val="none" w:sz="0" w:space="0" w:color="000000"/>
@@ -3533,7 +3486,6 @@
           </w:tcPr>
           <w:p>
             <w:pPr>
-              <w:pStyle w:val="Normal"/>
               <w:jc w:val="center"/>
               <w:pBdr>
                 <w:bottom w:val="none" w:sz="0" w:space="0" w:color="000000"/>
@@ -3588,7 +3540,6 @@
           </w:tcPr>
           <w:p>
             <w:pPr>
-              <w:pStyle w:val="Normal"/>
               <w:jc w:val="center"/>
               <w:pBdr>
                 <w:bottom w:val="none" w:sz="0" w:space="0" w:color="000000"/>
@@ -3643,7 +3594,6 @@
           </w:tcPr>
           <w:p>
             <w:pPr>
-              <w:pStyle w:val="Normal"/>
               <w:jc w:val="center"/>
               <w:pBdr>
                 <w:bottom w:val="none" w:sz="0" w:space="0" w:color="000000"/>
@@ -3684,26 +3634,26 @@
         <w:trPr>
           <w:trHeight w:val="270" w:hRule="exact"/>
         </w:trPr>
-        <w:tc>
-          <w:tcPr>
-            <w:tcBorders>
-              <w:bottom w:val="none" w:sz="0" w:space="0" w:color="000000"/>
-              <w:top w:val="none" w:sz="0" w:space="0" w:color="000000"/>
-              <w:left w:val="none" w:sz="0" w:space="0" w:color="000000"/>
-              <w:right w:val="none" w:sz="0" w:space="0" w:color="000000"/>
-            </w:tcBorders>
-            <w:shd w:val="clear" w:color="auto" w:fill="FFFFFF"/>
-            <w:tcMar>
-              <w:top w:w="0" w:type="dxa"/>
-              <w:bottom w:w="0" w:type="dxa"/>
-              <w:left w:w="0" w:type="dxa"/>
-              <w:right w:w="0" w:type="dxa"/>
-            </w:tcMar>
-            <w:vAlign w:val="center"/>
-          </w:tcPr>
-          <w:p>
-            <w:pPr>
-              <w:pStyle w:val="Normal"/>
+        body13
+        <w:tc>
+          <w:tcPr>
+            <w:tcBorders>
+              <w:bottom w:val="none" w:sz="0" w:space="0" w:color="000000"/>
+              <w:top w:val="none" w:sz="0" w:space="0" w:color="000000"/>
+              <w:left w:val="none" w:sz="0" w:space="0" w:color="000000"/>
+              <w:right w:val="none" w:sz="0" w:space="0" w:color="000000"/>
+            </w:tcBorders>
+            <w:shd w:val="clear" w:color="auto" w:fill="FFFFFF"/>
+            <w:tcMar>
+              <w:top w:w="0" w:type="dxa"/>
+              <w:bottom w:w="0" w:type="dxa"/>
+              <w:left w:w="0" w:type="dxa"/>
+              <w:right w:w="0" w:type="dxa"/>
+            </w:tcMar>
+            <w:vAlign w:val="center"/>
+          </w:tcPr>
+          <w:p>
+            <w:pPr>
               <w:jc w:val="left"/>
               <w:pBdr>
                 <w:bottom w:val="none" w:sz="0" w:space="0" w:color="000000"/>
@@ -3758,7 +3708,6 @@
           </w:tcPr>
           <w:p>
             <w:pPr>
-              <w:pStyle w:val="Normal"/>
               <w:jc w:val="center"/>
               <w:pBdr>
                 <w:bottom w:val="none" w:sz="0" w:space="0" w:color="000000"/>
@@ -3813,7 +3762,6 @@
           </w:tcPr>
           <w:p>
             <w:pPr>
-              <w:pStyle w:val="Normal"/>
               <w:jc w:val="center"/>
               <w:pBdr>
                 <w:bottom w:val="none" w:sz="0" w:space="0" w:color="000000"/>
@@ -3868,7 +3816,6 @@
           </w:tcPr>
           <w:p>
             <w:pPr>
-              <w:pStyle w:val="Normal"/>
               <w:jc w:val="center"/>
               <w:pBdr>
                 <w:bottom w:val="none" w:sz="0" w:space="0" w:color="000000"/>
@@ -3923,7 +3870,6 @@
           </w:tcPr>
           <w:p>
             <w:pPr>
-              <w:pStyle w:val="Normal"/>
               <w:jc w:val="center"/>
               <w:pBdr>
                 <w:bottom w:val="none" w:sz="0" w:space="0" w:color="000000"/>
@@ -3978,7 +3924,6 @@
           </w:tcPr>
           <w:p>
             <w:pPr>
-              <w:pStyle w:val="Normal"/>
               <w:jc w:val="center"/>
               <w:pBdr>
                 <w:bottom w:val="none" w:sz="0" w:space="0" w:color="000000"/>
@@ -4019,26 +3964,26 @@
         <w:trPr>
           <w:trHeight w:val="270" w:hRule="exact"/>
         </w:trPr>
-        <w:tc>
-          <w:tcPr>
-            <w:tcBorders>
-              <w:bottom w:val="none" w:sz="0" w:space="0" w:color="000000"/>
-              <w:top w:val="none" w:sz="0" w:space="0" w:color="000000"/>
-              <w:left w:val="none" w:sz="0" w:space="0" w:color="000000"/>
-              <w:right w:val="none" w:sz="0" w:space="0" w:color="000000"/>
-            </w:tcBorders>
-            <w:shd w:val="clear" w:color="auto" w:fill="FFFFFF"/>
-            <w:tcMar>
-              <w:top w:w="0" w:type="dxa"/>
-              <w:bottom w:w="0" w:type="dxa"/>
-              <w:left w:w="0" w:type="dxa"/>
-              <w:right w:w="0" w:type="dxa"/>
-            </w:tcMar>
-            <w:vAlign w:val="center"/>
-          </w:tcPr>
-          <w:p>
-            <w:pPr>
-              <w:pStyle w:val="Normal"/>
+        body14
+        <w:tc>
+          <w:tcPr>
+            <w:tcBorders>
+              <w:bottom w:val="none" w:sz="0" w:space="0" w:color="000000"/>
+              <w:top w:val="none" w:sz="0" w:space="0" w:color="000000"/>
+              <w:left w:val="none" w:sz="0" w:space="0" w:color="000000"/>
+              <w:right w:val="none" w:sz="0" w:space="0" w:color="000000"/>
+            </w:tcBorders>
+            <w:shd w:val="clear" w:color="auto" w:fill="FFFFFF"/>
+            <w:tcMar>
+              <w:top w:w="0" w:type="dxa"/>
+              <w:bottom w:w="0" w:type="dxa"/>
+              <w:left w:w="0" w:type="dxa"/>
+              <w:right w:w="0" w:type="dxa"/>
+            </w:tcMar>
+            <w:vAlign w:val="center"/>
+          </w:tcPr>
+          <w:p>
+            <w:pPr>
               <w:jc w:val="left"/>
               <w:pBdr>
                 <w:bottom w:val="none" w:sz="0" w:space="0" w:color="000000"/>
@@ -4093,7 +4038,6 @@
           </w:tcPr>
           <w:p>
             <w:pPr>
-              <w:pStyle w:val="Normal"/>
               <w:jc w:val="center"/>
               <w:pBdr>
                 <w:bottom w:val="none" w:sz="0" w:space="0" w:color="000000"/>
@@ -4148,7 +4092,6 @@
           </w:tcPr>
           <w:p>
             <w:pPr>
-              <w:pStyle w:val="Normal"/>
               <w:jc w:val="center"/>
               <w:pBdr>
                 <w:bottom w:val="none" w:sz="0" w:space="0" w:color="000000"/>
@@ -4203,7 +4146,6 @@
           </w:tcPr>
           <w:p>
             <w:pPr>
-              <w:pStyle w:val="Normal"/>
               <w:jc w:val="center"/>
               <w:pBdr>
                 <w:bottom w:val="none" w:sz="0" w:space="0" w:color="000000"/>
@@ -4258,7 +4200,6 @@
           </w:tcPr>
           <w:p>
             <w:pPr>
-              <w:pStyle w:val="Normal"/>
               <w:jc w:val="center"/>
               <w:pBdr>
                 <w:bottom w:val="none" w:sz="0" w:space="0" w:color="000000"/>
@@ -4313,7 +4254,6 @@
           </w:tcPr>
           <w:p>
             <w:pPr>
-              <w:pStyle w:val="Normal"/>
               <w:jc w:val="center"/>
               <w:pBdr>
                 <w:bottom w:val="none" w:sz="0" w:space="0" w:color="000000"/>
@@ -4354,26 +4294,26 @@
         <w:trPr>
           <w:trHeight w:val="270" w:hRule="exact"/>
         </w:trPr>
-        <w:tc>
-          <w:tcPr>
-            <w:tcBorders>
-              <w:bottom w:val="none" w:sz="0" w:space="0" w:color="000000"/>
-              <w:top w:val="none" w:sz="0" w:space="0" w:color="000000"/>
-              <w:left w:val="none" w:sz="0" w:space="0" w:color="000000"/>
-              <w:right w:val="none" w:sz="0" w:space="0" w:color="000000"/>
-            </w:tcBorders>
-            <w:shd w:val="clear" w:color="auto" w:fill="FFFFFF"/>
-            <w:tcMar>
-              <w:top w:w="0" w:type="dxa"/>
-              <w:bottom w:w="0" w:type="dxa"/>
-              <w:left w:w="0" w:type="dxa"/>
-              <w:right w:w="0" w:type="dxa"/>
-            </w:tcMar>
-            <w:vAlign w:val="center"/>
-          </w:tcPr>
-          <w:p>
-            <w:pPr>
-              <w:pStyle w:val="Normal"/>
+        body15
+        <w:tc>
+          <w:tcPr>
+            <w:tcBorders>
+              <w:bottom w:val="none" w:sz="0" w:space="0" w:color="000000"/>
+              <w:top w:val="none" w:sz="0" w:space="0" w:color="000000"/>
+              <w:left w:val="none" w:sz="0" w:space="0" w:color="000000"/>
+              <w:right w:val="none" w:sz="0" w:space="0" w:color="000000"/>
+            </w:tcBorders>
+            <w:shd w:val="clear" w:color="auto" w:fill="FFFFFF"/>
+            <w:tcMar>
+              <w:top w:w="0" w:type="dxa"/>
+              <w:bottom w:w="0" w:type="dxa"/>
+              <w:left w:w="0" w:type="dxa"/>
+              <w:right w:w="0" w:type="dxa"/>
+            </w:tcMar>
+            <w:vAlign w:val="center"/>
+          </w:tcPr>
+          <w:p>
+            <w:pPr>
               <w:jc w:val="left"/>
               <w:pBdr>
                 <w:bottom w:val="none" w:sz="0" w:space="0" w:color="000000"/>
@@ -4428,7 +4368,6 @@
           </w:tcPr>
           <w:p>
             <w:pPr>
-              <w:pStyle w:val="Normal"/>
               <w:jc w:val="center"/>
               <w:pBdr>
                 <w:bottom w:val="none" w:sz="0" w:space="0" w:color="000000"/>
@@ -4483,7 +4422,6 @@
           </w:tcPr>
           <w:p>
             <w:pPr>
-              <w:pStyle w:val="Normal"/>
               <w:jc w:val="center"/>
               <w:pBdr>
                 <w:bottom w:val="none" w:sz="0" w:space="0" w:color="000000"/>
@@ -4538,7 +4476,6 @@
           </w:tcPr>
           <w:p>
             <w:pPr>
-              <w:pStyle w:val="Normal"/>
               <w:jc w:val="center"/>
               <w:pBdr>
                 <w:bottom w:val="none" w:sz="0" w:space="0" w:color="000000"/>
@@ -4593,7 +4530,6 @@
           </w:tcPr>
           <w:p>
             <w:pPr>
-              <w:pStyle w:val="Normal"/>
               <w:jc w:val="center"/>
               <w:pBdr>
                 <w:bottom w:val="none" w:sz="0" w:space="0" w:color="000000"/>
@@ -4648,7 +4584,6 @@
           </w:tcPr>
           <w:p>
             <w:pPr>
-              <w:pStyle w:val="Normal"/>
               <w:jc w:val="center"/>
               <w:pBdr>
                 <w:bottom w:val="none" w:sz="0" w:space="0" w:color="000000"/>
@@ -4689,26 +4624,26 @@
         <w:trPr>
           <w:trHeight w:val="270" w:hRule="exact"/>
         </w:trPr>
-        <w:tc>
-          <w:tcPr>
-            <w:tcBorders>
-              <w:bottom w:val="none" w:sz="0" w:space="0" w:color="000000"/>
-              <w:top w:val="none" w:sz="0" w:space="0" w:color="000000"/>
-              <w:left w:val="none" w:sz="0" w:space="0" w:color="000000"/>
-              <w:right w:val="none" w:sz="0" w:space="0" w:color="000000"/>
-            </w:tcBorders>
-            <w:shd w:val="clear" w:color="auto" w:fill="FFFFFF"/>
-            <w:tcMar>
-              <w:top w:w="0" w:type="dxa"/>
-              <w:bottom w:w="0" w:type="dxa"/>
-              <w:left w:w="0" w:type="dxa"/>
-              <w:right w:w="0" w:type="dxa"/>
-            </w:tcMar>
-            <w:vAlign w:val="center"/>
-          </w:tcPr>
-          <w:p>
-            <w:pPr>
-              <w:pStyle w:val="Normal"/>
+        body16
+        <w:tc>
+          <w:tcPr>
+            <w:tcBorders>
+              <w:bottom w:val="none" w:sz="0" w:space="0" w:color="000000"/>
+              <w:top w:val="none" w:sz="0" w:space="0" w:color="000000"/>
+              <w:left w:val="none" w:sz="0" w:space="0" w:color="000000"/>
+              <w:right w:val="none" w:sz="0" w:space="0" w:color="000000"/>
+            </w:tcBorders>
+            <w:shd w:val="clear" w:color="auto" w:fill="FFFFFF"/>
+            <w:tcMar>
+              <w:top w:w="0" w:type="dxa"/>
+              <w:bottom w:w="0" w:type="dxa"/>
+              <w:left w:w="0" w:type="dxa"/>
+              <w:right w:w="0" w:type="dxa"/>
+            </w:tcMar>
+            <w:vAlign w:val="center"/>
+          </w:tcPr>
+          <w:p>
+            <w:pPr>
               <w:jc w:val="left"/>
               <w:pBdr>
                 <w:bottom w:val="none" w:sz="0" w:space="0" w:color="000000"/>
@@ -4763,7 +4698,6 @@
           </w:tcPr>
           <w:p>
             <w:pPr>
-              <w:pStyle w:val="Normal"/>
               <w:jc w:val="center"/>
               <w:pBdr>
                 <w:bottom w:val="none" w:sz="0" w:space="0" w:color="000000"/>
@@ -4818,7 +4752,6 @@
           </w:tcPr>
           <w:p>
             <w:pPr>
-              <w:pStyle w:val="Normal"/>
               <w:jc w:val="center"/>
               <w:pBdr>
                 <w:bottom w:val="none" w:sz="0" w:space="0" w:color="000000"/>
@@ -4873,7 +4806,6 @@
           </w:tcPr>
           <w:p>
             <w:pPr>
-              <w:pStyle w:val="Normal"/>
               <w:jc w:val="center"/>
               <w:pBdr>
                 <w:bottom w:val="none" w:sz="0" w:space="0" w:color="000000"/>
@@ -4928,7 +4860,6 @@
           </w:tcPr>
           <w:p>
             <w:pPr>
-              <w:pStyle w:val="Normal"/>
               <w:jc w:val="center"/>
               <w:pBdr>
                 <w:bottom w:val="none" w:sz="0" w:space="0" w:color="000000"/>
@@ -4983,7 +4914,6 @@
           </w:tcPr>
           <w:p>
             <w:pPr>
-              <w:pStyle w:val="Normal"/>
               <w:jc w:val="center"/>
               <w:pBdr>
                 <w:bottom w:val="none" w:sz="0" w:space="0" w:color="000000"/>
@@ -5024,26 +4954,26 @@
         <w:trPr>
           <w:trHeight w:val="270" w:hRule="exact"/>
         </w:trPr>
-        <w:tc>
-          <w:tcPr>
-            <w:tcBorders>
-              <w:bottom w:val="none" w:sz="0" w:space="0" w:color="000000"/>
-              <w:top w:val="none" w:sz="0" w:space="0" w:color="000000"/>
-              <w:left w:val="none" w:sz="0" w:space="0" w:color="000000"/>
-              <w:right w:val="none" w:sz="0" w:space="0" w:color="000000"/>
-            </w:tcBorders>
-            <w:shd w:val="clear" w:color="auto" w:fill="FFFFFF"/>
-            <w:tcMar>
-              <w:top w:w="0" w:type="dxa"/>
-              <w:bottom w:w="0" w:type="dxa"/>
-              <w:left w:w="0" w:type="dxa"/>
-              <w:right w:w="0" w:type="dxa"/>
-            </w:tcMar>
-            <w:vAlign w:val="center"/>
-          </w:tcPr>
-          <w:p>
-            <w:pPr>
-              <w:pStyle w:val="Normal"/>
+        body17
+        <w:tc>
+          <w:tcPr>
+            <w:tcBorders>
+              <w:bottom w:val="none" w:sz="0" w:space="0" w:color="000000"/>
+              <w:top w:val="none" w:sz="0" w:space="0" w:color="000000"/>
+              <w:left w:val="none" w:sz="0" w:space="0" w:color="000000"/>
+              <w:right w:val="none" w:sz="0" w:space="0" w:color="000000"/>
+            </w:tcBorders>
+            <w:shd w:val="clear" w:color="auto" w:fill="FFFFFF"/>
+            <w:tcMar>
+              <w:top w:w="0" w:type="dxa"/>
+              <w:bottom w:w="0" w:type="dxa"/>
+              <w:left w:w="0" w:type="dxa"/>
+              <w:right w:w="0" w:type="dxa"/>
+            </w:tcMar>
+            <w:vAlign w:val="center"/>
+          </w:tcPr>
+          <w:p>
+            <w:pPr>
               <w:jc w:val="left"/>
               <w:pBdr>
                 <w:bottom w:val="none" w:sz="0" w:space="0" w:color="000000"/>
@@ -5098,7 +5028,6 @@
           </w:tcPr>
           <w:p>
             <w:pPr>
-              <w:pStyle w:val="Normal"/>
               <w:jc w:val="center"/>
               <w:pBdr>
                 <w:bottom w:val="none" w:sz="0" w:space="0" w:color="000000"/>
@@ -5153,7 +5082,6 @@
           </w:tcPr>
           <w:p>
             <w:pPr>
-              <w:pStyle w:val="Normal"/>
               <w:jc w:val="center"/>
               <w:pBdr>
                 <w:bottom w:val="none" w:sz="0" w:space="0" w:color="000000"/>
@@ -5208,7 +5136,6 @@
           </w:tcPr>
           <w:p>
             <w:pPr>
-              <w:pStyle w:val="Normal"/>
               <w:jc w:val="center"/>
               <w:pBdr>
                 <w:bottom w:val="none" w:sz="0" w:space="0" w:color="000000"/>
@@ -5263,7 +5190,6 @@
           </w:tcPr>
           <w:p>
             <w:pPr>
-              <w:pStyle w:val="Normal"/>
               <w:jc w:val="center"/>
               <w:pBdr>
                 <w:bottom w:val="none" w:sz="0" w:space="0" w:color="000000"/>
@@ -5318,7 +5244,6 @@
           </w:tcPr>
           <w:p>
             <w:pPr>
-              <w:pStyle w:val="Normal"/>
               <w:jc w:val="center"/>
               <w:pBdr>
                 <w:bottom w:val="none" w:sz="0" w:space="0" w:color="000000"/>
@@ -5359,26 +5284,26 @@
         <w:trPr>
           <w:trHeight w:val="270" w:hRule="exact"/>
         </w:trPr>
-        <w:tc>
-          <w:tcPr>
-            <w:tcBorders>
-              <w:bottom w:val="none" w:sz="0" w:space="0" w:color="000000"/>
-              <w:top w:val="none" w:sz="0" w:space="0" w:color="000000"/>
-              <w:left w:val="none" w:sz="0" w:space="0" w:color="000000"/>
-              <w:right w:val="none" w:sz="0" w:space="0" w:color="000000"/>
-            </w:tcBorders>
-            <w:shd w:val="clear" w:color="auto" w:fill="FFFFFF"/>
-            <w:tcMar>
-              <w:top w:w="0" w:type="dxa"/>
-              <w:bottom w:w="0" w:type="dxa"/>
-              <w:left w:w="0" w:type="dxa"/>
-              <w:right w:w="0" w:type="dxa"/>
-            </w:tcMar>
-            <w:vAlign w:val="center"/>
-          </w:tcPr>
-          <w:p>
-            <w:pPr>
-              <w:pStyle w:val="Normal"/>
+        body18
+        <w:tc>
+          <w:tcPr>
+            <w:tcBorders>
+              <w:bottom w:val="none" w:sz="0" w:space="0" w:color="000000"/>
+              <w:top w:val="none" w:sz="0" w:space="0" w:color="000000"/>
+              <w:left w:val="none" w:sz="0" w:space="0" w:color="000000"/>
+              <w:right w:val="none" w:sz="0" w:space="0" w:color="000000"/>
+            </w:tcBorders>
+            <w:shd w:val="clear" w:color="auto" w:fill="FFFFFF"/>
+            <w:tcMar>
+              <w:top w:w="0" w:type="dxa"/>
+              <w:bottom w:w="0" w:type="dxa"/>
+              <w:left w:w="0" w:type="dxa"/>
+              <w:right w:w="0" w:type="dxa"/>
+            </w:tcMar>
+            <w:vAlign w:val="center"/>
+          </w:tcPr>
+          <w:p>
+            <w:pPr>
               <w:jc w:val="left"/>
               <w:pBdr>
                 <w:bottom w:val="none" w:sz="0" w:space="0" w:color="000000"/>
@@ -5433,7 +5358,6 @@
           </w:tcPr>
           <w:p>
             <w:pPr>
-              <w:pStyle w:val="Normal"/>
               <w:jc w:val="center"/>
               <w:pBdr>
                 <w:bottom w:val="none" w:sz="0" w:space="0" w:color="000000"/>
@@ -5488,7 +5412,6 @@
           </w:tcPr>
           <w:p>
             <w:pPr>
-              <w:pStyle w:val="Normal"/>
               <w:jc w:val="center"/>
               <w:pBdr>
                 <w:bottom w:val="none" w:sz="0" w:space="0" w:color="000000"/>
@@ -5543,7 +5466,6 @@
           </w:tcPr>
           <w:p>
             <w:pPr>
-              <w:pStyle w:val="Normal"/>
               <w:jc w:val="center"/>
               <w:pBdr>
                 <w:bottom w:val="none" w:sz="0" w:space="0" w:color="000000"/>
@@ -5598,7 +5520,6 @@
           </w:tcPr>
           <w:p>
             <w:pPr>
-              <w:pStyle w:val="Normal"/>
               <w:jc w:val="center"/>
               <w:pBdr>
                 <w:bottom w:val="none" w:sz="0" w:space="0" w:color="000000"/>
@@ -5653,7 +5574,6 @@
           </w:tcPr>
           <w:p>
             <w:pPr>
-              <w:pStyle w:val="Normal"/>
               <w:jc w:val="center"/>
               <w:pBdr>
                 <w:bottom w:val="none" w:sz="0" w:space="0" w:color="000000"/>
@@ -5694,26 +5614,26 @@
         <w:trPr>
           <w:trHeight w:val="270" w:hRule="exact"/>
         </w:trPr>
-        <w:tc>
-          <w:tcPr>
-            <w:tcBorders>
-              <w:bottom w:val="none" w:sz="0" w:space="0" w:color="000000"/>
-              <w:top w:val="none" w:sz="0" w:space="0" w:color="000000"/>
-              <w:left w:val="none" w:sz="0" w:space="0" w:color="000000"/>
-              <w:right w:val="none" w:sz="0" w:space="0" w:color="000000"/>
-            </w:tcBorders>
-            <w:shd w:val="clear" w:color="auto" w:fill="FFFFFF"/>
-            <w:tcMar>
-              <w:top w:w="0" w:type="dxa"/>
-              <w:bottom w:w="0" w:type="dxa"/>
-              <w:left w:w="0" w:type="dxa"/>
-              <w:right w:w="0" w:type="dxa"/>
-            </w:tcMar>
-            <w:vAlign w:val="center"/>
-          </w:tcPr>
-          <w:p>
-            <w:pPr>
-              <w:pStyle w:val="Normal"/>
+        body19
+        <w:tc>
+          <w:tcPr>
+            <w:tcBorders>
+              <w:bottom w:val="none" w:sz="0" w:space="0" w:color="000000"/>
+              <w:top w:val="none" w:sz="0" w:space="0" w:color="000000"/>
+              <w:left w:val="none" w:sz="0" w:space="0" w:color="000000"/>
+              <w:right w:val="none" w:sz="0" w:space="0" w:color="000000"/>
+            </w:tcBorders>
+            <w:shd w:val="clear" w:color="auto" w:fill="FFFFFF"/>
+            <w:tcMar>
+              <w:top w:w="0" w:type="dxa"/>
+              <w:bottom w:w="0" w:type="dxa"/>
+              <w:left w:w="0" w:type="dxa"/>
+              <w:right w:w="0" w:type="dxa"/>
+            </w:tcMar>
+            <w:vAlign w:val="center"/>
+          </w:tcPr>
+          <w:p>
+            <w:pPr>
               <w:jc w:val="left"/>
               <w:pBdr>
                 <w:bottom w:val="none" w:sz="0" w:space="0" w:color="000000"/>
@@ -5768,7 +5688,6 @@
           </w:tcPr>
           <w:p>
             <w:pPr>
-              <w:pStyle w:val="Normal"/>
               <w:jc w:val="center"/>
               <w:pBdr>
                 <w:bottom w:val="none" w:sz="0" w:space="0" w:color="000000"/>
@@ -5823,7 +5742,6 @@
           </w:tcPr>
           <w:p>
             <w:pPr>
-              <w:pStyle w:val="Normal"/>
               <w:jc w:val="center"/>
               <w:pBdr>
                 <w:bottom w:val="none" w:sz="0" w:space="0" w:color="000000"/>
@@ -5878,7 +5796,6 @@
           </w:tcPr>
           <w:p>
             <w:pPr>
-              <w:pStyle w:val="Normal"/>
               <w:jc w:val="center"/>
               <w:pBdr>
                 <w:bottom w:val="none" w:sz="0" w:space="0" w:color="000000"/>
@@ -5933,7 +5850,6 @@
           </w:tcPr>
           <w:p>
             <w:pPr>
-              <w:pStyle w:val="Normal"/>
               <w:jc w:val="center"/>
               <w:pBdr>
                 <w:bottom w:val="none" w:sz="0" w:space="0" w:color="000000"/>
@@ -5988,7 +5904,6 @@
           </w:tcPr>
           <w:p>
             <w:pPr>
-              <w:pStyle w:val="Normal"/>
               <w:jc w:val="center"/>
               <w:pBdr>
                 <w:bottom w:val="none" w:sz="0" w:space="0" w:color="000000"/>
@@ -6029,26 +5944,26 @@
         <w:trPr>
           <w:trHeight w:val="270" w:hRule="exact"/>
         </w:trPr>
-        <w:tc>
-          <w:tcPr>
-            <w:tcBorders>
-              <w:bottom w:val="none" w:sz="0" w:space="0" w:color="000000"/>
-              <w:top w:val="none" w:sz="0" w:space="0" w:color="000000"/>
-              <w:left w:val="none" w:sz="0" w:space="0" w:color="000000"/>
-              <w:right w:val="none" w:sz="0" w:space="0" w:color="000000"/>
-            </w:tcBorders>
-            <w:shd w:val="clear" w:color="auto" w:fill="FFFFFF"/>
-            <w:tcMar>
-              <w:top w:w="0" w:type="dxa"/>
-              <w:bottom w:w="0" w:type="dxa"/>
-              <w:left w:w="0" w:type="dxa"/>
-              <w:right w:w="0" w:type="dxa"/>
-            </w:tcMar>
-            <w:vAlign w:val="center"/>
-          </w:tcPr>
-          <w:p>
-            <w:pPr>
-              <w:pStyle w:val="Normal"/>
+        body20
+        <w:tc>
+          <w:tcPr>
+            <w:tcBorders>
+              <w:bottom w:val="none" w:sz="0" w:space="0" w:color="000000"/>
+              <w:top w:val="none" w:sz="0" w:space="0" w:color="000000"/>
+              <w:left w:val="none" w:sz="0" w:space="0" w:color="000000"/>
+              <w:right w:val="none" w:sz="0" w:space="0" w:color="000000"/>
+            </w:tcBorders>
+            <w:shd w:val="clear" w:color="auto" w:fill="FFFFFF"/>
+            <w:tcMar>
+              <w:top w:w="0" w:type="dxa"/>
+              <w:bottom w:w="0" w:type="dxa"/>
+              <w:left w:w="0" w:type="dxa"/>
+              <w:right w:w="0" w:type="dxa"/>
+            </w:tcMar>
+            <w:vAlign w:val="center"/>
+          </w:tcPr>
+          <w:p>
+            <w:pPr>
               <w:jc w:val="left"/>
               <w:pBdr>
                 <w:bottom w:val="none" w:sz="0" w:space="0" w:color="000000"/>
@@ -6103,7 +6018,6 @@
           </w:tcPr>
           <w:p>
             <w:pPr>
-              <w:pStyle w:val="Normal"/>
               <w:jc w:val="center"/>
               <w:pBdr>
                 <w:bottom w:val="none" w:sz="0" w:space="0" w:color="000000"/>
@@ -6158,7 +6072,6 @@
           </w:tcPr>
           <w:p>
             <w:pPr>
-              <w:pStyle w:val="Normal"/>
               <w:jc w:val="center"/>
               <w:pBdr>
                 <w:bottom w:val="none" w:sz="0" w:space="0" w:color="000000"/>
@@ -6213,7 +6126,6 @@
           </w:tcPr>
           <w:p>
             <w:pPr>
-              <w:pStyle w:val="Normal"/>
               <w:jc w:val="center"/>
               <w:pBdr>
                 <w:bottom w:val="none" w:sz="0" w:space="0" w:color="000000"/>
@@ -6268,7 +6180,6 @@
           </w:tcPr>
           <w:p>
             <w:pPr>
-              <w:pStyle w:val="Normal"/>
               <w:jc w:val="center"/>
               <w:pBdr>
                 <w:bottom w:val="none" w:sz="0" w:space="0" w:color="000000"/>
@@ -6323,7 +6234,6 @@
           </w:tcPr>
           <w:p>
             <w:pPr>
-              <w:pStyle w:val="Normal"/>
               <w:jc w:val="center"/>
               <w:pBdr>
                 <w:bottom w:val="none" w:sz="0" w:space="0" w:color="000000"/>
@@ -6364,26 +6274,26 @@
         <w:trPr>
           <w:trHeight w:val="270" w:hRule="exact"/>
         </w:trPr>
-        <w:tc>
-          <w:tcPr>
-            <w:tcBorders>
-              <w:bottom w:val="none" w:sz="0" w:space="0" w:color="000000"/>
-              <w:top w:val="none" w:sz="0" w:space="0" w:color="000000"/>
-              <w:left w:val="none" w:sz="0" w:space="0" w:color="000000"/>
-              <w:right w:val="none" w:sz="0" w:space="0" w:color="000000"/>
-            </w:tcBorders>
-            <w:shd w:val="clear" w:color="auto" w:fill="FFFFFF"/>
-            <w:tcMar>
-              <w:top w:w="0" w:type="dxa"/>
-              <w:bottom w:w="0" w:type="dxa"/>
-              <w:left w:w="0" w:type="dxa"/>
-              <w:right w:w="0" w:type="dxa"/>
-            </w:tcMar>
-            <w:vAlign w:val="center"/>
-          </w:tcPr>
-          <w:p>
-            <w:pPr>
-              <w:pStyle w:val="Normal"/>
+        body21
+        <w:tc>
+          <w:tcPr>
+            <w:tcBorders>
+              <w:bottom w:val="none" w:sz="0" w:space="0" w:color="000000"/>
+              <w:top w:val="none" w:sz="0" w:space="0" w:color="000000"/>
+              <w:left w:val="none" w:sz="0" w:space="0" w:color="000000"/>
+              <w:right w:val="none" w:sz="0" w:space="0" w:color="000000"/>
+            </w:tcBorders>
+            <w:shd w:val="clear" w:color="auto" w:fill="FFFFFF"/>
+            <w:tcMar>
+              <w:top w:w="0" w:type="dxa"/>
+              <w:bottom w:w="0" w:type="dxa"/>
+              <w:left w:w="0" w:type="dxa"/>
+              <w:right w:w="0" w:type="dxa"/>
+            </w:tcMar>
+            <w:vAlign w:val="center"/>
+          </w:tcPr>
+          <w:p>
+            <w:pPr>
               <w:jc w:val="left"/>
               <w:pBdr>
                 <w:bottom w:val="none" w:sz="0" w:space="0" w:color="000000"/>
@@ -6438,7 +6348,6 @@
           </w:tcPr>
           <w:p>
             <w:pPr>
-              <w:pStyle w:val="Normal"/>
               <w:jc w:val="center"/>
               <w:pBdr>
                 <w:bottom w:val="none" w:sz="0" w:space="0" w:color="000000"/>
@@ -6493,7 +6402,6 @@
           </w:tcPr>
           <w:p>
             <w:pPr>
-              <w:pStyle w:val="Normal"/>
               <w:jc w:val="center"/>
               <w:pBdr>
                 <w:bottom w:val="none" w:sz="0" w:space="0" w:color="000000"/>
@@ -6548,7 +6456,6 @@
           </w:tcPr>
           <w:p>
             <w:pPr>
-              <w:pStyle w:val="Normal"/>
               <w:jc w:val="center"/>
               <w:pBdr>
                 <w:bottom w:val="none" w:sz="0" w:space="0" w:color="000000"/>
@@ -6603,7 +6510,6 @@
           </w:tcPr>
           <w:p>
             <w:pPr>
-              <w:pStyle w:val="Normal"/>
               <w:jc w:val="center"/>
               <w:pBdr>
                 <w:bottom w:val="none" w:sz="0" w:space="0" w:color="000000"/>
@@ -6658,7 +6564,6 @@
           </w:tcPr>
           <w:p>
             <w:pPr>
-              <w:pStyle w:val="Normal"/>
               <w:jc w:val="center"/>
               <w:pBdr>
                 <w:bottom w:val="none" w:sz="0" w:space="0" w:color="000000"/>
@@ -6699,6 +6604,7 @@
         <w:trPr>
           <w:trHeight w:val="369" w:hRule="exact"/>
         </w:trPr>
+        body22
         <w:tc>
           <w:tcPr>
             <w:gridSpan w:val="6"/>
@@ -6719,7 +6625,6 @@
           </w:tcPr>
           <w:p>
             <w:pPr>
-              <w:pStyle w:val="Normal"/>
               <w:jc w:val="left"/>
               <w:pBdr>
                 <w:bottom w:val="none" w:sz="0" w:space="0" w:color="000000"/>
@@ -6760,6 +6665,7 @@
         <w:trPr>
           <w:trHeight w:val="270" w:hRule="exact"/>
         </w:trPr>
+        body23
         <w:tc>
           <w:tcPr>
             <w:tcBorders>
@@ -6779,7 +6685,6 @@
           </w:tcPr>
           <w:p>
             <w:pPr>
-              <w:pStyle w:val="Normal"/>
               <w:jc w:val="left"/>
               <w:pBdr>
                 <w:bottom w:val="none" w:sz="0" w:space="0" w:color="000000"/>
@@ -6834,7 +6739,6 @@
           </w:tcPr>
           <w:p>
             <w:pPr>
-              <w:pStyle w:val="Normal"/>
               <w:jc w:val="center"/>
               <w:pBdr>
                 <w:bottom w:val="none" w:sz="0" w:space="0" w:color="000000"/>
@@ -6889,7 +6793,6 @@
           </w:tcPr>
           <w:p>
             <w:pPr>
-              <w:pStyle w:val="Normal"/>
               <w:jc w:val="center"/>
               <w:pBdr>
                 <w:bottom w:val="none" w:sz="0" w:space="0" w:color="000000"/>
@@ -6944,7 +6847,6 @@
           </w:tcPr>
           <w:p>
             <w:pPr>
-              <w:pStyle w:val="Normal"/>
               <w:jc w:val="center"/>
               <w:pBdr>
                 <w:bottom w:val="none" w:sz="0" w:space="0" w:color="000000"/>
@@ -6999,7 +6901,6 @@
           </w:tcPr>
           <w:p>
             <w:pPr>
-              <w:pStyle w:val="Normal"/>
               <w:jc w:val="center"/>
               <w:pBdr>
                 <w:bottom w:val="none" w:sz="0" w:space="0" w:color="000000"/>
@@ -7054,7 +6955,6 @@
           </w:tcPr>
           <w:p>
             <w:pPr>
-              <w:pStyle w:val="Normal"/>
               <w:jc w:val="center"/>
               <w:pBdr>
                 <w:bottom w:val="none" w:sz="0" w:space="0" w:color="000000"/>
@@ -7095,26 +6995,26 @@
         <w:trPr>
           <w:trHeight w:val="270" w:hRule="exact"/>
         </w:trPr>
-        <w:tc>
-          <w:tcPr>
-            <w:tcBorders>
-              <w:bottom w:val="none" w:sz="0" w:space="0" w:color="000000"/>
-              <w:top w:val="none" w:sz="0" w:space="0" w:color="000000"/>
-              <w:left w:val="none" w:sz="0" w:space="0" w:color="000000"/>
-              <w:right w:val="none" w:sz="0" w:space="0" w:color="000000"/>
-            </w:tcBorders>
-            <w:shd w:val="clear" w:color="auto" w:fill="FFFFFF"/>
-            <w:tcMar>
-              <w:top w:w="0" w:type="dxa"/>
-              <w:bottom w:w="0" w:type="dxa"/>
-              <w:left w:w="0" w:type="dxa"/>
-              <w:right w:w="0" w:type="dxa"/>
-            </w:tcMar>
-            <w:vAlign w:val="center"/>
-          </w:tcPr>
-          <w:p>
-            <w:pPr>
-              <w:pStyle w:val="Normal"/>
+        body24
+        <w:tc>
+          <w:tcPr>
+            <w:tcBorders>
+              <w:bottom w:val="none" w:sz="0" w:space="0" w:color="000000"/>
+              <w:top w:val="none" w:sz="0" w:space="0" w:color="000000"/>
+              <w:left w:val="none" w:sz="0" w:space="0" w:color="000000"/>
+              <w:right w:val="none" w:sz="0" w:space="0" w:color="000000"/>
+            </w:tcBorders>
+            <w:shd w:val="clear" w:color="auto" w:fill="FFFFFF"/>
+            <w:tcMar>
+              <w:top w:w="0" w:type="dxa"/>
+              <w:bottom w:w="0" w:type="dxa"/>
+              <w:left w:w="0" w:type="dxa"/>
+              <w:right w:w="0" w:type="dxa"/>
+            </w:tcMar>
+            <w:vAlign w:val="center"/>
+          </w:tcPr>
+          <w:p>
+            <w:pPr>
               <w:jc w:val="left"/>
               <w:pBdr>
                 <w:bottom w:val="none" w:sz="0" w:space="0" w:color="000000"/>
@@ -7169,7 +7069,6 @@
           </w:tcPr>
           <w:p>
             <w:pPr>
-              <w:pStyle w:val="Normal"/>
               <w:jc w:val="center"/>
               <w:pBdr>
                 <w:bottom w:val="none" w:sz="0" w:space="0" w:color="000000"/>
@@ -7224,7 +7123,6 @@
           </w:tcPr>
           <w:p>
             <w:pPr>
-              <w:pStyle w:val="Normal"/>
               <w:jc w:val="center"/>
               <w:pBdr>
                 <w:bottom w:val="none" w:sz="0" w:space="0" w:color="000000"/>
@@ -7279,7 +7177,6 @@
           </w:tcPr>
           <w:p>
             <w:pPr>
-              <w:pStyle w:val="Normal"/>
               <w:jc w:val="center"/>
               <w:pBdr>
                 <w:bottom w:val="none" w:sz="0" w:space="0" w:color="000000"/>
@@ -7334,7 +7231,6 @@
           </w:tcPr>
           <w:p>
             <w:pPr>
-              <w:pStyle w:val="Normal"/>
               <w:jc w:val="center"/>
               <w:pBdr>
                 <w:bottom w:val="none" w:sz="0" w:space="0" w:color="000000"/>
@@ -7389,7 +7285,6 @@
           </w:tcPr>
           <w:p>
             <w:pPr>
-              <w:pStyle w:val="Normal"/>
               <w:jc w:val="center"/>
               <w:pBdr>
                 <w:bottom w:val="none" w:sz="0" w:space="0" w:color="000000"/>
@@ -7430,26 +7325,26 @@
         <w:trPr>
           <w:trHeight w:val="270" w:hRule="exact"/>
         </w:trPr>
-        <w:tc>
-          <w:tcPr>
-            <w:tcBorders>
-              <w:bottom w:val="none" w:sz="0" w:space="0" w:color="000000"/>
-              <w:top w:val="none" w:sz="0" w:space="0" w:color="000000"/>
-              <w:left w:val="none" w:sz="0" w:space="0" w:color="000000"/>
-              <w:right w:val="none" w:sz="0" w:space="0" w:color="000000"/>
-            </w:tcBorders>
-            <w:shd w:val="clear" w:color="auto" w:fill="FFFFFF"/>
-            <w:tcMar>
-              <w:top w:w="0" w:type="dxa"/>
-              <w:bottom w:w="0" w:type="dxa"/>
-              <w:left w:w="0" w:type="dxa"/>
-              <w:right w:w="0" w:type="dxa"/>
-            </w:tcMar>
-            <w:vAlign w:val="center"/>
-          </w:tcPr>
-          <w:p>
-            <w:pPr>
-              <w:pStyle w:val="Normal"/>
+        body25
+        <w:tc>
+          <w:tcPr>
+            <w:tcBorders>
+              <w:bottom w:val="none" w:sz="0" w:space="0" w:color="000000"/>
+              <w:top w:val="none" w:sz="0" w:space="0" w:color="000000"/>
+              <w:left w:val="none" w:sz="0" w:space="0" w:color="000000"/>
+              <w:right w:val="none" w:sz="0" w:space="0" w:color="000000"/>
+            </w:tcBorders>
+            <w:shd w:val="clear" w:color="auto" w:fill="FFFFFF"/>
+            <w:tcMar>
+              <w:top w:w="0" w:type="dxa"/>
+              <w:bottom w:w="0" w:type="dxa"/>
+              <w:left w:w="0" w:type="dxa"/>
+              <w:right w:w="0" w:type="dxa"/>
+            </w:tcMar>
+            <w:vAlign w:val="center"/>
+          </w:tcPr>
+          <w:p>
+            <w:pPr>
               <w:jc w:val="left"/>
               <w:pBdr>
                 <w:bottom w:val="none" w:sz="0" w:space="0" w:color="000000"/>
@@ -7504,7 +7399,6 @@
           </w:tcPr>
           <w:p>
             <w:pPr>
-              <w:pStyle w:val="Normal"/>
               <w:jc w:val="center"/>
               <w:pBdr>
                 <w:bottom w:val="none" w:sz="0" w:space="0" w:color="000000"/>
@@ -7559,7 +7453,6 @@
           </w:tcPr>
           <w:p>
             <w:pPr>
-              <w:pStyle w:val="Normal"/>
               <w:jc w:val="center"/>
               <w:pBdr>
                 <w:bottom w:val="none" w:sz="0" w:space="0" w:color="000000"/>
@@ -7614,7 +7507,6 @@
           </w:tcPr>
           <w:p>
             <w:pPr>
-              <w:pStyle w:val="Normal"/>
               <w:jc w:val="center"/>
               <w:pBdr>
                 <w:bottom w:val="none" w:sz="0" w:space="0" w:color="000000"/>
@@ -7669,7 +7561,6 @@
           </w:tcPr>
           <w:p>
             <w:pPr>
-              <w:pStyle w:val="Normal"/>
               <w:jc w:val="center"/>
               <w:pBdr>
                 <w:bottom w:val="none" w:sz="0" w:space="0" w:color="000000"/>
@@ -7724,7 +7615,6 @@
           </w:tcPr>
           <w:p>
             <w:pPr>
-              <w:pStyle w:val="Normal"/>
               <w:jc w:val="center"/>
               <w:pBdr>
                 <w:bottom w:val="none" w:sz="0" w:space="0" w:color="000000"/>
@@ -7765,26 +7655,26 @@
         <w:trPr>
           <w:trHeight w:val="270" w:hRule="exact"/>
         </w:trPr>
-        <w:tc>
-          <w:tcPr>
-            <w:tcBorders>
-              <w:bottom w:val="none" w:sz="0" w:space="0" w:color="000000"/>
-              <w:top w:val="none" w:sz="0" w:space="0" w:color="000000"/>
-              <w:left w:val="none" w:sz="0" w:space="0" w:color="000000"/>
-              <w:right w:val="none" w:sz="0" w:space="0" w:color="000000"/>
-            </w:tcBorders>
-            <w:shd w:val="clear" w:color="auto" w:fill="FFFFFF"/>
-            <w:tcMar>
-              <w:top w:w="0" w:type="dxa"/>
-              <w:bottom w:w="0" w:type="dxa"/>
-              <w:left w:w="0" w:type="dxa"/>
-              <w:right w:w="0" w:type="dxa"/>
-            </w:tcMar>
-            <w:vAlign w:val="center"/>
-          </w:tcPr>
-          <w:p>
-            <w:pPr>
-              <w:pStyle w:val="Normal"/>
+        body26
+        <w:tc>
+          <w:tcPr>
+            <w:tcBorders>
+              <w:bottom w:val="none" w:sz="0" w:space="0" w:color="000000"/>
+              <w:top w:val="none" w:sz="0" w:space="0" w:color="000000"/>
+              <w:left w:val="none" w:sz="0" w:space="0" w:color="000000"/>
+              <w:right w:val="none" w:sz="0" w:space="0" w:color="000000"/>
+            </w:tcBorders>
+            <w:shd w:val="clear" w:color="auto" w:fill="FFFFFF"/>
+            <w:tcMar>
+              <w:top w:w="0" w:type="dxa"/>
+              <w:bottom w:w="0" w:type="dxa"/>
+              <w:left w:w="0" w:type="dxa"/>
+              <w:right w:w="0" w:type="dxa"/>
+            </w:tcMar>
+            <w:vAlign w:val="center"/>
+          </w:tcPr>
+          <w:p>
+            <w:pPr>
               <w:jc w:val="left"/>
               <w:pBdr>
                 <w:bottom w:val="none" w:sz="0" w:space="0" w:color="000000"/>
@@ -7839,7 +7729,6 @@
           </w:tcPr>
           <w:p>
             <w:pPr>
-              <w:pStyle w:val="Normal"/>
               <w:jc w:val="center"/>
               <w:pBdr>
                 <w:bottom w:val="none" w:sz="0" w:space="0" w:color="000000"/>
@@ -7894,7 +7783,6 @@
           </w:tcPr>
           <w:p>
             <w:pPr>
-              <w:pStyle w:val="Normal"/>
               <w:jc w:val="center"/>
               <w:pBdr>
                 <w:bottom w:val="none" w:sz="0" w:space="0" w:color="000000"/>
@@ -7949,7 +7837,6 @@
           </w:tcPr>
           <w:p>
             <w:pPr>
-              <w:pStyle w:val="Normal"/>
               <w:jc w:val="center"/>
               <w:pBdr>
                 <w:bottom w:val="none" w:sz="0" w:space="0" w:color="000000"/>
@@ -8004,7 +7891,6 @@
           </w:tcPr>
           <w:p>
             <w:pPr>
-              <w:pStyle w:val="Normal"/>
               <w:jc w:val="center"/>
               <w:pBdr>
                 <w:bottom w:val="none" w:sz="0" w:space="0" w:color="000000"/>
@@ -8059,7 +7945,6 @@
           </w:tcPr>
           <w:p>
             <w:pPr>
-              <w:pStyle w:val="Normal"/>
               <w:jc w:val="center"/>
               <w:pBdr>
                 <w:bottom w:val="none" w:sz="0" w:space="0" w:color="000000"/>
@@ -8098,11 +7983,12 @@
       </w:tr>
     </w:tbl>
     <w:sectPr>
+      <w:footerReference w:officer="true" r:id="rId7" w:type="default">
+</w:footerReference>
+      <w:pgMar w:header="708" w:bottom="1417" w:top="1417" w:right="1417" w:left="1417" w:footer="708" w:gutter="0"/>
+      <w:pgSz w:h="16838" w:w="11906" w:orient="portrait"/>
       <w:type w:val="continuous"/>
-      <w:pgSz w:w="11900" w:h="16840"/>
-      <w:pgMar w:top="1417" w:right="1417" w:bottom="1417" w:left="1417" w:header="708" w:footer="708" w:gutter="0"/>
-      <w:cols w:space="708"/>
-      <w:docGrid w:linePitch="360"/>
+      <w:cols/>
     </w:sectPr>
   </w:body>
 </w:document>
@@ -8111,6 +7997,37 @@
 <file path=word/comments.xml><?xml version="1.0" encoding="utf-8"?>
 <w:comments xmlns:wpc="http://schemas.microsoft.com/office/word/2010/wordprocessingCanvas" xmlns:mo="http://schemas.microsoft.com/office/mac/office/2008/main" xmlns:mc="http://schemas.openxmlformats.org/markup-compatibility/2006" xmlns:mv="urn:schemas-microsoft-com:mac:vml" xmlns:o="urn:schemas-microsoft-com:office:office" xmlns:r="http://schemas.openxmlformats.org/officeDocument/2006/relationships" xmlns:m="http://schemas.openxmlformats.org/officeDocument/2006/math" xmlns:v="urn:schemas-microsoft-com:vml" xmlns:wp14="http://schemas.microsoft.com/office/word/2010/wordprocessingDrawing" xmlns:wp="http://schemas.openxmlformats.org/drawingml/2006/wordprocessingDrawing" xmlns:w10="urn:schemas-microsoft-com:office:word" xmlns:w="http://schemas.openxmlformats.org/wordprocessingml/2006/main" xmlns:w14="http://schemas.microsoft.com/office/word/2010/wordml" xmlns:wpg="http://schemas.microsoft.com/office/word/2010/wordprocessingGroup" xmlns:wpi="http://schemas.microsoft.com/office/word/2010/wordprocessingInk" xmlns:wne="http://schemas.microsoft.com/office/word/2006/wordml" xmlns:wps="http://schemas.microsoft.com/office/word/2010/wordprocessingShape" mc:Ignorable="w14 wp14">
 </w:comments>
+</file>
+
+<file path=word/footer1.xml><?xml version="1.0" encoding="utf-8"?>
+<w:ftr xmlns:wpc="http://schemas.microsoft.com/office/word/2010/wordprocessingCanvas" xmlns:cx="http://schemas.microsoft.com/office/drawing/2014/chartex" xmlns:cx1="http://schemas.microsoft.com/office/drawing/2015/9/8/chartex" xmlns:cx2="http://schemas.microsoft.com/office/drawing/2015/10/21/chartex" xmlns:cx3="http://schemas.microsoft.com/office/drawing/2016/5/9/chartex" xmlns:cx4="http://schemas.microsoft.com/office/drawing/2016/5/10/chartex" xmlns:cx5="http://schemas.microsoft.com/office/drawing/2016/5/11/chartex" xmlns:cx6="http://schemas.microsoft.com/office/drawing/2016/5/12/chartex" xmlns:cx7="http://schemas.microsoft.com/office/drawing/2016/5/13/chartex" xmlns:cx8="http://schemas.microsoft.com/office/drawing/2016/5/14/chartex" xmlns:mc="http://schemas.openxmlformats.org/markup-compatibility/2006" xmlns:aink="http://schemas.microsoft.com/office/drawing/2016/ink" xmlns:am3d="http://schemas.microsoft.com/office/drawing/2017/model3d" xmlns:o="urn:schemas-microsoft-com:office:office" xmlns:oel="http://schemas.microsoft.com/office/2019/extlst" xmlns:r="http://schemas.openxmlformats.org/officeDocument/2006/relationships" xmlns:m="http://schemas.openxmlformats.org/officeDocument/2006/math" xmlns:v="urn:schemas-microsoft-com:vml" xmlns:wp14="http://schemas.microsoft.com/office/word/2010/wordprocessingDrawing" xmlns:wp="http://schemas.openxmlformats.org/drawingml/2006/wordprocessingDrawing" xmlns:w10="urn:schemas-microsoft-com:office:word" xmlns:w="http://schemas.openxmlformats.org/wordprocessingml/2006/main" xmlns:w14="http://schemas.microsoft.com/office/word/2010/wordml" xmlns:w15="http://schemas.microsoft.com/office/word/2012/wordml" xmlns:w16cex="http://schemas.microsoft.com/office/word/2018/wordml/cex" xmlns:w16cid="http://schemas.microsoft.com/office/word/2016/wordml/cid" xmlns:w16="http://schemas.microsoft.com/office/word/2018/wordml" xmlns:w16sdtdh="http://schemas.microsoft.com/office/word/2020/wordml/sdtdatahash" xmlns:w16se="http://schemas.microsoft.com/office/word/2015/wordml/symex" xmlns:wpg="http://schemas.microsoft.com/office/word/2010/wordprocessingGroup" xmlns:wpi="http://schemas.microsoft.com/office/word/2010/wordprocessingInk" xmlns:wne="http://schemas.microsoft.com/office/word/2006/wordml" xmlns:wps="http://schemas.microsoft.com/office/word/2010/wordprocessingShape" mc:Ignorable="w14 w15 w16se w16cid w16 w16cex w16sdtdh wp14">
+  <w:p>
+    <w:pPr>
+      <w:jc w:val="left"/>
+      <w:pBdr>
+        <w:bottom w:val="none" w:sz="0" w:space="0" w:color="000000"/>
+        <w:top w:val="none" w:sz="0" w:space="0" w:color="000000"/>
+        <w:left w:val="none" w:sz="0" w:space="0" w:color="000000"/>
+        <w:right w:val="none" w:sz="0" w:space="0" w:color="000000"/>
+      </w:pBdr>
+      <w:spacing w:after="0" w:before="0" w:line="240"/>
+      <w:ind w:left="0" w:right="0" w:firstLine="0" w:firstLineChars="0"/>
+    </w:pPr>
+    <w:r>
+      <w:rPr>
+        <w:rFonts w:ascii="Arial" w:hAnsi="Arial" w:eastAsia="Arial" w:cs="Arial"/>
+        <w:i w:val="true"/>
+        <w:b w:val="true"/>
+        <w:u w:val="none"/>
+        <w:strike w:val="false"/>
+        <w:sz w:val="16"/>
+        <w:szCs w:val="16"/>
+        <w:color w:val="000000"/>
+      </w:rPr>
+      <w:t xml:space="preserve">Created with TernTables v1.6.3. Please cite: Preston JD, Abadiotakis H, Tang A, Aslam MV, Rust CJ, Chan JL. TernTables: Publication-ready summary tables and statistical testing for clinical research. R package version 1.6.3, 2026. Available at: https://github.com/jdpreston30/TernTables (Web interface: https://tern-tables.com)</w:t>
+    </w:r>
+  </w:p>
+</w:ftr>
 </file>
 
 <file path=word/footnotes.xml><?xml version="1.0" encoding="utf-8"?>

--- a/development/tools/run-vignette/tables/Tern_2_group.docx
+++ b/development/tools/run-vignette/tables/Tern_2_group.docx
@@ -21,7 +21,6 @@
           <w:trHeight w:val="842" w:hRule="auto"/>
           <w:tblHeader/>
         </w:trPr>
-        header 1
         <w:tc>
           <w:tcPr>
             <w:tcBorders>
@@ -41,6 +40,7 @@
           </w:tcPr>
           <w:p>
             <w:pPr>
+              <w:pStyle w:val="Normal"/>
               <w:jc w:val="left"/>
               <w:pBdr>
                 <w:bottom w:val="none" w:sz="0" w:space="0" w:color="000000"/>
@@ -121,6 +121,7 @@
           </w:tcPr>
           <w:p>
             <w:pPr>
+              <w:pStyle w:val="Normal"/>
               <w:jc w:val="center"/>
               <w:pBdr>
                 <w:bottom w:val="none" w:sz="0" w:space="0" w:color="000000"/>
@@ -227,6 +228,7 @@
           </w:tcPr>
           <w:p>
             <w:pPr>
+              <w:pStyle w:val="Normal"/>
               <w:jc w:val="center"/>
               <w:pBdr>
                 <w:bottom w:val="none" w:sz="0" w:space="0" w:color="000000"/>
@@ -307,6 +309,7 @@
           </w:tcPr>
           <w:p>
             <w:pPr>
+              <w:pStyle w:val="Normal"/>
               <w:jc w:val="center"/>
               <w:pBdr>
                 <w:bottom w:val="none" w:sz="0" w:space="0" w:color="000000"/>
@@ -387,6 +390,7 @@
           </w:tcPr>
           <w:p>
             <w:pPr>
+              <w:pStyle w:val="Normal"/>
               <w:jc w:val="center"/>
               <w:pBdr>
                 <w:bottom w:val="none" w:sz="0" w:space="0" w:color="000000"/>
@@ -441,6 +445,7 @@
           </w:tcPr>
           <w:p>
             <w:pPr>
+              <w:pStyle w:val="Normal"/>
               <w:jc w:val="center"/>
               <w:pBdr>
                 <w:bottom w:val="none" w:sz="0" w:space="0" w:color="000000"/>
@@ -481,7 +486,6 @@
         <w:trPr>
           <w:trHeight w:val="369" w:hRule="exact"/>
         </w:trPr>
-        body 1
         <w:tc>
           <w:tcPr>
             <w:gridSpan w:val="6"/>
@@ -502,6 +506,7 @@
           </w:tcPr>
           <w:p>
             <w:pPr>
+              <w:pStyle w:val="Normal"/>
               <w:jc w:val="left"/>
               <w:pBdr>
                 <w:bottom w:val="none" w:sz="0" w:space="0" w:color="000000"/>
@@ -542,7 +547,6 @@
         <w:trPr>
           <w:trHeight w:val="270" w:hRule="exact"/>
         </w:trPr>
-        body 2
         <w:tc>
           <w:tcPr>
             <w:tcBorders>
@@ -562,6 +566,7 @@
           </w:tcPr>
           <w:p>
             <w:pPr>
+              <w:pStyle w:val="Normal"/>
               <w:jc w:val="left"/>
               <w:pBdr>
                 <w:bottom w:val="none" w:sz="0" w:space="0" w:color="000000"/>
@@ -616,6 +621,7 @@
           </w:tcPr>
           <w:p>
             <w:pPr>
+              <w:pStyle w:val="Normal"/>
               <w:jc w:val="center"/>
               <w:pBdr>
                 <w:bottom w:val="none" w:sz="0" w:space="0" w:color="000000"/>
@@ -670,6 +676,7 @@
           </w:tcPr>
           <w:p>
             <w:pPr>
+              <w:pStyle w:val="Normal"/>
               <w:jc w:val="center"/>
               <w:pBdr>
                 <w:bottom w:val="none" w:sz="0" w:space="0" w:color="000000"/>
@@ -724,6 +731,7 @@
           </w:tcPr>
           <w:p>
             <w:pPr>
+              <w:pStyle w:val="Normal"/>
               <w:jc w:val="center"/>
               <w:pBdr>
                 <w:bottom w:val="none" w:sz="0" w:space="0" w:color="000000"/>
@@ -778,6 +786,7 @@
           </w:tcPr>
           <w:p>
             <w:pPr>
+              <w:pStyle w:val="Normal"/>
               <w:jc w:val="center"/>
               <w:pBdr>
                 <w:bottom w:val="none" w:sz="0" w:space="0" w:color="000000"/>
@@ -832,6 +841,7 @@
           </w:tcPr>
           <w:p>
             <w:pPr>
+              <w:pStyle w:val="Normal"/>
               <w:jc w:val="center"/>
               <w:pBdr>
                 <w:bottom w:val="none" w:sz="0" w:space="0" w:color="000000"/>
@@ -872,26 +882,26 @@
         <w:trPr>
           <w:trHeight w:val="270" w:hRule="exact"/>
         </w:trPr>
-        body 3
-        <w:tc>
-          <w:tcPr>
-            <w:tcBorders>
-              <w:bottom w:val="none" w:sz="0" w:space="0" w:color="000000"/>
-              <w:top w:val="none" w:sz="0" w:space="0" w:color="000000"/>
-              <w:left w:val="none" w:sz="0" w:space="0" w:color="000000"/>
-              <w:right w:val="none" w:sz="0" w:space="0" w:color="000000"/>
-            </w:tcBorders>
-            <w:shd w:val="clear" w:color="auto" w:fill="FFFFFF"/>
-            <w:tcMar>
-              <w:top w:w="0" w:type="dxa"/>
-              <w:bottom w:w="0" w:type="dxa"/>
-              <w:left w:w="0" w:type="dxa"/>
-              <w:right w:w="0" w:type="dxa"/>
-            </w:tcMar>
-            <w:vAlign w:val="center"/>
-          </w:tcPr>
-          <w:p>
-            <w:pPr>
+        <w:tc>
+          <w:tcPr>
+            <w:tcBorders>
+              <w:bottom w:val="none" w:sz="0" w:space="0" w:color="000000"/>
+              <w:top w:val="none" w:sz="0" w:space="0" w:color="000000"/>
+              <w:left w:val="none" w:sz="0" w:space="0" w:color="000000"/>
+              <w:right w:val="none" w:sz="0" w:space="0" w:color="000000"/>
+            </w:tcBorders>
+            <w:shd w:val="clear" w:color="auto" w:fill="FFFFFF"/>
+            <w:tcMar>
+              <w:top w:w="0" w:type="dxa"/>
+              <w:bottom w:w="0" w:type="dxa"/>
+              <w:left w:w="0" w:type="dxa"/>
+              <w:right w:w="0" w:type="dxa"/>
+            </w:tcMar>
+            <w:vAlign w:val="center"/>
+          </w:tcPr>
+          <w:p>
+            <w:pPr>
+              <w:pStyle w:val="Normal"/>
               <w:jc w:val="left"/>
               <w:pBdr>
                 <w:bottom w:val="none" w:sz="0" w:space="0" w:color="000000"/>
@@ -946,6 +956,7 @@
           </w:tcPr>
           <w:p>
             <w:pPr>
+              <w:pStyle w:val="Normal"/>
               <w:jc w:val="center"/>
               <w:pBdr>
                 <w:bottom w:val="none" w:sz="0" w:space="0" w:color="000000"/>
@@ -1000,6 +1011,7 @@
           </w:tcPr>
           <w:p>
             <w:pPr>
+              <w:pStyle w:val="Normal"/>
               <w:jc w:val="center"/>
               <w:pBdr>
                 <w:bottom w:val="none" w:sz="0" w:space="0" w:color="000000"/>
@@ -1054,6 +1066,7 @@
           </w:tcPr>
           <w:p>
             <w:pPr>
+              <w:pStyle w:val="Normal"/>
               <w:jc w:val="center"/>
               <w:pBdr>
                 <w:bottom w:val="none" w:sz="0" w:space="0" w:color="000000"/>
@@ -1108,6 +1121,7 @@
           </w:tcPr>
           <w:p>
             <w:pPr>
+              <w:pStyle w:val="Normal"/>
               <w:jc w:val="center"/>
               <w:pBdr>
                 <w:bottom w:val="none" w:sz="0" w:space="0" w:color="000000"/>
@@ -1162,6 +1176,7 @@
           </w:tcPr>
           <w:p>
             <w:pPr>
+              <w:pStyle w:val="Normal"/>
               <w:jc w:val="center"/>
               <w:pBdr>
                 <w:bottom w:val="none" w:sz="0" w:space="0" w:color="000000"/>
@@ -1202,26 +1217,26 @@
         <w:trPr>
           <w:trHeight w:val="270" w:hRule="exact"/>
         </w:trPr>
-        body 4
-        <w:tc>
-          <w:tcPr>
-            <w:tcBorders>
-              <w:bottom w:val="none" w:sz="0" w:space="0" w:color="000000"/>
-              <w:top w:val="none" w:sz="0" w:space="0" w:color="000000"/>
-              <w:left w:val="none" w:sz="0" w:space="0" w:color="000000"/>
-              <w:right w:val="none" w:sz="0" w:space="0" w:color="000000"/>
-            </w:tcBorders>
-            <w:shd w:val="clear" w:color="auto" w:fill="FFFFFF"/>
-            <w:tcMar>
-              <w:top w:w="0" w:type="dxa"/>
-              <w:bottom w:w="0" w:type="dxa"/>
-              <w:left w:w="0" w:type="dxa"/>
-              <w:right w:w="0" w:type="dxa"/>
-            </w:tcMar>
-            <w:vAlign w:val="center"/>
-          </w:tcPr>
-          <w:p>
-            <w:pPr>
+        <w:tc>
+          <w:tcPr>
+            <w:tcBorders>
+              <w:bottom w:val="none" w:sz="0" w:space="0" w:color="000000"/>
+              <w:top w:val="none" w:sz="0" w:space="0" w:color="000000"/>
+              <w:left w:val="none" w:sz="0" w:space="0" w:color="000000"/>
+              <w:right w:val="none" w:sz="0" w:space="0" w:color="000000"/>
+            </w:tcBorders>
+            <w:shd w:val="clear" w:color="auto" w:fill="FFFFFF"/>
+            <w:tcMar>
+              <w:top w:w="0" w:type="dxa"/>
+              <w:bottom w:w="0" w:type="dxa"/>
+              <w:left w:w="0" w:type="dxa"/>
+              <w:right w:w="0" w:type="dxa"/>
+            </w:tcMar>
+            <w:vAlign w:val="center"/>
+          </w:tcPr>
+          <w:p>
+            <w:pPr>
+              <w:pStyle w:val="Normal"/>
               <w:jc w:val="left"/>
               <w:pBdr>
                 <w:bottom w:val="none" w:sz="0" w:space="0" w:color="000000"/>
@@ -1276,6 +1291,7 @@
           </w:tcPr>
           <w:p>
             <w:pPr>
+              <w:pStyle w:val="Normal"/>
               <w:jc w:val="center"/>
               <w:pBdr>
                 <w:bottom w:val="none" w:sz="0" w:space="0" w:color="000000"/>
@@ -1330,6 +1346,7 @@
           </w:tcPr>
           <w:p>
             <w:pPr>
+              <w:pStyle w:val="Normal"/>
               <w:jc w:val="center"/>
               <w:pBdr>
                 <w:bottom w:val="none" w:sz="0" w:space="0" w:color="000000"/>
@@ -1384,6 +1401,7 @@
           </w:tcPr>
           <w:p>
             <w:pPr>
+              <w:pStyle w:val="Normal"/>
               <w:jc w:val="center"/>
               <w:pBdr>
                 <w:bottom w:val="none" w:sz="0" w:space="0" w:color="000000"/>
@@ -1438,6 +1456,7 @@
           </w:tcPr>
           <w:p>
             <w:pPr>
+              <w:pStyle w:val="Normal"/>
               <w:jc w:val="center"/>
               <w:pBdr>
                 <w:bottom w:val="none" w:sz="0" w:space="0" w:color="000000"/>
@@ -1492,6 +1511,7 @@
           </w:tcPr>
           <w:p>
             <w:pPr>
+              <w:pStyle w:val="Normal"/>
               <w:jc w:val="center"/>
               <w:pBdr>
                 <w:bottom w:val="none" w:sz="0" w:space="0" w:color="000000"/>
@@ -1532,26 +1552,26 @@
         <w:trPr>
           <w:trHeight w:val="270" w:hRule="exact"/>
         </w:trPr>
-        body 5
-        <w:tc>
-          <w:tcPr>
-            <w:tcBorders>
-              <w:bottom w:val="none" w:sz="0" w:space="0" w:color="000000"/>
-              <w:top w:val="none" w:sz="0" w:space="0" w:color="000000"/>
-              <w:left w:val="none" w:sz="0" w:space="0" w:color="000000"/>
-              <w:right w:val="none" w:sz="0" w:space="0" w:color="000000"/>
-            </w:tcBorders>
-            <w:shd w:val="clear" w:color="auto" w:fill="FFFFFF"/>
-            <w:tcMar>
-              <w:top w:w="0" w:type="dxa"/>
-              <w:bottom w:w="0" w:type="dxa"/>
-              <w:left w:w="0" w:type="dxa"/>
-              <w:right w:w="0" w:type="dxa"/>
-            </w:tcMar>
-            <w:vAlign w:val="center"/>
-          </w:tcPr>
-          <w:p>
-            <w:pPr>
+        <w:tc>
+          <w:tcPr>
+            <w:tcBorders>
+              <w:bottom w:val="none" w:sz="0" w:space="0" w:color="000000"/>
+              <w:top w:val="none" w:sz="0" w:space="0" w:color="000000"/>
+              <w:left w:val="none" w:sz="0" w:space="0" w:color="000000"/>
+              <w:right w:val="none" w:sz="0" w:space="0" w:color="000000"/>
+            </w:tcBorders>
+            <w:shd w:val="clear" w:color="auto" w:fill="FFFFFF"/>
+            <w:tcMar>
+              <w:top w:w="0" w:type="dxa"/>
+              <w:bottom w:w="0" w:type="dxa"/>
+              <w:left w:w="0" w:type="dxa"/>
+              <w:right w:w="0" w:type="dxa"/>
+            </w:tcMar>
+            <w:vAlign w:val="center"/>
+          </w:tcPr>
+          <w:p>
+            <w:pPr>
+              <w:pStyle w:val="Normal"/>
               <w:jc w:val="left"/>
               <w:pBdr>
                 <w:bottom w:val="none" w:sz="0" w:space="0" w:color="000000"/>
@@ -1606,6 +1626,7 @@
           </w:tcPr>
           <w:p>
             <w:pPr>
+              <w:pStyle w:val="Normal"/>
               <w:jc w:val="center"/>
               <w:pBdr>
                 <w:bottom w:val="none" w:sz="0" w:space="0" w:color="000000"/>
@@ -1660,6 +1681,7 @@
           </w:tcPr>
           <w:p>
             <w:pPr>
+              <w:pStyle w:val="Normal"/>
               <w:jc w:val="center"/>
               <w:pBdr>
                 <w:bottom w:val="none" w:sz="0" w:space="0" w:color="000000"/>
@@ -1714,6 +1736,7 @@
           </w:tcPr>
           <w:p>
             <w:pPr>
+              <w:pStyle w:val="Normal"/>
               <w:jc w:val="center"/>
               <w:pBdr>
                 <w:bottom w:val="none" w:sz="0" w:space="0" w:color="000000"/>
@@ -1768,6 +1791,7 @@
           </w:tcPr>
           <w:p>
             <w:pPr>
+              <w:pStyle w:val="Normal"/>
               <w:jc w:val="center"/>
               <w:pBdr>
                 <w:bottom w:val="none" w:sz="0" w:space="0" w:color="000000"/>
@@ -1822,6 +1846,7 @@
           </w:tcPr>
           <w:p>
             <w:pPr>
+              <w:pStyle w:val="Normal"/>
               <w:jc w:val="center"/>
               <w:pBdr>
                 <w:bottom w:val="none" w:sz="0" w:space="0" w:color="000000"/>
@@ -1862,7 +1887,6 @@
         <w:trPr>
           <w:trHeight w:val="369" w:hRule="exact"/>
         </w:trPr>
-        body 6
         <w:tc>
           <w:tcPr>
             <w:gridSpan w:val="6"/>
@@ -1883,6 +1907,7 @@
           </w:tcPr>
           <w:p>
             <w:pPr>
+              <w:pStyle w:val="Normal"/>
               <w:jc w:val="left"/>
               <w:pBdr>
                 <w:bottom w:val="none" w:sz="0" w:space="0" w:color="000000"/>
@@ -1923,7 +1948,6 @@
         <w:trPr>
           <w:trHeight w:val="270" w:hRule="exact"/>
         </w:trPr>
-        body 7
         <w:tc>
           <w:tcPr>
             <w:tcBorders>
@@ -1943,6 +1967,7 @@
           </w:tcPr>
           <w:p>
             <w:pPr>
+              <w:pStyle w:val="Normal"/>
               <w:jc w:val="left"/>
               <w:pBdr>
                 <w:bottom w:val="none" w:sz="0" w:space="0" w:color="000000"/>
@@ -1997,6 +2022,7 @@
           </w:tcPr>
           <w:p>
             <w:pPr>
+              <w:pStyle w:val="Normal"/>
               <w:jc w:val="center"/>
               <w:pBdr>
                 <w:bottom w:val="none" w:sz="0" w:space="0" w:color="000000"/>
@@ -2051,6 +2077,7 @@
           </w:tcPr>
           <w:p>
             <w:pPr>
+              <w:pStyle w:val="Normal"/>
               <w:jc w:val="center"/>
               <w:pBdr>
                 <w:bottom w:val="none" w:sz="0" w:space="0" w:color="000000"/>
@@ -2105,6 +2132,7 @@
           </w:tcPr>
           <w:p>
             <w:pPr>
+              <w:pStyle w:val="Normal"/>
               <w:jc w:val="center"/>
               <w:pBdr>
                 <w:bottom w:val="none" w:sz="0" w:space="0" w:color="000000"/>
@@ -2159,6 +2187,7 @@
           </w:tcPr>
           <w:p>
             <w:pPr>
+              <w:pStyle w:val="Normal"/>
               <w:jc w:val="center"/>
               <w:pBdr>
                 <w:bottom w:val="none" w:sz="0" w:space="0" w:color="000000"/>
@@ -2213,6 +2242,7 @@
           </w:tcPr>
           <w:p>
             <w:pPr>
+              <w:pStyle w:val="Normal"/>
               <w:jc w:val="center"/>
               <w:pBdr>
                 <w:bottom w:val="none" w:sz="0" w:space="0" w:color="000000"/>
@@ -2253,26 +2283,26 @@
         <w:trPr>
           <w:trHeight w:val="270" w:hRule="exact"/>
         </w:trPr>
-        body 8
-        <w:tc>
-          <w:tcPr>
-            <w:tcBorders>
-              <w:bottom w:val="none" w:sz="0" w:space="0" w:color="000000"/>
-              <w:top w:val="none" w:sz="0" w:space="0" w:color="000000"/>
-              <w:left w:val="none" w:sz="0" w:space="0" w:color="000000"/>
-              <w:right w:val="none" w:sz="0" w:space="0" w:color="000000"/>
-            </w:tcBorders>
-            <w:shd w:val="clear" w:color="auto" w:fill="FFFFFF"/>
-            <w:tcMar>
-              <w:top w:w="0" w:type="dxa"/>
-              <w:bottom w:w="0" w:type="dxa"/>
-              <w:left w:w="0" w:type="dxa"/>
-              <w:right w:w="0" w:type="dxa"/>
-            </w:tcMar>
-            <w:vAlign w:val="center"/>
-          </w:tcPr>
-          <w:p>
-            <w:pPr>
+        <w:tc>
+          <w:tcPr>
+            <w:tcBorders>
+              <w:bottom w:val="none" w:sz="0" w:space="0" w:color="000000"/>
+              <w:top w:val="none" w:sz="0" w:space="0" w:color="000000"/>
+              <w:left w:val="none" w:sz="0" w:space="0" w:color="000000"/>
+              <w:right w:val="none" w:sz="0" w:space="0" w:color="000000"/>
+            </w:tcBorders>
+            <w:shd w:val="clear" w:color="auto" w:fill="FFFFFF"/>
+            <w:tcMar>
+              <w:top w:w="0" w:type="dxa"/>
+              <w:bottom w:w="0" w:type="dxa"/>
+              <w:left w:w="0" w:type="dxa"/>
+              <w:right w:w="0" w:type="dxa"/>
+            </w:tcMar>
+            <w:vAlign w:val="center"/>
+          </w:tcPr>
+          <w:p>
+            <w:pPr>
+              <w:pStyle w:val="Normal"/>
               <w:jc w:val="left"/>
               <w:pBdr>
                 <w:bottom w:val="none" w:sz="0" w:space="0" w:color="000000"/>
@@ -2327,6 +2357,7 @@
           </w:tcPr>
           <w:p>
             <w:pPr>
+              <w:pStyle w:val="Normal"/>
               <w:jc w:val="center"/>
               <w:pBdr>
                 <w:bottom w:val="none" w:sz="0" w:space="0" w:color="000000"/>
@@ -2381,6 +2412,7 @@
           </w:tcPr>
           <w:p>
             <w:pPr>
+              <w:pStyle w:val="Normal"/>
               <w:jc w:val="center"/>
               <w:pBdr>
                 <w:bottom w:val="none" w:sz="0" w:space="0" w:color="000000"/>
@@ -2435,6 +2467,7 @@
           </w:tcPr>
           <w:p>
             <w:pPr>
+              <w:pStyle w:val="Normal"/>
               <w:jc w:val="center"/>
               <w:pBdr>
                 <w:bottom w:val="none" w:sz="0" w:space="0" w:color="000000"/>
@@ -2489,6 +2522,7 @@
           </w:tcPr>
           <w:p>
             <w:pPr>
+              <w:pStyle w:val="Normal"/>
               <w:jc w:val="center"/>
               <w:pBdr>
                 <w:bottom w:val="none" w:sz="0" w:space="0" w:color="000000"/>
@@ -2543,6 +2577,7 @@
           </w:tcPr>
           <w:p>
             <w:pPr>
+              <w:pStyle w:val="Normal"/>
               <w:jc w:val="center"/>
               <w:pBdr>
                 <w:bottom w:val="none" w:sz="0" w:space="0" w:color="000000"/>
@@ -2583,7 +2618,6 @@
         <w:trPr>
           <w:trHeight w:val="369" w:hRule="exact"/>
         </w:trPr>
-        body 9
         <w:tc>
           <w:tcPr>
             <w:gridSpan w:val="6"/>
@@ -2604,6 +2638,7 @@
           </w:tcPr>
           <w:p>
             <w:pPr>
+              <w:pStyle w:val="Normal"/>
               <w:jc w:val="left"/>
               <w:pBdr>
                 <w:bottom w:val="none" w:sz="0" w:space="0" w:color="000000"/>
@@ -2644,7 +2679,6 @@
         <w:trPr>
           <w:trHeight w:val="270" w:hRule="exact"/>
         </w:trPr>
-        body10
         <w:tc>
           <w:tcPr>
             <w:tcBorders>
@@ -2664,6 +2698,7 @@
           </w:tcPr>
           <w:p>
             <w:pPr>
+              <w:pStyle w:val="Normal"/>
               <w:jc w:val="left"/>
               <w:pBdr>
                 <w:bottom w:val="none" w:sz="0" w:space="0" w:color="000000"/>
@@ -2718,6 +2753,7 @@
           </w:tcPr>
           <w:p>
             <w:pPr>
+              <w:pStyle w:val="Normal"/>
               <w:jc w:val="center"/>
               <w:pBdr>
                 <w:bottom w:val="none" w:sz="0" w:space="0" w:color="000000"/>
@@ -2772,6 +2808,7 @@
           </w:tcPr>
           <w:p>
             <w:pPr>
+              <w:pStyle w:val="Normal"/>
               <w:jc w:val="center"/>
               <w:pBdr>
                 <w:bottom w:val="none" w:sz="0" w:space="0" w:color="000000"/>
@@ -2826,6 +2863,7 @@
           </w:tcPr>
           <w:p>
             <w:pPr>
+              <w:pStyle w:val="Normal"/>
               <w:jc w:val="center"/>
               <w:pBdr>
                 <w:bottom w:val="none" w:sz="0" w:space="0" w:color="000000"/>
@@ -2880,6 +2918,7 @@
           </w:tcPr>
           <w:p>
             <w:pPr>
+              <w:pStyle w:val="Normal"/>
               <w:jc w:val="center"/>
               <w:pBdr>
                 <w:bottom w:val="none" w:sz="0" w:space="0" w:color="000000"/>
@@ -2934,6 +2973,7 @@
           </w:tcPr>
           <w:p>
             <w:pPr>
+              <w:pStyle w:val="Normal"/>
               <w:jc w:val="center"/>
               <w:pBdr>
                 <w:bottom w:val="none" w:sz="0" w:space="0" w:color="000000"/>
@@ -2974,26 +3014,26 @@
         <w:trPr>
           <w:trHeight w:val="270" w:hRule="exact"/>
         </w:trPr>
-        body11
-        <w:tc>
-          <w:tcPr>
-            <w:tcBorders>
-              <w:bottom w:val="none" w:sz="0" w:space="0" w:color="000000"/>
-              <w:top w:val="none" w:sz="0" w:space="0" w:color="000000"/>
-              <w:left w:val="none" w:sz="0" w:space="0" w:color="000000"/>
-              <w:right w:val="none" w:sz="0" w:space="0" w:color="000000"/>
-            </w:tcBorders>
-            <w:shd w:val="clear" w:color="auto" w:fill="FFFFFF"/>
-            <w:tcMar>
-              <w:top w:w="0" w:type="dxa"/>
-              <w:bottom w:w="0" w:type="dxa"/>
-              <w:left w:w="0" w:type="dxa"/>
-              <w:right w:w="0" w:type="dxa"/>
-            </w:tcMar>
-            <w:vAlign w:val="center"/>
-          </w:tcPr>
-          <w:p>
-            <w:pPr>
+        <w:tc>
+          <w:tcPr>
+            <w:tcBorders>
+              <w:bottom w:val="none" w:sz="0" w:space="0" w:color="000000"/>
+              <w:top w:val="none" w:sz="0" w:space="0" w:color="000000"/>
+              <w:left w:val="none" w:sz="0" w:space="0" w:color="000000"/>
+              <w:right w:val="none" w:sz="0" w:space="0" w:color="000000"/>
+            </w:tcBorders>
+            <w:shd w:val="clear" w:color="auto" w:fill="FFFFFF"/>
+            <w:tcMar>
+              <w:top w:w="0" w:type="dxa"/>
+              <w:bottom w:w="0" w:type="dxa"/>
+              <w:left w:w="0" w:type="dxa"/>
+              <w:right w:w="0" w:type="dxa"/>
+            </w:tcMar>
+            <w:vAlign w:val="center"/>
+          </w:tcPr>
+          <w:p>
+            <w:pPr>
+              <w:pStyle w:val="Normal"/>
               <w:jc w:val="left"/>
               <w:pBdr>
                 <w:bottom w:val="none" w:sz="0" w:space="0" w:color="000000"/>
@@ -3048,6 +3088,7 @@
           </w:tcPr>
           <w:p>
             <w:pPr>
+              <w:pStyle w:val="Normal"/>
               <w:jc w:val="center"/>
               <w:pBdr>
                 <w:bottom w:val="none" w:sz="0" w:space="0" w:color="000000"/>
@@ -3102,6 +3143,7 @@
           </w:tcPr>
           <w:p>
             <w:pPr>
+              <w:pStyle w:val="Normal"/>
               <w:jc w:val="center"/>
               <w:pBdr>
                 <w:bottom w:val="none" w:sz="0" w:space="0" w:color="000000"/>
@@ -3156,6 +3198,7 @@
           </w:tcPr>
           <w:p>
             <w:pPr>
+              <w:pStyle w:val="Normal"/>
               <w:jc w:val="center"/>
               <w:pBdr>
                 <w:bottom w:val="none" w:sz="0" w:space="0" w:color="000000"/>
@@ -3210,6 +3253,7 @@
           </w:tcPr>
           <w:p>
             <w:pPr>
+              <w:pStyle w:val="Normal"/>
               <w:jc w:val="center"/>
               <w:pBdr>
                 <w:bottom w:val="none" w:sz="0" w:space="0" w:color="000000"/>
@@ -3264,6 +3308,7 @@
           </w:tcPr>
           <w:p>
             <w:pPr>
+              <w:pStyle w:val="Normal"/>
               <w:jc w:val="center"/>
               <w:pBdr>
                 <w:bottom w:val="none" w:sz="0" w:space="0" w:color="000000"/>
@@ -3304,26 +3349,26 @@
         <w:trPr>
           <w:trHeight w:val="270" w:hRule="exact"/>
         </w:trPr>
-        body12
-        <w:tc>
-          <w:tcPr>
-            <w:tcBorders>
-              <w:bottom w:val="none" w:sz="0" w:space="0" w:color="000000"/>
-              <w:top w:val="none" w:sz="0" w:space="0" w:color="000000"/>
-              <w:left w:val="none" w:sz="0" w:space="0" w:color="000000"/>
-              <w:right w:val="none" w:sz="0" w:space="0" w:color="000000"/>
-            </w:tcBorders>
-            <w:shd w:val="clear" w:color="auto" w:fill="FFFFFF"/>
-            <w:tcMar>
-              <w:top w:w="0" w:type="dxa"/>
-              <w:bottom w:w="0" w:type="dxa"/>
-              <w:left w:w="0" w:type="dxa"/>
-              <w:right w:w="0" w:type="dxa"/>
-            </w:tcMar>
-            <w:vAlign w:val="center"/>
-          </w:tcPr>
-          <w:p>
-            <w:pPr>
+        <w:tc>
+          <w:tcPr>
+            <w:tcBorders>
+              <w:bottom w:val="none" w:sz="0" w:space="0" w:color="000000"/>
+              <w:top w:val="none" w:sz="0" w:space="0" w:color="000000"/>
+              <w:left w:val="none" w:sz="0" w:space="0" w:color="000000"/>
+              <w:right w:val="none" w:sz="0" w:space="0" w:color="000000"/>
+            </w:tcBorders>
+            <w:shd w:val="clear" w:color="auto" w:fill="FFFFFF"/>
+            <w:tcMar>
+              <w:top w:w="0" w:type="dxa"/>
+              <w:bottom w:w="0" w:type="dxa"/>
+              <w:left w:w="0" w:type="dxa"/>
+              <w:right w:w="0" w:type="dxa"/>
+            </w:tcMar>
+            <w:vAlign w:val="center"/>
+          </w:tcPr>
+          <w:p>
+            <w:pPr>
+              <w:pStyle w:val="Normal"/>
               <w:jc w:val="left"/>
               <w:pBdr>
                 <w:bottom w:val="none" w:sz="0" w:space="0" w:color="000000"/>
@@ -3378,6 +3423,7 @@
           </w:tcPr>
           <w:p>
             <w:pPr>
+              <w:pStyle w:val="Normal"/>
               <w:jc w:val="center"/>
               <w:pBdr>
                 <w:bottom w:val="none" w:sz="0" w:space="0" w:color="000000"/>
@@ -3432,6 +3478,7 @@
           </w:tcPr>
           <w:p>
             <w:pPr>
+              <w:pStyle w:val="Normal"/>
               <w:jc w:val="center"/>
               <w:pBdr>
                 <w:bottom w:val="none" w:sz="0" w:space="0" w:color="000000"/>
@@ -3486,6 +3533,7 @@
           </w:tcPr>
           <w:p>
             <w:pPr>
+              <w:pStyle w:val="Normal"/>
               <w:jc w:val="center"/>
               <w:pBdr>
                 <w:bottom w:val="none" w:sz="0" w:space="0" w:color="000000"/>
@@ -3540,6 +3588,7 @@
           </w:tcPr>
           <w:p>
             <w:pPr>
+              <w:pStyle w:val="Normal"/>
               <w:jc w:val="center"/>
               <w:pBdr>
                 <w:bottom w:val="none" w:sz="0" w:space="0" w:color="000000"/>
@@ -3594,6 +3643,7 @@
           </w:tcPr>
           <w:p>
             <w:pPr>
+              <w:pStyle w:val="Normal"/>
               <w:jc w:val="center"/>
               <w:pBdr>
                 <w:bottom w:val="none" w:sz="0" w:space="0" w:color="000000"/>
@@ -3634,26 +3684,26 @@
         <w:trPr>
           <w:trHeight w:val="270" w:hRule="exact"/>
         </w:trPr>
-        body13
-        <w:tc>
-          <w:tcPr>
-            <w:tcBorders>
-              <w:bottom w:val="none" w:sz="0" w:space="0" w:color="000000"/>
-              <w:top w:val="none" w:sz="0" w:space="0" w:color="000000"/>
-              <w:left w:val="none" w:sz="0" w:space="0" w:color="000000"/>
-              <w:right w:val="none" w:sz="0" w:space="0" w:color="000000"/>
-            </w:tcBorders>
-            <w:shd w:val="clear" w:color="auto" w:fill="FFFFFF"/>
-            <w:tcMar>
-              <w:top w:w="0" w:type="dxa"/>
-              <w:bottom w:w="0" w:type="dxa"/>
-              <w:left w:w="0" w:type="dxa"/>
-              <w:right w:w="0" w:type="dxa"/>
-            </w:tcMar>
-            <w:vAlign w:val="center"/>
-          </w:tcPr>
-          <w:p>
-            <w:pPr>
+        <w:tc>
+          <w:tcPr>
+            <w:tcBorders>
+              <w:bottom w:val="none" w:sz="0" w:space="0" w:color="000000"/>
+              <w:top w:val="none" w:sz="0" w:space="0" w:color="000000"/>
+              <w:left w:val="none" w:sz="0" w:space="0" w:color="000000"/>
+              <w:right w:val="none" w:sz="0" w:space="0" w:color="000000"/>
+            </w:tcBorders>
+            <w:shd w:val="clear" w:color="auto" w:fill="FFFFFF"/>
+            <w:tcMar>
+              <w:top w:w="0" w:type="dxa"/>
+              <w:bottom w:w="0" w:type="dxa"/>
+              <w:left w:w="0" w:type="dxa"/>
+              <w:right w:w="0" w:type="dxa"/>
+            </w:tcMar>
+            <w:vAlign w:val="center"/>
+          </w:tcPr>
+          <w:p>
+            <w:pPr>
+              <w:pStyle w:val="Normal"/>
               <w:jc w:val="left"/>
               <w:pBdr>
                 <w:bottom w:val="none" w:sz="0" w:space="0" w:color="000000"/>
@@ -3708,6 +3758,7 @@
           </w:tcPr>
           <w:p>
             <w:pPr>
+              <w:pStyle w:val="Normal"/>
               <w:jc w:val="center"/>
               <w:pBdr>
                 <w:bottom w:val="none" w:sz="0" w:space="0" w:color="000000"/>
@@ -3762,6 +3813,7 @@
           </w:tcPr>
           <w:p>
             <w:pPr>
+              <w:pStyle w:val="Normal"/>
               <w:jc w:val="center"/>
               <w:pBdr>
                 <w:bottom w:val="none" w:sz="0" w:space="0" w:color="000000"/>
@@ -3816,6 +3868,7 @@
           </w:tcPr>
           <w:p>
             <w:pPr>
+              <w:pStyle w:val="Normal"/>
               <w:jc w:val="center"/>
               <w:pBdr>
                 <w:bottom w:val="none" w:sz="0" w:space="0" w:color="000000"/>
@@ -3870,6 +3923,7 @@
           </w:tcPr>
           <w:p>
             <w:pPr>
+              <w:pStyle w:val="Normal"/>
               <w:jc w:val="center"/>
               <w:pBdr>
                 <w:bottom w:val="none" w:sz="0" w:space="0" w:color="000000"/>
@@ -3924,6 +3978,7 @@
           </w:tcPr>
           <w:p>
             <w:pPr>
+              <w:pStyle w:val="Normal"/>
               <w:jc w:val="center"/>
               <w:pBdr>
                 <w:bottom w:val="none" w:sz="0" w:space="0" w:color="000000"/>
@@ -3964,26 +4019,26 @@
         <w:trPr>
           <w:trHeight w:val="270" w:hRule="exact"/>
         </w:trPr>
-        body14
-        <w:tc>
-          <w:tcPr>
-            <w:tcBorders>
-              <w:bottom w:val="none" w:sz="0" w:space="0" w:color="000000"/>
-              <w:top w:val="none" w:sz="0" w:space="0" w:color="000000"/>
-              <w:left w:val="none" w:sz="0" w:space="0" w:color="000000"/>
-              <w:right w:val="none" w:sz="0" w:space="0" w:color="000000"/>
-            </w:tcBorders>
-            <w:shd w:val="clear" w:color="auto" w:fill="FFFFFF"/>
-            <w:tcMar>
-              <w:top w:w="0" w:type="dxa"/>
-              <w:bottom w:w="0" w:type="dxa"/>
-              <w:left w:w="0" w:type="dxa"/>
-              <w:right w:w="0" w:type="dxa"/>
-            </w:tcMar>
-            <w:vAlign w:val="center"/>
-          </w:tcPr>
-          <w:p>
-            <w:pPr>
+        <w:tc>
+          <w:tcPr>
+            <w:tcBorders>
+              <w:bottom w:val="none" w:sz="0" w:space="0" w:color="000000"/>
+              <w:top w:val="none" w:sz="0" w:space="0" w:color="000000"/>
+              <w:left w:val="none" w:sz="0" w:space="0" w:color="000000"/>
+              <w:right w:val="none" w:sz="0" w:space="0" w:color="000000"/>
+            </w:tcBorders>
+            <w:shd w:val="clear" w:color="auto" w:fill="FFFFFF"/>
+            <w:tcMar>
+              <w:top w:w="0" w:type="dxa"/>
+              <w:bottom w:w="0" w:type="dxa"/>
+              <w:left w:w="0" w:type="dxa"/>
+              <w:right w:w="0" w:type="dxa"/>
+            </w:tcMar>
+            <w:vAlign w:val="center"/>
+          </w:tcPr>
+          <w:p>
+            <w:pPr>
+              <w:pStyle w:val="Normal"/>
               <w:jc w:val="left"/>
               <w:pBdr>
                 <w:bottom w:val="none" w:sz="0" w:space="0" w:color="000000"/>
@@ -4038,6 +4093,7 @@
           </w:tcPr>
           <w:p>
             <w:pPr>
+              <w:pStyle w:val="Normal"/>
               <w:jc w:val="center"/>
               <w:pBdr>
                 <w:bottom w:val="none" w:sz="0" w:space="0" w:color="000000"/>
@@ -4092,6 +4148,7 @@
           </w:tcPr>
           <w:p>
             <w:pPr>
+              <w:pStyle w:val="Normal"/>
               <w:jc w:val="center"/>
               <w:pBdr>
                 <w:bottom w:val="none" w:sz="0" w:space="0" w:color="000000"/>
@@ -4146,6 +4203,7 @@
           </w:tcPr>
           <w:p>
             <w:pPr>
+              <w:pStyle w:val="Normal"/>
               <w:jc w:val="center"/>
               <w:pBdr>
                 <w:bottom w:val="none" w:sz="0" w:space="0" w:color="000000"/>
@@ -4200,6 +4258,7 @@
           </w:tcPr>
           <w:p>
             <w:pPr>
+              <w:pStyle w:val="Normal"/>
               <w:jc w:val="center"/>
               <w:pBdr>
                 <w:bottom w:val="none" w:sz="0" w:space="0" w:color="000000"/>
@@ -4254,6 +4313,7 @@
           </w:tcPr>
           <w:p>
             <w:pPr>
+              <w:pStyle w:val="Normal"/>
               <w:jc w:val="center"/>
               <w:pBdr>
                 <w:bottom w:val="none" w:sz="0" w:space="0" w:color="000000"/>
@@ -4294,26 +4354,26 @@
         <w:trPr>
           <w:trHeight w:val="270" w:hRule="exact"/>
         </w:trPr>
-        body15
-        <w:tc>
-          <w:tcPr>
-            <w:tcBorders>
-              <w:bottom w:val="none" w:sz="0" w:space="0" w:color="000000"/>
-              <w:top w:val="none" w:sz="0" w:space="0" w:color="000000"/>
-              <w:left w:val="none" w:sz="0" w:space="0" w:color="000000"/>
-              <w:right w:val="none" w:sz="0" w:space="0" w:color="000000"/>
-            </w:tcBorders>
-            <w:shd w:val="clear" w:color="auto" w:fill="FFFFFF"/>
-            <w:tcMar>
-              <w:top w:w="0" w:type="dxa"/>
-              <w:bottom w:w="0" w:type="dxa"/>
-              <w:left w:w="0" w:type="dxa"/>
-              <w:right w:w="0" w:type="dxa"/>
-            </w:tcMar>
-            <w:vAlign w:val="center"/>
-          </w:tcPr>
-          <w:p>
-            <w:pPr>
+        <w:tc>
+          <w:tcPr>
+            <w:tcBorders>
+              <w:bottom w:val="none" w:sz="0" w:space="0" w:color="000000"/>
+              <w:top w:val="none" w:sz="0" w:space="0" w:color="000000"/>
+              <w:left w:val="none" w:sz="0" w:space="0" w:color="000000"/>
+              <w:right w:val="none" w:sz="0" w:space="0" w:color="000000"/>
+            </w:tcBorders>
+            <w:shd w:val="clear" w:color="auto" w:fill="FFFFFF"/>
+            <w:tcMar>
+              <w:top w:w="0" w:type="dxa"/>
+              <w:bottom w:w="0" w:type="dxa"/>
+              <w:left w:w="0" w:type="dxa"/>
+              <w:right w:w="0" w:type="dxa"/>
+            </w:tcMar>
+            <w:vAlign w:val="center"/>
+          </w:tcPr>
+          <w:p>
+            <w:pPr>
+              <w:pStyle w:val="Normal"/>
               <w:jc w:val="left"/>
               <w:pBdr>
                 <w:bottom w:val="none" w:sz="0" w:space="0" w:color="000000"/>
@@ -4368,6 +4428,7 @@
           </w:tcPr>
           <w:p>
             <w:pPr>
+              <w:pStyle w:val="Normal"/>
               <w:jc w:val="center"/>
               <w:pBdr>
                 <w:bottom w:val="none" w:sz="0" w:space="0" w:color="000000"/>
@@ -4422,6 +4483,7 @@
           </w:tcPr>
           <w:p>
             <w:pPr>
+              <w:pStyle w:val="Normal"/>
               <w:jc w:val="center"/>
               <w:pBdr>
                 <w:bottom w:val="none" w:sz="0" w:space="0" w:color="000000"/>
@@ -4476,6 +4538,7 @@
           </w:tcPr>
           <w:p>
             <w:pPr>
+              <w:pStyle w:val="Normal"/>
               <w:jc w:val="center"/>
               <w:pBdr>
                 <w:bottom w:val="none" w:sz="0" w:space="0" w:color="000000"/>
@@ -4530,6 +4593,7 @@
           </w:tcPr>
           <w:p>
             <w:pPr>
+              <w:pStyle w:val="Normal"/>
               <w:jc w:val="center"/>
               <w:pBdr>
                 <w:bottom w:val="none" w:sz="0" w:space="0" w:color="000000"/>
@@ -4584,6 +4648,7 @@
           </w:tcPr>
           <w:p>
             <w:pPr>
+              <w:pStyle w:val="Normal"/>
               <w:jc w:val="center"/>
               <w:pBdr>
                 <w:bottom w:val="none" w:sz="0" w:space="0" w:color="000000"/>
@@ -4624,26 +4689,26 @@
         <w:trPr>
           <w:trHeight w:val="270" w:hRule="exact"/>
         </w:trPr>
-        body16
-        <w:tc>
-          <w:tcPr>
-            <w:tcBorders>
-              <w:bottom w:val="none" w:sz="0" w:space="0" w:color="000000"/>
-              <w:top w:val="none" w:sz="0" w:space="0" w:color="000000"/>
-              <w:left w:val="none" w:sz="0" w:space="0" w:color="000000"/>
-              <w:right w:val="none" w:sz="0" w:space="0" w:color="000000"/>
-            </w:tcBorders>
-            <w:shd w:val="clear" w:color="auto" w:fill="FFFFFF"/>
-            <w:tcMar>
-              <w:top w:w="0" w:type="dxa"/>
-              <w:bottom w:w="0" w:type="dxa"/>
-              <w:left w:w="0" w:type="dxa"/>
-              <w:right w:w="0" w:type="dxa"/>
-            </w:tcMar>
-            <w:vAlign w:val="center"/>
-          </w:tcPr>
-          <w:p>
-            <w:pPr>
+        <w:tc>
+          <w:tcPr>
+            <w:tcBorders>
+              <w:bottom w:val="none" w:sz="0" w:space="0" w:color="000000"/>
+              <w:top w:val="none" w:sz="0" w:space="0" w:color="000000"/>
+              <w:left w:val="none" w:sz="0" w:space="0" w:color="000000"/>
+              <w:right w:val="none" w:sz="0" w:space="0" w:color="000000"/>
+            </w:tcBorders>
+            <w:shd w:val="clear" w:color="auto" w:fill="FFFFFF"/>
+            <w:tcMar>
+              <w:top w:w="0" w:type="dxa"/>
+              <w:bottom w:w="0" w:type="dxa"/>
+              <w:left w:w="0" w:type="dxa"/>
+              <w:right w:w="0" w:type="dxa"/>
+            </w:tcMar>
+            <w:vAlign w:val="center"/>
+          </w:tcPr>
+          <w:p>
+            <w:pPr>
+              <w:pStyle w:val="Normal"/>
               <w:jc w:val="left"/>
               <w:pBdr>
                 <w:bottom w:val="none" w:sz="0" w:space="0" w:color="000000"/>
@@ -4698,6 +4763,7 @@
           </w:tcPr>
           <w:p>
             <w:pPr>
+              <w:pStyle w:val="Normal"/>
               <w:jc w:val="center"/>
               <w:pBdr>
                 <w:bottom w:val="none" w:sz="0" w:space="0" w:color="000000"/>
@@ -4752,6 +4818,7 @@
           </w:tcPr>
           <w:p>
             <w:pPr>
+              <w:pStyle w:val="Normal"/>
               <w:jc w:val="center"/>
               <w:pBdr>
                 <w:bottom w:val="none" w:sz="0" w:space="0" w:color="000000"/>
@@ -4806,6 +4873,7 @@
           </w:tcPr>
           <w:p>
             <w:pPr>
+              <w:pStyle w:val="Normal"/>
               <w:jc w:val="center"/>
               <w:pBdr>
                 <w:bottom w:val="none" w:sz="0" w:space="0" w:color="000000"/>
@@ -4860,6 +4928,7 @@
           </w:tcPr>
           <w:p>
             <w:pPr>
+              <w:pStyle w:val="Normal"/>
               <w:jc w:val="center"/>
               <w:pBdr>
                 <w:bottom w:val="none" w:sz="0" w:space="0" w:color="000000"/>
@@ -4914,6 +4983,7 @@
           </w:tcPr>
           <w:p>
             <w:pPr>
+              <w:pStyle w:val="Normal"/>
               <w:jc w:val="center"/>
               <w:pBdr>
                 <w:bottom w:val="none" w:sz="0" w:space="0" w:color="000000"/>
@@ -4954,26 +5024,26 @@
         <w:trPr>
           <w:trHeight w:val="270" w:hRule="exact"/>
         </w:trPr>
-        body17
-        <w:tc>
-          <w:tcPr>
-            <w:tcBorders>
-              <w:bottom w:val="none" w:sz="0" w:space="0" w:color="000000"/>
-              <w:top w:val="none" w:sz="0" w:space="0" w:color="000000"/>
-              <w:left w:val="none" w:sz="0" w:space="0" w:color="000000"/>
-              <w:right w:val="none" w:sz="0" w:space="0" w:color="000000"/>
-            </w:tcBorders>
-            <w:shd w:val="clear" w:color="auto" w:fill="FFFFFF"/>
-            <w:tcMar>
-              <w:top w:w="0" w:type="dxa"/>
-              <w:bottom w:w="0" w:type="dxa"/>
-              <w:left w:w="0" w:type="dxa"/>
-              <w:right w:w="0" w:type="dxa"/>
-            </w:tcMar>
-            <w:vAlign w:val="center"/>
-          </w:tcPr>
-          <w:p>
-            <w:pPr>
+        <w:tc>
+          <w:tcPr>
+            <w:tcBorders>
+              <w:bottom w:val="none" w:sz="0" w:space="0" w:color="000000"/>
+              <w:top w:val="none" w:sz="0" w:space="0" w:color="000000"/>
+              <w:left w:val="none" w:sz="0" w:space="0" w:color="000000"/>
+              <w:right w:val="none" w:sz="0" w:space="0" w:color="000000"/>
+            </w:tcBorders>
+            <w:shd w:val="clear" w:color="auto" w:fill="FFFFFF"/>
+            <w:tcMar>
+              <w:top w:w="0" w:type="dxa"/>
+              <w:bottom w:w="0" w:type="dxa"/>
+              <w:left w:w="0" w:type="dxa"/>
+              <w:right w:w="0" w:type="dxa"/>
+            </w:tcMar>
+            <w:vAlign w:val="center"/>
+          </w:tcPr>
+          <w:p>
+            <w:pPr>
+              <w:pStyle w:val="Normal"/>
               <w:jc w:val="left"/>
               <w:pBdr>
                 <w:bottom w:val="none" w:sz="0" w:space="0" w:color="000000"/>
@@ -5028,6 +5098,7 @@
           </w:tcPr>
           <w:p>
             <w:pPr>
+              <w:pStyle w:val="Normal"/>
               <w:jc w:val="center"/>
               <w:pBdr>
                 <w:bottom w:val="none" w:sz="0" w:space="0" w:color="000000"/>
@@ -5082,6 +5153,7 @@
           </w:tcPr>
           <w:p>
             <w:pPr>
+              <w:pStyle w:val="Normal"/>
               <w:jc w:val="center"/>
               <w:pBdr>
                 <w:bottom w:val="none" w:sz="0" w:space="0" w:color="000000"/>
@@ -5136,6 +5208,7 @@
           </w:tcPr>
           <w:p>
             <w:pPr>
+              <w:pStyle w:val="Normal"/>
               <w:jc w:val="center"/>
               <w:pBdr>
                 <w:bottom w:val="none" w:sz="0" w:space="0" w:color="000000"/>
@@ -5190,6 +5263,7 @@
           </w:tcPr>
           <w:p>
             <w:pPr>
+              <w:pStyle w:val="Normal"/>
               <w:jc w:val="center"/>
               <w:pBdr>
                 <w:bottom w:val="none" w:sz="0" w:space="0" w:color="000000"/>
@@ -5244,6 +5318,7 @@
           </w:tcPr>
           <w:p>
             <w:pPr>
+              <w:pStyle w:val="Normal"/>
               <w:jc w:val="center"/>
               <w:pBdr>
                 <w:bottom w:val="none" w:sz="0" w:space="0" w:color="000000"/>
@@ -5284,26 +5359,26 @@
         <w:trPr>
           <w:trHeight w:val="270" w:hRule="exact"/>
         </w:trPr>
-        body18
-        <w:tc>
-          <w:tcPr>
-            <w:tcBorders>
-              <w:bottom w:val="none" w:sz="0" w:space="0" w:color="000000"/>
-              <w:top w:val="none" w:sz="0" w:space="0" w:color="000000"/>
-              <w:left w:val="none" w:sz="0" w:space="0" w:color="000000"/>
-              <w:right w:val="none" w:sz="0" w:space="0" w:color="000000"/>
-            </w:tcBorders>
-            <w:shd w:val="clear" w:color="auto" w:fill="FFFFFF"/>
-            <w:tcMar>
-              <w:top w:w="0" w:type="dxa"/>
-              <w:bottom w:w="0" w:type="dxa"/>
-              <w:left w:w="0" w:type="dxa"/>
-              <w:right w:w="0" w:type="dxa"/>
-            </w:tcMar>
-            <w:vAlign w:val="center"/>
-          </w:tcPr>
-          <w:p>
-            <w:pPr>
+        <w:tc>
+          <w:tcPr>
+            <w:tcBorders>
+              <w:bottom w:val="none" w:sz="0" w:space="0" w:color="000000"/>
+              <w:top w:val="none" w:sz="0" w:space="0" w:color="000000"/>
+              <w:left w:val="none" w:sz="0" w:space="0" w:color="000000"/>
+              <w:right w:val="none" w:sz="0" w:space="0" w:color="000000"/>
+            </w:tcBorders>
+            <w:shd w:val="clear" w:color="auto" w:fill="FFFFFF"/>
+            <w:tcMar>
+              <w:top w:w="0" w:type="dxa"/>
+              <w:bottom w:w="0" w:type="dxa"/>
+              <w:left w:w="0" w:type="dxa"/>
+              <w:right w:w="0" w:type="dxa"/>
+            </w:tcMar>
+            <w:vAlign w:val="center"/>
+          </w:tcPr>
+          <w:p>
+            <w:pPr>
+              <w:pStyle w:val="Normal"/>
               <w:jc w:val="left"/>
               <w:pBdr>
                 <w:bottom w:val="none" w:sz="0" w:space="0" w:color="000000"/>
@@ -5358,6 +5433,7 @@
           </w:tcPr>
           <w:p>
             <w:pPr>
+              <w:pStyle w:val="Normal"/>
               <w:jc w:val="center"/>
               <w:pBdr>
                 <w:bottom w:val="none" w:sz="0" w:space="0" w:color="000000"/>
@@ -5412,6 +5488,7 @@
           </w:tcPr>
           <w:p>
             <w:pPr>
+              <w:pStyle w:val="Normal"/>
               <w:jc w:val="center"/>
               <w:pBdr>
                 <w:bottom w:val="none" w:sz="0" w:space="0" w:color="000000"/>
@@ -5466,6 +5543,7 @@
           </w:tcPr>
           <w:p>
             <w:pPr>
+              <w:pStyle w:val="Normal"/>
               <w:jc w:val="center"/>
               <w:pBdr>
                 <w:bottom w:val="none" w:sz="0" w:space="0" w:color="000000"/>
@@ -5520,6 +5598,7 @@
           </w:tcPr>
           <w:p>
             <w:pPr>
+              <w:pStyle w:val="Normal"/>
               <w:jc w:val="center"/>
               <w:pBdr>
                 <w:bottom w:val="none" w:sz="0" w:space="0" w:color="000000"/>
@@ -5574,6 +5653,7 @@
           </w:tcPr>
           <w:p>
             <w:pPr>
+              <w:pStyle w:val="Normal"/>
               <w:jc w:val="center"/>
               <w:pBdr>
                 <w:bottom w:val="none" w:sz="0" w:space="0" w:color="000000"/>
@@ -5614,26 +5694,26 @@
         <w:trPr>
           <w:trHeight w:val="270" w:hRule="exact"/>
         </w:trPr>
-        body19
-        <w:tc>
-          <w:tcPr>
-            <w:tcBorders>
-              <w:bottom w:val="none" w:sz="0" w:space="0" w:color="000000"/>
-              <w:top w:val="none" w:sz="0" w:space="0" w:color="000000"/>
-              <w:left w:val="none" w:sz="0" w:space="0" w:color="000000"/>
-              <w:right w:val="none" w:sz="0" w:space="0" w:color="000000"/>
-            </w:tcBorders>
-            <w:shd w:val="clear" w:color="auto" w:fill="FFFFFF"/>
-            <w:tcMar>
-              <w:top w:w="0" w:type="dxa"/>
-              <w:bottom w:w="0" w:type="dxa"/>
-              <w:left w:w="0" w:type="dxa"/>
-              <w:right w:w="0" w:type="dxa"/>
-            </w:tcMar>
-            <w:vAlign w:val="center"/>
-          </w:tcPr>
-          <w:p>
-            <w:pPr>
+        <w:tc>
+          <w:tcPr>
+            <w:tcBorders>
+              <w:bottom w:val="none" w:sz="0" w:space="0" w:color="000000"/>
+              <w:top w:val="none" w:sz="0" w:space="0" w:color="000000"/>
+              <w:left w:val="none" w:sz="0" w:space="0" w:color="000000"/>
+              <w:right w:val="none" w:sz="0" w:space="0" w:color="000000"/>
+            </w:tcBorders>
+            <w:shd w:val="clear" w:color="auto" w:fill="FFFFFF"/>
+            <w:tcMar>
+              <w:top w:w="0" w:type="dxa"/>
+              <w:bottom w:w="0" w:type="dxa"/>
+              <w:left w:w="0" w:type="dxa"/>
+              <w:right w:w="0" w:type="dxa"/>
+            </w:tcMar>
+            <w:vAlign w:val="center"/>
+          </w:tcPr>
+          <w:p>
+            <w:pPr>
+              <w:pStyle w:val="Normal"/>
               <w:jc w:val="left"/>
               <w:pBdr>
                 <w:bottom w:val="none" w:sz="0" w:space="0" w:color="000000"/>
@@ -5688,6 +5768,7 @@
           </w:tcPr>
           <w:p>
             <w:pPr>
+              <w:pStyle w:val="Normal"/>
               <w:jc w:val="center"/>
               <w:pBdr>
                 <w:bottom w:val="none" w:sz="0" w:space="0" w:color="000000"/>
@@ -5742,6 +5823,7 @@
           </w:tcPr>
           <w:p>
             <w:pPr>
+              <w:pStyle w:val="Normal"/>
               <w:jc w:val="center"/>
               <w:pBdr>
                 <w:bottom w:val="none" w:sz="0" w:space="0" w:color="000000"/>
@@ -5796,6 +5878,7 @@
           </w:tcPr>
           <w:p>
             <w:pPr>
+              <w:pStyle w:val="Normal"/>
               <w:jc w:val="center"/>
               <w:pBdr>
                 <w:bottom w:val="none" w:sz="0" w:space="0" w:color="000000"/>
@@ -5850,6 +5933,7 @@
           </w:tcPr>
           <w:p>
             <w:pPr>
+              <w:pStyle w:val="Normal"/>
               <w:jc w:val="center"/>
               <w:pBdr>
                 <w:bottom w:val="none" w:sz="0" w:space="0" w:color="000000"/>
@@ -5904,6 +5988,7 @@
           </w:tcPr>
           <w:p>
             <w:pPr>
+              <w:pStyle w:val="Normal"/>
               <w:jc w:val="center"/>
               <w:pBdr>
                 <w:bottom w:val="none" w:sz="0" w:space="0" w:color="000000"/>
@@ -5944,26 +6029,26 @@
         <w:trPr>
           <w:trHeight w:val="270" w:hRule="exact"/>
         </w:trPr>
-        body20
-        <w:tc>
-          <w:tcPr>
-            <w:tcBorders>
-              <w:bottom w:val="none" w:sz="0" w:space="0" w:color="000000"/>
-              <w:top w:val="none" w:sz="0" w:space="0" w:color="000000"/>
-              <w:left w:val="none" w:sz="0" w:space="0" w:color="000000"/>
-              <w:right w:val="none" w:sz="0" w:space="0" w:color="000000"/>
-            </w:tcBorders>
-            <w:shd w:val="clear" w:color="auto" w:fill="FFFFFF"/>
-            <w:tcMar>
-              <w:top w:w="0" w:type="dxa"/>
-              <w:bottom w:w="0" w:type="dxa"/>
-              <w:left w:w="0" w:type="dxa"/>
-              <w:right w:w="0" w:type="dxa"/>
-            </w:tcMar>
-            <w:vAlign w:val="center"/>
-          </w:tcPr>
-          <w:p>
-            <w:pPr>
+        <w:tc>
+          <w:tcPr>
+            <w:tcBorders>
+              <w:bottom w:val="none" w:sz="0" w:space="0" w:color="000000"/>
+              <w:top w:val="none" w:sz="0" w:space="0" w:color="000000"/>
+              <w:left w:val="none" w:sz="0" w:space="0" w:color="000000"/>
+              <w:right w:val="none" w:sz="0" w:space="0" w:color="000000"/>
+            </w:tcBorders>
+            <w:shd w:val="clear" w:color="auto" w:fill="FFFFFF"/>
+            <w:tcMar>
+              <w:top w:w="0" w:type="dxa"/>
+              <w:bottom w:w="0" w:type="dxa"/>
+              <w:left w:w="0" w:type="dxa"/>
+              <w:right w:w="0" w:type="dxa"/>
+            </w:tcMar>
+            <w:vAlign w:val="center"/>
+          </w:tcPr>
+          <w:p>
+            <w:pPr>
+              <w:pStyle w:val="Normal"/>
               <w:jc w:val="left"/>
               <w:pBdr>
                 <w:bottom w:val="none" w:sz="0" w:space="0" w:color="000000"/>
@@ -6018,6 +6103,7 @@
           </w:tcPr>
           <w:p>
             <w:pPr>
+              <w:pStyle w:val="Normal"/>
               <w:jc w:val="center"/>
               <w:pBdr>
                 <w:bottom w:val="none" w:sz="0" w:space="0" w:color="000000"/>
@@ -6072,6 +6158,7 @@
           </w:tcPr>
           <w:p>
             <w:pPr>
+              <w:pStyle w:val="Normal"/>
               <w:jc w:val="center"/>
               <w:pBdr>
                 <w:bottom w:val="none" w:sz="0" w:space="0" w:color="000000"/>
@@ -6126,6 +6213,7 @@
           </w:tcPr>
           <w:p>
             <w:pPr>
+              <w:pStyle w:val="Normal"/>
               <w:jc w:val="center"/>
               <w:pBdr>
                 <w:bottom w:val="none" w:sz="0" w:space="0" w:color="000000"/>
@@ -6180,6 +6268,7 @@
           </w:tcPr>
           <w:p>
             <w:pPr>
+              <w:pStyle w:val="Normal"/>
               <w:jc w:val="center"/>
               <w:pBdr>
                 <w:bottom w:val="none" w:sz="0" w:space="0" w:color="000000"/>
@@ -6234,6 +6323,7 @@
           </w:tcPr>
           <w:p>
             <w:pPr>
+              <w:pStyle w:val="Normal"/>
               <w:jc w:val="center"/>
               <w:pBdr>
                 <w:bottom w:val="none" w:sz="0" w:space="0" w:color="000000"/>
@@ -6274,26 +6364,26 @@
         <w:trPr>
           <w:trHeight w:val="270" w:hRule="exact"/>
         </w:trPr>
-        body21
-        <w:tc>
-          <w:tcPr>
-            <w:tcBorders>
-              <w:bottom w:val="none" w:sz="0" w:space="0" w:color="000000"/>
-              <w:top w:val="none" w:sz="0" w:space="0" w:color="000000"/>
-              <w:left w:val="none" w:sz="0" w:space="0" w:color="000000"/>
-              <w:right w:val="none" w:sz="0" w:space="0" w:color="000000"/>
-            </w:tcBorders>
-            <w:shd w:val="clear" w:color="auto" w:fill="FFFFFF"/>
-            <w:tcMar>
-              <w:top w:w="0" w:type="dxa"/>
-              <w:bottom w:w="0" w:type="dxa"/>
-              <w:left w:w="0" w:type="dxa"/>
-              <w:right w:w="0" w:type="dxa"/>
-            </w:tcMar>
-            <w:vAlign w:val="center"/>
-          </w:tcPr>
-          <w:p>
-            <w:pPr>
+        <w:tc>
+          <w:tcPr>
+            <w:tcBorders>
+              <w:bottom w:val="none" w:sz="0" w:space="0" w:color="000000"/>
+              <w:top w:val="none" w:sz="0" w:space="0" w:color="000000"/>
+              <w:left w:val="none" w:sz="0" w:space="0" w:color="000000"/>
+              <w:right w:val="none" w:sz="0" w:space="0" w:color="000000"/>
+            </w:tcBorders>
+            <w:shd w:val="clear" w:color="auto" w:fill="FFFFFF"/>
+            <w:tcMar>
+              <w:top w:w="0" w:type="dxa"/>
+              <w:bottom w:w="0" w:type="dxa"/>
+              <w:left w:w="0" w:type="dxa"/>
+              <w:right w:w="0" w:type="dxa"/>
+            </w:tcMar>
+            <w:vAlign w:val="center"/>
+          </w:tcPr>
+          <w:p>
+            <w:pPr>
+              <w:pStyle w:val="Normal"/>
               <w:jc w:val="left"/>
               <w:pBdr>
                 <w:bottom w:val="none" w:sz="0" w:space="0" w:color="000000"/>
@@ -6348,6 +6438,7 @@
           </w:tcPr>
           <w:p>
             <w:pPr>
+              <w:pStyle w:val="Normal"/>
               <w:jc w:val="center"/>
               <w:pBdr>
                 <w:bottom w:val="none" w:sz="0" w:space="0" w:color="000000"/>
@@ -6402,6 +6493,7 @@
           </w:tcPr>
           <w:p>
             <w:pPr>
+              <w:pStyle w:val="Normal"/>
               <w:jc w:val="center"/>
               <w:pBdr>
                 <w:bottom w:val="none" w:sz="0" w:space="0" w:color="000000"/>
@@ -6456,6 +6548,7 @@
           </w:tcPr>
           <w:p>
             <w:pPr>
+              <w:pStyle w:val="Normal"/>
               <w:jc w:val="center"/>
               <w:pBdr>
                 <w:bottom w:val="none" w:sz="0" w:space="0" w:color="000000"/>
@@ -6510,6 +6603,7 @@
           </w:tcPr>
           <w:p>
             <w:pPr>
+              <w:pStyle w:val="Normal"/>
               <w:jc w:val="center"/>
               <w:pBdr>
                 <w:bottom w:val="none" w:sz="0" w:space="0" w:color="000000"/>
@@ -6564,6 +6658,7 @@
           </w:tcPr>
           <w:p>
             <w:pPr>
+              <w:pStyle w:val="Normal"/>
               <w:jc w:val="center"/>
               <w:pBdr>
                 <w:bottom w:val="none" w:sz="0" w:space="0" w:color="000000"/>
@@ -6604,7 +6699,6 @@
         <w:trPr>
           <w:trHeight w:val="369" w:hRule="exact"/>
         </w:trPr>
-        body22
         <w:tc>
           <w:tcPr>
             <w:gridSpan w:val="6"/>
@@ -6625,6 +6719,7 @@
           </w:tcPr>
           <w:p>
             <w:pPr>
+              <w:pStyle w:val="Normal"/>
               <w:jc w:val="left"/>
               <w:pBdr>
                 <w:bottom w:val="none" w:sz="0" w:space="0" w:color="000000"/>
@@ -6665,7 +6760,6 @@
         <w:trPr>
           <w:trHeight w:val="270" w:hRule="exact"/>
         </w:trPr>
-        body23
         <w:tc>
           <w:tcPr>
             <w:tcBorders>
@@ -6685,6 +6779,7 @@
           </w:tcPr>
           <w:p>
             <w:pPr>
+              <w:pStyle w:val="Normal"/>
               <w:jc w:val="left"/>
               <w:pBdr>
                 <w:bottom w:val="none" w:sz="0" w:space="0" w:color="000000"/>
@@ -6739,6 +6834,7 @@
           </w:tcPr>
           <w:p>
             <w:pPr>
+              <w:pStyle w:val="Normal"/>
               <w:jc w:val="center"/>
               <w:pBdr>
                 <w:bottom w:val="none" w:sz="0" w:space="0" w:color="000000"/>
@@ -6793,6 +6889,7 @@
           </w:tcPr>
           <w:p>
             <w:pPr>
+              <w:pStyle w:val="Normal"/>
               <w:jc w:val="center"/>
               <w:pBdr>
                 <w:bottom w:val="none" w:sz="0" w:space="0" w:color="000000"/>
@@ -6847,6 +6944,7 @@
           </w:tcPr>
           <w:p>
             <w:pPr>
+              <w:pStyle w:val="Normal"/>
               <w:jc w:val="center"/>
               <w:pBdr>
                 <w:bottom w:val="none" w:sz="0" w:space="0" w:color="000000"/>
@@ -6901,6 +6999,7 @@
           </w:tcPr>
           <w:p>
             <w:pPr>
+              <w:pStyle w:val="Normal"/>
               <w:jc w:val="center"/>
               <w:pBdr>
                 <w:bottom w:val="none" w:sz="0" w:space="0" w:color="000000"/>
@@ -6955,6 +7054,7 @@
           </w:tcPr>
           <w:p>
             <w:pPr>
+              <w:pStyle w:val="Normal"/>
               <w:jc w:val="center"/>
               <w:pBdr>
                 <w:bottom w:val="none" w:sz="0" w:space="0" w:color="000000"/>
@@ -6995,26 +7095,26 @@
         <w:trPr>
           <w:trHeight w:val="270" w:hRule="exact"/>
         </w:trPr>
-        body24
-        <w:tc>
-          <w:tcPr>
-            <w:tcBorders>
-              <w:bottom w:val="none" w:sz="0" w:space="0" w:color="000000"/>
-              <w:top w:val="none" w:sz="0" w:space="0" w:color="000000"/>
-              <w:left w:val="none" w:sz="0" w:space="0" w:color="000000"/>
-              <w:right w:val="none" w:sz="0" w:space="0" w:color="000000"/>
-            </w:tcBorders>
-            <w:shd w:val="clear" w:color="auto" w:fill="FFFFFF"/>
-            <w:tcMar>
-              <w:top w:w="0" w:type="dxa"/>
-              <w:bottom w:w="0" w:type="dxa"/>
-              <w:left w:w="0" w:type="dxa"/>
-              <w:right w:w="0" w:type="dxa"/>
-            </w:tcMar>
-            <w:vAlign w:val="center"/>
-          </w:tcPr>
-          <w:p>
-            <w:pPr>
+        <w:tc>
+          <w:tcPr>
+            <w:tcBorders>
+              <w:bottom w:val="none" w:sz="0" w:space="0" w:color="000000"/>
+              <w:top w:val="none" w:sz="0" w:space="0" w:color="000000"/>
+              <w:left w:val="none" w:sz="0" w:space="0" w:color="000000"/>
+              <w:right w:val="none" w:sz="0" w:space="0" w:color="000000"/>
+            </w:tcBorders>
+            <w:shd w:val="clear" w:color="auto" w:fill="FFFFFF"/>
+            <w:tcMar>
+              <w:top w:w="0" w:type="dxa"/>
+              <w:bottom w:w="0" w:type="dxa"/>
+              <w:left w:w="0" w:type="dxa"/>
+              <w:right w:w="0" w:type="dxa"/>
+            </w:tcMar>
+            <w:vAlign w:val="center"/>
+          </w:tcPr>
+          <w:p>
+            <w:pPr>
+              <w:pStyle w:val="Normal"/>
               <w:jc w:val="left"/>
               <w:pBdr>
                 <w:bottom w:val="none" w:sz="0" w:space="0" w:color="000000"/>
@@ -7069,6 +7169,7 @@
           </w:tcPr>
           <w:p>
             <w:pPr>
+              <w:pStyle w:val="Normal"/>
               <w:jc w:val="center"/>
               <w:pBdr>
                 <w:bottom w:val="none" w:sz="0" w:space="0" w:color="000000"/>
@@ -7123,6 +7224,7 @@
           </w:tcPr>
           <w:p>
             <w:pPr>
+              <w:pStyle w:val="Normal"/>
               <w:jc w:val="center"/>
               <w:pBdr>
                 <w:bottom w:val="none" w:sz="0" w:space="0" w:color="000000"/>
@@ -7177,6 +7279,7 @@
           </w:tcPr>
           <w:p>
             <w:pPr>
+              <w:pStyle w:val="Normal"/>
               <w:jc w:val="center"/>
               <w:pBdr>
                 <w:bottom w:val="none" w:sz="0" w:space="0" w:color="000000"/>
@@ -7231,6 +7334,7 @@
           </w:tcPr>
           <w:p>
             <w:pPr>
+              <w:pStyle w:val="Normal"/>
               <w:jc w:val="center"/>
               <w:pBdr>
                 <w:bottom w:val="none" w:sz="0" w:space="0" w:color="000000"/>
@@ -7285,6 +7389,7 @@
           </w:tcPr>
           <w:p>
             <w:pPr>
+              <w:pStyle w:val="Normal"/>
               <w:jc w:val="center"/>
               <w:pBdr>
                 <w:bottom w:val="none" w:sz="0" w:space="0" w:color="000000"/>
@@ -7325,26 +7430,26 @@
         <w:trPr>
           <w:trHeight w:val="270" w:hRule="exact"/>
         </w:trPr>
-        body25
-        <w:tc>
-          <w:tcPr>
-            <w:tcBorders>
-              <w:bottom w:val="none" w:sz="0" w:space="0" w:color="000000"/>
-              <w:top w:val="none" w:sz="0" w:space="0" w:color="000000"/>
-              <w:left w:val="none" w:sz="0" w:space="0" w:color="000000"/>
-              <w:right w:val="none" w:sz="0" w:space="0" w:color="000000"/>
-            </w:tcBorders>
-            <w:shd w:val="clear" w:color="auto" w:fill="FFFFFF"/>
-            <w:tcMar>
-              <w:top w:w="0" w:type="dxa"/>
-              <w:bottom w:w="0" w:type="dxa"/>
-              <w:left w:w="0" w:type="dxa"/>
-              <w:right w:w="0" w:type="dxa"/>
-            </w:tcMar>
-            <w:vAlign w:val="center"/>
-          </w:tcPr>
-          <w:p>
-            <w:pPr>
+        <w:tc>
+          <w:tcPr>
+            <w:tcBorders>
+              <w:bottom w:val="none" w:sz="0" w:space="0" w:color="000000"/>
+              <w:top w:val="none" w:sz="0" w:space="0" w:color="000000"/>
+              <w:left w:val="none" w:sz="0" w:space="0" w:color="000000"/>
+              <w:right w:val="none" w:sz="0" w:space="0" w:color="000000"/>
+            </w:tcBorders>
+            <w:shd w:val="clear" w:color="auto" w:fill="FFFFFF"/>
+            <w:tcMar>
+              <w:top w:w="0" w:type="dxa"/>
+              <w:bottom w:w="0" w:type="dxa"/>
+              <w:left w:w="0" w:type="dxa"/>
+              <w:right w:w="0" w:type="dxa"/>
+            </w:tcMar>
+            <w:vAlign w:val="center"/>
+          </w:tcPr>
+          <w:p>
+            <w:pPr>
+              <w:pStyle w:val="Normal"/>
               <w:jc w:val="left"/>
               <w:pBdr>
                 <w:bottom w:val="none" w:sz="0" w:space="0" w:color="000000"/>
@@ -7399,6 +7504,7 @@
           </w:tcPr>
           <w:p>
             <w:pPr>
+              <w:pStyle w:val="Normal"/>
               <w:jc w:val="center"/>
               <w:pBdr>
                 <w:bottom w:val="none" w:sz="0" w:space="0" w:color="000000"/>
@@ -7453,6 +7559,7 @@
           </w:tcPr>
           <w:p>
             <w:pPr>
+              <w:pStyle w:val="Normal"/>
               <w:jc w:val="center"/>
               <w:pBdr>
                 <w:bottom w:val="none" w:sz="0" w:space="0" w:color="000000"/>
@@ -7507,6 +7614,7 @@
           </w:tcPr>
           <w:p>
             <w:pPr>
+              <w:pStyle w:val="Normal"/>
               <w:jc w:val="center"/>
               <w:pBdr>
                 <w:bottom w:val="none" w:sz="0" w:space="0" w:color="000000"/>
@@ -7561,6 +7669,7 @@
           </w:tcPr>
           <w:p>
             <w:pPr>
+              <w:pStyle w:val="Normal"/>
               <w:jc w:val="center"/>
               <w:pBdr>
                 <w:bottom w:val="none" w:sz="0" w:space="0" w:color="000000"/>
@@ -7615,6 +7724,7 @@
           </w:tcPr>
           <w:p>
             <w:pPr>
+              <w:pStyle w:val="Normal"/>
               <w:jc w:val="center"/>
               <w:pBdr>
                 <w:bottom w:val="none" w:sz="0" w:space="0" w:color="000000"/>
@@ -7655,26 +7765,26 @@
         <w:trPr>
           <w:trHeight w:val="270" w:hRule="exact"/>
         </w:trPr>
-        body26
-        <w:tc>
-          <w:tcPr>
-            <w:tcBorders>
-              <w:bottom w:val="none" w:sz="0" w:space="0" w:color="000000"/>
-              <w:top w:val="none" w:sz="0" w:space="0" w:color="000000"/>
-              <w:left w:val="none" w:sz="0" w:space="0" w:color="000000"/>
-              <w:right w:val="none" w:sz="0" w:space="0" w:color="000000"/>
-            </w:tcBorders>
-            <w:shd w:val="clear" w:color="auto" w:fill="FFFFFF"/>
-            <w:tcMar>
-              <w:top w:w="0" w:type="dxa"/>
-              <w:bottom w:w="0" w:type="dxa"/>
-              <w:left w:w="0" w:type="dxa"/>
-              <w:right w:w="0" w:type="dxa"/>
-            </w:tcMar>
-            <w:vAlign w:val="center"/>
-          </w:tcPr>
-          <w:p>
-            <w:pPr>
+        <w:tc>
+          <w:tcPr>
+            <w:tcBorders>
+              <w:bottom w:val="none" w:sz="0" w:space="0" w:color="000000"/>
+              <w:top w:val="none" w:sz="0" w:space="0" w:color="000000"/>
+              <w:left w:val="none" w:sz="0" w:space="0" w:color="000000"/>
+              <w:right w:val="none" w:sz="0" w:space="0" w:color="000000"/>
+            </w:tcBorders>
+            <w:shd w:val="clear" w:color="auto" w:fill="FFFFFF"/>
+            <w:tcMar>
+              <w:top w:w="0" w:type="dxa"/>
+              <w:bottom w:w="0" w:type="dxa"/>
+              <w:left w:w="0" w:type="dxa"/>
+              <w:right w:w="0" w:type="dxa"/>
+            </w:tcMar>
+            <w:vAlign w:val="center"/>
+          </w:tcPr>
+          <w:p>
+            <w:pPr>
+              <w:pStyle w:val="Normal"/>
               <w:jc w:val="left"/>
               <w:pBdr>
                 <w:bottom w:val="none" w:sz="0" w:space="0" w:color="000000"/>
@@ -7729,6 +7839,7 @@
           </w:tcPr>
           <w:p>
             <w:pPr>
+              <w:pStyle w:val="Normal"/>
               <w:jc w:val="center"/>
               <w:pBdr>
                 <w:bottom w:val="none" w:sz="0" w:space="0" w:color="000000"/>
@@ -7783,6 +7894,7 @@
           </w:tcPr>
           <w:p>
             <w:pPr>
+              <w:pStyle w:val="Normal"/>
               <w:jc w:val="center"/>
               <w:pBdr>
                 <w:bottom w:val="none" w:sz="0" w:space="0" w:color="000000"/>
@@ -7837,6 +7949,7 @@
           </w:tcPr>
           <w:p>
             <w:pPr>
+              <w:pStyle w:val="Normal"/>
               <w:jc w:val="center"/>
               <w:pBdr>
                 <w:bottom w:val="none" w:sz="0" w:space="0" w:color="000000"/>
@@ -7891,6 +8004,7 @@
           </w:tcPr>
           <w:p>
             <w:pPr>
+              <w:pStyle w:val="Normal"/>
               <w:jc w:val="center"/>
               <w:pBdr>
                 <w:bottom w:val="none" w:sz="0" w:space="0" w:color="000000"/>
@@ -7945,6 +8059,7 @@
           </w:tcPr>
           <w:p>
             <w:pPr>
+              <w:pStyle w:val="Normal"/>
               <w:jc w:val="center"/>
               <w:pBdr>
                 <w:bottom w:val="none" w:sz="0" w:space="0" w:color="000000"/>
